--- a/BIT4107 Logbook (1).docx
+++ b/BIT4107 Logbook (1).docx
@@ -1,6 +1,6 @@
 
 <file path=word/document.xml><?xml version="1.0" encoding="utf-8"?>
-<w:document xmlns:wpc="http://schemas.microsoft.com/office/word/2010/wordprocessingCanvas" xmlns:cx="http://schemas.microsoft.com/office/drawing/2014/chartex" xmlns:cx1="http://schemas.microsoft.com/office/drawing/2015/9/8/chartex" xmlns:cx2="http://schemas.microsoft.com/office/drawing/2015/10/21/chartex" xmlns:cx3="http://schemas.microsoft.com/office/drawing/2016/5/9/chartex" xmlns:cx4="http://schemas.microsoft.com/office/drawing/2016/5/10/chartex" xmlns:cx5="http://schemas.microsoft.com/office/drawing/2016/5/11/chartex" xmlns:cx6="http://schemas.microsoft.com/office/drawing/2016/5/12/chartex" xmlns:cx7="http://schemas.microsoft.com/office/drawing/2016/5/13/chartex" xmlns:cx8="http://schemas.microsoft.com/office/drawing/2016/5/14/chartex" xmlns:mc="http://schemas.openxmlformats.org/markup-compatibility/2006" xmlns:aink="http://schemas.microsoft.com/office/drawing/2016/ink" xmlns:am3d="http://schemas.microsoft.com/office/drawing/2017/model3d" xmlns:o="urn:schemas-microsoft-com:office:office" xmlns:oel="http://schemas.microsoft.com/office/2019/extlst" xmlns:r="http://schemas.openxmlformats.org/officeDocument/2006/relationships" xmlns:m="http://schemas.openxmlformats.org/officeDocument/2006/math" xmlns:v="urn:schemas-microsoft-com:vml" xmlns:wp14="http://schemas.microsoft.com/office/word/2010/wordprocessingDrawing" xmlns:wp="http://schemas.openxmlformats.org/drawingml/2006/wordprocessingDrawing" xmlns:w10="urn:schemas-microsoft-com:office:word" xmlns:w="http://schemas.openxmlformats.org/wordprocessingml/2006/main" xmlns:w14="http://schemas.microsoft.com/office/word/2010/wordml" xmlns:w15="http://schemas.microsoft.com/office/word/2012/wordml" xmlns:w16cex="http://schemas.microsoft.com/office/word/2018/wordml/cex" xmlns:w16cid="http://schemas.microsoft.com/office/word/2016/wordml/cid" xmlns:w16="http://schemas.microsoft.com/office/word/2018/wordml" xmlns:w16du="http://schemas.microsoft.com/office/word/2023/wordml/word16du" xmlns:w16sdtdh="http://schemas.microsoft.com/office/word/2020/wordml/sdtdatahash" xmlns:w16sdtfl="http://schemas.microsoft.com/office/word/2024/wordml/sdtformatlock" xmlns:w16se="http://schemas.microsoft.com/office/word/2015/wordml/symex" xmlns:wpg="http://schemas.microsoft.com/office/word/2010/wordprocessingGroup" xmlns:wpi="http://schemas.microsoft.com/office/word/2010/wordprocessingInk" xmlns:wne="http://schemas.microsoft.com/office/word/2006/wordml" xmlns:wps="http://schemas.microsoft.com/office/word/2010/wordprocessingShape" mc:Ignorable="w14 w15 w16se w16cid w16 w16cex w16sdtdh w16sdtfl w16du wp14">
+<w:document xmlns:wpc="http://schemas.microsoft.com/office/word/2010/wordprocessingCanvas" xmlns:cx="http://schemas.microsoft.com/office/drawing/2014/chartex" xmlns:cx1="http://schemas.microsoft.com/office/drawing/2015/9/8/chartex" xmlns:cx2="http://schemas.microsoft.com/office/drawing/2015/10/21/chartex" xmlns:cx3="http://schemas.microsoft.com/office/drawing/2016/5/9/chartex" xmlns:cx4="http://schemas.microsoft.com/office/drawing/2016/5/10/chartex" xmlns:cx5="http://schemas.microsoft.com/office/drawing/2016/5/11/chartex" xmlns:cx6="http://schemas.microsoft.com/office/drawing/2016/5/12/chartex" xmlns:cx7="http://schemas.microsoft.com/office/drawing/2016/5/13/chartex" xmlns:cx8="http://schemas.microsoft.com/office/drawing/2016/5/14/chartex" xmlns:mc="http://schemas.openxmlformats.org/markup-compatibility/2006" xmlns:aink="http://schemas.microsoft.com/office/drawing/2016/ink" xmlns:am3d="http://schemas.microsoft.com/office/drawing/2017/model3d" xmlns:o="urn:schemas-microsoft-com:office:office" xmlns:oel="http://schemas.microsoft.com/office/2019/extlst" xmlns:r="http://schemas.openxmlformats.org/officeDocument/2006/relationships" xmlns:m="http://schemas.openxmlformats.org/officeDocument/2006/math" xmlns:v="urn:schemas-microsoft-com:vml" xmlns:wp14="http://schemas.microsoft.com/office/word/2010/wordprocessingDrawing" xmlns:wp="http://schemas.openxmlformats.org/drawingml/2006/wordprocessingDrawing" xmlns:w10="urn:schemas-microsoft-com:office:word" xmlns:w="http://schemas.openxmlformats.org/wordprocessingml/2006/main" xmlns:w14="http://schemas.microsoft.com/office/word/2010/wordml" xmlns:w15="http://schemas.microsoft.com/office/word/2012/wordml" xmlns:w16cex="http://schemas.microsoft.com/office/word/2018/wordml/cex" xmlns:w16cid="http://schemas.microsoft.com/office/word/2016/wordml/cid" xmlns:w16="http://schemas.microsoft.com/office/word/2018/wordml" xmlns:w16du="http://schemas.microsoft.com/office/word/2023/wordml/word16du" xmlns:w16sdtdh="http://schemas.microsoft.com/office/word/2020/wordml/sdtdatahash" xmlns:w16sdtfl="http://schemas.microsoft.com/office/word/2024/wordml/sdtformatlock" xmlns:w16se="http://schemas.microsoft.com/office/word/2015/wordml/symex" xmlns:wpg="http://schemas.microsoft.com/office/word/2010/wordprocessingGroup" xmlns:wpi="http://schemas.microsoft.com/office/word/2010/wordprocessingInk" xmlns:wne="http://schemas.microsoft.com/office/word/2006/wordml" xmlns:wps="http://schemas.microsoft.com/office/word/2010/wordprocessingShape" xmlns:a="http://schemas.openxmlformats.org/drawingml/2006/main" xmlns:pic="http://schemas.openxmlformats.org/drawingml/2006/picture" xmlns:a14="http://schemas.microsoft.com/office/drawing/2010/main" mc:Ignorable="w14 w15 w16se w16cid w16 w16cex w16sdtdh w16sdtfl w16du wp14">
   <w:body>
     <w:p>
       <w:pPr>
@@ -94,7 +94,6 @@
         <w:pStyle w:val="Heading1"/>
       </w:pPr>
       <w:r>
-        <w:lastRenderedPageBreak/>
         <w:t>Instructions</w:t>
       </w:r>
     </w:p>
@@ -124,7 +123,6 @@
         <w:pStyle w:val="Heading1"/>
       </w:pPr>
       <w:r>
-        <w:lastRenderedPageBreak/>
         <w:t>Week 1: Introduction to Mobile Application Development</w:t>
       </w:r>
     </w:p>
@@ -139,10 +137,14 @@
     <w:p>
       <w:r>
         <w:br/>
+      </w:r>
+      <w:r>
         <w:t xml:space="preserve">only screenshots needed and labeling </w:t>
       </w:r>
       <w:r>
         <w:br/>
+      </w:r>
+      <w:r>
         <w:t>Screenshots/Evidence Attached (Yes/No)</w:t>
       </w:r>
       <w:r>
@@ -288,7 +290,6 @@
     </w:p>
     <w:p>
       <w:r>
-        <w:lastRenderedPageBreak/>
         <w:t>Personal Reflection</w:t>
       </w:r>
       <w:r>
@@ -503,7 +504,6 @@
           <w:szCs w:val="36"/>
           <w:u w:val="single"/>
         </w:rPr>
-        <w:lastRenderedPageBreak/>
         <w:t xml:space="preserve">Product screen </w:t>
       </w:r>
     </w:p>
@@ -717,7 +717,6 @@
           <w:sz w:val="36"/>
           <w:szCs w:val="36"/>
         </w:rPr>
-        <w:lastRenderedPageBreak/>
         <w:t>Week 3: User Interface Design</w:t>
       </w:r>
     </w:p>
@@ -933,7 +932,6 @@
           <w:noProof/>
           <w:u w:val="single"/>
         </w:rPr>
-        <w:lastRenderedPageBreak/>
         <w:drawing>
           <wp:inline distT="0" distB="0" distL="0" distR="0" wp14:anchorId="1BB7E335" wp14:editId="2F0C7C35">
             <wp:extent cx="3003550" cy="1641475"/>
@@ -1021,34 +1019,7 @@
     </w:p>
     <w:p>
       <w:pPr>
-        <w:rPr>
-          <w:u w:val="single"/>
-        </w:rPr>
-      </w:pPr>
-    </w:p>
-    <w:p>
-      <w:pPr>
-        <w:rPr>
-          <w:u w:val="single"/>
-        </w:rPr>
-      </w:pPr>
-    </w:p>
-    <w:p>
-      <w:pPr>
-        <w:rPr>
-          <w:u w:val="single"/>
-        </w:rPr>
-      </w:pPr>
-    </w:p>
-    <w:p>
-      <w:pPr>
-        <w:rPr>
-          <w:u w:val="single"/>
-        </w:rPr>
-      </w:pPr>
-    </w:p>
-    <w:p>
-      <w:pPr>
+        <w:pStyle w:val="Normal"/>
         <w:rPr>
           <w:u w:val="single"/>
         </w:rPr>
@@ -1092,7 +1063,6 @@
           <w:noProof/>
           <w:u w:val="single"/>
         </w:rPr>
-        <w:lastRenderedPageBreak/>
         <w:drawing>
           <wp:inline distT="0" distB="0" distL="0" distR="0" wp14:anchorId="20B12A62" wp14:editId="0B6B38A2">
             <wp:extent cx="4527550" cy="2336800"/>
@@ -1187,20 +1157,7 @@
     </w:p>
     <w:p>
       <w:pPr>
-        <w:rPr>
-          <w:u w:val="single"/>
-        </w:rPr>
-      </w:pPr>
-    </w:p>
-    <w:p>
-      <w:pPr>
-        <w:rPr>
-          <w:u w:val="single"/>
-        </w:rPr>
-      </w:pPr>
-    </w:p>
-    <w:p>
-      <w:pPr>
+        <w:pStyle w:val="Normal"/>
         <w:rPr>
           <w:u w:val="single"/>
         </w:rPr>
@@ -1217,7 +1174,6 @@
           <w:noProof/>
           <w:u w:val="single"/>
         </w:rPr>
-        <w:lastRenderedPageBreak/>
         <w:drawing>
           <wp:inline distT="0" distB="0" distL="0" distR="0" wp14:anchorId="419B37BD" wp14:editId="7AB62DDD">
             <wp:extent cx="3892550" cy="2265546"/>
@@ -1389,7 +1345,6 @@
           <w:noProof/>
           <w:u w:val="single"/>
         </w:rPr>
-        <w:lastRenderedPageBreak/>
         <w:drawing>
           <wp:inline distT="0" distB="0" distL="0" distR="0" wp14:anchorId="60E89B48" wp14:editId="5699FEFC">
             <wp:extent cx="4013200" cy="1562100"/>
@@ -1543,7 +1498,6 @@
     <w:p/>
     <w:p>
       <w:r>
-        <w:lastRenderedPageBreak/>
         <w:t>DELETE</w:t>
       </w:r>
     </w:p>
@@ -1618,7 +1572,6 @@
         <w:pStyle w:val="Heading1"/>
       </w:pPr>
       <w:r>
-        <w:lastRenderedPageBreak/>
         <w:t xml:space="preserve">Week </w:t>
       </w:r>
       <w:proofErr w:type="gramStart"/>
@@ -1760,7 +1713,6 @@
         <w:pStyle w:val="Heading1"/>
       </w:pPr>
       <w:r>
-        <w:lastRenderedPageBreak/>
         <w:t>Week 6:</w:t>
       </w:r>
       <w:r>
@@ -1823,69 +1775,26 @@
         <w:pStyle w:val="Heading1"/>
       </w:pPr>
       <w:r>
-        <w:rPr>
-          <w:noProof/>
-        </w:rPr>
+        <w:br/>
+      </w:r>
+      <w:r>
         <w:drawing>
-          <wp:inline distT="0" distB="0" distL="0" distR="0" wp14:anchorId="2CF5FFD8" wp14:editId="7A5490A1">
-            <wp:extent cx="3917950" cy="2387600"/>
-            <wp:effectExtent l="0" t="0" r="6350" b="0"/>
-            <wp:docPr id="1013463534" name="Picture 32"/>
-            <wp:cNvGraphicFramePr>
-              <a:graphicFrameLocks xmlns:a="http://schemas.openxmlformats.org/drawingml/2006/main" noChangeAspect="1"/>
-            </wp:cNvGraphicFramePr>
-            <a:graphic xmlns:a="http://schemas.openxmlformats.org/drawingml/2006/main">
-              <a:graphicData uri="http://schemas.openxmlformats.org/drawingml/2006/picture">
-                <pic:pic xmlns:pic="http://schemas.openxmlformats.org/drawingml/2006/picture">
-                  <pic:nvPicPr>
-                    <pic:cNvPr id="1013463534" name="Picture 1013463534"/>
-                    <pic:cNvPicPr/>
-                  </pic:nvPicPr>
-                  <pic:blipFill>
-                    <a:blip r:embed="rId29"/>
-                    <a:stretch>
-                      <a:fillRect/>
-                    </a:stretch>
-                  </pic:blipFill>
-                  <pic:spPr>
-                    <a:xfrm>
-                      <a:off x="0" y="0"/>
-                      <a:ext cx="3917950" cy="2387600"/>
-                    </a:xfrm>
-                    <a:prstGeom prst="rect">
-                      <a:avLst/>
-                    </a:prstGeom>
-                  </pic:spPr>
-                </pic:pic>
-              </a:graphicData>
-            </a:graphic>
-          </wp:inline>
-        </w:drawing>
-      </w:r>
-      <w:r>
-        <w:br/>
-      </w:r>
-      <w:r>
-        <w:rPr>
-          <w:noProof/>
-        </w:rPr>
-        <w:drawing>
-          <wp:inline distT="0" distB="0" distL="0" distR="0" wp14:anchorId="4FB8130E" wp14:editId="77395B67">
+          <wp:inline wp14:editId="01FE5503" wp14:anchorId="4FB8130E">
             <wp:extent cx="3898900" cy="2076147"/>
             <wp:effectExtent l="0" t="0" r="6350" b="635"/>
             <wp:docPr id="1296946491" name="Picture 33"/>
             <wp:cNvGraphicFramePr>
-              <a:graphicFrameLocks xmlns:a="http://schemas.openxmlformats.org/drawingml/2006/main" noChangeAspect="1"/>
+              <a:graphicFrameLocks noChangeAspect="1"/>
             </wp:cNvGraphicFramePr>
-            <a:graphic xmlns:a="http://schemas.openxmlformats.org/drawingml/2006/main">
-              <a:graphicData uri="http://schemas.openxmlformats.org/drawingml/2006/picture">
+            <a:graphic>
+              <a:graphicData xmlns:a="http://schemas.openxmlformats.org/drawingml/2006/main" uri="http://schemas.openxmlformats.org/drawingml/2006/picture">
                 <pic:pic xmlns:pic="http://schemas.openxmlformats.org/drawingml/2006/picture">
                   <pic:nvPicPr>
                     <pic:cNvPr id="1296946491" name="Picture 1296946491"/>
                     <pic:cNvPicPr/>
                   </pic:nvPicPr>
                   <pic:blipFill>
-                    <a:blip r:embed="rId30"/>
+                    <a:blip xmlns:r="http://schemas.openxmlformats.org/officeDocument/2006/relationships" r:embed="rId30"/>
                     <a:stretch>
                       <a:fillRect/>
                     </a:stretch>
@@ -1908,27 +1817,23 @@
     </w:p>
     <w:p>
       <w:r>
-        <w:rPr>
-          <w:noProof/>
-        </w:rPr>
-        <w:lastRenderedPageBreak/>
         <w:drawing>
-          <wp:inline distT="0" distB="0" distL="0" distR="0" wp14:anchorId="2A9C5B48" wp14:editId="44B3D705">
+          <wp:inline wp14:editId="61047D4F" wp14:anchorId="2A9C5B48">
             <wp:extent cx="3708400" cy="2366010"/>
             <wp:effectExtent l="0" t="0" r="6350" b="0"/>
             <wp:docPr id="1373657340" name="Picture 34"/>
             <wp:cNvGraphicFramePr>
-              <a:graphicFrameLocks xmlns:a="http://schemas.openxmlformats.org/drawingml/2006/main" noChangeAspect="1"/>
+              <a:graphicFrameLocks noChangeAspect="1"/>
             </wp:cNvGraphicFramePr>
-            <a:graphic xmlns:a="http://schemas.openxmlformats.org/drawingml/2006/main">
-              <a:graphicData uri="http://schemas.openxmlformats.org/drawingml/2006/picture">
+            <a:graphic>
+              <a:graphicData xmlns:a="http://schemas.openxmlformats.org/drawingml/2006/main" uri="http://schemas.openxmlformats.org/drawingml/2006/picture">
                 <pic:pic xmlns:pic="http://schemas.openxmlformats.org/drawingml/2006/picture">
                   <pic:nvPicPr>
                     <pic:cNvPr id="1373657340" name="Picture 1373657340"/>
                     <pic:cNvPicPr/>
                   </pic:nvPicPr>
                   <pic:blipFill>
-                    <a:blip r:embed="rId31"/>
+                    <a:blip xmlns:r="http://schemas.openxmlformats.org/officeDocument/2006/relationships" r:embed="rId31"/>
                     <a:stretch>
                       <a:fillRect/>
                     </a:stretch>
@@ -1952,9 +1857,58 @@
         <w:br/>
       </w:r>
       <w:r>
+        <w:drawing>
+          <wp:inline wp14:editId="7C083B1C" wp14:anchorId="1C57FEAC">
+            <wp:extent cx="3990975" cy="2381250"/>
+            <wp:effectExtent l="0" t="0" r="0" b="0"/>
+            <wp:docPr id="1602122433" name="drawing"/>
+            <wp:cNvGraphicFramePr>
+              <a:graphicFrameLocks noChangeAspect="1"/>
+            </wp:cNvGraphicFramePr>
+            <a:graphic>
+              <a:graphicData xmlns:a="http://schemas.openxmlformats.org/drawingml/2006/main" uri="http://schemas.openxmlformats.org/drawingml/2006/picture">
+                <pic:pic xmlns:pic="http://schemas.openxmlformats.org/drawingml/2006/picture">
+                  <pic:nvPicPr>
+                    <pic:cNvPr id="1602122433" name="Picture 1602122433"/>
+                    <pic:cNvPicPr/>
+                  </pic:nvPicPr>
+                  <pic:blipFill>
+                    <a:blip xmlns:r="http://schemas.openxmlformats.org/officeDocument/2006/relationships" r:embed="rId790307988">
+                      <a:extLst>
+                        <a:ext uri="{28A0092B-C50C-407E-A947-70E740481C1C}">
+                          <a14:useLocalDpi xmlns:a14="http://schemas.microsoft.com/office/drawing/2010/main"/>
+                        </a:ext>
+                      </a:extLst>
+                    </a:blip>
+                    <a:stretch>
+                      <a:fillRect/>
+                    </a:stretch>
+                  </pic:blipFill>
+                  <pic:spPr>
+                    <a:xfrm rot="0">
+                      <a:off x="0" y="0"/>
+                      <a:ext cx="3990975" cy="2381250"/>
+                    </a:xfrm>
+                    <a:prstGeom prst="rect">
+                      <a:avLst/>
+                    </a:prstGeom>
+                  </pic:spPr>
+                </pic:pic>
+              </a:graphicData>
+            </a:graphic>
+          </wp:inline>
+        </w:drawing>
+      </w:r>
+    </w:p>
+    <w:p>
+      <w:pPr>
+        <w:pStyle w:val="Normal"/>
+      </w:pPr>
+      <w:r>
         <w:br/>
       </w:r>
       <w:r>
+        <w:rPr/>
         <w:t>PERSONAL REFLECTON</w:t>
       </w:r>
     </w:p>
@@ -1991,39 +1945,487 @@
       <w:r>
         <w:br w:type="page"/>
       </w:r>
-      <w:r>
-        <w:lastRenderedPageBreak/>
+    </w:p>
+    <w:p>
+      <w:pPr>
+        <w:pStyle w:val="Heading1"/>
+      </w:pPr>
+      <w:r>
+        <w:rPr/>
+        <w:t>Week 7:  Project Planning Application Architecture</w:t>
+      </w:r>
+    </w:p>
+    <w:p>
+      <w:pPr>
+        <w:pStyle w:val="Normal"/>
+      </w:pPr>
+    </w:p>
+    <w:p>
+      <w:pPr>
+        <w:pStyle w:val="Normal"/>
+      </w:pPr>
+      <w:r>
+        <w:drawing>
+          <wp:inline wp14:editId="387F9F7B" wp14:anchorId="7F4459AE">
+            <wp:extent cx="5200917" cy="3499030"/>
+            <wp:effectExtent l="0" t="0" r="0" b="0"/>
+            <wp:docPr id="1964910641" name="drawing"/>
+            <wp:cNvGraphicFramePr>
+              <a:graphicFrameLocks noChangeAspect="1"/>
+            </wp:cNvGraphicFramePr>
+            <a:graphic>
+              <a:graphicData xmlns:a="http://schemas.openxmlformats.org/drawingml/2006/main" uri="http://schemas.openxmlformats.org/drawingml/2006/picture">
+                <pic:pic xmlns:pic="http://schemas.openxmlformats.org/drawingml/2006/picture">
+                  <pic:nvPicPr>
+                    <pic:cNvPr id="1964910641" name="Picture 1964910641"/>
+                    <pic:cNvPicPr/>
+                  </pic:nvPicPr>
+                  <pic:blipFill>
+                    <a:blip xmlns:r="http://schemas.openxmlformats.org/officeDocument/2006/relationships" r:embed="rId973944627">
+                      <a:extLst>
+                        <a:ext uri="{28A0092B-C50C-407E-A947-70E740481C1C}">
+                          <a14:useLocalDpi xmlns:a14="http://schemas.microsoft.com/office/drawing/2010/main"/>
+                        </a:ext>
+                      </a:extLst>
+                    </a:blip>
+                    <a:stretch>
+                      <a:fillRect/>
+                    </a:stretch>
+                  </pic:blipFill>
+                  <pic:spPr>
+                    <a:xfrm>
+                      <a:off x="0" y="0"/>
+                      <a:ext cx="5200917" cy="3499030"/>
+                    </a:xfrm>
+                    <a:prstGeom prst="rect">
+                      <a:avLst/>
+                    </a:prstGeom>
+                  </pic:spPr>
+                </pic:pic>
+              </a:graphicData>
+            </a:graphic>
+          </wp:inline>
+        </w:drawing>
+      </w:r>
+    </w:p>
+    <w:p>
+      <w:pPr>
+        <w:pStyle w:val="Normal"/>
+      </w:pPr>
+    </w:p>
+    <w:p>
+      <w:pPr>
+        <w:pStyle w:val="Normal"/>
+      </w:pPr>
+      <w:r>
+        <w:drawing>
+          <wp:inline wp14:editId="0F5485F3" wp14:anchorId="2512C624">
+            <wp:extent cx="4638675" cy="2009775"/>
+            <wp:effectExtent l="0" t="0" r="0" b="0"/>
+            <wp:docPr id="1252197750" name="drawing"/>
+            <wp:cNvGraphicFramePr>
+              <a:graphicFrameLocks noChangeAspect="1"/>
+            </wp:cNvGraphicFramePr>
+            <a:graphic>
+              <a:graphicData xmlns:a="http://schemas.openxmlformats.org/drawingml/2006/main" uri="http://schemas.openxmlformats.org/drawingml/2006/picture">
+                <pic:pic xmlns:pic="http://schemas.openxmlformats.org/drawingml/2006/picture">
+                  <pic:nvPicPr>
+                    <pic:cNvPr id="1252197750" name="Picture 1252197750"/>
+                    <pic:cNvPicPr/>
+                  </pic:nvPicPr>
+                  <pic:blipFill>
+                    <a:blip xmlns:r="http://schemas.openxmlformats.org/officeDocument/2006/relationships" r:embed="rId332495771">
+                      <a:extLst>
+                        <a:ext uri="{28A0092B-C50C-407E-A947-70E740481C1C}">
+                          <a14:useLocalDpi xmlns:a14="http://schemas.microsoft.com/office/drawing/2010/main"/>
+                        </a:ext>
+                      </a:extLst>
+                    </a:blip>
+                    <a:stretch>
+                      <a:fillRect/>
+                    </a:stretch>
+                  </pic:blipFill>
+                  <pic:spPr>
+                    <a:xfrm rot="0">
+                      <a:off x="0" y="0"/>
+                      <a:ext cx="4638675" cy="2009775"/>
+                    </a:xfrm>
+                    <a:prstGeom prst="rect">
+                      <a:avLst/>
+                    </a:prstGeom>
+                  </pic:spPr>
+                </pic:pic>
+              </a:graphicData>
+            </a:graphic>
+          </wp:inline>
+        </w:drawing>
+      </w:r>
+    </w:p>
+    <w:p>
+      <w:pPr>
+        <w:pStyle w:val="Normal"/>
+      </w:pPr>
+    </w:p>
+    <w:p>
+      <w:pPr>
+        <w:pStyle w:val="Normal"/>
+      </w:pPr>
+    </w:p>
+    <w:p>
+      <w:r>
+        <w:drawing>
+          <wp:inline wp14:editId="074F5A08" wp14:anchorId="4CDC0478">
+            <wp:extent cx="5143500" cy="2990850"/>
+            <wp:effectExtent l="0" t="0" r="0" b="0"/>
+            <wp:docPr id="246189679" name="drawing"/>
+            <wp:cNvGraphicFramePr>
+              <a:graphicFrameLocks noChangeAspect="1"/>
+            </wp:cNvGraphicFramePr>
+            <a:graphic>
+              <a:graphicData xmlns:a="http://schemas.openxmlformats.org/drawingml/2006/main" uri="http://schemas.openxmlformats.org/drawingml/2006/picture">
+                <pic:pic xmlns:pic="http://schemas.openxmlformats.org/drawingml/2006/picture">
+                  <pic:nvPicPr>
+                    <pic:cNvPr id="246189679" name="Picture 246189679"/>
+                    <pic:cNvPicPr/>
+                  </pic:nvPicPr>
+                  <pic:blipFill>
+                    <a:blip xmlns:r="http://schemas.openxmlformats.org/officeDocument/2006/relationships" r:embed="rId1138107853">
+                      <a:extLst>
+                        <a:ext uri="{28A0092B-C50C-407E-A947-70E740481C1C}">
+                          <a14:useLocalDpi xmlns:a14="http://schemas.microsoft.com/office/drawing/2010/main"/>
+                        </a:ext>
+                      </a:extLst>
+                    </a:blip>
+                    <a:stretch>
+                      <a:fillRect/>
+                    </a:stretch>
+                  </pic:blipFill>
+                  <pic:spPr>
+                    <a:xfrm rot="0">
+                      <a:off x="0" y="0"/>
+                      <a:ext cx="5143500" cy="2990850"/>
+                    </a:xfrm>
+                    <a:prstGeom prst="rect">
+                      <a:avLst/>
+                    </a:prstGeom>
+                  </pic:spPr>
+                </pic:pic>
+              </a:graphicData>
+            </a:graphic>
+          </wp:inline>
+        </w:drawing>
+      </w:r>
+      <w:r>
         <w:br/>
       </w:r>
       <w:r>
         <w:br/>
       </w:r>
-    </w:p>
-    <w:p/>
+      <w:r>
+        <w:drawing>
+          <wp:inline wp14:editId="46863119" wp14:anchorId="613FAE35">
+            <wp:extent cx="5010150" cy="2495550"/>
+            <wp:effectExtent l="0" t="0" r="0" b="0"/>
+            <wp:docPr id="1269333527" name="drawing"/>
+            <wp:cNvGraphicFramePr>
+              <a:graphicFrameLocks noChangeAspect="1"/>
+            </wp:cNvGraphicFramePr>
+            <a:graphic>
+              <a:graphicData xmlns:a="http://schemas.openxmlformats.org/drawingml/2006/main" uri="http://schemas.openxmlformats.org/drawingml/2006/picture">
+                <pic:pic xmlns:pic="http://schemas.openxmlformats.org/drawingml/2006/picture">
+                  <pic:nvPicPr>
+                    <pic:cNvPr id="1269333527" name="Picture 1269333527"/>
+                    <pic:cNvPicPr/>
+                  </pic:nvPicPr>
+                  <pic:blipFill>
+                    <a:blip xmlns:r="http://schemas.openxmlformats.org/officeDocument/2006/relationships" r:embed="rId962812186">
+                      <a:extLst>
+                        <a:ext uri="{28A0092B-C50C-407E-A947-70E740481C1C}">
+                          <a14:useLocalDpi xmlns:a14="http://schemas.microsoft.com/office/drawing/2010/main"/>
+                        </a:ext>
+                      </a:extLst>
+                    </a:blip>
+                    <a:stretch>
+                      <a:fillRect/>
+                    </a:stretch>
+                  </pic:blipFill>
+                  <pic:spPr>
+                    <a:xfrm rot="0">
+                      <a:off x="0" y="0"/>
+                      <a:ext cx="5010150" cy="2495550"/>
+                    </a:xfrm>
+                    <a:prstGeom prst="rect">
+                      <a:avLst/>
+                    </a:prstGeom>
+                  </pic:spPr>
+                </pic:pic>
+              </a:graphicData>
+            </a:graphic>
+          </wp:inline>
+        </w:drawing>
+      </w:r>
+    </w:p>
+    <w:p/>
+    <w:p>
+      <w:pPr>
+        <w:pStyle w:val="Normal"/>
+      </w:pPr>
+      <w:r>
+        <w:drawing>
+          <wp:inline wp14:editId="6727CE2E" wp14:anchorId="641853F2">
+            <wp:extent cx="4486275" cy="1800225"/>
+            <wp:effectExtent l="0" t="0" r="0" b="0"/>
+            <wp:docPr id="564255827" name="drawing"/>
+            <wp:cNvGraphicFramePr>
+              <a:graphicFrameLocks noChangeAspect="1"/>
+            </wp:cNvGraphicFramePr>
+            <a:graphic>
+              <a:graphicData xmlns:a="http://schemas.openxmlformats.org/drawingml/2006/main" uri="http://schemas.openxmlformats.org/drawingml/2006/picture">
+                <pic:pic xmlns:pic="http://schemas.openxmlformats.org/drawingml/2006/picture">
+                  <pic:nvPicPr>
+                    <pic:cNvPr id="1032251600" name="Picture 1032251600"/>
+                    <pic:cNvPicPr/>
+                  </pic:nvPicPr>
+                  <pic:blipFill>
+                    <a:blip xmlns:r="http://schemas.openxmlformats.org/officeDocument/2006/relationships" r:embed="rId609209254">
+                      <a:extLst>
+                        <a:ext uri="{28A0092B-C50C-407E-A947-70E740481C1C}">
+                          <a14:useLocalDpi xmlns:a14="http://schemas.microsoft.com/office/drawing/2010/main"/>
+                        </a:ext>
+                      </a:extLst>
+                    </a:blip>
+                    <a:stretch>
+                      <a:fillRect/>
+                    </a:stretch>
+                  </pic:blipFill>
+                  <pic:spPr>
+                    <a:xfrm rot="0">
+                      <a:off x="0" y="0"/>
+                      <a:ext cx="4486275" cy="1800225"/>
+                    </a:xfrm>
+                    <a:prstGeom prst="rect">
+                      <a:avLst/>
+                    </a:prstGeom>
+                  </pic:spPr>
+                </pic:pic>
+              </a:graphicData>
+            </a:graphic>
+          </wp:inline>
+        </w:drawing>
+      </w:r>
+    </w:p>
+    <w:p>
+      <w:pPr>
+        <w:pStyle w:val="Heading2"/>
+      </w:pPr>
+    </w:p>
     <w:p>
       <w:r>
         <w:br/>
       </w:r>
-    </w:p>
-    <w:p>
-      <w:pPr>
+      <w:r>
+        <w:br/>
+      </w:r>
+      <w:r>
+        <w:drawing>
+          <wp:inline wp14:editId="55E46A4F" wp14:anchorId="23557D2D">
+            <wp:extent cx="4495800" cy="1685925"/>
+            <wp:effectExtent l="0" t="0" r="0" b="0"/>
+            <wp:docPr id="158555029" name="drawing"/>
+            <wp:cNvGraphicFramePr>
+              <a:graphicFrameLocks noChangeAspect="1"/>
+            </wp:cNvGraphicFramePr>
+            <a:graphic>
+              <a:graphicData xmlns:a="http://schemas.openxmlformats.org/drawingml/2006/main" uri="http://schemas.openxmlformats.org/drawingml/2006/picture">
+                <pic:pic xmlns:pic="http://schemas.openxmlformats.org/drawingml/2006/picture">
+                  <pic:nvPicPr>
+                    <pic:cNvPr id="158555029" name="Picture 158555029"/>
+                    <pic:cNvPicPr/>
+                  </pic:nvPicPr>
+                  <pic:blipFill>
+                    <a:blip xmlns:r="http://schemas.openxmlformats.org/officeDocument/2006/relationships" r:embed="rId187506356">
+                      <a:extLst>
+                        <a:ext uri="{28A0092B-C50C-407E-A947-70E740481C1C}">
+                          <a14:useLocalDpi xmlns:a14="http://schemas.microsoft.com/office/drawing/2010/main"/>
+                        </a:ext>
+                      </a:extLst>
+                    </a:blip>
+                    <a:stretch>
+                      <a:fillRect/>
+                    </a:stretch>
+                  </pic:blipFill>
+                  <pic:spPr>
+                    <a:xfrm rot="0">
+                      <a:off x="0" y="0"/>
+                      <a:ext cx="4495800" cy="1685925"/>
+                    </a:xfrm>
+                    <a:prstGeom prst="rect">
+                      <a:avLst/>
+                    </a:prstGeom>
+                  </pic:spPr>
+                </pic:pic>
+              </a:graphicData>
+            </a:graphic>
+          </wp:inline>
+        </w:drawing>
+      </w:r>
+      <w:r>
+        <w:br/>
+      </w:r>
+    </w:p>
+    <w:p>
+      <w:r>
+        <w:drawing>
+          <wp:inline wp14:editId="65536DFB" wp14:anchorId="6CED3986">
+            <wp:extent cx="4362673" cy="2526548"/>
+            <wp:effectExtent l="0" t="0" r="0" b="0"/>
+            <wp:docPr id="117169700" name="drawing"/>
+            <wp:cNvGraphicFramePr>
+              <a:graphicFrameLocks noChangeAspect="1"/>
+            </wp:cNvGraphicFramePr>
+            <a:graphic>
+              <a:graphicData xmlns:a="http://schemas.openxmlformats.org/drawingml/2006/main" uri="http://schemas.openxmlformats.org/drawingml/2006/picture">
+                <pic:pic xmlns:pic="http://schemas.openxmlformats.org/drawingml/2006/picture">
+                  <pic:nvPicPr>
+                    <pic:cNvPr id="117169700" name="Picture 117169700"/>
+                    <pic:cNvPicPr/>
+                  </pic:nvPicPr>
+                  <pic:blipFill>
+                    <a:blip xmlns:r="http://schemas.openxmlformats.org/officeDocument/2006/relationships" r:embed="rId1079992097">
+                      <a:extLst>
+                        <a:ext uri="{28A0092B-C50C-407E-A947-70E740481C1C}">
+                          <a14:useLocalDpi xmlns:a14="http://schemas.microsoft.com/office/drawing/2010/main"/>
+                        </a:ext>
+                      </a:extLst>
+                    </a:blip>
+                    <a:stretch>
+                      <a:fillRect/>
+                    </a:stretch>
+                  </pic:blipFill>
+                  <pic:spPr>
+                    <a:xfrm rot="0">
+                      <a:off x="0" y="0"/>
+                      <a:ext cx="4362673" cy="2526548"/>
+                    </a:xfrm>
+                    <a:prstGeom prst="rect">
+                      <a:avLst/>
+                    </a:prstGeom>
+                  </pic:spPr>
+                </pic:pic>
+              </a:graphicData>
+            </a:graphic>
+          </wp:inline>
+        </w:drawing>
+      </w:r>
+    </w:p>
+    <w:p>
+      <w:r>
+        <w:rPr/>
+        <w:t>Personal reflection</w:t>
+      </w:r>
+    </w:p>
+    <w:p>
+      <w:pPr>
+        <w:pStyle w:val="Normal"/>
+      </w:pPr>
+      <w:r>
         <w:rPr>
-          <w:b/>
-          <w:bCs/>
+          <w:rFonts w:ascii="Cambria" w:hAnsi="Cambria" w:eastAsia="Cambria" w:cs="Cambria"/>
+          <w:noProof w:val="0"/>
+          <w:sz w:val="22"/>
+          <w:szCs w:val="22"/>
+          <w:lang w:val="en-US"/>
         </w:rPr>
-      </w:pPr>
+        <w:t>I</w:t>
+      </w:r>
       <w:r>
         <w:rPr>
-          <w:b/>
-          <w:bCs/>
+          <w:rFonts w:ascii="Cambria" w:hAnsi="Cambria" w:eastAsia="Cambria" w:cs="Cambria"/>
+          <w:noProof w:val="0"/>
+          <w:sz w:val="22"/>
+          <w:szCs w:val="22"/>
+          <w:lang w:val="en-US"/>
         </w:rPr>
-        <w:t>Week 7: Application Architecture</w:t>
+        <w:t xml:space="preserve">mproved my understanding of application architecture, especially system structure and </w:t>
+      </w:r>
+      <w:r>
+        <w:rPr>
+          <w:rFonts w:ascii="Cambria" w:hAnsi="Cambria" w:eastAsia="Cambria" w:cs="Cambria"/>
+          <w:noProof w:val="0"/>
+          <w:sz w:val="22"/>
+          <w:szCs w:val="22"/>
+          <w:lang w:val="en-US"/>
+        </w:rPr>
+        <w:t>component</w:t>
+      </w:r>
+      <w:r>
+        <w:rPr>
+          <w:rFonts w:ascii="Cambria" w:hAnsi="Cambria" w:eastAsia="Cambria" w:cs="Cambria"/>
+          <w:noProof w:val="0"/>
+          <w:sz w:val="22"/>
+          <w:szCs w:val="22"/>
+          <w:lang w:val="en-US"/>
+        </w:rPr>
+        <w:t xml:space="preserve"> interaction. I learned how frontend, backend, and data layers connect. I still need more practice in designing clear architecture diagrams and improving system planning skills.</w:t>
+      </w:r>
+    </w:p>
+    <w:p>
+      <w:r>
+        <w:br w:type="page"/>
+      </w:r>
+    </w:p>
+    <w:p>
+      <w:pPr>
+        <w:pStyle w:val="Heading1"/>
+      </w:pPr>
+      <w:r>
+        <w:t>Week 8:  Project Planning</w:t>
+      </w:r>
+    </w:p>
+    <w:p>
+      <w:r>
+        <w:br/>
+      </w:r>
+      <w:r>
+        <w:br/>
+      </w:r>
+      <w:r>
+        <w:br/>
       </w:r>
     </w:p>
     <w:p>
       <w:pPr>
         <w:pStyle w:val="Heading2"/>
       </w:pPr>
+    </w:p>
+    <w:p>
+      <w:r>
+        <w:br/>
+      </w:r>
+      <w:r>
+        <w:br/>
+      </w:r>
+      <w:r>
+        <w:br/>
+      </w:r>
+    </w:p>
+    <w:p>
+      <w:r>
+        <w:br w:type="page"/>
+      </w:r>
+    </w:p>
+    <w:p>
+      <w:pPr>
+        <w:pStyle w:val="Heading1"/>
+      </w:pPr>
+      <w:r>
+        <w:t>Week 9: Device Features and Sensors</w:t>
+      </w:r>
+    </w:p>
+    <w:p>
+      <w:pPr>
+        <w:pStyle w:val="Heading2"/>
+      </w:pPr>
       <w:r>
         <w:t>Same as week 1</w:t>
       </w:r>
@@ -2037,17 +2439,41 @@
       </w:r>
     </w:p>
     <w:p>
+      <w:pPr>
+        <w:pStyle w:val="Heading2"/>
+      </w:pPr>
+    </w:p>
+    <w:p>
       <w:r>
         <w:br/>
       </w:r>
       <w:r>
         <w:br/>
       </w:r>
+      <w:r>
+        <w:br/>
+      </w:r>
+    </w:p>
+    <w:p>
+      <w:r>
+        <w:br w:type="page"/>
+      </w:r>
+    </w:p>
+    <w:p>
+      <w:pPr>
+        <w:pStyle w:val="Heading1"/>
+      </w:pPr>
+      <w:r>
+        <w:t>Week 10: Notifications and Background Services</w:t>
+      </w:r>
     </w:p>
     <w:p>
       <w:pPr>
         <w:pStyle w:val="Heading2"/>
       </w:pPr>
+      <w:r>
+        <w:t>Same as week 1</w:t>
+      </w:r>
     </w:p>
     <w:p>
       <w:r>
@@ -2062,6 +2488,30 @@
     </w:p>
     <w:p>
       <w:r>
+        <w:br/>
+      </w:r>
+      <w:r>
+        <w:br/>
+      </w:r>
+    </w:p>
+    <w:p>
+      <w:pPr>
+        <w:pStyle w:val="Heading2"/>
+      </w:pPr>
+    </w:p>
+    <w:p>
+      <w:r>
+        <w:br/>
+      </w:r>
+      <w:r>
+        <w:br/>
+      </w:r>
+      <w:r>
+        <w:br/>
+      </w:r>
+    </w:p>
+    <w:p>
+      <w:r>
         <w:br w:type="page"/>
       </w:r>
     </w:p>
@@ -2070,8 +2520,15 @@
         <w:pStyle w:val="Heading1"/>
       </w:pPr>
       <w:r>
-        <w:lastRenderedPageBreak/>
-        <w:t>Week 8:  Project Planning</w:t>
+        <w:t>Week 11: Mobile Security</w:t>
+      </w:r>
+    </w:p>
+    <w:p>
+      <w:pPr>
+        <w:pStyle w:val="Heading2"/>
+      </w:pPr>
+      <w:r>
+        <w:t>Same as week 1</w:t>
       </w:r>
     </w:p>
     <w:p>
@@ -2085,10 +2542,22 @@
         <w:br/>
       </w:r>
     </w:p>
+    <w:p/>
+    <w:p>
+      <w:pPr>
+        <w:pStyle w:val="Heading1"/>
+      </w:pPr>
+      <w:r>
+        <w:t>Week 12: Testing and Debugging</w:t>
+      </w:r>
+    </w:p>
     <w:p>
       <w:pPr>
         <w:pStyle w:val="Heading2"/>
       </w:pPr>
+      <w:r>
+        <w:t>Same as week 1</w:t>
+      </w:r>
     </w:p>
     <w:p>
       <w:r>
@@ -2101,6 +2570,367 @@
         <w:br/>
       </w:r>
     </w:p>
+    <w:p/>
+    <w:p>
+      <w:pPr>
+        <w:pStyle w:val="Heading1"/>
+      </w:pPr>
+      <w:r>
+        <w:t>Week 13: Application Deployment</w:t>
+      </w:r>
+    </w:p>
+    <w:p>
+      <w:pPr>
+        <w:pStyle w:val="Heading2"/>
+      </w:pPr>
+      <w:r>
+        <w:t>Same as week 1</w:t>
+      </w:r>
+    </w:p>
+    <w:p>
+      <w:r>
+        <w:br/>
+      </w:r>
+      <w:r>
+        <w:br/>
+      </w:r>
+      <w:r>
+        <w:br/>
+      </w:r>
+    </w:p>
+    <w:p/>
+    <w:p>
+      <w:pPr>
+        <w:pStyle w:val="Heading1"/>
+      </w:pPr>
+      <w:r>
+        <w:t>Week 14: Final Project Presentation</w:t>
+      </w:r>
+    </w:p>
+    <w:p>
+      <w:pPr>
+        <w:pStyle w:val="Heading2"/>
+      </w:pPr>
+      <w:r>
+        <w:t>Same as week 1</w:t>
+      </w:r>
+    </w:p>
+    <w:p>
+      <w:r>
+        <w:br/>
+      </w:r>
+      <w:r>
+        <w:br/>
+      </w:r>
+      <w:r>
+        <w:br/>
+      </w:r>
+    </w:p>
+    <w:p/>
+    <w:p>
+      <w:pPr>
+        <w:pStyle w:val="Heading1"/>
+      </w:pPr>
+      <w:r>
+        <w:t>Semester Project Tracking</w:t>
+      </w:r>
+    </w:p>
+    <w:p>
+      <w:pPr>
+        <w:pStyle w:val="Heading2"/>
+      </w:pPr>
+      <w:r>
+        <w:t>Project Title</w:t>
+      </w:r>
+    </w:p>
+    <w:p>
+      <w:r>
+        <w:br/>
+      </w:r>
+      <w:r>
+        <w:br/>
+      </w:r>
+    </w:p>
+    <w:p>
+      <w:pPr>
+        <w:pStyle w:val="Heading2"/>
+      </w:pPr>
+      <w:r>
+        <w:t>Project Objectives</w:t>
+      </w:r>
+    </w:p>
+    <w:p>
+      <w:r>
+        <w:br/>
+      </w:r>
+      <w:r>
+        <w:br/>
+      </w:r>
+    </w:p>
+    <w:p>
+      <w:pPr>
+        <w:pStyle w:val="Heading2"/>
+      </w:pPr>
+      <w:r>
+        <w:t>Project Requirements</w:t>
+      </w:r>
+    </w:p>
+    <w:p>
+      <w:r>
+        <w:br/>
+      </w:r>
+      <w:r>
+        <w:br/>
+      </w:r>
+    </w:p>
+    <w:p>
+      <w:pPr>
+        <w:pStyle w:val="Heading2"/>
+      </w:pPr>
+      <w:r>
+        <w:t>Development Milestones</w:t>
+      </w:r>
+    </w:p>
+    <w:p>
+      <w:r>
+        <w:br/>
+      </w:r>
+      <w:r>
+        <w:br/>
+      </w:r>
+    </w:p>
+    <w:p>
+      <w:pPr>
+        <w:pStyle w:val="Heading2"/>
+      </w:pPr>
+      <w:r>
+        <w:t>Testing Results</w:t>
+      </w:r>
+    </w:p>
+    <w:p>
+      <w:r>
+        <w:br/>
+      </w:r>
+      <w:r>
+        <w:br/>
+      </w:r>
+    </w:p>
+    <w:p>
+      <w:pPr>
+        <w:pStyle w:val="Heading2"/>
+      </w:pPr>
+      <w:r>
+        <w:t>Lessons Learned</w:t>
+      </w:r>
+    </w:p>
+    <w:p>
+      <w:r>
+        <w:br/>
+      </w:r>
+      <w:r>
+        <w:br/>
+      </w:r>
+    </w:p>
+    <w:p>
+      <w:pPr>
+        <w:pStyle w:val="Heading2"/>
+      </w:pPr>
+      <w:r>
+        <w:rPr/>
+        <w:t>Future Improvements</w:t>
+      </w:r>
+    </w:p>
+    <w:p/>
+    <w:p/>
+    <w:p/>
+    <w:p/>
+    <w:p/>
+    <w:p/>
+    <w:p/>
+    <w:p/>
+    <w:p/>
+    <w:p/>
+    <w:p/>
+    <w:p/>
+    <w:p/>
+    <w:p/>
+    <w:p/>
+    <w:p/>
+    <w:p/>
+    <w:p/>
+    <w:p/>
+    <w:p/>
+    <w:p/>
+    <w:p/>
+    <w:p/>
+    <w:p/>
+    <w:p/>
+    <w:p/>
+    <w:p/>
+    <w:p/>
+    <w:p/>
+    <w:p/>
+    <w:p/>
+    <w:p/>
+    <w:p/>
+    <w:p/>
+    <w:p/>
+    <w:p/>
+    <w:p/>
+    <w:p/>
+    <w:p/>
+    <w:p/>
+    <w:p/>
+    <w:p/>
+    <w:p/>
+    <w:p/>
+    <w:p/>
+    <w:p/>
+    <w:p/>
+    <w:p/>
+    <w:p/>
+    <w:p/>
+    <w:p/>
+    <w:p/>
+    <w:p/>
+    <w:p/>
+    <w:p/>
+    <w:p/>
+    <w:p/>
+    <w:p/>
+    <w:p/>
+    <w:p/>
+    <w:p/>
+    <w:p/>
+    <w:p/>
+    <w:p/>
+    <w:p/>
+    <w:p/>
+    <w:p/>
+    <w:p/>
+    <w:p/>
+    <w:p/>
+    <w:p/>
+    <w:p/>
+    <w:p/>
+    <w:p/>
+    <w:p/>
+    <w:p/>
+    <w:p/>
+    <w:p/>
+    <w:p/>
+    <w:p/>
+    <w:p/>
+    <w:p/>
+    <w:p/>
+    <w:p/>
+    <w:p/>
+    <w:p/>
+    <w:p/>
+    <w:p/>
+    <w:p/>
+    <w:p/>
+    <w:p/>
+    <w:p/>
+    <w:p/>
+    <w:p/>
+    <w:p/>
+    <w:p/>
+    <w:p/>
+    <w:p/>
+    <w:p/>
+    <w:p/>
+    <w:p/>
+    <w:p/>
+    <w:p/>
+    <w:p/>
+    <w:p/>
+    <w:p/>
+    <w:p/>
+    <w:p/>
+    <w:p/>
+    <w:p/>
+    <w:p/>
+    <w:p/>
+    <w:p/>
+    <w:p/>
+    <w:p/>
+    <w:p/>
+    <w:p/>
+    <w:p/>
+    <w:p/>
+    <w:p/>
+    <w:p/>
+    <w:p/>
+    <w:p/>
+    <w:p/>
+    <w:p/>
+    <w:p/>
+    <w:p/>
+    <w:p/>
+    <w:p/>
+    <w:p/>
+    <w:p/>
+    <w:p/>
+    <w:p/>
+    <w:p/>
+    <w:p/>
+    <w:p/>
+    <w:p/>
+    <w:p/>
+    <w:p/>
+    <w:p/>
+    <w:p/>
+    <w:p/>
+    <w:p/>
+    <w:p/>
+    <w:p/>
+    <w:p/>
+    <w:p/>
+    <w:p/>
+    <w:p/>
+    <w:p/>
+    <w:p/>
+    <w:p/>
+    <w:p/>
+    <w:p/>
+    <w:p/>
+    <w:p/>
+    <w:p/>
+    <w:p/>
+    <w:p/>
+    <w:p/>
+    <w:p/>
+    <w:p/>
+    <w:p/>
+    <w:p/>
+    <w:p/>
+    <w:p/>
+    <w:p/>
+    <w:p/>
+    <w:p/>
+    <w:p/>
+    <w:p/>
+    <w:p/>
+    <w:p/>
+    <w:p/>
+    <w:p/>
+    <w:p/>
+    <w:p/>
+    <w:p/>
+    <w:p/>
+    <w:p/>
+    <w:p>
+      <w:pPr>
+        <w:pStyle w:val="Normal"/>
+      </w:pPr>
+      <w:r>
+        <w:br/>
+      </w:r>
+      <w:r>
+        <w:br/>
+      </w:r>
+    </w:p>
     <w:p>
       <w:r>
         <w:br w:type="page"/>
@@ -2111,8 +2941,7 @@
         <w:pStyle w:val="Heading1"/>
       </w:pPr>
       <w:r>
-        <w:lastRenderedPageBreak/>
-        <w:t>Week 9: Device Features and Sensors</w:t>
+        <w:t>End of Semester Reflection</w:t>
       </w:r>
     </w:p>
     <w:p>
@@ -2120,7 +2949,7 @@
         <w:pStyle w:val="Heading2"/>
       </w:pPr>
       <w:r>
-        <w:t>Same as week 1</w:t>
+        <w:t>Summary of Skills Acquired</w:t>
       </w:r>
     </w:p>
     <w:p>
@@ -2135,6 +2964,9 @@
       <w:pPr>
         <w:pStyle w:val="Heading2"/>
       </w:pPr>
+      <w:r>
+        <w:t>Most Interesting Topic</w:t>
+      </w:r>
     </w:p>
     <w:p>
       <w:r>
@@ -2143,13 +2975,69 @@
       <w:r>
         <w:br/>
       </w:r>
+    </w:p>
+    <w:p>
+      <w:pPr>
+        <w:pStyle w:val="Heading2"/>
+      </w:pPr>
+      <w:r>
+        <w:t>Major Challenges Faced</w:t>
+      </w:r>
+    </w:p>
+    <w:p>
       <w:r>
         <w:br/>
       </w:r>
-    </w:p>
-    <w:p>
-      <w:r>
-        <w:br w:type="page"/>
+      <w:r>
+        <w:br/>
+      </w:r>
+    </w:p>
+    <w:p>
+      <w:pPr>
+        <w:pStyle w:val="Heading2"/>
+      </w:pPr>
+      <w:r>
+        <w:t>How Challenges Were Overcome</w:t>
+      </w:r>
+    </w:p>
+    <w:p>
+      <w:r>
+        <w:br/>
+      </w:r>
+      <w:r>
+        <w:br/>
+      </w:r>
+    </w:p>
+    <w:p>
+      <w:pPr>
+        <w:pStyle w:val="Heading2"/>
+      </w:pPr>
+      <w:r>
+        <w:t>Professional Growth Achieved</w:t>
+      </w:r>
+    </w:p>
+    <w:p>
+      <w:r>
+        <w:br/>
+      </w:r>
+      <w:r>
+        <w:br/>
+      </w:r>
+    </w:p>
+    <w:p>
+      <w:pPr>
+        <w:pStyle w:val="Heading2"/>
+      </w:pPr>
+      <w:r>
+        <w:t>Overall Course Experience</w:t>
+      </w:r>
+    </w:p>
+    <w:p>
+      <w:r>
+        <w:br/>
+      </w:r>
+      <w:r>
+        <w:br/>
       </w:r>
     </w:p>
     <w:p>
@@ -2157,407 +3045,6 @@
         <w:pStyle w:val="Heading1"/>
       </w:pPr>
       <w:r>
-        <w:lastRenderedPageBreak/>
-        <w:t>Week 10: Notifications and Background Services</w:t>
-      </w:r>
-    </w:p>
-    <w:p>
-      <w:pPr>
-        <w:pStyle w:val="Heading2"/>
-      </w:pPr>
-      <w:r>
-        <w:t>Same as week 1</w:t>
-      </w:r>
-    </w:p>
-    <w:p>
-      <w:r>
-        <w:br/>
-      </w:r>
-      <w:r>
-        <w:br/>
-      </w:r>
-      <w:r>
-        <w:br/>
-      </w:r>
-    </w:p>
-    <w:p>
-      <w:r>
-        <w:br/>
-      </w:r>
-      <w:r>
-        <w:br/>
-      </w:r>
-    </w:p>
-    <w:p>
-      <w:pPr>
-        <w:pStyle w:val="Heading2"/>
-      </w:pPr>
-    </w:p>
-    <w:p>
-      <w:r>
-        <w:br/>
-      </w:r>
-      <w:r>
-        <w:br/>
-      </w:r>
-      <w:r>
-        <w:br/>
-      </w:r>
-    </w:p>
-    <w:p>
-      <w:r>
-        <w:br w:type="page"/>
-      </w:r>
-    </w:p>
-    <w:p>
-      <w:pPr>
-        <w:pStyle w:val="Heading1"/>
-      </w:pPr>
-      <w:r>
-        <w:lastRenderedPageBreak/>
-        <w:t>Week 11: Mobile Security</w:t>
-      </w:r>
-    </w:p>
-    <w:p>
-      <w:pPr>
-        <w:pStyle w:val="Heading2"/>
-      </w:pPr>
-      <w:r>
-        <w:t>Same as week 1</w:t>
-      </w:r>
-    </w:p>
-    <w:p>
-      <w:r>
-        <w:br/>
-      </w:r>
-      <w:r>
-        <w:br/>
-      </w:r>
-      <w:r>
-        <w:br/>
-      </w:r>
-    </w:p>
-    <w:p/>
-    <w:p>
-      <w:pPr>
-        <w:pStyle w:val="Heading1"/>
-      </w:pPr>
-      <w:r>
-        <w:t>Week 12: Testing and Debugging</w:t>
-      </w:r>
-    </w:p>
-    <w:p>
-      <w:pPr>
-        <w:pStyle w:val="Heading2"/>
-      </w:pPr>
-      <w:r>
-        <w:t>Same as week 1</w:t>
-      </w:r>
-    </w:p>
-    <w:p>
-      <w:r>
-        <w:br/>
-      </w:r>
-      <w:r>
-        <w:br/>
-      </w:r>
-      <w:r>
-        <w:br/>
-      </w:r>
-    </w:p>
-    <w:p/>
-    <w:p>
-      <w:pPr>
-        <w:pStyle w:val="Heading1"/>
-      </w:pPr>
-      <w:r>
-        <w:t>Week 13: Application Deployment</w:t>
-      </w:r>
-    </w:p>
-    <w:p>
-      <w:pPr>
-        <w:pStyle w:val="Heading2"/>
-      </w:pPr>
-      <w:r>
-        <w:t>Same as week 1</w:t>
-      </w:r>
-    </w:p>
-    <w:p>
-      <w:r>
-        <w:br/>
-      </w:r>
-      <w:r>
-        <w:br/>
-      </w:r>
-      <w:r>
-        <w:br/>
-      </w:r>
-    </w:p>
-    <w:p/>
-    <w:p>
-      <w:pPr>
-        <w:pStyle w:val="Heading1"/>
-      </w:pPr>
-      <w:r>
-        <w:t>Week 14: Final Project Presentation</w:t>
-      </w:r>
-    </w:p>
-    <w:p>
-      <w:pPr>
-        <w:pStyle w:val="Heading2"/>
-      </w:pPr>
-      <w:r>
-        <w:t>Same as week 1</w:t>
-      </w:r>
-    </w:p>
-    <w:p>
-      <w:r>
-        <w:br/>
-      </w:r>
-      <w:r>
-        <w:br/>
-      </w:r>
-      <w:r>
-        <w:br/>
-      </w:r>
-    </w:p>
-    <w:p/>
-    <w:p>
-      <w:pPr>
-        <w:pStyle w:val="Heading1"/>
-      </w:pPr>
-      <w:r>
-        <w:lastRenderedPageBreak/>
-        <w:t>Semester Project Tracking</w:t>
-      </w:r>
-    </w:p>
-    <w:p>
-      <w:pPr>
-        <w:pStyle w:val="Heading2"/>
-      </w:pPr>
-      <w:r>
-        <w:t>Project Title</w:t>
-      </w:r>
-    </w:p>
-    <w:p>
-      <w:r>
-        <w:br/>
-      </w:r>
-      <w:r>
-        <w:br/>
-      </w:r>
-    </w:p>
-    <w:p>
-      <w:pPr>
-        <w:pStyle w:val="Heading2"/>
-      </w:pPr>
-      <w:r>
-        <w:t>Project Objectives</w:t>
-      </w:r>
-    </w:p>
-    <w:p>
-      <w:r>
-        <w:br/>
-      </w:r>
-      <w:r>
-        <w:br/>
-      </w:r>
-    </w:p>
-    <w:p>
-      <w:pPr>
-        <w:pStyle w:val="Heading2"/>
-      </w:pPr>
-      <w:r>
-        <w:t>Project Requirements</w:t>
-      </w:r>
-    </w:p>
-    <w:p>
-      <w:r>
-        <w:br/>
-      </w:r>
-      <w:r>
-        <w:br/>
-      </w:r>
-    </w:p>
-    <w:p>
-      <w:pPr>
-        <w:pStyle w:val="Heading2"/>
-      </w:pPr>
-      <w:r>
-        <w:t>Development Milestones</w:t>
-      </w:r>
-    </w:p>
-    <w:p>
-      <w:r>
-        <w:br/>
-      </w:r>
-      <w:r>
-        <w:br/>
-      </w:r>
-    </w:p>
-    <w:p>
-      <w:pPr>
-        <w:pStyle w:val="Heading2"/>
-      </w:pPr>
-      <w:r>
-        <w:t>Testing Results</w:t>
-      </w:r>
-    </w:p>
-    <w:p>
-      <w:r>
-        <w:br/>
-      </w:r>
-      <w:r>
-        <w:br/>
-      </w:r>
-    </w:p>
-    <w:p>
-      <w:pPr>
-        <w:pStyle w:val="Heading2"/>
-      </w:pPr>
-      <w:r>
-        <w:t>Lessons Learned</w:t>
-      </w:r>
-    </w:p>
-    <w:p>
-      <w:r>
-        <w:br/>
-      </w:r>
-      <w:r>
-        <w:br/>
-      </w:r>
-    </w:p>
-    <w:p>
-      <w:pPr>
-        <w:pStyle w:val="Heading2"/>
-      </w:pPr>
-      <w:r>
-        <w:t>Future Improvements</w:t>
-      </w:r>
-    </w:p>
-    <w:p>
-      <w:r>
-        <w:br/>
-      </w:r>
-      <w:r>
-        <w:br/>
-      </w:r>
-    </w:p>
-    <w:p>
-      <w:r>
-        <w:br w:type="page"/>
-      </w:r>
-    </w:p>
-    <w:p>
-      <w:pPr>
-        <w:pStyle w:val="Heading1"/>
-      </w:pPr>
-      <w:r>
-        <w:lastRenderedPageBreak/>
-        <w:t>End of Semester Reflection</w:t>
-      </w:r>
-    </w:p>
-    <w:p>
-      <w:pPr>
-        <w:pStyle w:val="Heading2"/>
-      </w:pPr>
-      <w:r>
-        <w:t>Summary of Skills Acquired</w:t>
-      </w:r>
-    </w:p>
-    <w:p>
-      <w:r>
-        <w:br/>
-      </w:r>
-      <w:r>
-        <w:br/>
-      </w:r>
-    </w:p>
-    <w:p>
-      <w:pPr>
-        <w:pStyle w:val="Heading2"/>
-      </w:pPr>
-      <w:r>
-        <w:t>Most Interesting Topic</w:t>
-      </w:r>
-    </w:p>
-    <w:p>
-      <w:r>
-        <w:br/>
-      </w:r>
-      <w:r>
-        <w:br/>
-      </w:r>
-    </w:p>
-    <w:p>
-      <w:pPr>
-        <w:pStyle w:val="Heading2"/>
-      </w:pPr>
-      <w:r>
-        <w:t>Major Challenges Faced</w:t>
-      </w:r>
-    </w:p>
-    <w:p>
-      <w:r>
-        <w:br/>
-      </w:r>
-      <w:r>
-        <w:br/>
-      </w:r>
-    </w:p>
-    <w:p>
-      <w:pPr>
-        <w:pStyle w:val="Heading2"/>
-      </w:pPr>
-      <w:r>
-        <w:t>How Challenges Were Overcome</w:t>
-      </w:r>
-    </w:p>
-    <w:p>
-      <w:r>
-        <w:br/>
-      </w:r>
-      <w:r>
-        <w:br/>
-      </w:r>
-    </w:p>
-    <w:p>
-      <w:pPr>
-        <w:pStyle w:val="Heading2"/>
-      </w:pPr>
-      <w:r>
-        <w:t>Professional Growth Achieved</w:t>
-      </w:r>
-    </w:p>
-    <w:p>
-      <w:r>
-        <w:br/>
-      </w:r>
-      <w:r>
-        <w:br/>
-      </w:r>
-    </w:p>
-    <w:p>
-      <w:pPr>
-        <w:pStyle w:val="Heading2"/>
-      </w:pPr>
-      <w:r>
-        <w:t>Overall Course Experience</w:t>
-      </w:r>
-    </w:p>
-    <w:p>
-      <w:r>
-        <w:br/>
-      </w:r>
-      <w:r>
-        <w:br/>
-      </w:r>
-    </w:p>
-    <w:p>
-      <w:pPr>
-        <w:pStyle w:val="Heading1"/>
-      </w:pPr>
-      <w:r>
         <w:t>Final Approval</w:t>
       </w:r>
     </w:p>
@@ -2592,10 +3079,12 @@
       </w:r>
     </w:p>
     <w:sectPr>
-      <w:pgSz w:w="12240" w:h="15840"/>
+      <w:pgSz w:w="12240" w:h="15840" w:orient="portrait"/>
       <w:pgMar w:top="1440" w:right="1800" w:bottom="1440" w:left="1800" w:header="720" w:footer="720" w:gutter="0"/>
       <w:cols w:space="720"/>
       <w:docGrid w:linePitch="360"/>
+      <w:headerReference w:type="default" r:id="R8c880eddcc3540e8"/>
+      <w:footerReference w:type="default" r:id="R168cff50e3144b87"/>
     </w:sectPr>
   </w:body>
 </w:document>
@@ -2626,6 +3115,76 @@
 </w:endnotes>
 </file>
 
+<file path=word/footer.xml><?xml version="1.0" encoding="utf-8"?>
+<w:ftr xmlns:w14="http://schemas.microsoft.com/office/word/2010/wordml" xmlns:w="http://schemas.openxmlformats.org/wordprocessingml/2006/main">
+  <w:tbl>
+    <w:tblPr>
+      <w:tblStyle w:val="TableNormal"/>
+      <w:bidiVisual w:val="0"/>
+      <w:tblW w:w="0" w:type="auto"/>
+      <w:tblLook w:val="06A0" w:firstRow="1" w:lastRow="0" w:firstColumn="1" w:lastColumn="0" w:noHBand="1" w:noVBand="1"/>
+    </w:tblPr>
+    <w:tblGrid>
+      <w:gridCol w:w="2880"/>
+      <w:gridCol w:w="2880"/>
+      <w:gridCol w:w="2880"/>
+    </w:tblGrid>
+    <w:tr>
+      <w:trPr>
+        <w:trHeight w:val="300"/>
+      </w:trPr>
+      <w:tc>
+        <w:tcPr>
+          <w:tcW w:w="2880" w:type="dxa"/>
+          <w:tcMar/>
+        </w:tcPr>
+        <w:p>
+          <w:pPr>
+            <w:pStyle w:val="Header"/>
+            <w:bidi w:val="0"/>
+            <w:ind w:left="-115"/>
+            <w:jc w:val="left"/>
+          </w:pPr>
+        </w:p>
+      </w:tc>
+      <w:tc>
+        <w:tcPr>
+          <w:tcW w:w="2880" w:type="dxa"/>
+          <w:tcMar/>
+        </w:tcPr>
+        <w:p>
+          <w:pPr>
+            <w:pStyle w:val="Header"/>
+            <w:bidi w:val="0"/>
+            <w:jc w:val="center"/>
+          </w:pPr>
+        </w:p>
+      </w:tc>
+      <w:tc>
+        <w:tcPr>
+          <w:tcW w:w="2880" w:type="dxa"/>
+          <w:tcMar/>
+        </w:tcPr>
+        <w:p>
+          <w:pPr>
+            <w:pStyle w:val="Header"/>
+            <w:bidi w:val="0"/>
+            <w:ind w:right="-115"/>
+            <w:jc w:val="right"/>
+          </w:pPr>
+        </w:p>
+      </w:tc>
+    </w:tr>
+  </w:tbl>
+  <w:p>
+    <w:pPr>
+      <w:pStyle w:val="Footer"/>
+      <w:bidi w:val="0"/>
+    </w:pPr>
+  </w:p>
+</w:ftr>
+</file>
+
 <file path=word/footnotes.xml><?xml version="1.0" encoding="utf-8"?>
 <w:footnotes xmlns:wpc="http://schemas.microsoft.com/office/word/2010/wordprocessingCanvas" xmlns:cx="http://schemas.microsoft.com/office/drawing/2014/chartex" xmlns:cx1="http://schemas.microsoft.com/office/drawing/2015/9/8/chartex" xmlns:cx2="http://schemas.microsoft.com/office/drawing/2015/10/21/chartex" xmlns:cx3="http://schemas.microsoft.com/office/drawing/2016/5/9/chartex" xmlns:cx4="http://schemas.microsoft.com/office/drawing/2016/5/10/chartex" xmlns:cx5="http://schemas.microsoft.com/office/drawing/2016/5/11/chartex" xmlns:cx6="http://schemas.microsoft.com/office/drawing/2016/5/12/chartex" xmlns:cx7="http://schemas.microsoft.com/office/drawing/2016/5/13/chartex" xmlns:cx8="http://schemas.microsoft.com/office/drawing/2016/5/14/chartex" xmlns:mc="http://schemas.openxmlformats.org/markup-compatibility/2006" xmlns:aink="http://schemas.microsoft.com/office/drawing/2016/ink" xmlns:am3d="http://schemas.microsoft.com/office/drawing/2017/model3d" xmlns:o="urn:schemas-microsoft-com:office:office" xmlns:oel="http://schemas.microsoft.com/office/2019/extlst" xmlns:r="http://schemas.openxmlformats.org/officeDocument/2006/relationships" xmlns:m="http://schemas.openxmlformats.org/officeDocument/2006/math" xmlns:v="urn:schemas-microsoft-com:vml" xmlns:wp14="http://schemas.microsoft.com/office/word/2010/wordprocessingDrawing" xmlns:wp="http://schemas.openxmlformats.org/drawingml/2006/wordprocessingDrawing" xmlns:w10="urn:schemas-microsoft-com:office:word" xmlns:w="http://schemas.openxmlformats.org/wordprocessingml/2006/main" xmlns:w14="http://schemas.microsoft.com/office/word/2010/wordml" xmlns:w15="http://schemas.microsoft.com/office/word/2012/wordml" xmlns:w16cex="http://schemas.microsoft.com/office/word/2018/wordml/cex" xmlns:w16cid="http://schemas.microsoft.com/office/word/2016/wordml/cid" xmlns:w16="http://schemas.microsoft.com/office/word/2018/wordml" xmlns:w16du="http://schemas.microsoft.com/office/word/2023/wordml/word16du" xmlns:w16sdtdh="http://schemas.microsoft.com/office/word/2020/wordml/sdtdatahash" xmlns:w16sdtfl="http://schemas.microsoft.com/office/word/2024/wordml/sdtformatlock" xmlns:w16se="http://schemas.microsoft.com/office/word/2015/wordml/symex" xmlns:wpg="http://schemas.microsoft.com/office/word/2010/wordprocessingGroup" xmlns:wpi="http://schemas.microsoft.com/office/word/2010/wordprocessingInk" xmlns:wne="http://schemas.microsoft.com/office/word/2006/wordml" xmlns:wps="http://schemas.microsoft.com/office/word/2010/wordprocessingShape" mc:Ignorable="w14 w15 w16se w16cid w16 w16cex w16sdtdh w16sdtfl w16du wp14">
   <w:footnote w:type="separator" w:id="-1">
@@ -2649,6 +3208,76 @@
     </w:p>
   </w:footnote>
 </w:footnotes>
+</file>
+
+<file path=word/header.xml><?xml version="1.0" encoding="utf-8"?>
+<w:hdr xmlns:w14="http://schemas.microsoft.com/office/word/2010/wordml" xmlns:w="http://schemas.openxmlformats.org/wordprocessingml/2006/main">
+  <w:tbl>
+    <w:tblPr>
+      <w:tblStyle w:val="TableNormal"/>
+      <w:bidiVisual w:val="0"/>
+      <w:tblW w:w="0" w:type="auto"/>
+      <w:tblLook w:val="06A0" w:firstRow="1" w:lastRow="0" w:firstColumn="1" w:lastColumn="0" w:noHBand="1" w:noVBand="1"/>
+    </w:tblPr>
+    <w:tblGrid>
+      <w:gridCol w:w="2880"/>
+      <w:gridCol w:w="2880"/>
+      <w:gridCol w:w="2880"/>
+    </w:tblGrid>
+    <w:tr>
+      <w:trPr>
+        <w:trHeight w:val="300"/>
+      </w:trPr>
+      <w:tc>
+        <w:tcPr>
+          <w:tcW w:w="2880" w:type="dxa"/>
+          <w:tcMar/>
+        </w:tcPr>
+        <w:p>
+          <w:pPr>
+            <w:pStyle w:val="Header"/>
+            <w:bidi w:val="0"/>
+            <w:ind w:left="-115"/>
+            <w:jc w:val="left"/>
+          </w:pPr>
+        </w:p>
+      </w:tc>
+      <w:tc>
+        <w:tcPr>
+          <w:tcW w:w="2880" w:type="dxa"/>
+          <w:tcMar/>
+        </w:tcPr>
+        <w:p>
+          <w:pPr>
+            <w:pStyle w:val="Header"/>
+            <w:bidi w:val="0"/>
+            <w:jc w:val="center"/>
+          </w:pPr>
+        </w:p>
+      </w:tc>
+      <w:tc>
+        <w:tcPr>
+          <w:tcW w:w="2880" w:type="dxa"/>
+          <w:tcMar/>
+        </w:tcPr>
+        <w:p>
+          <w:pPr>
+            <w:pStyle w:val="Header"/>
+            <w:bidi w:val="0"/>
+            <w:ind w:right="-115"/>
+            <w:jc w:val="right"/>
+          </w:pPr>
+        </w:p>
+      </w:tc>
+    </w:tr>
+  </w:tbl>
+  <w:p>
+    <w:pPr>
+      <w:pStyle w:val="Header"/>
+      <w:bidi w:val="0"/>
+    </w:pPr>
+  </w:p>
+</w:hdr>
 </file>
 
 <file path=word/numbering.xml><?xml version="1.0" encoding="utf-8"?>
@@ -2722,7 +3351,7 @@
         <w:ind w:left="1440" w:hanging="360"/>
       </w:pPr>
       <w:rPr>
-        <w:rFonts w:ascii="Symbol" w:hAnsi="Symbol" w:hint="default"/>
+        <w:rFonts w:hint="default" w:ascii="Symbol" w:hAnsi="Symbol"/>
       </w:rPr>
     </w:lvl>
   </w:abstractNum>
@@ -2743,7 +3372,7 @@
         <w:ind w:left="1080" w:hanging="360"/>
       </w:pPr>
       <w:rPr>
-        <w:rFonts w:ascii="Symbol" w:hAnsi="Symbol" w:hint="default"/>
+        <w:rFonts w:hint="default" w:ascii="Symbol" w:hAnsi="Symbol"/>
       </w:rPr>
     </w:lvl>
   </w:abstractNum>
@@ -2764,7 +3393,7 @@
         <w:ind w:left="720" w:hanging="360"/>
       </w:pPr>
       <w:rPr>
-        <w:rFonts w:ascii="Symbol" w:hAnsi="Symbol" w:hint="default"/>
+        <w:rFonts w:hint="default" w:ascii="Symbol" w:hAnsi="Symbol"/>
       </w:rPr>
     </w:lvl>
   </w:abstractNum>
@@ -2803,7 +3432,7 @@
         <w:ind w:left="360" w:hanging="360"/>
       </w:pPr>
       <w:rPr>
-        <w:rFonts w:ascii="Symbol" w:hAnsi="Symbol" w:hint="default"/>
+        <w:rFonts w:hint="default" w:ascii="Symbol" w:hAnsi="Symbol"/>
       </w:rPr>
     </w:lvl>
   </w:abstractNum>
@@ -2947,11 +3576,11 @@
 </file>
 
 <file path=word/styles.xml><?xml version="1.0" encoding="utf-8"?>
-<w:styles xmlns:mc="http://schemas.openxmlformats.org/markup-compatibility/2006" xmlns:r="http://schemas.openxmlformats.org/officeDocument/2006/relationships" xmlns:w="http://schemas.openxmlformats.org/wordprocessingml/2006/main" xmlns:w14="http://schemas.microsoft.com/office/word/2010/wordml" xmlns:w15="http://schemas.microsoft.com/office/word/2012/wordml" xmlns:w16cex="http://schemas.microsoft.com/office/word/2018/wordml/cex" xmlns:w16cid="http://schemas.microsoft.com/office/word/2016/wordml/cid" xmlns:w16="http://schemas.microsoft.com/office/word/2018/wordml" xmlns:w16du="http://schemas.microsoft.com/office/word/2023/wordml/word16du" xmlns:w16sdtdh="http://schemas.microsoft.com/office/word/2020/wordml/sdtdatahash" xmlns:w16sdtfl="http://schemas.microsoft.com/office/word/2024/wordml/sdtformatlock" xmlns:w16se="http://schemas.microsoft.com/office/word/2015/wordml/symex" mc:Ignorable="w14 w15 w16se w16cid w16 w16cex w16sdtdh w16sdtfl w16du">
+<w:styles xmlns:wp14="http://schemas.microsoft.com/office/word/2010/wordprocessingDrawing" xmlns:mc="http://schemas.openxmlformats.org/markup-compatibility/2006" xmlns:r="http://schemas.openxmlformats.org/officeDocument/2006/relationships" xmlns:w="http://schemas.openxmlformats.org/wordprocessingml/2006/main" xmlns:w14="http://schemas.microsoft.com/office/word/2010/wordml" xmlns:w15="http://schemas.microsoft.com/office/word/2012/wordml" xmlns:w16cex="http://schemas.microsoft.com/office/word/2018/wordml/cex" xmlns:w16cid="http://schemas.microsoft.com/office/word/2016/wordml/cid" xmlns:w16="http://schemas.microsoft.com/office/word/2018/wordml" xmlns:w16du="http://schemas.microsoft.com/office/word/2023/wordml/word16du" xmlns:w16sdtdh="http://schemas.microsoft.com/office/word/2020/wordml/sdtdatahash" xmlns:w16sdtfl="http://schemas.microsoft.com/office/word/2024/wordml/sdtformatlock" xmlns:w16se="http://schemas.microsoft.com/office/word/2015/wordml/symex" mc:Ignorable="w14 w15 w16se w16cid w16 w16cex w16sdtdh w16sdtfl w16du wp14">
   <w:docDefaults>
     <w:rPrDefault>
       <w:rPr>
-        <w:rFonts w:ascii="Cambria" w:eastAsia="MS Mincho" w:hAnsi="Cambria" w:cs="SimSun"/>
+        <w:rFonts w:ascii="Cambria" w:hAnsi="Cambria" w:eastAsia="MS Mincho" w:cs="SimSun"/>
         <w:sz w:val="22"/>
         <w:szCs w:val="22"/>
         <w:lang w:val="en-US" w:eastAsia="en-US" w:bidi="ar-SA"/>
@@ -2966,14 +3595,14 @@
   <w:latentStyles w:defLockedState="0" w:defUIPriority="99" w:defSemiHidden="0" w:defUnhideWhenUsed="0" w:defQFormat="0" w:count="376">
     <w:lsdException w:name="Normal" w:uiPriority="0" w:qFormat="1"/>
     <w:lsdException w:name="heading 1" w:uiPriority="9" w:qFormat="1"/>
-    <w:lsdException w:name="heading 2" w:semiHidden="1" w:uiPriority="9" w:unhideWhenUsed="1" w:qFormat="1"/>
-    <w:lsdException w:name="heading 3" w:semiHidden="1" w:uiPriority="9" w:unhideWhenUsed="1" w:qFormat="1"/>
-    <w:lsdException w:name="heading 4" w:semiHidden="1" w:uiPriority="9" w:unhideWhenUsed="1" w:qFormat="1"/>
-    <w:lsdException w:name="heading 5" w:semiHidden="1" w:uiPriority="9" w:unhideWhenUsed="1" w:qFormat="1"/>
-    <w:lsdException w:name="heading 6" w:semiHidden="1" w:uiPriority="9" w:unhideWhenUsed="1" w:qFormat="1"/>
-    <w:lsdException w:name="heading 7" w:semiHidden="1" w:uiPriority="9" w:unhideWhenUsed="1" w:qFormat="1"/>
-    <w:lsdException w:name="heading 8" w:semiHidden="1" w:uiPriority="9" w:unhideWhenUsed="1" w:qFormat="1"/>
-    <w:lsdException w:name="heading 9" w:semiHidden="1" w:uiPriority="9" w:unhideWhenUsed="1" w:qFormat="1"/>
+    <w:lsdException w:name="heading 2" w:uiPriority="9" w:semiHidden="1" w:unhideWhenUsed="1" w:qFormat="1"/>
+    <w:lsdException w:name="heading 3" w:uiPriority="9" w:semiHidden="1" w:unhideWhenUsed="1" w:qFormat="1"/>
+    <w:lsdException w:name="heading 4" w:uiPriority="9" w:semiHidden="1" w:unhideWhenUsed="1" w:qFormat="1"/>
+    <w:lsdException w:name="heading 5" w:uiPriority="9" w:semiHidden="1" w:unhideWhenUsed="1" w:qFormat="1"/>
+    <w:lsdException w:name="heading 6" w:uiPriority="9" w:semiHidden="1" w:unhideWhenUsed="1" w:qFormat="1"/>
+    <w:lsdException w:name="heading 7" w:uiPriority="9" w:semiHidden="1" w:unhideWhenUsed="1" w:qFormat="1"/>
+    <w:lsdException w:name="heading 8" w:uiPriority="9" w:semiHidden="1" w:unhideWhenUsed="1" w:qFormat="1"/>
+    <w:lsdException w:name="heading 9" w:uiPriority="9" w:semiHidden="1" w:unhideWhenUsed="1" w:qFormat="1"/>
     <w:lsdException w:name="index 1" w:semiHidden="1" w:unhideWhenUsed="1"/>
     <w:lsdException w:name="index 2" w:semiHidden="1" w:unhideWhenUsed="1"/>
     <w:lsdException w:name="index 3" w:semiHidden="1" w:unhideWhenUsed="1"/>
@@ -2983,22 +3612,22 @@
     <w:lsdException w:name="index 7" w:semiHidden="1" w:unhideWhenUsed="1"/>
     <w:lsdException w:name="index 8" w:semiHidden="1" w:unhideWhenUsed="1"/>
     <w:lsdException w:name="index 9" w:semiHidden="1" w:unhideWhenUsed="1"/>
-    <w:lsdException w:name="toc 1" w:semiHidden="1" w:uiPriority="39" w:unhideWhenUsed="1"/>
-    <w:lsdException w:name="toc 2" w:semiHidden="1" w:uiPriority="39" w:unhideWhenUsed="1"/>
-    <w:lsdException w:name="toc 3" w:semiHidden="1" w:uiPriority="39" w:unhideWhenUsed="1"/>
-    <w:lsdException w:name="toc 4" w:semiHidden="1" w:uiPriority="39" w:unhideWhenUsed="1"/>
-    <w:lsdException w:name="toc 5" w:semiHidden="1" w:uiPriority="39" w:unhideWhenUsed="1"/>
-    <w:lsdException w:name="toc 6" w:semiHidden="1" w:uiPriority="39" w:unhideWhenUsed="1"/>
-    <w:lsdException w:name="toc 7" w:semiHidden="1" w:uiPriority="39" w:unhideWhenUsed="1"/>
-    <w:lsdException w:name="toc 8" w:semiHidden="1" w:uiPriority="39" w:unhideWhenUsed="1"/>
-    <w:lsdException w:name="toc 9" w:semiHidden="1" w:uiPriority="39" w:unhideWhenUsed="1"/>
+    <w:lsdException w:name="toc 1" w:uiPriority="39" w:semiHidden="1" w:unhideWhenUsed="1"/>
+    <w:lsdException w:name="toc 2" w:uiPriority="39" w:semiHidden="1" w:unhideWhenUsed="1"/>
+    <w:lsdException w:name="toc 3" w:uiPriority="39" w:semiHidden="1" w:unhideWhenUsed="1"/>
+    <w:lsdException w:name="toc 4" w:uiPriority="39" w:semiHidden="1" w:unhideWhenUsed="1"/>
+    <w:lsdException w:name="toc 5" w:uiPriority="39" w:semiHidden="1" w:unhideWhenUsed="1"/>
+    <w:lsdException w:name="toc 6" w:uiPriority="39" w:semiHidden="1" w:unhideWhenUsed="1"/>
+    <w:lsdException w:name="toc 7" w:uiPriority="39" w:semiHidden="1" w:unhideWhenUsed="1"/>
+    <w:lsdException w:name="toc 8" w:uiPriority="39" w:semiHidden="1" w:unhideWhenUsed="1"/>
+    <w:lsdException w:name="toc 9" w:uiPriority="39" w:semiHidden="1" w:unhideWhenUsed="1"/>
     <w:lsdException w:name="Normal Indent" w:semiHidden="1" w:unhideWhenUsed="1"/>
     <w:lsdException w:name="footnote text" w:semiHidden="1" w:unhideWhenUsed="1"/>
     <w:lsdException w:name="annotation text" w:semiHidden="1" w:unhideWhenUsed="1"/>
     <w:lsdException w:name="header" w:semiHidden="1" w:unhideWhenUsed="1"/>
     <w:lsdException w:name="footer" w:semiHidden="1" w:unhideWhenUsed="1"/>
     <w:lsdException w:name="index heading" w:semiHidden="1" w:unhideWhenUsed="1"/>
-    <w:lsdException w:name="caption" w:semiHidden="1" w:uiPriority="35" w:unhideWhenUsed="1" w:qFormat="1"/>
+    <w:lsdException w:name="caption" w:uiPriority="35" w:semiHidden="1" w:unhideWhenUsed="1" w:qFormat="1"/>
     <w:lsdException w:name="table of figures" w:semiHidden="1" w:unhideWhenUsed="1"/>
     <w:lsdException w:name="envelope address" w:semiHidden="1" w:unhideWhenUsed="1"/>
     <w:lsdException w:name="envelope return" w:semiHidden="1" w:unhideWhenUsed="1"/>
@@ -3029,7 +3658,7 @@
     <w:lsdException w:name="Title" w:uiPriority="10" w:qFormat="1"/>
     <w:lsdException w:name="Closing" w:semiHidden="1" w:unhideWhenUsed="1"/>
     <w:lsdException w:name="Signature" w:semiHidden="1" w:unhideWhenUsed="1"/>
-    <w:lsdException w:name="Default Paragraph Font" w:semiHidden="1" w:uiPriority="1" w:unhideWhenUsed="1"/>
+    <w:lsdException w:name="Default Paragraph Font" w:uiPriority="1" w:semiHidden="1" w:unhideWhenUsed="1"/>
     <w:lsdException w:name="Body Text" w:semiHidden="1" w:unhideWhenUsed="1"/>
     <w:lsdException w:name="Body Text Indent" w:semiHidden="1" w:unhideWhenUsed="1"/>
     <w:lsdException w:name="List Continue" w:semiHidden="1" w:unhideWhenUsed="1"/>
@@ -3229,8 +3858,8 @@
     <w:lsdException w:name="Subtle Reference" w:uiPriority="31" w:qFormat="1"/>
     <w:lsdException w:name="Intense Reference" w:uiPriority="32" w:qFormat="1"/>
     <w:lsdException w:name="Book Title" w:uiPriority="33" w:qFormat="1"/>
-    <w:lsdException w:name="Bibliography" w:semiHidden="1" w:uiPriority="37" w:unhideWhenUsed="1"/>
-    <w:lsdException w:name="TOC Heading" w:semiHidden="1" w:uiPriority="39" w:unhideWhenUsed="1" w:qFormat="1"/>
+    <w:lsdException w:name="Bibliography" w:uiPriority="37" w:semiHidden="1" w:unhideWhenUsed="1"/>
+    <w:lsdException w:name="TOC Heading" w:uiPriority="39" w:semiHidden="1" w:unhideWhenUsed="1" w:qFormat="1"/>
     <w:lsdException w:name="Plain Table 1" w:uiPriority="41"/>
     <w:lsdException w:name="Plain Table 2" w:uiPriority="42"/>
     <w:lsdException w:name="Plain Table 3" w:uiPriority="43"/>
@@ -3341,7 +3970,7 @@
     <w:lsdException w:name="Unresolved Mention" w:semiHidden="1" w:unhideWhenUsed="1"/>
     <w:lsdException w:name="Smart Link" w:semiHidden="1" w:unhideWhenUsed="1"/>
   </w:latentStyles>
-  <w:style w:type="paragraph" w:default="1" w:styleId="Normal">
+  <w:style w:type="paragraph" w:styleId="Normal" w:default="1">
     <w:name w:val="Normal"/>
     <w:qFormat/>
   </w:style>
@@ -3359,7 +3988,7 @@
       <w:outlineLvl w:val="0"/>
     </w:pPr>
     <w:rPr>
-      <w:rFonts w:ascii="Calibri" w:eastAsia="MS Gothic" w:hAnsi="Calibri"/>
+      <w:rFonts w:ascii="Calibri" w:hAnsi="Calibri" w:eastAsia="MS Gothic"/>
       <w:b/>
       <w:bCs/>
       <w:color w:val="365F91"/>
@@ -3382,7 +4011,7 @@
       <w:outlineLvl w:val="1"/>
     </w:pPr>
     <w:rPr>
-      <w:rFonts w:ascii="Calibri" w:eastAsia="MS Gothic" w:hAnsi="Calibri"/>
+      <w:rFonts w:ascii="Calibri" w:hAnsi="Calibri" w:eastAsia="MS Gothic"/>
       <w:b/>
       <w:bCs/>
       <w:color w:val="4F81BD"/>
@@ -3406,7 +4035,7 @@
       <w:outlineLvl w:val="2"/>
     </w:pPr>
     <w:rPr>
-      <w:rFonts w:ascii="Calibri" w:eastAsia="MS Gothic" w:hAnsi="Calibri"/>
+      <w:rFonts w:ascii="Calibri" w:hAnsi="Calibri" w:eastAsia="MS Gothic"/>
       <w:b/>
       <w:bCs/>
       <w:color w:val="4F81BD"/>
@@ -3428,7 +4057,7 @@
       <w:outlineLvl w:val="3"/>
     </w:pPr>
     <w:rPr>
-      <w:rFonts w:ascii="Calibri" w:eastAsia="MS Gothic" w:hAnsi="Calibri"/>
+      <w:rFonts w:ascii="Calibri" w:hAnsi="Calibri" w:eastAsia="MS Gothic"/>
       <w:b/>
       <w:bCs/>
       <w:i/>
@@ -3452,7 +4081,7 @@
       <w:outlineLvl w:val="4"/>
     </w:pPr>
     <w:rPr>
-      <w:rFonts w:ascii="Calibri" w:eastAsia="MS Gothic" w:hAnsi="Calibri"/>
+      <w:rFonts w:ascii="Calibri" w:hAnsi="Calibri" w:eastAsia="MS Gothic"/>
       <w:color w:val="243F60"/>
     </w:rPr>
   </w:style>
@@ -3472,7 +4101,7 @@
       <w:outlineLvl w:val="5"/>
     </w:pPr>
     <w:rPr>
-      <w:rFonts w:ascii="Calibri" w:eastAsia="MS Gothic" w:hAnsi="Calibri"/>
+      <w:rFonts w:ascii="Calibri" w:hAnsi="Calibri" w:eastAsia="MS Gothic"/>
       <w:i/>
       <w:iCs/>
       <w:color w:val="243F60"/>
@@ -3492,7 +4121,7 @@
       <w:outlineLvl w:val="6"/>
     </w:pPr>
     <w:rPr>
-      <w:rFonts w:ascii="Calibri" w:eastAsia="MS Gothic" w:hAnsi="Calibri"/>
+      <w:rFonts w:ascii="Calibri" w:hAnsi="Calibri" w:eastAsia="MS Gothic"/>
       <w:i/>
       <w:iCs/>
       <w:color w:val="404040"/>
@@ -3512,7 +4141,7 @@
       <w:outlineLvl w:val="7"/>
     </w:pPr>
     <w:rPr>
-      <w:rFonts w:ascii="Calibri" w:eastAsia="MS Gothic" w:hAnsi="Calibri"/>
+      <w:rFonts w:ascii="Calibri" w:hAnsi="Calibri" w:eastAsia="MS Gothic"/>
       <w:color w:val="4F81BD"/>
       <w:sz w:val="20"/>
       <w:szCs w:val="20"/>
@@ -3532,7 +4161,7 @@
       <w:outlineLvl w:val="8"/>
     </w:pPr>
     <w:rPr>
-      <w:rFonts w:ascii="Calibri" w:eastAsia="MS Gothic" w:hAnsi="Calibri"/>
+      <w:rFonts w:ascii="Calibri" w:hAnsi="Calibri" w:eastAsia="MS Gothic"/>
       <w:i/>
       <w:iCs/>
       <w:color w:val="404040"/>
@@ -3540,13 +4169,13 @@
       <w:szCs w:val="20"/>
     </w:rPr>
   </w:style>
-  <w:style w:type="character" w:default="1" w:styleId="DefaultParagraphFont">
+  <w:style w:type="character" w:styleId="DefaultParagraphFont" w:default="1">
     <w:name w:val="Default Paragraph Font"/>
     <w:uiPriority w:val="1"/>
     <w:semiHidden/>
     <w:unhideWhenUsed/>
   </w:style>
-  <w:style w:type="table" w:default="1" w:styleId="TableNormal">
+  <w:style w:type="table" w:styleId="TableNormal" w:default="1">
     <w:name w:val="Normal Table"/>
     <w:uiPriority w:val="99"/>
     <w:semiHidden/>
@@ -3561,7 +4190,7 @@
       </w:tblCellMar>
     </w:tblPr>
   </w:style>
-  <w:style w:type="numbering" w:default="1" w:styleId="NoList">
+  <w:style w:type="numbering" w:styleId="NoList" w:default="1">
     <w:name w:val="No List"/>
     <w:uiPriority w:val="99"/>
     <w:semiHidden/>
@@ -3580,7 +4209,7 @@
       <w:spacing w:after="0" w:line="240" w:lineRule="auto"/>
     </w:pPr>
   </w:style>
-  <w:style w:type="character" w:customStyle="1" w:styleId="HeaderChar">
+  <w:style w:type="character" w:styleId="HeaderChar" w:customStyle="1">
     <w:name w:val="Header Char"/>
     <w:basedOn w:val="DefaultParagraphFont"/>
     <w:link w:val="Header"/>
@@ -3599,7 +4228,7 @@
       <w:spacing w:after="0" w:line="240" w:lineRule="auto"/>
     </w:pPr>
   </w:style>
-  <w:style w:type="character" w:customStyle="1" w:styleId="FooterChar">
+  <w:style w:type="character" w:styleId="FooterChar" w:customStyle="1">
     <w:name w:val="Footer Char"/>
     <w:basedOn w:val="DefaultParagraphFont"/>
     <w:link w:val="Footer"/>
@@ -3613,13 +4242,13 @@
       <w:spacing w:after="0" w:line="240" w:lineRule="auto"/>
     </w:pPr>
   </w:style>
-  <w:style w:type="character" w:customStyle="1" w:styleId="Heading1Char">
+  <w:style w:type="character" w:styleId="Heading1Char" w:customStyle="1">
     <w:name w:val="Heading 1 Char"/>
     <w:basedOn w:val="DefaultParagraphFont"/>
     <w:link w:val="Heading1"/>
     <w:uiPriority w:val="9"/>
     <w:rPr>
-      <w:rFonts w:ascii="Calibri" w:eastAsia="MS Gothic" w:hAnsi="Calibri" w:cs="SimSun"/>
+      <w:rFonts w:ascii="Calibri" w:hAnsi="Calibri" w:eastAsia="MS Gothic" w:cs="SimSun"/>
       <w:b/>
       <w:bCs/>
       <w:color w:val="365F91"/>
@@ -3627,13 +4256,13 @@
       <w:szCs w:val="28"/>
     </w:rPr>
   </w:style>
-  <w:style w:type="character" w:customStyle="1" w:styleId="Heading2Char">
+  <w:style w:type="character" w:styleId="Heading2Char" w:customStyle="1">
     <w:name w:val="Heading 2 Char"/>
     <w:basedOn w:val="DefaultParagraphFont"/>
     <w:link w:val="Heading2"/>
     <w:uiPriority w:val="9"/>
     <w:rPr>
-      <w:rFonts w:ascii="Calibri" w:eastAsia="MS Gothic" w:hAnsi="Calibri" w:cs="SimSun"/>
+      <w:rFonts w:ascii="Calibri" w:hAnsi="Calibri" w:eastAsia="MS Gothic" w:cs="SimSun"/>
       <w:b/>
       <w:bCs/>
       <w:color w:val="4F81BD"/>
@@ -3641,13 +4270,13 @@
       <w:szCs w:val="26"/>
     </w:rPr>
   </w:style>
-  <w:style w:type="character" w:customStyle="1" w:styleId="Heading3Char">
+  <w:style w:type="character" w:styleId="Heading3Char" w:customStyle="1">
     <w:name w:val="Heading 3 Char"/>
     <w:basedOn w:val="DefaultParagraphFont"/>
     <w:link w:val="Heading3"/>
     <w:uiPriority w:val="9"/>
     <w:rPr>
-      <w:rFonts w:ascii="Calibri" w:eastAsia="MS Gothic" w:hAnsi="Calibri" w:cs="SimSun"/>
+      <w:rFonts w:ascii="Calibri" w:hAnsi="Calibri" w:eastAsia="MS Gothic" w:cs="SimSun"/>
       <w:b/>
       <w:bCs/>
       <w:color w:val="4F81BD"/>
@@ -3662,13 +4291,13 @@
     <w:qFormat/>
     <w:pPr>
       <w:pBdr>
-        <w:bottom w:val="single" w:sz="8" w:space="4" w:color="4F81BD"/>
+        <w:bottom w:val="single" w:color="4F81BD" w:sz="8" w:space="4"/>
       </w:pBdr>
       <w:spacing w:after="300" w:line="240" w:lineRule="auto"/>
       <w:contextualSpacing/>
     </w:pPr>
     <w:rPr>
-      <w:rFonts w:ascii="Calibri" w:eastAsia="MS Gothic" w:hAnsi="Calibri"/>
+      <w:rFonts w:ascii="Calibri" w:hAnsi="Calibri" w:eastAsia="MS Gothic"/>
       <w:color w:val="17365D"/>
       <w:spacing w:val="5"/>
       <w:kern w:val="28"/>
@@ -3676,13 +4305,13 @@
       <w:szCs w:val="52"/>
     </w:rPr>
   </w:style>
-  <w:style w:type="character" w:customStyle="1" w:styleId="TitleChar">
+  <w:style w:type="character" w:styleId="TitleChar" w:customStyle="1">
     <w:name w:val="Title Char"/>
     <w:basedOn w:val="DefaultParagraphFont"/>
     <w:link w:val="Title"/>
     <w:uiPriority w:val="10"/>
     <w:rPr>
-      <w:rFonts w:ascii="Calibri" w:eastAsia="MS Gothic" w:hAnsi="Calibri" w:cs="SimSun"/>
+      <w:rFonts w:ascii="Calibri" w:hAnsi="Calibri" w:eastAsia="MS Gothic" w:cs="SimSun"/>
       <w:color w:val="17365D"/>
       <w:spacing w:val="5"/>
       <w:kern w:val="28"/>
@@ -3703,7 +4332,7 @@
       </w:numPr>
     </w:pPr>
     <w:rPr>
-      <w:rFonts w:ascii="Calibri" w:eastAsia="MS Gothic" w:hAnsi="Calibri"/>
+      <w:rFonts w:ascii="Calibri" w:hAnsi="Calibri" w:eastAsia="MS Gothic"/>
       <w:i/>
       <w:iCs/>
       <w:color w:val="4F81BD"/>
@@ -3712,13 +4341,13 @@
       <w:szCs w:val="24"/>
     </w:rPr>
   </w:style>
-  <w:style w:type="character" w:customStyle="1" w:styleId="SubtitleChar">
+  <w:style w:type="character" w:styleId="SubtitleChar" w:customStyle="1">
     <w:name w:val="Subtitle Char"/>
     <w:basedOn w:val="DefaultParagraphFont"/>
     <w:link w:val="Subtitle"/>
     <w:uiPriority w:val="11"/>
     <w:rPr>
-      <w:rFonts w:ascii="Calibri" w:eastAsia="MS Gothic" w:hAnsi="Calibri" w:cs="SimSun"/>
+      <w:rFonts w:ascii="Calibri" w:hAnsi="Calibri" w:eastAsia="MS Gothic" w:cs="SimSun"/>
       <w:i/>
       <w:iCs/>
       <w:color w:val="4F81BD"/>
@@ -3746,7 +4375,7 @@
       <w:spacing w:after="120"/>
     </w:pPr>
   </w:style>
-  <w:style w:type="character" w:customStyle="1" w:styleId="BodyTextChar">
+  <w:style w:type="character" w:styleId="BodyTextChar" w:customStyle="1">
     <w:name w:val="Body Text Char"/>
     <w:basedOn w:val="DefaultParagraphFont"/>
     <w:link w:val="BodyText"/>
@@ -3761,7 +4390,7 @@
       <w:spacing w:after="120" w:line="480" w:lineRule="auto"/>
     </w:pPr>
   </w:style>
-  <w:style w:type="character" w:customStyle="1" w:styleId="BodyText2Char">
+  <w:style w:type="character" w:styleId="BodyText2Char" w:customStyle="1">
     <w:name w:val="Body Text 2 Char"/>
     <w:basedOn w:val="DefaultParagraphFont"/>
     <w:link w:val="BodyText2"/>
@@ -3780,7 +4409,7 @@
       <w:szCs w:val="16"/>
     </w:rPr>
   </w:style>
-  <w:style w:type="character" w:customStyle="1" w:styleId="BodyText3Char">
+  <w:style w:type="character" w:styleId="BodyText3Char" w:customStyle="1">
     <w:name w:val="Body Text 3 Char"/>
     <w:basedOn w:val="DefaultParagraphFont"/>
     <w:link w:val="BodyText3"/>
@@ -3934,7 +4563,7 @@
       <w:szCs w:val="20"/>
     </w:rPr>
   </w:style>
-  <w:style w:type="character" w:customStyle="1" w:styleId="MacroTextChar">
+  <w:style w:type="character" w:styleId="MacroTextChar" w:customStyle="1">
     <w:name w:val="Macro Text Char"/>
     <w:basedOn w:val="DefaultParagraphFont"/>
     <w:link w:val="MacroText"/>
@@ -3958,7 +4587,7 @@
       <w:color w:val="000000"/>
     </w:rPr>
   </w:style>
-  <w:style w:type="character" w:customStyle="1" w:styleId="QuoteChar">
+  <w:style w:type="character" w:styleId="QuoteChar" w:customStyle="1">
     <w:name w:val="Quote Char"/>
     <w:basedOn w:val="DefaultParagraphFont"/>
     <w:link w:val="Quote"/>
@@ -3969,13 +4598,13 @@
       <w:color w:val="000000"/>
     </w:rPr>
   </w:style>
-  <w:style w:type="character" w:customStyle="1" w:styleId="Heading4Char">
+  <w:style w:type="character" w:styleId="Heading4Char" w:customStyle="1">
     <w:name w:val="Heading 4 Char"/>
     <w:basedOn w:val="DefaultParagraphFont"/>
     <w:link w:val="Heading4"/>
     <w:uiPriority w:val="9"/>
     <w:rPr>
-      <w:rFonts w:ascii="Calibri" w:eastAsia="MS Gothic" w:hAnsi="Calibri" w:cs="SimSun"/>
+      <w:rFonts w:ascii="Calibri" w:hAnsi="Calibri" w:eastAsia="MS Gothic" w:cs="SimSun"/>
       <w:b/>
       <w:bCs/>
       <w:i/>
@@ -3983,59 +4612,59 @@
       <w:color w:val="4F81BD"/>
     </w:rPr>
   </w:style>
-  <w:style w:type="character" w:customStyle="1" w:styleId="Heading5Char">
+  <w:style w:type="character" w:styleId="Heading5Char" w:customStyle="1">
     <w:name w:val="Heading 5 Char"/>
     <w:basedOn w:val="DefaultParagraphFont"/>
     <w:link w:val="Heading5"/>
     <w:uiPriority w:val="9"/>
     <w:rPr>
-      <w:rFonts w:ascii="Calibri" w:eastAsia="MS Gothic" w:hAnsi="Calibri" w:cs="SimSun"/>
+      <w:rFonts w:ascii="Calibri" w:hAnsi="Calibri" w:eastAsia="MS Gothic" w:cs="SimSun"/>
       <w:color w:val="243F60"/>
     </w:rPr>
   </w:style>
-  <w:style w:type="character" w:customStyle="1" w:styleId="Heading6Char">
+  <w:style w:type="character" w:styleId="Heading6Char" w:customStyle="1">
     <w:name w:val="Heading 6 Char"/>
     <w:basedOn w:val="DefaultParagraphFont"/>
     <w:link w:val="Heading6"/>
     <w:uiPriority w:val="9"/>
     <w:rPr>
-      <w:rFonts w:ascii="Calibri" w:eastAsia="MS Gothic" w:hAnsi="Calibri" w:cs="SimSun"/>
+      <w:rFonts w:ascii="Calibri" w:hAnsi="Calibri" w:eastAsia="MS Gothic" w:cs="SimSun"/>
       <w:i/>
       <w:iCs/>
       <w:color w:val="243F60"/>
     </w:rPr>
   </w:style>
-  <w:style w:type="character" w:customStyle="1" w:styleId="Heading7Char">
+  <w:style w:type="character" w:styleId="Heading7Char" w:customStyle="1">
     <w:name w:val="Heading 7 Char"/>
     <w:basedOn w:val="DefaultParagraphFont"/>
     <w:link w:val="Heading7"/>
     <w:uiPriority w:val="9"/>
     <w:rPr>
-      <w:rFonts w:ascii="Calibri" w:eastAsia="MS Gothic" w:hAnsi="Calibri" w:cs="SimSun"/>
+      <w:rFonts w:ascii="Calibri" w:hAnsi="Calibri" w:eastAsia="MS Gothic" w:cs="SimSun"/>
       <w:i/>
       <w:iCs/>
       <w:color w:val="404040"/>
     </w:rPr>
   </w:style>
-  <w:style w:type="character" w:customStyle="1" w:styleId="Heading8Char">
+  <w:style w:type="character" w:styleId="Heading8Char" w:customStyle="1">
     <w:name w:val="Heading 8 Char"/>
     <w:basedOn w:val="DefaultParagraphFont"/>
     <w:link w:val="Heading8"/>
     <w:uiPriority w:val="9"/>
     <w:rPr>
-      <w:rFonts w:ascii="Calibri" w:eastAsia="MS Gothic" w:hAnsi="Calibri" w:cs="SimSun"/>
+      <w:rFonts w:ascii="Calibri" w:hAnsi="Calibri" w:eastAsia="MS Gothic" w:cs="SimSun"/>
       <w:color w:val="4F81BD"/>
       <w:sz w:val="20"/>
       <w:szCs w:val="20"/>
     </w:rPr>
   </w:style>
-  <w:style w:type="character" w:customStyle="1" w:styleId="Heading9Char">
+  <w:style w:type="character" w:styleId="Heading9Char" w:customStyle="1">
     <w:name w:val="Heading 9 Char"/>
     <w:basedOn w:val="DefaultParagraphFont"/>
     <w:link w:val="Heading9"/>
     <w:uiPriority w:val="9"/>
     <w:rPr>
-      <w:rFonts w:ascii="Calibri" w:eastAsia="MS Gothic" w:hAnsi="Calibri" w:cs="SimSun"/>
+      <w:rFonts w:ascii="Calibri" w:hAnsi="Calibri" w:eastAsia="MS Gothic" w:cs="SimSun"/>
       <w:i/>
       <w:iCs/>
       <w:color w:val="404040"/>
@@ -4089,7 +4718,7 @@
     <w:qFormat/>
     <w:pPr>
       <w:pBdr>
-        <w:bottom w:val="single" w:sz="4" w:space="4" w:color="4F81BD"/>
+        <w:bottom w:val="single" w:color="4F81BD" w:sz="4" w:space="4"/>
       </w:pBdr>
       <w:spacing w:before="200" w:after="280"/>
       <w:ind w:left="936" w:right="936"/>
@@ -4102,7 +4731,7 @@
       <w:color w:val="4F81BD"/>
     </w:rPr>
   </w:style>
-  <w:style w:type="character" w:customStyle="1" w:styleId="IntenseQuoteChar">
+  <w:style w:type="character" w:styleId="IntenseQuoteChar" w:customStyle="1">
     <w:name w:val="Intense Quote Char"/>
     <w:basedOn w:val="DefaultParagraphFont"/>
     <w:link w:val="IntenseQuote"/>
@@ -4195,12 +4824,12 @@
     </w:pPr>
     <w:tblPr>
       <w:tblBorders>
-        <w:top w:val="single" w:sz="4" w:space="0" w:color="auto"/>
-        <w:left w:val="single" w:sz="4" w:space="0" w:color="auto"/>
-        <w:bottom w:val="single" w:sz="4" w:space="0" w:color="auto"/>
-        <w:right w:val="single" w:sz="4" w:space="0" w:color="auto"/>
-        <w:insideH w:val="single" w:sz="4" w:space="0" w:color="auto"/>
-        <w:insideV w:val="single" w:sz="4" w:space="0" w:color="auto"/>
+        <w:top w:val="single" w:color="auto" w:sz="4" w:space="0"/>
+        <w:left w:val="single" w:color="auto" w:sz="4" w:space="0"/>
+        <w:bottom w:val="single" w:color="auto" w:sz="4" w:space="0"/>
+        <w:right w:val="single" w:color="auto" w:sz="4" w:space="0"/>
+        <w:insideH w:val="single" w:color="auto" w:sz="4" w:space="0"/>
+        <w:insideV w:val="single" w:color="auto" w:sz="4" w:space="0"/>
       </w:tblBorders>
     </w:tblPr>
   </w:style>
@@ -4218,8 +4847,8 @@
       <w:tblStyleRowBandSize w:val="1"/>
       <w:tblStyleColBandSize w:val="1"/>
       <w:tblBorders>
-        <w:top w:val="single" w:sz="8" w:space="0" w:color="000000"/>
-        <w:bottom w:val="single" w:sz="8" w:space="0" w:color="000000"/>
+        <w:top w:val="single" w:color="000000" w:sz="8" w:space="0"/>
+        <w:bottom w:val="single" w:color="000000" w:sz="8" w:space="0"/>
       </w:tblBorders>
     </w:tblPr>
     <w:tblStylePr w:type="firstRow">
@@ -4233,9 +4862,9 @@
       <w:tblPr/>
       <w:tcPr>
         <w:tcBorders>
-          <w:top w:val="single" w:sz="8" w:space="0" w:color="000000"/>
-          <w:left w:val="nil"/>
-          <w:bottom w:val="single" w:sz="8" w:space="0" w:color="000000"/>
+          <w:top w:val="single" w:color="000000" w:sz="8" w:space="0"/>
+          <w:left w:val="nil"/>
+          <w:bottom w:val="single" w:color="000000" w:sz="8" w:space="0"/>
           <w:right w:val="nil"/>
           <w:insideH w:val="nil"/>
           <w:insideV w:val="nil"/>
@@ -4253,9 +4882,9 @@
       <w:tblPr/>
       <w:tcPr>
         <w:tcBorders>
-          <w:top w:val="single" w:sz="8" w:space="0" w:color="000000"/>
-          <w:left w:val="nil"/>
-          <w:bottom w:val="single" w:sz="8" w:space="0" w:color="000000"/>
+          <w:top w:val="single" w:color="000000" w:sz="8" w:space="0"/>
+          <w:left w:val="nil"/>
+          <w:bottom w:val="single" w:color="000000" w:sz="8" w:space="0"/>
           <w:right w:val="nil"/>
           <w:insideH w:val="nil"/>
           <w:insideV w:val="nil"/>
@@ -4313,8 +4942,8 @@
       <w:tblStyleRowBandSize w:val="1"/>
       <w:tblStyleColBandSize w:val="1"/>
       <w:tblBorders>
-        <w:top w:val="single" w:sz="8" w:space="0" w:color="4F81BD"/>
-        <w:bottom w:val="single" w:sz="8" w:space="0" w:color="4F81BD"/>
+        <w:top w:val="single" w:color="4F81BD" w:sz="8" w:space="0"/>
+        <w:bottom w:val="single" w:color="4F81BD" w:sz="8" w:space="0"/>
       </w:tblBorders>
     </w:tblPr>
     <w:tblStylePr w:type="firstRow">
@@ -4328,9 +4957,9 @@
       <w:tblPr/>
       <w:tcPr>
         <w:tcBorders>
-          <w:top w:val="single" w:sz="8" w:space="0" w:color="4F81BD"/>
-          <w:left w:val="nil"/>
-          <w:bottom w:val="single" w:sz="8" w:space="0" w:color="4F81BD"/>
+          <w:top w:val="single" w:color="4F81BD" w:sz="8" w:space="0"/>
+          <w:left w:val="nil"/>
+          <w:bottom w:val="single" w:color="4F81BD" w:sz="8" w:space="0"/>
           <w:right w:val="nil"/>
           <w:insideH w:val="nil"/>
           <w:insideV w:val="nil"/>
@@ -4348,9 +4977,9 @@
       <w:tblPr/>
       <w:tcPr>
         <w:tcBorders>
-          <w:top w:val="single" w:sz="8" w:space="0" w:color="4F81BD"/>
-          <w:left w:val="nil"/>
-          <w:bottom w:val="single" w:sz="8" w:space="0" w:color="4F81BD"/>
+          <w:top w:val="single" w:color="4F81BD" w:sz="8" w:space="0"/>
+          <w:left w:val="nil"/>
+          <w:bottom w:val="single" w:color="4F81BD" w:sz="8" w:space="0"/>
           <w:right w:val="nil"/>
           <w:insideH w:val="nil"/>
           <w:insideV w:val="nil"/>
@@ -4408,8 +5037,8 @@
       <w:tblStyleRowBandSize w:val="1"/>
       <w:tblStyleColBandSize w:val="1"/>
       <w:tblBorders>
-        <w:top w:val="single" w:sz="8" w:space="0" w:color="C0504D"/>
-        <w:bottom w:val="single" w:sz="8" w:space="0" w:color="C0504D"/>
+        <w:top w:val="single" w:color="C0504D" w:sz="8" w:space="0"/>
+        <w:bottom w:val="single" w:color="C0504D" w:sz="8" w:space="0"/>
       </w:tblBorders>
     </w:tblPr>
     <w:tblStylePr w:type="firstRow">
@@ -4423,9 +5052,9 @@
       <w:tblPr/>
       <w:tcPr>
         <w:tcBorders>
-          <w:top w:val="single" w:sz="8" w:space="0" w:color="C0504D"/>
-          <w:left w:val="nil"/>
-          <w:bottom w:val="single" w:sz="8" w:space="0" w:color="C0504D"/>
+          <w:top w:val="single" w:color="C0504D" w:sz="8" w:space="0"/>
+          <w:left w:val="nil"/>
+          <w:bottom w:val="single" w:color="C0504D" w:sz="8" w:space="0"/>
           <w:right w:val="nil"/>
           <w:insideH w:val="nil"/>
           <w:insideV w:val="nil"/>
@@ -4443,9 +5072,9 @@
       <w:tblPr/>
       <w:tcPr>
         <w:tcBorders>
-          <w:top w:val="single" w:sz="8" w:space="0" w:color="C0504D"/>
-          <w:left w:val="nil"/>
-          <w:bottom w:val="single" w:sz="8" w:space="0" w:color="C0504D"/>
+          <w:top w:val="single" w:color="C0504D" w:sz="8" w:space="0"/>
+          <w:left w:val="nil"/>
+          <w:bottom w:val="single" w:color="C0504D" w:sz="8" w:space="0"/>
           <w:right w:val="nil"/>
           <w:insideH w:val="nil"/>
           <w:insideV w:val="nil"/>
@@ -4503,8 +5132,8 @@
       <w:tblStyleRowBandSize w:val="1"/>
       <w:tblStyleColBandSize w:val="1"/>
       <w:tblBorders>
-        <w:top w:val="single" w:sz="8" w:space="0" w:color="9BBB59"/>
-        <w:bottom w:val="single" w:sz="8" w:space="0" w:color="9BBB59"/>
+        <w:top w:val="single" w:color="9BBB59" w:sz="8" w:space="0"/>
+        <w:bottom w:val="single" w:color="9BBB59" w:sz="8" w:space="0"/>
       </w:tblBorders>
     </w:tblPr>
     <w:tblStylePr w:type="firstRow">
@@ -4518,9 +5147,9 @@
       <w:tblPr/>
       <w:tcPr>
         <w:tcBorders>
-          <w:top w:val="single" w:sz="8" w:space="0" w:color="9BBB59"/>
-          <w:left w:val="nil"/>
-          <w:bottom w:val="single" w:sz="8" w:space="0" w:color="9BBB59"/>
+          <w:top w:val="single" w:color="9BBB59" w:sz="8" w:space="0"/>
+          <w:left w:val="nil"/>
+          <w:bottom w:val="single" w:color="9BBB59" w:sz="8" w:space="0"/>
           <w:right w:val="nil"/>
           <w:insideH w:val="nil"/>
           <w:insideV w:val="nil"/>
@@ -4538,9 +5167,9 @@
       <w:tblPr/>
       <w:tcPr>
         <w:tcBorders>
-          <w:top w:val="single" w:sz="8" w:space="0" w:color="9BBB59"/>
-          <w:left w:val="nil"/>
-          <w:bottom w:val="single" w:sz="8" w:space="0" w:color="9BBB59"/>
+          <w:top w:val="single" w:color="9BBB59" w:sz="8" w:space="0"/>
+          <w:left w:val="nil"/>
+          <w:bottom w:val="single" w:color="9BBB59" w:sz="8" w:space="0"/>
           <w:right w:val="nil"/>
           <w:insideH w:val="nil"/>
           <w:insideV w:val="nil"/>
@@ -4598,8 +5227,8 @@
       <w:tblStyleRowBandSize w:val="1"/>
       <w:tblStyleColBandSize w:val="1"/>
       <w:tblBorders>
-        <w:top w:val="single" w:sz="8" w:space="0" w:color="8064A2"/>
-        <w:bottom w:val="single" w:sz="8" w:space="0" w:color="8064A2"/>
+        <w:top w:val="single" w:color="8064A2" w:sz="8" w:space="0"/>
+        <w:bottom w:val="single" w:color="8064A2" w:sz="8" w:space="0"/>
       </w:tblBorders>
     </w:tblPr>
     <w:tblStylePr w:type="firstRow">
@@ -4613,9 +5242,9 @@
       <w:tblPr/>
       <w:tcPr>
         <w:tcBorders>
-          <w:top w:val="single" w:sz="8" w:space="0" w:color="8064A2"/>
-          <w:left w:val="nil"/>
-          <w:bottom w:val="single" w:sz="8" w:space="0" w:color="8064A2"/>
+          <w:top w:val="single" w:color="8064A2" w:sz="8" w:space="0"/>
+          <w:left w:val="nil"/>
+          <w:bottom w:val="single" w:color="8064A2" w:sz="8" w:space="0"/>
           <w:right w:val="nil"/>
           <w:insideH w:val="nil"/>
           <w:insideV w:val="nil"/>
@@ -4633,9 +5262,9 @@
       <w:tblPr/>
       <w:tcPr>
         <w:tcBorders>
-          <w:top w:val="single" w:sz="8" w:space="0" w:color="8064A2"/>
-          <w:left w:val="nil"/>
-          <w:bottom w:val="single" w:sz="8" w:space="0" w:color="8064A2"/>
+          <w:top w:val="single" w:color="8064A2" w:sz="8" w:space="0"/>
+          <w:left w:val="nil"/>
+          <w:bottom w:val="single" w:color="8064A2" w:sz="8" w:space="0"/>
           <w:right w:val="nil"/>
           <w:insideH w:val="nil"/>
           <w:insideV w:val="nil"/>
@@ -4693,8 +5322,8 @@
       <w:tblStyleRowBandSize w:val="1"/>
       <w:tblStyleColBandSize w:val="1"/>
       <w:tblBorders>
-        <w:top w:val="single" w:sz="8" w:space="0" w:color="4BACC6"/>
-        <w:bottom w:val="single" w:sz="8" w:space="0" w:color="4BACC6"/>
+        <w:top w:val="single" w:color="4BACC6" w:sz="8" w:space="0"/>
+        <w:bottom w:val="single" w:color="4BACC6" w:sz="8" w:space="0"/>
       </w:tblBorders>
     </w:tblPr>
     <w:tblStylePr w:type="firstRow">
@@ -4708,9 +5337,9 @@
       <w:tblPr/>
       <w:tcPr>
         <w:tcBorders>
-          <w:top w:val="single" w:sz="8" w:space="0" w:color="4BACC6"/>
-          <w:left w:val="nil"/>
-          <w:bottom w:val="single" w:sz="8" w:space="0" w:color="4BACC6"/>
+          <w:top w:val="single" w:color="4BACC6" w:sz="8" w:space="0"/>
+          <w:left w:val="nil"/>
+          <w:bottom w:val="single" w:color="4BACC6" w:sz="8" w:space="0"/>
           <w:right w:val="nil"/>
           <w:insideH w:val="nil"/>
           <w:insideV w:val="nil"/>
@@ -4728,9 +5357,9 @@
       <w:tblPr/>
       <w:tcPr>
         <w:tcBorders>
-          <w:top w:val="single" w:sz="8" w:space="0" w:color="4BACC6"/>
-          <w:left w:val="nil"/>
-          <w:bottom w:val="single" w:sz="8" w:space="0" w:color="4BACC6"/>
+          <w:top w:val="single" w:color="4BACC6" w:sz="8" w:space="0"/>
+          <w:left w:val="nil"/>
+          <w:bottom w:val="single" w:color="4BACC6" w:sz="8" w:space="0"/>
           <w:right w:val="nil"/>
           <w:insideH w:val="nil"/>
           <w:insideV w:val="nil"/>
@@ -4788,8 +5417,8 @@
       <w:tblStyleRowBandSize w:val="1"/>
       <w:tblStyleColBandSize w:val="1"/>
       <w:tblBorders>
-        <w:top w:val="single" w:sz="8" w:space="0" w:color="F79646"/>
-        <w:bottom w:val="single" w:sz="8" w:space="0" w:color="F79646"/>
+        <w:top w:val="single" w:color="F79646" w:sz="8" w:space="0"/>
+        <w:bottom w:val="single" w:color="F79646" w:sz="8" w:space="0"/>
       </w:tblBorders>
     </w:tblPr>
     <w:tblStylePr w:type="firstRow">
@@ -4803,9 +5432,9 @@
       <w:tblPr/>
       <w:tcPr>
         <w:tcBorders>
-          <w:top w:val="single" w:sz="8" w:space="0" w:color="F79646"/>
-          <w:left w:val="nil"/>
-          <w:bottom w:val="single" w:sz="8" w:space="0" w:color="F79646"/>
+          <w:top w:val="single" w:color="F79646" w:sz="8" w:space="0"/>
+          <w:left w:val="nil"/>
+          <w:bottom w:val="single" w:color="F79646" w:sz="8" w:space="0"/>
           <w:right w:val="nil"/>
           <w:insideH w:val="nil"/>
           <w:insideV w:val="nil"/>
@@ -4823,9 +5452,9 @@
       <w:tblPr/>
       <w:tcPr>
         <w:tcBorders>
-          <w:top w:val="single" w:sz="8" w:space="0" w:color="F79646"/>
-          <w:left w:val="nil"/>
-          <w:bottom w:val="single" w:sz="8" w:space="0" w:color="F79646"/>
+          <w:top w:val="single" w:color="F79646" w:sz="8" w:space="0"/>
+          <w:left w:val="nil"/>
+          <w:bottom w:val="single" w:color="F79646" w:sz="8" w:space="0"/>
           <w:right w:val="nil"/>
           <w:insideH w:val="nil"/>
           <w:insideV w:val="nil"/>
@@ -4880,10 +5509,10 @@
       <w:tblStyleRowBandSize w:val="1"/>
       <w:tblStyleColBandSize w:val="1"/>
       <w:tblBorders>
-        <w:top w:val="single" w:sz="8" w:space="0" w:color="000000"/>
-        <w:left w:val="single" w:sz="8" w:space="0" w:color="000000"/>
-        <w:bottom w:val="single" w:sz="8" w:space="0" w:color="000000"/>
-        <w:right w:val="single" w:sz="8" w:space="0" w:color="000000"/>
+        <w:top w:val="single" w:color="000000" w:sz="8" w:space="0"/>
+        <w:left w:val="single" w:color="000000" w:sz="8" w:space="0"/>
+        <w:bottom w:val="single" w:color="000000" w:sz="8" w:space="0"/>
+        <w:right w:val="single" w:color="000000" w:sz="8" w:space="0"/>
       </w:tblBorders>
     </w:tblPr>
     <w:tblStylePr w:type="firstRow">
@@ -4911,10 +5540,10 @@
       <w:tblPr/>
       <w:tcPr>
         <w:tcBorders>
-          <w:top w:val="double" w:sz="6" w:space="0" w:color="000000"/>
-          <w:left w:val="single" w:sz="8" w:space="0" w:color="000000"/>
-          <w:bottom w:val="single" w:sz="8" w:space="0" w:color="000000"/>
-          <w:right w:val="single" w:sz="8" w:space="0" w:color="000000"/>
+          <w:top w:val="double" w:color="000000" w:sz="6" w:space="0"/>
+          <w:left w:val="single" w:color="000000" w:sz="8" w:space="0"/>
+          <w:bottom w:val="single" w:color="000000" w:sz="8" w:space="0"/>
+          <w:right w:val="single" w:color="000000" w:sz="8" w:space="0"/>
         </w:tcBorders>
       </w:tcPr>
     </w:tblStylePr>
@@ -4934,10 +5563,10 @@
       <w:tblPr/>
       <w:tcPr>
         <w:tcBorders>
-          <w:top w:val="single" w:sz="8" w:space="0" w:color="000000"/>
-          <w:left w:val="single" w:sz="8" w:space="0" w:color="000000"/>
-          <w:bottom w:val="single" w:sz="8" w:space="0" w:color="000000"/>
-          <w:right w:val="single" w:sz="8" w:space="0" w:color="000000"/>
+          <w:top w:val="single" w:color="000000" w:sz="8" w:space="0"/>
+          <w:left w:val="single" w:color="000000" w:sz="8" w:space="0"/>
+          <w:bottom w:val="single" w:color="000000" w:sz="8" w:space="0"/>
+          <w:right w:val="single" w:color="000000" w:sz="8" w:space="0"/>
         </w:tcBorders>
       </w:tcPr>
     </w:tblStylePr>
@@ -4945,10 +5574,10 @@
       <w:tblPr/>
       <w:tcPr>
         <w:tcBorders>
-          <w:top w:val="single" w:sz="8" w:space="0" w:color="000000"/>
-          <w:left w:val="single" w:sz="8" w:space="0" w:color="000000"/>
-          <w:bottom w:val="single" w:sz="8" w:space="0" w:color="000000"/>
-          <w:right w:val="single" w:sz="8" w:space="0" w:color="000000"/>
+          <w:top w:val="single" w:color="000000" w:sz="8" w:space="0"/>
+          <w:left w:val="single" w:color="000000" w:sz="8" w:space="0"/>
+          <w:bottom w:val="single" w:color="000000" w:sz="8" w:space="0"/>
+          <w:right w:val="single" w:color="000000" w:sz="8" w:space="0"/>
         </w:tcBorders>
       </w:tcPr>
     </w:tblStylePr>
@@ -4964,10 +5593,10 @@
       <w:tblStyleRowBandSize w:val="1"/>
       <w:tblStyleColBandSize w:val="1"/>
       <w:tblBorders>
-        <w:top w:val="single" w:sz="8" w:space="0" w:color="4F81BD"/>
-        <w:left w:val="single" w:sz="8" w:space="0" w:color="4F81BD"/>
-        <w:bottom w:val="single" w:sz="8" w:space="0" w:color="4F81BD"/>
-        <w:right w:val="single" w:sz="8" w:space="0" w:color="4F81BD"/>
+        <w:top w:val="single" w:color="4F81BD" w:sz="8" w:space="0"/>
+        <w:left w:val="single" w:color="4F81BD" w:sz="8" w:space="0"/>
+        <w:bottom w:val="single" w:color="4F81BD" w:sz="8" w:space="0"/>
+        <w:right w:val="single" w:color="4F81BD" w:sz="8" w:space="0"/>
       </w:tblBorders>
     </w:tblPr>
     <w:tblStylePr w:type="firstRow">
@@ -4995,10 +5624,10 @@
       <w:tblPr/>
       <w:tcPr>
         <w:tcBorders>
-          <w:top w:val="double" w:sz="6" w:space="0" w:color="4F81BD"/>
-          <w:left w:val="single" w:sz="8" w:space="0" w:color="4F81BD"/>
-          <w:bottom w:val="single" w:sz="8" w:space="0" w:color="4F81BD"/>
-          <w:right w:val="single" w:sz="8" w:space="0" w:color="4F81BD"/>
+          <w:top w:val="double" w:color="4F81BD" w:sz="6" w:space="0"/>
+          <w:left w:val="single" w:color="4F81BD" w:sz="8" w:space="0"/>
+          <w:bottom w:val="single" w:color="4F81BD" w:sz="8" w:space="0"/>
+          <w:right w:val="single" w:color="4F81BD" w:sz="8" w:space="0"/>
         </w:tcBorders>
       </w:tcPr>
     </w:tblStylePr>
@@ -5018,10 +5647,10 @@
       <w:tblPr/>
       <w:tcPr>
         <w:tcBorders>
-          <w:top w:val="single" w:sz="8" w:space="0" w:color="4F81BD"/>
-          <w:left w:val="single" w:sz="8" w:space="0" w:color="4F81BD"/>
-          <w:bottom w:val="single" w:sz="8" w:space="0" w:color="4F81BD"/>
-          <w:right w:val="single" w:sz="8" w:space="0" w:color="4F81BD"/>
+          <w:top w:val="single" w:color="4F81BD" w:sz="8" w:space="0"/>
+          <w:left w:val="single" w:color="4F81BD" w:sz="8" w:space="0"/>
+          <w:bottom w:val="single" w:color="4F81BD" w:sz="8" w:space="0"/>
+          <w:right w:val="single" w:color="4F81BD" w:sz="8" w:space="0"/>
         </w:tcBorders>
       </w:tcPr>
     </w:tblStylePr>
@@ -5029,10 +5658,10 @@
       <w:tblPr/>
       <w:tcPr>
         <w:tcBorders>
-          <w:top w:val="single" w:sz="8" w:space="0" w:color="4F81BD"/>
-          <w:left w:val="single" w:sz="8" w:space="0" w:color="4F81BD"/>
-          <w:bottom w:val="single" w:sz="8" w:space="0" w:color="4F81BD"/>
-          <w:right w:val="single" w:sz="8" w:space="0" w:color="4F81BD"/>
+          <w:top w:val="single" w:color="4F81BD" w:sz="8" w:space="0"/>
+          <w:left w:val="single" w:color="4F81BD" w:sz="8" w:space="0"/>
+          <w:bottom w:val="single" w:color="4F81BD" w:sz="8" w:space="0"/>
+          <w:right w:val="single" w:color="4F81BD" w:sz="8" w:space="0"/>
         </w:tcBorders>
       </w:tcPr>
     </w:tblStylePr>
@@ -5048,10 +5677,10 @@
       <w:tblStyleRowBandSize w:val="1"/>
       <w:tblStyleColBandSize w:val="1"/>
       <w:tblBorders>
-        <w:top w:val="single" w:sz="8" w:space="0" w:color="C0504D"/>
-        <w:left w:val="single" w:sz="8" w:space="0" w:color="C0504D"/>
-        <w:bottom w:val="single" w:sz="8" w:space="0" w:color="C0504D"/>
-        <w:right w:val="single" w:sz="8" w:space="0" w:color="C0504D"/>
+        <w:top w:val="single" w:color="C0504D" w:sz="8" w:space="0"/>
+        <w:left w:val="single" w:color="C0504D" w:sz="8" w:space="0"/>
+        <w:bottom w:val="single" w:color="C0504D" w:sz="8" w:space="0"/>
+        <w:right w:val="single" w:color="C0504D" w:sz="8" w:space="0"/>
       </w:tblBorders>
     </w:tblPr>
     <w:tblStylePr w:type="firstRow">
@@ -5079,10 +5708,10 @@
       <w:tblPr/>
       <w:tcPr>
         <w:tcBorders>
-          <w:top w:val="double" w:sz="6" w:space="0" w:color="C0504D"/>
-          <w:left w:val="single" w:sz="8" w:space="0" w:color="C0504D"/>
-          <w:bottom w:val="single" w:sz="8" w:space="0" w:color="C0504D"/>
-          <w:right w:val="single" w:sz="8" w:space="0" w:color="C0504D"/>
+          <w:top w:val="double" w:color="C0504D" w:sz="6" w:space="0"/>
+          <w:left w:val="single" w:color="C0504D" w:sz="8" w:space="0"/>
+          <w:bottom w:val="single" w:color="C0504D" w:sz="8" w:space="0"/>
+          <w:right w:val="single" w:color="C0504D" w:sz="8" w:space="0"/>
         </w:tcBorders>
       </w:tcPr>
     </w:tblStylePr>
@@ -5102,10 +5731,10 @@
       <w:tblPr/>
       <w:tcPr>
         <w:tcBorders>
-          <w:top w:val="single" w:sz="8" w:space="0" w:color="C0504D"/>
-          <w:left w:val="single" w:sz="8" w:space="0" w:color="C0504D"/>
-          <w:bottom w:val="single" w:sz="8" w:space="0" w:color="C0504D"/>
-          <w:right w:val="single" w:sz="8" w:space="0" w:color="C0504D"/>
+          <w:top w:val="single" w:color="C0504D" w:sz="8" w:space="0"/>
+          <w:left w:val="single" w:color="C0504D" w:sz="8" w:space="0"/>
+          <w:bottom w:val="single" w:color="C0504D" w:sz="8" w:space="0"/>
+          <w:right w:val="single" w:color="C0504D" w:sz="8" w:space="0"/>
         </w:tcBorders>
       </w:tcPr>
     </w:tblStylePr>
@@ -5113,10 +5742,10 @@
       <w:tblPr/>
       <w:tcPr>
         <w:tcBorders>
-          <w:top w:val="single" w:sz="8" w:space="0" w:color="C0504D"/>
-          <w:left w:val="single" w:sz="8" w:space="0" w:color="C0504D"/>
-          <w:bottom w:val="single" w:sz="8" w:space="0" w:color="C0504D"/>
-          <w:right w:val="single" w:sz="8" w:space="0" w:color="C0504D"/>
+          <w:top w:val="single" w:color="C0504D" w:sz="8" w:space="0"/>
+          <w:left w:val="single" w:color="C0504D" w:sz="8" w:space="0"/>
+          <w:bottom w:val="single" w:color="C0504D" w:sz="8" w:space="0"/>
+          <w:right w:val="single" w:color="C0504D" w:sz="8" w:space="0"/>
         </w:tcBorders>
       </w:tcPr>
     </w:tblStylePr>
@@ -5132,10 +5761,10 @@
       <w:tblStyleRowBandSize w:val="1"/>
       <w:tblStyleColBandSize w:val="1"/>
       <w:tblBorders>
-        <w:top w:val="single" w:sz="8" w:space="0" w:color="9BBB59"/>
-        <w:left w:val="single" w:sz="8" w:space="0" w:color="9BBB59"/>
-        <w:bottom w:val="single" w:sz="8" w:space="0" w:color="9BBB59"/>
-        <w:right w:val="single" w:sz="8" w:space="0" w:color="9BBB59"/>
+        <w:top w:val="single" w:color="9BBB59" w:sz="8" w:space="0"/>
+        <w:left w:val="single" w:color="9BBB59" w:sz="8" w:space="0"/>
+        <w:bottom w:val="single" w:color="9BBB59" w:sz="8" w:space="0"/>
+        <w:right w:val="single" w:color="9BBB59" w:sz="8" w:space="0"/>
       </w:tblBorders>
     </w:tblPr>
     <w:tblStylePr w:type="firstRow">
@@ -5163,10 +5792,10 @@
       <w:tblPr/>
       <w:tcPr>
         <w:tcBorders>
-          <w:top w:val="double" w:sz="6" w:space="0" w:color="9BBB59"/>
-          <w:left w:val="single" w:sz="8" w:space="0" w:color="9BBB59"/>
-          <w:bottom w:val="single" w:sz="8" w:space="0" w:color="9BBB59"/>
-          <w:right w:val="single" w:sz="8" w:space="0" w:color="9BBB59"/>
+          <w:top w:val="double" w:color="9BBB59" w:sz="6" w:space="0"/>
+          <w:left w:val="single" w:color="9BBB59" w:sz="8" w:space="0"/>
+          <w:bottom w:val="single" w:color="9BBB59" w:sz="8" w:space="0"/>
+          <w:right w:val="single" w:color="9BBB59" w:sz="8" w:space="0"/>
         </w:tcBorders>
       </w:tcPr>
     </w:tblStylePr>
@@ -5186,10 +5815,10 @@
       <w:tblPr/>
       <w:tcPr>
         <w:tcBorders>
-          <w:top w:val="single" w:sz="8" w:space="0" w:color="9BBB59"/>
-          <w:left w:val="single" w:sz="8" w:space="0" w:color="9BBB59"/>
-          <w:bottom w:val="single" w:sz="8" w:space="0" w:color="9BBB59"/>
-          <w:right w:val="single" w:sz="8" w:space="0" w:color="9BBB59"/>
+          <w:top w:val="single" w:color="9BBB59" w:sz="8" w:space="0"/>
+          <w:left w:val="single" w:color="9BBB59" w:sz="8" w:space="0"/>
+          <w:bottom w:val="single" w:color="9BBB59" w:sz="8" w:space="0"/>
+          <w:right w:val="single" w:color="9BBB59" w:sz="8" w:space="0"/>
         </w:tcBorders>
       </w:tcPr>
     </w:tblStylePr>
@@ -5197,10 +5826,10 @@
       <w:tblPr/>
       <w:tcPr>
         <w:tcBorders>
-          <w:top w:val="single" w:sz="8" w:space="0" w:color="9BBB59"/>
-          <w:left w:val="single" w:sz="8" w:space="0" w:color="9BBB59"/>
-          <w:bottom w:val="single" w:sz="8" w:space="0" w:color="9BBB59"/>
-          <w:right w:val="single" w:sz="8" w:space="0" w:color="9BBB59"/>
+          <w:top w:val="single" w:color="9BBB59" w:sz="8" w:space="0"/>
+          <w:left w:val="single" w:color="9BBB59" w:sz="8" w:space="0"/>
+          <w:bottom w:val="single" w:color="9BBB59" w:sz="8" w:space="0"/>
+          <w:right w:val="single" w:color="9BBB59" w:sz="8" w:space="0"/>
         </w:tcBorders>
       </w:tcPr>
     </w:tblStylePr>
@@ -5216,10 +5845,10 @@
       <w:tblStyleRowBandSize w:val="1"/>
       <w:tblStyleColBandSize w:val="1"/>
       <w:tblBorders>
-        <w:top w:val="single" w:sz="8" w:space="0" w:color="8064A2"/>
-        <w:left w:val="single" w:sz="8" w:space="0" w:color="8064A2"/>
-        <w:bottom w:val="single" w:sz="8" w:space="0" w:color="8064A2"/>
-        <w:right w:val="single" w:sz="8" w:space="0" w:color="8064A2"/>
+        <w:top w:val="single" w:color="8064A2" w:sz="8" w:space="0"/>
+        <w:left w:val="single" w:color="8064A2" w:sz="8" w:space="0"/>
+        <w:bottom w:val="single" w:color="8064A2" w:sz="8" w:space="0"/>
+        <w:right w:val="single" w:color="8064A2" w:sz="8" w:space="0"/>
       </w:tblBorders>
     </w:tblPr>
     <w:tblStylePr w:type="firstRow">
@@ -5247,10 +5876,10 @@
       <w:tblPr/>
       <w:tcPr>
         <w:tcBorders>
-          <w:top w:val="double" w:sz="6" w:space="0" w:color="8064A2"/>
-          <w:left w:val="single" w:sz="8" w:space="0" w:color="8064A2"/>
-          <w:bottom w:val="single" w:sz="8" w:space="0" w:color="8064A2"/>
-          <w:right w:val="single" w:sz="8" w:space="0" w:color="8064A2"/>
+          <w:top w:val="double" w:color="8064A2" w:sz="6" w:space="0"/>
+          <w:left w:val="single" w:color="8064A2" w:sz="8" w:space="0"/>
+          <w:bottom w:val="single" w:color="8064A2" w:sz="8" w:space="0"/>
+          <w:right w:val="single" w:color="8064A2" w:sz="8" w:space="0"/>
         </w:tcBorders>
       </w:tcPr>
     </w:tblStylePr>
@@ -5270,10 +5899,10 @@
       <w:tblPr/>
       <w:tcPr>
         <w:tcBorders>
-          <w:top w:val="single" w:sz="8" w:space="0" w:color="8064A2"/>
-          <w:left w:val="single" w:sz="8" w:space="0" w:color="8064A2"/>
-          <w:bottom w:val="single" w:sz="8" w:space="0" w:color="8064A2"/>
-          <w:right w:val="single" w:sz="8" w:space="0" w:color="8064A2"/>
+          <w:top w:val="single" w:color="8064A2" w:sz="8" w:space="0"/>
+          <w:left w:val="single" w:color="8064A2" w:sz="8" w:space="0"/>
+          <w:bottom w:val="single" w:color="8064A2" w:sz="8" w:space="0"/>
+          <w:right w:val="single" w:color="8064A2" w:sz="8" w:space="0"/>
         </w:tcBorders>
       </w:tcPr>
     </w:tblStylePr>
@@ -5281,10 +5910,10 @@
       <w:tblPr/>
       <w:tcPr>
         <w:tcBorders>
-          <w:top w:val="single" w:sz="8" w:space="0" w:color="8064A2"/>
-          <w:left w:val="single" w:sz="8" w:space="0" w:color="8064A2"/>
-          <w:bottom w:val="single" w:sz="8" w:space="0" w:color="8064A2"/>
-          <w:right w:val="single" w:sz="8" w:space="0" w:color="8064A2"/>
+          <w:top w:val="single" w:color="8064A2" w:sz="8" w:space="0"/>
+          <w:left w:val="single" w:color="8064A2" w:sz="8" w:space="0"/>
+          <w:bottom w:val="single" w:color="8064A2" w:sz="8" w:space="0"/>
+          <w:right w:val="single" w:color="8064A2" w:sz="8" w:space="0"/>
         </w:tcBorders>
       </w:tcPr>
     </w:tblStylePr>
@@ -5300,10 +5929,10 @@
       <w:tblStyleRowBandSize w:val="1"/>
       <w:tblStyleColBandSize w:val="1"/>
       <w:tblBorders>
-        <w:top w:val="single" w:sz="8" w:space="0" w:color="4BACC6"/>
-        <w:left w:val="single" w:sz="8" w:space="0" w:color="4BACC6"/>
-        <w:bottom w:val="single" w:sz="8" w:space="0" w:color="4BACC6"/>
-        <w:right w:val="single" w:sz="8" w:space="0" w:color="4BACC6"/>
+        <w:top w:val="single" w:color="4BACC6" w:sz="8" w:space="0"/>
+        <w:left w:val="single" w:color="4BACC6" w:sz="8" w:space="0"/>
+        <w:bottom w:val="single" w:color="4BACC6" w:sz="8" w:space="0"/>
+        <w:right w:val="single" w:color="4BACC6" w:sz="8" w:space="0"/>
       </w:tblBorders>
     </w:tblPr>
     <w:tblStylePr w:type="firstRow">
@@ -5331,10 +5960,10 @@
       <w:tblPr/>
       <w:tcPr>
         <w:tcBorders>
-          <w:top w:val="double" w:sz="6" w:space="0" w:color="4BACC6"/>
-          <w:left w:val="single" w:sz="8" w:space="0" w:color="4BACC6"/>
-          <w:bottom w:val="single" w:sz="8" w:space="0" w:color="4BACC6"/>
-          <w:right w:val="single" w:sz="8" w:space="0" w:color="4BACC6"/>
+          <w:top w:val="double" w:color="4BACC6" w:sz="6" w:space="0"/>
+          <w:left w:val="single" w:color="4BACC6" w:sz="8" w:space="0"/>
+          <w:bottom w:val="single" w:color="4BACC6" w:sz="8" w:space="0"/>
+          <w:right w:val="single" w:color="4BACC6" w:sz="8" w:space="0"/>
         </w:tcBorders>
       </w:tcPr>
     </w:tblStylePr>
@@ -5354,10 +5983,10 @@
       <w:tblPr/>
       <w:tcPr>
         <w:tcBorders>
-          <w:top w:val="single" w:sz="8" w:space="0" w:color="4BACC6"/>
-          <w:left w:val="single" w:sz="8" w:space="0" w:color="4BACC6"/>
-          <w:bottom w:val="single" w:sz="8" w:space="0" w:color="4BACC6"/>
-          <w:right w:val="single" w:sz="8" w:space="0" w:color="4BACC6"/>
+          <w:top w:val="single" w:color="4BACC6" w:sz="8" w:space="0"/>
+          <w:left w:val="single" w:color="4BACC6" w:sz="8" w:space="0"/>
+          <w:bottom w:val="single" w:color="4BACC6" w:sz="8" w:space="0"/>
+          <w:right w:val="single" w:color="4BACC6" w:sz="8" w:space="0"/>
         </w:tcBorders>
       </w:tcPr>
     </w:tblStylePr>
@@ -5365,10 +5994,10 @@
       <w:tblPr/>
       <w:tcPr>
         <w:tcBorders>
-          <w:top w:val="single" w:sz="8" w:space="0" w:color="4BACC6"/>
-          <w:left w:val="single" w:sz="8" w:space="0" w:color="4BACC6"/>
-          <w:bottom w:val="single" w:sz="8" w:space="0" w:color="4BACC6"/>
-          <w:right w:val="single" w:sz="8" w:space="0" w:color="4BACC6"/>
+          <w:top w:val="single" w:color="4BACC6" w:sz="8" w:space="0"/>
+          <w:left w:val="single" w:color="4BACC6" w:sz="8" w:space="0"/>
+          <w:bottom w:val="single" w:color="4BACC6" w:sz="8" w:space="0"/>
+          <w:right w:val="single" w:color="4BACC6" w:sz="8" w:space="0"/>
         </w:tcBorders>
       </w:tcPr>
     </w:tblStylePr>
@@ -5384,10 +6013,10 @@
       <w:tblStyleRowBandSize w:val="1"/>
       <w:tblStyleColBandSize w:val="1"/>
       <w:tblBorders>
-        <w:top w:val="single" w:sz="8" w:space="0" w:color="F79646"/>
-        <w:left w:val="single" w:sz="8" w:space="0" w:color="F79646"/>
-        <w:bottom w:val="single" w:sz="8" w:space="0" w:color="F79646"/>
-        <w:right w:val="single" w:sz="8" w:space="0" w:color="F79646"/>
+        <w:top w:val="single" w:color="F79646" w:sz="8" w:space="0"/>
+        <w:left w:val="single" w:color="F79646" w:sz="8" w:space="0"/>
+        <w:bottom w:val="single" w:color="F79646" w:sz="8" w:space="0"/>
+        <w:right w:val="single" w:color="F79646" w:sz="8" w:space="0"/>
       </w:tblBorders>
     </w:tblPr>
     <w:tblStylePr w:type="firstRow">
@@ -5415,10 +6044,10 @@
       <w:tblPr/>
       <w:tcPr>
         <w:tcBorders>
-          <w:top w:val="double" w:sz="6" w:space="0" w:color="F79646"/>
-          <w:left w:val="single" w:sz="8" w:space="0" w:color="F79646"/>
-          <w:bottom w:val="single" w:sz="8" w:space="0" w:color="F79646"/>
-          <w:right w:val="single" w:sz="8" w:space="0" w:color="F79646"/>
+          <w:top w:val="double" w:color="F79646" w:sz="6" w:space="0"/>
+          <w:left w:val="single" w:color="F79646" w:sz="8" w:space="0"/>
+          <w:bottom w:val="single" w:color="F79646" w:sz="8" w:space="0"/>
+          <w:right w:val="single" w:color="F79646" w:sz="8" w:space="0"/>
         </w:tcBorders>
       </w:tcPr>
     </w:tblStylePr>
@@ -5438,10 +6067,10 @@
       <w:tblPr/>
       <w:tcPr>
         <w:tcBorders>
-          <w:top w:val="single" w:sz="8" w:space="0" w:color="F79646"/>
-          <w:left w:val="single" w:sz="8" w:space="0" w:color="F79646"/>
-          <w:bottom w:val="single" w:sz="8" w:space="0" w:color="F79646"/>
-          <w:right w:val="single" w:sz="8" w:space="0" w:color="F79646"/>
+          <w:top w:val="single" w:color="F79646" w:sz="8" w:space="0"/>
+          <w:left w:val="single" w:color="F79646" w:sz="8" w:space="0"/>
+          <w:bottom w:val="single" w:color="F79646" w:sz="8" w:space="0"/>
+          <w:right w:val="single" w:color="F79646" w:sz="8" w:space="0"/>
         </w:tcBorders>
       </w:tcPr>
     </w:tblStylePr>
@@ -5449,10 +6078,10 @@
       <w:tblPr/>
       <w:tcPr>
         <w:tcBorders>
-          <w:top w:val="single" w:sz="8" w:space="0" w:color="F79646"/>
-          <w:left w:val="single" w:sz="8" w:space="0" w:color="F79646"/>
-          <w:bottom w:val="single" w:sz="8" w:space="0" w:color="F79646"/>
-          <w:right w:val="single" w:sz="8" w:space="0" w:color="F79646"/>
+          <w:top w:val="single" w:color="F79646" w:sz="8" w:space="0"/>
+          <w:left w:val="single" w:color="F79646" w:sz="8" w:space="0"/>
+          <w:bottom w:val="single" w:color="F79646" w:sz="8" w:space="0"/>
+          <w:right w:val="single" w:color="F79646" w:sz="8" w:space="0"/>
         </w:tcBorders>
       </w:tcPr>
     </w:tblStylePr>
@@ -5468,12 +6097,12 @@
       <w:tblStyleRowBandSize w:val="1"/>
       <w:tblStyleColBandSize w:val="1"/>
       <w:tblBorders>
-        <w:top w:val="single" w:sz="8" w:space="0" w:color="000000"/>
-        <w:left w:val="single" w:sz="8" w:space="0" w:color="000000"/>
-        <w:bottom w:val="single" w:sz="8" w:space="0" w:color="000000"/>
-        <w:right w:val="single" w:sz="8" w:space="0" w:color="000000"/>
-        <w:insideH w:val="single" w:sz="8" w:space="0" w:color="000000"/>
-        <w:insideV w:val="single" w:sz="8" w:space="0" w:color="000000"/>
+        <w:top w:val="single" w:color="000000" w:sz="8" w:space="0"/>
+        <w:left w:val="single" w:color="000000" w:sz="8" w:space="0"/>
+        <w:bottom w:val="single" w:color="000000" w:sz="8" w:space="0"/>
+        <w:right w:val="single" w:color="000000" w:sz="8" w:space="0"/>
+        <w:insideH w:val="single" w:color="000000" w:sz="8" w:space="0"/>
+        <w:insideV w:val="single" w:color="000000" w:sz="8" w:space="0"/>
       </w:tblBorders>
     </w:tblPr>
     <w:tblStylePr w:type="firstRow">
@@ -5481,19 +6110,19 @@
         <w:spacing w:before="0" w:after="0" w:line="240" w:lineRule="auto"/>
       </w:pPr>
       <w:rPr>
-        <w:rFonts w:ascii="Calibri" w:eastAsia="MS Gothic" w:hAnsi="Calibri" w:cs="SimSun"/>
-        <w:b/>
-        <w:bCs/>
-      </w:rPr>
-      <w:tblPr/>
-      <w:tcPr>
-        <w:tcBorders>
-          <w:top w:val="single" w:sz="8" w:space="0" w:color="000000"/>
-          <w:left w:val="single" w:sz="8" w:space="0" w:color="000000"/>
-          <w:bottom w:val="single" w:sz="18" w:space="0" w:color="000000"/>
-          <w:right w:val="single" w:sz="8" w:space="0" w:color="000000"/>
-          <w:insideH w:val="nil"/>
-          <w:insideV w:val="single" w:sz="8" w:space="0" w:color="000000"/>
+        <w:rFonts w:ascii="Calibri" w:hAnsi="Calibri" w:eastAsia="MS Gothic" w:cs="SimSun"/>
+        <w:b/>
+        <w:bCs/>
+      </w:rPr>
+      <w:tblPr/>
+      <w:tcPr>
+        <w:tcBorders>
+          <w:top w:val="single" w:color="000000" w:sz="8" w:space="0"/>
+          <w:left w:val="single" w:color="000000" w:sz="8" w:space="0"/>
+          <w:bottom w:val="single" w:color="000000" w:sz="18" w:space="0"/>
+          <w:right w:val="single" w:color="000000" w:sz="8" w:space="0"/>
+          <w:insideH w:val="nil"/>
+          <w:insideV w:val="single" w:color="000000" w:sz="8" w:space="0"/>
         </w:tcBorders>
       </w:tcPr>
     </w:tblStylePr>
@@ -5502,42 +6131,42 @@
         <w:spacing w:before="0" w:after="0" w:line="240" w:lineRule="auto"/>
       </w:pPr>
       <w:rPr>
-        <w:rFonts w:ascii="Calibri" w:eastAsia="MS Gothic" w:hAnsi="Calibri" w:cs="SimSun"/>
-        <w:b/>
-        <w:bCs/>
-      </w:rPr>
-      <w:tblPr/>
-      <w:tcPr>
-        <w:tcBorders>
-          <w:top w:val="double" w:sz="6" w:space="0" w:color="000000"/>
-          <w:left w:val="single" w:sz="8" w:space="0" w:color="000000"/>
-          <w:bottom w:val="single" w:sz="8" w:space="0" w:color="000000"/>
-          <w:right w:val="single" w:sz="8" w:space="0" w:color="000000"/>
-          <w:insideH w:val="nil"/>
-          <w:insideV w:val="single" w:sz="8" w:space="0" w:color="000000"/>
+        <w:rFonts w:ascii="Calibri" w:hAnsi="Calibri" w:eastAsia="MS Gothic" w:cs="SimSun"/>
+        <w:b/>
+        <w:bCs/>
+      </w:rPr>
+      <w:tblPr/>
+      <w:tcPr>
+        <w:tcBorders>
+          <w:top w:val="double" w:color="000000" w:sz="6" w:space="0"/>
+          <w:left w:val="single" w:color="000000" w:sz="8" w:space="0"/>
+          <w:bottom w:val="single" w:color="000000" w:sz="8" w:space="0"/>
+          <w:right w:val="single" w:color="000000" w:sz="8" w:space="0"/>
+          <w:insideH w:val="nil"/>
+          <w:insideV w:val="single" w:color="000000" w:sz="8" w:space="0"/>
         </w:tcBorders>
       </w:tcPr>
     </w:tblStylePr>
     <w:tblStylePr w:type="firstCol">
       <w:rPr>
-        <w:rFonts w:ascii="Calibri" w:eastAsia="MS Gothic" w:hAnsi="Calibri" w:cs="SimSun"/>
+        <w:rFonts w:ascii="Calibri" w:hAnsi="Calibri" w:eastAsia="MS Gothic" w:cs="SimSun"/>
         <w:b/>
         <w:bCs/>
       </w:rPr>
     </w:tblStylePr>
     <w:tblStylePr w:type="lastCol">
       <w:rPr>
-        <w:rFonts w:ascii="Calibri" w:eastAsia="MS Gothic" w:hAnsi="Calibri" w:cs="SimSun"/>
-        <w:b/>
-        <w:bCs/>
-      </w:rPr>
-      <w:tblPr/>
-      <w:tcPr>
-        <w:tcBorders>
-          <w:top w:val="single" w:sz="8" w:space="0" w:color="000000"/>
-          <w:left w:val="single" w:sz="8" w:space="0" w:color="000000"/>
-          <w:bottom w:val="single" w:sz="8" w:space="0" w:color="000000"/>
-          <w:right w:val="single" w:sz="8" w:space="0" w:color="000000"/>
+        <w:rFonts w:ascii="Calibri" w:hAnsi="Calibri" w:eastAsia="MS Gothic" w:cs="SimSun"/>
+        <w:b/>
+        <w:bCs/>
+      </w:rPr>
+      <w:tblPr/>
+      <w:tcPr>
+        <w:tcBorders>
+          <w:top w:val="single" w:color="000000" w:sz="8" w:space="0"/>
+          <w:left w:val="single" w:color="000000" w:sz="8" w:space="0"/>
+          <w:bottom w:val="single" w:color="000000" w:sz="8" w:space="0"/>
+          <w:right w:val="single" w:color="000000" w:sz="8" w:space="0"/>
         </w:tcBorders>
       </w:tcPr>
     </w:tblStylePr>
@@ -5545,10 +6174,10 @@
       <w:tblPr/>
       <w:tcPr>
         <w:tcBorders>
-          <w:top w:val="single" w:sz="8" w:space="0" w:color="000000"/>
-          <w:left w:val="single" w:sz="8" w:space="0" w:color="000000"/>
-          <w:bottom w:val="single" w:sz="8" w:space="0" w:color="000000"/>
-          <w:right w:val="single" w:sz="8" w:space="0" w:color="000000"/>
+          <w:top w:val="single" w:color="000000" w:sz="8" w:space="0"/>
+          <w:left w:val="single" w:color="000000" w:sz="8" w:space="0"/>
+          <w:bottom w:val="single" w:color="000000" w:sz="8" w:space="0"/>
+          <w:right w:val="single" w:color="000000" w:sz="8" w:space="0"/>
         </w:tcBorders>
         <w:shd w:val="clear" w:color="auto" w:fill="C0C0C0"/>
       </w:tcPr>
@@ -5557,11 +6186,11 @@
       <w:tblPr/>
       <w:tcPr>
         <w:tcBorders>
-          <w:top w:val="single" w:sz="8" w:space="0" w:color="000000"/>
-          <w:left w:val="single" w:sz="8" w:space="0" w:color="000000"/>
-          <w:bottom w:val="single" w:sz="8" w:space="0" w:color="000000"/>
-          <w:right w:val="single" w:sz="8" w:space="0" w:color="000000"/>
-          <w:insideV w:val="single" w:sz="8" w:space="0" w:color="000000"/>
+          <w:top w:val="single" w:color="000000" w:sz="8" w:space="0"/>
+          <w:left w:val="single" w:color="000000" w:sz="8" w:space="0"/>
+          <w:bottom w:val="single" w:color="000000" w:sz="8" w:space="0"/>
+          <w:right w:val="single" w:color="000000" w:sz="8" w:space="0"/>
+          <w:insideV w:val="single" w:color="000000" w:sz="8" w:space="0"/>
         </w:tcBorders>
         <w:shd w:val="clear" w:color="auto" w:fill="C0C0C0"/>
       </w:tcPr>
@@ -5570,11 +6199,11 @@
       <w:tblPr/>
       <w:tcPr>
         <w:tcBorders>
-          <w:top w:val="single" w:sz="8" w:space="0" w:color="000000"/>
-          <w:left w:val="single" w:sz="8" w:space="0" w:color="000000"/>
-          <w:bottom w:val="single" w:sz="8" w:space="0" w:color="000000"/>
-          <w:right w:val="single" w:sz="8" w:space="0" w:color="000000"/>
-          <w:insideV w:val="single" w:sz="8" w:space="0" w:color="000000"/>
+          <w:top w:val="single" w:color="000000" w:sz="8" w:space="0"/>
+          <w:left w:val="single" w:color="000000" w:sz="8" w:space="0"/>
+          <w:bottom w:val="single" w:color="000000" w:sz="8" w:space="0"/>
+          <w:right w:val="single" w:color="000000" w:sz="8" w:space="0"/>
+          <w:insideV w:val="single" w:color="000000" w:sz="8" w:space="0"/>
         </w:tcBorders>
       </w:tcPr>
     </w:tblStylePr>
@@ -5590,12 +6219,12 @@
       <w:tblStyleRowBandSize w:val="1"/>
       <w:tblStyleColBandSize w:val="1"/>
       <w:tblBorders>
-        <w:top w:val="single" w:sz="8" w:space="0" w:color="4F81BD"/>
-        <w:left w:val="single" w:sz="8" w:space="0" w:color="4F81BD"/>
-        <w:bottom w:val="single" w:sz="8" w:space="0" w:color="4F81BD"/>
-        <w:right w:val="single" w:sz="8" w:space="0" w:color="4F81BD"/>
-        <w:insideH w:val="single" w:sz="8" w:space="0" w:color="4F81BD"/>
-        <w:insideV w:val="single" w:sz="8" w:space="0" w:color="4F81BD"/>
+        <w:top w:val="single" w:color="4F81BD" w:sz="8" w:space="0"/>
+        <w:left w:val="single" w:color="4F81BD" w:sz="8" w:space="0"/>
+        <w:bottom w:val="single" w:color="4F81BD" w:sz="8" w:space="0"/>
+        <w:right w:val="single" w:color="4F81BD" w:sz="8" w:space="0"/>
+        <w:insideH w:val="single" w:color="4F81BD" w:sz="8" w:space="0"/>
+        <w:insideV w:val="single" w:color="4F81BD" w:sz="8" w:space="0"/>
       </w:tblBorders>
     </w:tblPr>
     <w:tblStylePr w:type="firstRow">
@@ -5603,19 +6232,19 @@
         <w:spacing w:before="0" w:after="0" w:line="240" w:lineRule="auto"/>
       </w:pPr>
       <w:rPr>
-        <w:rFonts w:ascii="Calibri" w:eastAsia="MS Gothic" w:hAnsi="Calibri" w:cs="SimSun"/>
-        <w:b/>
-        <w:bCs/>
-      </w:rPr>
-      <w:tblPr/>
-      <w:tcPr>
-        <w:tcBorders>
-          <w:top w:val="single" w:sz="8" w:space="0" w:color="4F81BD"/>
-          <w:left w:val="single" w:sz="8" w:space="0" w:color="4F81BD"/>
-          <w:bottom w:val="single" w:sz="18" w:space="0" w:color="4F81BD"/>
-          <w:right w:val="single" w:sz="8" w:space="0" w:color="4F81BD"/>
-          <w:insideH w:val="nil"/>
-          <w:insideV w:val="single" w:sz="8" w:space="0" w:color="4F81BD"/>
+        <w:rFonts w:ascii="Calibri" w:hAnsi="Calibri" w:eastAsia="MS Gothic" w:cs="SimSun"/>
+        <w:b/>
+        <w:bCs/>
+      </w:rPr>
+      <w:tblPr/>
+      <w:tcPr>
+        <w:tcBorders>
+          <w:top w:val="single" w:color="4F81BD" w:sz="8" w:space="0"/>
+          <w:left w:val="single" w:color="4F81BD" w:sz="8" w:space="0"/>
+          <w:bottom w:val="single" w:color="4F81BD" w:sz="18" w:space="0"/>
+          <w:right w:val="single" w:color="4F81BD" w:sz="8" w:space="0"/>
+          <w:insideH w:val="nil"/>
+          <w:insideV w:val="single" w:color="4F81BD" w:sz="8" w:space="0"/>
         </w:tcBorders>
       </w:tcPr>
     </w:tblStylePr>
@@ -5624,42 +6253,42 @@
         <w:spacing w:before="0" w:after="0" w:line="240" w:lineRule="auto"/>
       </w:pPr>
       <w:rPr>
-        <w:rFonts w:ascii="Calibri" w:eastAsia="MS Gothic" w:hAnsi="Calibri" w:cs="SimSun"/>
-        <w:b/>
-        <w:bCs/>
-      </w:rPr>
-      <w:tblPr/>
-      <w:tcPr>
-        <w:tcBorders>
-          <w:top w:val="double" w:sz="6" w:space="0" w:color="4F81BD"/>
-          <w:left w:val="single" w:sz="8" w:space="0" w:color="4F81BD"/>
-          <w:bottom w:val="single" w:sz="8" w:space="0" w:color="4F81BD"/>
-          <w:right w:val="single" w:sz="8" w:space="0" w:color="4F81BD"/>
-          <w:insideH w:val="nil"/>
-          <w:insideV w:val="single" w:sz="8" w:space="0" w:color="4F81BD"/>
+        <w:rFonts w:ascii="Calibri" w:hAnsi="Calibri" w:eastAsia="MS Gothic" w:cs="SimSun"/>
+        <w:b/>
+        <w:bCs/>
+      </w:rPr>
+      <w:tblPr/>
+      <w:tcPr>
+        <w:tcBorders>
+          <w:top w:val="double" w:color="4F81BD" w:sz="6" w:space="0"/>
+          <w:left w:val="single" w:color="4F81BD" w:sz="8" w:space="0"/>
+          <w:bottom w:val="single" w:color="4F81BD" w:sz="8" w:space="0"/>
+          <w:right w:val="single" w:color="4F81BD" w:sz="8" w:space="0"/>
+          <w:insideH w:val="nil"/>
+          <w:insideV w:val="single" w:color="4F81BD" w:sz="8" w:space="0"/>
         </w:tcBorders>
       </w:tcPr>
     </w:tblStylePr>
     <w:tblStylePr w:type="firstCol">
       <w:rPr>
-        <w:rFonts w:ascii="Calibri" w:eastAsia="MS Gothic" w:hAnsi="Calibri" w:cs="SimSun"/>
+        <w:rFonts w:ascii="Calibri" w:hAnsi="Calibri" w:eastAsia="MS Gothic" w:cs="SimSun"/>
         <w:b/>
         <w:bCs/>
       </w:rPr>
     </w:tblStylePr>
     <w:tblStylePr w:type="lastCol">
       <w:rPr>
-        <w:rFonts w:ascii="Calibri" w:eastAsia="MS Gothic" w:hAnsi="Calibri" w:cs="SimSun"/>
-        <w:b/>
-        <w:bCs/>
-      </w:rPr>
-      <w:tblPr/>
-      <w:tcPr>
-        <w:tcBorders>
-          <w:top w:val="single" w:sz="8" w:space="0" w:color="4F81BD"/>
-          <w:left w:val="single" w:sz="8" w:space="0" w:color="4F81BD"/>
-          <w:bottom w:val="single" w:sz="8" w:space="0" w:color="4F81BD"/>
-          <w:right w:val="single" w:sz="8" w:space="0" w:color="4F81BD"/>
+        <w:rFonts w:ascii="Calibri" w:hAnsi="Calibri" w:eastAsia="MS Gothic" w:cs="SimSun"/>
+        <w:b/>
+        <w:bCs/>
+      </w:rPr>
+      <w:tblPr/>
+      <w:tcPr>
+        <w:tcBorders>
+          <w:top w:val="single" w:color="4F81BD" w:sz="8" w:space="0"/>
+          <w:left w:val="single" w:color="4F81BD" w:sz="8" w:space="0"/>
+          <w:bottom w:val="single" w:color="4F81BD" w:sz="8" w:space="0"/>
+          <w:right w:val="single" w:color="4F81BD" w:sz="8" w:space="0"/>
         </w:tcBorders>
       </w:tcPr>
     </w:tblStylePr>
@@ -5667,10 +6296,10 @@
       <w:tblPr/>
       <w:tcPr>
         <w:tcBorders>
-          <w:top w:val="single" w:sz="8" w:space="0" w:color="4F81BD"/>
-          <w:left w:val="single" w:sz="8" w:space="0" w:color="4F81BD"/>
-          <w:bottom w:val="single" w:sz="8" w:space="0" w:color="4F81BD"/>
-          <w:right w:val="single" w:sz="8" w:space="0" w:color="4F81BD"/>
+          <w:top w:val="single" w:color="4F81BD" w:sz="8" w:space="0"/>
+          <w:left w:val="single" w:color="4F81BD" w:sz="8" w:space="0"/>
+          <w:bottom w:val="single" w:color="4F81BD" w:sz="8" w:space="0"/>
+          <w:right w:val="single" w:color="4F81BD" w:sz="8" w:space="0"/>
         </w:tcBorders>
         <w:shd w:val="clear" w:color="auto" w:fill="D3DFEE"/>
       </w:tcPr>
@@ -5679,11 +6308,11 @@
       <w:tblPr/>
       <w:tcPr>
         <w:tcBorders>
-          <w:top w:val="single" w:sz="8" w:space="0" w:color="4F81BD"/>
-          <w:left w:val="single" w:sz="8" w:space="0" w:color="4F81BD"/>
-          <w:bottom w:val="single" w:sz="8" w:space="0" w:color="4F81BD"/>
-          <w:right w:val="single" w:sz="8" w:space="0" w:color="4F81BD"/>
-          <w:insideV w:val="single" w:sz="8" w:space="0" w:color="4F81BD"/>
+          <w:top w:val="single" w:color="4F81BD" w:sz="8" w:space="0"/>
+          <w:left w:val="single" w:color="4F81BD" w:sz="8" w:space="0"/>
+          <w:bottom w:val="single" w:color="4F81BD" w:sz="8" w:space="0"/>
+          <w:right w:val="single" w:color="4F81BD" w:sz="8" w:space="0"/>
+          <w:insideV w:val="single" w:color="4F81BD" w:sz="8" w:space="0"/>
         </w:tcBorders>
         <w:shd w:val="clear" w:color="auto" w:fill="D3DFEE"/>
       </w:tcPr>
@@ -5692,11 +6321,11 @@
       <w:tblPr/>
       <w:tcPr>
         <w:tcBorders>
-          <w:top w:val="single" w:sz="8" w:space="0" w:color="4F81BD"/>
-          <w:left w:val="single" w:sz="8" w:space="0" w:color="4F81BD"/>
-          <w:bottom w:val="single" w:sz="8" w:space="0" w:color="4F81BD"/>
-          <w:right w:val="single" w:sz="8" w:space="0" w:color="4F81BD"/>
-          <w:insideV w:val="single" w:sz="8" w:space="0" w:color="4F81BD"/>
+          <w:top w:val="single" w:color="4F81BD" w:sz="8" w:space="0"/>
+          <w:left w:val="single" w:color="4F81BD" w:sz="8" w:space="0"/>
+          <w:bottom w:val="single" w:color="4F81BD" w:sz="8" w:space="0"/>
+          <w:right w:val="single" w:color="4F81BD" w:sz="8" w:space="0"/>
+          <w:insideV w:val="single" w:color="4F81BD" w:sz="8" w:space="0"/>
         </w:tcBorders>
       </w:tcPr>
     </w:tblStylePr>
@@ -5712,12 +6341,12 @@
       <w:tblStyleRowBandSize w:val="1"/>
       <w:tblStyleColBandSize w:val="1"/>
       <w:tblBorders>
-        <w:top w:val="single" w:sz="8" w:space="0" w:color="C0504D"/>
-        <w:left w:val="single" w:sz="8" w:space="0" w:color="C0504D"/>
-        <w:bottom w:val="single" w:sz="8" w:space="0" w:color="C0504D"/>
-        <w:right w:val="single" w:sz="8" w:space="0" w:color="C0504D"/>
-        <w:insideH w:val="single" w:sz="8" w:space="0" w:color="C0504D"/>
-        <w:insideV w:val="single" w:sz="8" w:space="0" w:color="C0504D"/>
+        <w:top w:val="single" w:color="C0504D" w:sz="8" w:space="0"/>
+        <w:left w:val="single" w:color="C0504D" w:sz="8" w:space="0"/>
+        <w:bottom w:val="single" w:color="C0504D" w:sz="8" w:space="0"/>
+        <w:right w:val="single" w:color="C0504D" w:sz="8" w:space="0"/>
+        <w:insideH w:val="single" w:color="C0504D" w:sz="8" w:space="0"/>
+        <w:insideV w:val="single" w:color="C0504D" w:sz="8" w:space="0"/>
       </w:tblBorders>
     </w:tblPr>
     <w:tblStylePr w:type="firstRow">
@@ -5725,19 +6354,19 @@
         <w:spacing w:before="0" w:after="0" w:line="240" w:lineRule="auto"/>
       </w:pPr>
       <w:rPr>
-        <w:rFonts w:ascii="Calibri" w:eastAsia="MS Gothic" w:hAnsi="Calibri" w:cs="SimSun"/>
-        <w:b/>
-        <w:bCs/>
-      </w:rPr>
-      <w:tblPr/>
-      <w:tcPr>
-        <w:tcBorders>
-          <w:top w:val="single" w:sz="8" w:space="0" w:color="C0504D"/>
-          <w:left w:val="single" w:sz="8" w:space="0" w:color="C0504D"/>
-          <w:bottom w:val="single" w:sz="18" w:space="0" w:color="C0504D"/>
-          <w:right w:val="single" w:sz="8" w:space="0" w:color="C0504D"/>
-          <w:insideH w:val="nil"/>
-          <w:insideV w:val="single" w:sz="8" w:space="0" w:color="C0504D"/>
+        <w:rFonts w:ascii="Calibri" w:hAnsi="Calibri" w:eastAsia="MS Gothic" w:cs="SimSun"/>
+        <w:b/>
+        <w:bCs/>
+      </w:rPr>
+      <w:tblPr/>
+      <w:tcPr>
+        <w:tcBorders>
+          <w:top w:val="single" w:color="C0504D" w:sz="8" w:space="0"/>
+          <w:left w:val="single" w:color="C0504D" w:sz="8" w:space="0"/>
+          <w:bottom w:val="single" w:color="C0504D" w:sz="18" w:space="0"/>
+          <w:right w:val="single" w:color="C0504D" w:sz="8" w:space="0"/>
+          <w:insideH w:val="nil"/>
+          <w:insideV w:val="single" w:color="C0504D" w:sz="8" w:space="0"/>
         </w:tcBorders>
       </w:tcPr>
     </w:tblStylePr>
@@ -5746,42 +6375,42 @@
         <w:spacing w:before="0" w:after="0" w:line="240" w:lineRule="auto"/>
       </w:pPr>
       <w:rPr>
-        <w:rFonts w:ascii="Calibri" w:eastAsia="MS Gothic" w:hAnsi="Calibri" w:cs="SimSun"/>
-        <w:b/>
-        <w:bCs/>
-      </w:rPr>
-      <w:tblPr/>
-      <w:tcPr>
-        <w:tcBorders>
-          <w:top w:val="double" w:sz="6" w:space="0" w:color="C0504D"/>
-          <w:left w:val="single" w:sz="8" w:space="0" w:color="C0504D"/>
-          <w:bottom w:val="single" w:sz="8" w:space="0" w:color="C0504D"/>
-          <w:right w:val="single" w:sz="8" w:space="0" w:color="C0504D"/>
-          <w:insideH w:val="nil"/>
-          <w:insideV w:val="single" w:sz="8" w:space="0" w:color="C0504D"/>
+        <w:rFonts w:ascii="Calibri" w:hAnsi="Calibri" w:eastAsia="MS Gothic" w:cs="SimSun"/>
+        <w:b/>
+        <w:bCs/>
+      </w:rPr>
+      <w:tblPr/>
+      <w:tcPr>
+        <w:tcBorders>
+          <w:top w:val="double" w:color="C0504D" w:sz="6" w:space="0"/>
+          <w:left w:val="single" w:color="C0504D" w:sz="8" w:space="0"/>
+          <w:bottom w:val="single" w:color="C0504D" w:sz="8" w:space="0"/>
+          <w:right w:val="single" w:color="C0504D" w:sz="8" w:space="0"/>
+          <w:insideH w:val="nil"/>
+          <w:insideV w:val="single" w:color="C0504D" w:sz="8" w:space="0"/>
         </w:tcBorders>
       </w:tcPr>
     </w:tblStylePr>
     <w:tblStylePr w:type="firstCol">
       <w:rPr>
-        <w:rFonts w:ascii="Calibri" w:eastAsia="MS Gothic" w:hAnsi="Calibri" w:cs="SimSun"/>
+        <w:rFonts w:ascii="Calibri" w:hAnsi="Calibri" w:eastAsia="MS Gothic" w:cs="SimSun"/>
         <w:b/>
         <w:bCs/>
       </w:rPr>
     </w:tblStylePr>
     <w:tblStylePr w:type="lastCol">
       <w:rPr>
-        <w:rFonts w:ascii="Calibri" w:eastAsia="MS Gothic" w:hAnsi="Calibri" w:cs="SimSun"/>
-        <w:b/>
-        <w:bCs/>
-      </w:rPr>
-      <w:tblPr/>
-      <w:tcPr>
-        <w:tcBorders>
-          <w:top w:val="single" w:sz="8" w:space="0" w:color="C0504D"/>
-          <w:left w:val="single" w:sz="8" w:space="0" w:color="C0504D"/>
-          <w:bottom w:val="single" w:sz="8" w:space="0" w:color="C0504D"/>
-          <w:right w:val="single" w:sz="8" w:space="0" w:color="C0504D"/>
+        <w:rFonts w:ascii="Calibri" w:hAnsi="Calibri" w:eastAsia="MS Gothic" w:cs="SimSun"/>
+        <w:b/>
+        <w:bCs/>
+      </w:rPr>
+      <w:tblPr/>
+      <w:tcPr>
+        <w:tcBorders>
+          <w:top w:val="single" w:color="C0504D" w:sz="8" w:space="0"/>
+          <w:left w:val="single" w:color="C0504D" w:sz="8" w:space="0"/>
+          <w:bottom w:val="single" w:color="C0504D" w:sz="8" w:space="0"/>
+          <w:right w:val="single" w:color="C0504D" w:sz="8" w:space="0"/>
         </w:tcBorders>
       </w:tcPr>
     </w:tblStylePr>
@@ -5789,10 +6418,10 @@
       <w:tblPr/>
       <w:tcPr>
         <w:tcBorders>
-          <w:top w:val="single" w:sz="8" w:space="0" w:color="C0504D"/>
-          <w:left w:val="single" w:sz="8" w:space="0" w:color="C0504D"/>
-          <w:bottom w:val="single" w:sz="8" w:space="0" w:color="C0504D"/>
-          <w:right w:val="single" w:sz="8" w:space="0" w:color="C0504D"/>
+          <w:top w:val="single" w:color="C0504D" w:sz="8" w:space="0"/>
+          <w:left w:val="single" w:color="C0504D" w:sz="8" w:space="0"/>
+          <w:bottom w:val="single" w:color="C0504D" w:sz="8" w:space="0"/>
+          <w:right w:val="single" w:color="C0504D" w:sz="8" w:space="0"/>
         </w:tcBorders>
         <w:shd w:val="clear" w:color="auto" w:fill="EFD3D2"/>
       </w:tcPr>
@@ -5801,11 +6430,11 @@
       <w:tblPr/>
       <w:tcPr>
         <w:tcBorders>
-          <w:top w:val="single" w:sz="8" w:space="0" w:color="C0504D"/>
-          <w:left w:val="single" w:sz="8" w:space="0" w:color="C0504D"/>
-          <w:bottom w:val="single" w:sz="8" w:space="0" w:color="C0504D"/>
-          <w:right w:val="single" w:sz="8" w:space="0" w:color="C0504D"/>
-          <w:insideV w:val="single" w:sz="8" w:space="0" w:color="C0504D"/>
+          <w:top w:val="single" w:color="C0504D" w:sz="8" w:space="0"/>
+          <w:left w:val="single" w:color="C0504D" w:sz="8" w:space="0"/>
+          <w:bottom w:val="single" w:color="C0504D" w:sz="8" w:space="0"/>
+          <w:right w:val="single" w:color="C0504D" w:sz="8" w:space="0"/>
+          <w:insideV w:val="single" w:color="C0504D" w:sz="8" w:space="0"/>
         </w:tcBorders>
         <w:shd w:val="clear" w:color="auto" w:fill="EFD3D2"/>
       </w:tcPr>
@@ -5814,11 +6443,11 @@
       <w:tblPr/>
       <w:tcPr>
         <w:tcBorders>
-          <w:top w:val="single" w:sz="8" w:space="0" w:color="C0504D"/>
-          <w:left w:val="single" w:sz="8" w:space="0" w:color="C0504D"/>
-          <w:bottom w:val="single" w:sz="8" w:space="0" w:color="C0504D"/>
-          <w:right w:val="single" w:sz="8" w:space="0" w:color="C0504D"/>
-          <w:insideV w:val="single" w:sz="8" w:space="0" w:color="C0504D"/>
+          <w:top w:val="single" w:color="C0504D" w:sz="8" w:space="0"/>
+          <w:left w:val="single" w:color="C0504D" w:sz="8" w:space="0"/>
+          <w:bottom w:val="single" w:color="C0504D" w:sz="8" w:space="0"/>
+          <w:right w:val="single" w:color="C0504D" w:sz="8" w:space="0"/>
+          <w:insideV w:val="single" w:color="C0504D" w:sz="8" w:space="0"/>
         </w:tcBorders>
       </w:tcPr>
     </w:tblStylePr>
@@ -5834,12 +6463,12 @@
       <w:tblStyleRowBandSize w:val="1"/>
       <w:tblStyleColBandSize w:val="1"/>
       <w:tblBorders>
-        <w:top w:val="single" w:sz="8" w:space="0" w:color="9BBB59"/>
-        <w:left w:val="single" w:sz="8" w:space="0" w:color="9BBB59"/>
-        <w:bottom w:val="single" w:sz="8" w:space="0" w:color="9BBB59"/>
-        <w:right w:val="single" w:sz="8" w:space="0" w:color="9BBB59"/>
-        <w:insideH w:val="single" w:sz="8" w:space="0" w:color="9BBB59"/>
-        <w:insideV w:val="single" w:sz="8" w:space="0" w:color="9BBB59"/>
+        <w:top w:val="single" w:color="9BBB59" w:sz="8" w:space="0"/>
+        <w:left w:val="single" w:color="9BBB59" w:sz="8" w:space="0"/>
+        <w:bottom w:val="single" w:color="9BBB59" w:sz="8" w:space="0"/>
+        <w:right w:val="single" w:color="9BBB59" w:sz="8" w:space="0"/>
+        <w:insideH w:val="single" w:color="9BBB59" w:sz="8" w:space="0"/>
+        <w:insideV w:val="single" w:color="9BBB59" w:sz="8" w:space="0"/>
       </w:tblBorders>
     </w:tblPr>
     <w:tblStylePr w:type="firstRow">
@@ -5847,19 +6476,19 @@
         <w:spacing w:before="0" w:after="0" w:line="240" w:lineRule="auto"/>
       </w:pPr>
       <w:rPr>
-        <w:rFonts w:ascii="Calibri" w:eastAsia="MS Gothic" w:hAnsi="Calibri" w:cs="SimSun"/>
-        <w:b/>
-        <w:bCs/>
-      </w:rPr>
-      <w:tblPr/>
-      <w:tcPr>
-        <w:tcBorders>
-          <w:top w:val="single" w:sz="8" w:space="0" w:color="9BBB59"/>
-          <w:left w:val="single" w:sz="8" w:space="0" w:color="9BBB59"/>
-          <w:bottom w:val="single" w:sz="18" w:space="0" w:color="9BBB59"/>
-          <w:right w:val="single" w:sz="8" w:space="0" w:color="9BBB59"/>
-          <w:insideH w:val="nil"/>
-          <w:insideV w:val="single" w:sz="8" w:space="0" w:color="9BBB59"/>
+        <w:rFonts w:ascii="Calibri" w:hAnsi="Calibri" w:eastAsia="MS Gothic" w:cs="SimSun"/>
+        <w:b/>
+        <w:bCs/>
+      </w:rPr>
+      <w:tblPr/>
+      <w:tcPr>
+        <w:tcBorders>
+          <w:top w:val="single" w:color="9BBB59" w:sz="8" w:space="0"/>
+          <w:left w:val="single" w:color="9BBB59" w:sz="8" w:space="0"/>
+          <w:bottom w:val="single" w:color="9BBB59" w:sz="18" w:space="0"/>
+          <w:right w:val="single" w:color="9BBB59" w:sz="8" w:space="0"/>
+          <w:insideH w:val="nil"/>
+          <w:insideV w:val="single" w:color="9BBB59" w:sz="8" w:space="0"/>
         </w:tcBorders>
       </w:tcPr>
     </w:tblStylePr>
@@ -5868,42 +6497,42 @@
         <w:spacing w:before="0" w:after="0" w:line="240" w:lineRule="auto"/>
       </w:pPr>
       <w:rPr>
-        <w:rFonts w:ascii="Calibri" w:eastAsia="MS Gothic" w:hAnsi="Calibri" w:cs="SimSun"/>
-        <w:b/>
-        <w:bCs/>
-      </w:rPr>
-      <w:tblPr/>
-      <w:tcPr>
-        <w:tcBorders>
-          <w:top w:val="double" w:sz="6" w:space="0" w:color="9BBB59"/>
-          <w:left w:val="single" w:sz="8" w:space="0" w:color="9BBB59"/>
-          <w:bottom w:val="single" w:sz="8" w:space="0" w:color="9BBB59"/>
-          <w:right w:val="single" w:sz="8" w:space="0" w:color="9BBB59"/>
-          <w:insideH w:val="nil"/>
-          <w:insideV w:val="single" w:sz="8" w:space="0" w:color="9BBB59"/>
+        <w:rFonts w:ascii="Calibri" w:hAnsi="Calibri" w:eastAsia="MS Gothic" w:cs="SimSun"/>
+        <w:b/>
+        <w:bCs/>
+      </w:rPr>
+      <w:tblPr/>
+      <w:tcPr>
+        <w:tcBorders>
+          <w:top w:val="double" w:color="9BBB59" w:sz="6" w:space="0"/>
+          <w:left w:val="single" w:color="9BBB59" w:sz="8" w:space="0"/>
+          <w:bottom w:val="single" w:color="9BBB59" w:sz="8" w:space="0"/>
+          <w:right w:val="single" w:color="9BBB59" w:sz="8" w:space="0"/>
+          <w:insideH w:val="nil"/>
+          <w:insideV w:val="single" w:color="9BBB59" w:sz="8" w:space="0"/>
         </w:tcBorders>
       </w:tcPr>
     </w:tblStylePr>
     <w:tblStylePr w:type="firstCol">
       <w:rPr>
-        <w:rFonts w:ascii="Calibri" w:eastAsia="MS Gothic" w:hAnsi="Calibri" w:cs="SimSun"/>
+        <w:rFonts w:ascii="Calibri" w:hAnsi="Calibri" w:eastAsia="MS Gothic" w:cs="SimSun"/>
         <w:b/>
         <w:bCs/>
       </w:rPr>
     </w:tblStylePr>
     <w:tblStylePr w:type="lastCol">
       <w:rPr>
-        <w:rFonts w:ascii="Calibri" w:eastAsia="MS Gothic" w:hAnsi="Calibri" w:cs="SimSun"/>
-        <w:b/>
-        <w:bCs/>
-      </w:rPr>
-      <w:tblPr/>
-      <w:tcPr>
-        <w:tcBorders>
-          <w:top w:val="single" w:sz="8" w:space="0" w:color="9BBB59"/>
-          <w:left w:val="single" w:sz="8" w:space="0" w:color="9BBB59"/>
-          <w:bottom w:val="single" w:sz="8" w:space="0" w:color="9BBB59"/>
-          <w:right w:val="single" w:sz="8" w:space="0" w:color="9BBB59"/>
+        <w:rFonts w:ascii="Calibri" w:hAnsi="Calibri" w:eastAsia="MS Gothic" w:cs="SimSun"/>
+        <w:b/>
+        <w:bCs/>
+      </w:rPr>
+      <w:tblPr/>
+      <w:tcPr>
+        <w:tcBorders>
+          <w:top w:val="single" w:color="9BBB59" w:sz="8" w:space="0"/>
+          <w:left w:val="single" w:color="9BBB59" w:sz="8" w:space="0"/>
+          <w:bottom w:val="single" w:color="9BBB59" w:sz="8" w:space="0"/>
+          <w:right w:val="single" w:color="9BBB59" w:sz="8" w:space="0"/>
         </w:tcBorders>
       </w:tcPr>
     </w:tblStylePr>
@@ -5911,10 +6540,10 @@
       <w:tblPr/>
       <w:tcPr>
         <w:tcBorders>
-          <w:top w:val="single" w:sz="8" w:space="0" w:color="9BBB59"/>
-          <w:left w:val="single" w:sz="8" w:space="0" w:color="9BBB59"/>
-          <w:bottom w:val="single" w:sz="8" w:space="0" w:color="9BBB59"/>
-          <w:right w:val="single" w:sz="8" w:space="0" w:color="9BBB59"/>
+          <w:top w:val="single" w:color="9BBB59" w:sz="8" w:space="0"/>
+          <w:left w:val="single" w:color="9BBB59" w:sz="8" w:space="0"/>
+          <w:bottom w:val="single" w:color="9BBB59" w:sz="8" w:space="0"/>
+          <w:right w:val="single" w:color="9BBB59" w:sz="8" w:space="0"/>
         </w:tcBorders>
         <w:shd w:val="clear" w:color="auto" w:fill="E6EED5"/>
       </w:tcPr>
@@ -5923,11 +6552,11 @@
       <w:tblPr/>
       <w:tcPr>
         <w:tcBorders>
-          <w:top w:val="single" w:sz="8" w:space="0" w:color="9BBB59"/>
-          <w:left w:val="single" w:sz="8" w:space="0" w:color="9BBB59"/>
-          <w:bottom w:val="single" w:sz="8" w:space="0" w:color="9BBB59"/>
-          <w:right w:val="single" w:sz="8" w:space="0" w:color="9BBB59"/>
-          <w:insideV w:val="single" w:sz="8" w:space="0" w:color="9BBB59"/>
+          <w:top w:val="single" w:color="9BBB59" w:sz="8" w:space="0"/>
+          <w:left w:val="single" w:color="9BBB59" w:sz="8" w:space="0"/>
+          <w:bottom w:val="single" w:color="9BBB59" w:sz="8" w:space="0"/>
+          <w:right w:val="single" w:color="9BBB59" w:sz="8" w:space="0"/>
+          <w:insideV w:val="single" w:color="9BBB59" w:sz="8" w:space="0"/>
         </w:tcBorders>
         <w:shd w:val="clear" w:color="auto" w:fill="E6EED5"/>
       </w:tcPr>
@@ -5936,11 +6565,11 @@
       <w:tblPr/>
       <w:tcPr>
         <w:tcBorders>
-          <w:top w:val="single" w:sz="8" w:space="0" w:color="9BBB59"/>
-          <w:left w:val="single" w:sz="8" w:space="0" w:color="9BBB59"/>
-          <w:bottom w:val="single" w:sz="8" w:space="0" w:color="9BBB59"/>
-          <w:right w:val="single" w:sz="8" w:space="0" w:color="9BBB59"/>
-          <w:insideV w:val="single" w:sz="8" w:space="0" w:color="9BBB59"/>
+          <w:top w:val="single" w:color="9BBB59" w:sz="8" w:space="0"/>
+          <w:left w:val="single" w:color="9BBB59" w:sz="8" w:space="0"/>
+          <w:bottom w:val="single" w:color="9BBB59" w:sz="8" w:space="0"/>
+          <w:right w:val="single" w:color="9BBB59" w:sz="8" w:space="0"/>
+          <w:insideV w:val="single" w:color="9BBB59" w:sz="8" w:space="0"/>
         </w:tcBorders>
       </w:tcPr>
     </w:tblStylePr>
@@ -5956,12 +6585,12 @@
       <w:tblStyleRowBandSize w:val="1"/>
       <w:tblStyleColBandSize w:val="1"/>
       <w:tblBorders>
-        <w:top w:val="single" w:sz="8" w:space="0" w:color="8064A2"/>
-        <w:left w:val="single" w:sz="8" w:space="0" w:color="8064A2"/>
-        <w:bottom w:val="single" w:sz="8" w:space="0" w:color="8064A2"/>
-        <w:right w:val="single" w:sz="8" w:space="0" w:color="8064A2"/>
-        <w:insideH w:val="single" w:sz="8" w:space="0" w:color="8064A2"/>
-        <w:insideV w:val="single" w:sz="8" w:space="0" w:color="8064A2"/>
+        <w:top w:val="single" w:color="8064A2" w:sz="8" w:space="0"/>
+        <w:left w:val="single" w:color="8064A2" w:sz="8" w:space="0"/>
+        <w:bottom w:val="single" w:color="8064A2" w:sz="8" w:space="0"/>
+        <w:right w:val="single" w:color="8064A2" w:sz="8" w:space="0"/>
+        <w:insideH w:val="single" w:color="8064A2" w:sz="8" w:space="0"/>
+        <w:insideV w:val="single" w:color="8064A2" w:sz="8" w:space="0"/>
       </w:tblBorders>
     </w:tblPr>
     <w:tblStylePr w:type="firstRow">
@@ -5969,19 +6598,19 @@
         <w:spacing w:before="0" w:after="0" w:line="240" w:lineRule="auto"/>
       </w:pPr>
       <w:rPr>
-        <w:rFonts w:ascii="Calibri" w:eastAsia="MS Gothic" w:hAnsi="Calibri" w:cs="SimSun"/>
-        <w:b/>
-        <w:bCs/>
-      </w:rPr>
-      <w:tblPr/>
-      <w:tcPr>
-        <w:tcBorders>
-          <w:top w:val="single" w:sz="8" w:space="0" w:color="8064A2"/>
-          <w:left w:val="single" w:sz="8" w:space="0" w:color="8064A2"/>
-          <w:bottom w:val="single" w:sz="18" w:space="0" w:color="8064A2"/>
-          <w:right w:val="single" w:sz="8" w:space="0" w:color="8064A2"/>
-          <w:insideH w:val="nil"/>
-          <w:insideV w:val="single" w:sz="8" w:space="0" w:color="8064A2"/>
+        <w:rFonts w:ascii="Calibri" w:hAnsi="Calibri" w:eastAsia="MS Gothic" w:cs="SimSun"/>
+        <w:b/>
+        <w:bCs/>
+      </w:rPr>
+      <w:tblPr/>
+      <w:tcPr>
+        <w:tcBorders>
+          <w:top w:val="single" w:color="8064A2" w:sz="8" w:space="0"/>
+          <w:left w:val="single" w:color="8064A2" w:sz="8" w:space="0"/>
+          <w:bottom w:val="single" w:color="8064A2" w:sz="18" w:space="0"/>
+          <w:right w:val="single" w:color="8064A2" w:sz="8" w:space="0"/>
+          <w:insideH w:val="nil"/>
+          <w:insideV w:val="single" w:color="8064A2" w:sz="8" w:space="0"/>
         </w:tcBorders>
       </w:tcPr>
     </w:tblStylePr>
@@ -5990,42 +6619,42 @@
         <w:spacing w:before="0" w:after="0" w:line="240" w:lineRule="auto"/>
       </w:pPr>
       <w:rPr>
-        <w:rFonts w:ascii="Calibri" w:eastAsia="MS Gothic" w:hAnsi="Calibri" w:cs="SimSun"/>
-        <w:b/>
-        <w:bCs/>
-      </w:rPr>
-      <w:tblPr/>
-      <w:tcPr>
-        <w:tcBorders>
-          <w:top w:val="double" w:sz="6" w:space="0" w:color="8064A2"/>
-          <w:left w:val="single" w:sz="8" w:space="0" w:color="8064A2"/>
-          <w:bottom w:val="single" w:sz="8" w:space="0" w:color="8064A2"/>
-          <w:right w:val="single" w:sz="8" w:space="0" w:color="8064A2"/>
-          <w:insideH w:val="nil"/>
-          <w:insideV w:val="single" w:sz="8" w:space="0" w:color="8064A2"/>
+        <w:rFonts w:ascii="Calibri" w:hAnsi="Calibri" w:eastAsia="MS Gothic" w:cs="SimSun"/>
+        <w:b/>
+        <w:bCs/>
+      </w:rPr>
+      <w:tblPr/>
+      <w:tcPr>
+        <w:tcBorders>
+          <w:top w:val="double" w:color="8064A2" w:sz="6" w:space="0"/>
+          <w:left w:val="single" w:color="8064A2" w:sz="8" w:space="0"/>
+          <w:bottom w:val="single" w:color="8064A2" w:sz="8" w:space="0"/>
+          <w:right w:val="single" w:color="8064A2" w:sz="8" w:space="0"/>
+          <w:insideH w:val="nil"/>
+          <w:insideV w:val="single" w:color="8064A2" w:sz="8" w:space="0"/>
         </w:tcBorders>
       </w:tcPr>
     </w:tblStylePr>
     <w:tblStylePr w:type="firstCol">
       <w:rPr>
-        <w:rFonts w:ascii="Calibri" w:eastAsia="MS Gothic" w:hAnsi="Calibri" w:cs="SimSun"/>
+        <w:rFonts w:ascii="Calibri" w:hAnsi="Calibri" w:eastAsia="MS Gothic" w:cs="SimSun"/>
         <w:b/>
         <w:bCs/>
       </w:rPr>
     </w:tblStylePr>
     <w:tblStylePr w:type="lastCol">
       <w:rPr>
-        <w:rFonts w:ascii="Calibri" w:eastAsia="MS Gothic" w:hAnsi="Calibri" w:cs="SimSun"/>
-        <w:b/>
-        <w:bCs/>
-      </w:rPr>
-      <w:tblPr/>
-      <w:tcPr>
-        <w:tcBorders>
-          <w:top w:val="single" w:sz="8" w:space="0" w:color="8064A2"/>
-          <w:left w:val="single" w:sz="8" w:space="0" w:color="8064A2"/>
-          <w:bottom w:val="single" w:sz="8" w:space="0" w:color="8064A2"/>
-          <w:right w:val="single" w:sz="8" w:space="0" w:color="8064A2"/>
+        <w:rFonts w:ascii="Calibri" w:hAnsi="Calibri" w:eastAsia="MS Gothic" w:cs="SimSun"/>
+        <w:b/>
+        <w:bCs/>
+      </w:rPr>
+      <w:tblPr/>
+      <w:tcPr>
+        <w:tcBorders>
+          <w:top w:val="single" w:color="8064A2" w:sz="8" w:space="0"/>
+          <w:left w:val="single" w:color="8064A2" w:sz="8" w:space="0"/>
+          <w:bottom w:val="single" w:color="8064A2" w:sz="8" w:space="0"/>
+          <w:right w:val="single" w:color="8064A2" w:sz="8" w:space="0"/>
         </w:tcBorders>
       </w:tcPr>
     </w:tblStylePr>
@@ -6033,10 +6662,10 @@
       <w:tblPr/>
       <w:tcPr>
         <w:tcBorders>
-          <w:top w:val="single" w:sz="8" w:space="0" w:color="8064A2"/>
-          <w:left w:val="single" w:sz="8" w:space="0" w:color="8064A2"/>
-          <w:bottom w:val="single" w:sz="8" w:space="0" w:color="8064A2"/>
-          <w:right w:val="single" w:sz="8" w:space="0" w:color="8064A2"/>
+          <w:top w:val="single" w:color="8064A2" w:sz="8" w:space="0"/>
+          <w:left w:val="single" w:color="8064A2" w:sz="8" w:space="0"/>
+          <w:bottom w:val="single" w:color="8064A2" w:sz="8" w:space="0"/>
+          <w:right w:val="single" w:color="8064A2" w:sz="8" w:space="0"/>
         </w:tcBorders>
         <w:shd w:val="clear" w:color="auto" w:fill="DFD8E8"/>
       </w:tcPr>
@@ -6045,11 +6674,11 @@
       <w:tblPr/>
       <w:tcPr>
         <w:tcBorders>
-          <w:top w:val="single" w:sz="8" w:space="0" w:color="8064A2"/>
-          <w:left w:val="single" w:sz="8" w:space="0" w:color="8064A2"/>
-          <w:bottom w:val="single" w:sz="8" w:space="0" w:color="8064A2"/>
-          <w:right w:val="single" w:sz="8" w:space="0" w:color="8064A2"/>
-          <w:insideV w:val="single" w:sz="8" w:space="0" w:color="8064A2"/>
+          <w:top w:val="single" w:color="8064A2" w:sz="8" w:space="0"/>
+          <w:left w:val="single" w:color="8064A2" w:sz="8" w:space="0"/>
+          <w:bottom w:val="single" w:color="8064A2" w:sz="8" w:space="0"/>
+          <w:right w:val="single" w:color="8064A2" w:sz="8" w:space="0"/>
+          <w:insideV w:val="single" w:color="8064A2" w:sz="8" w:space="0"/>
         </w:tcBorders>
         <w:shd w:val="clear" w:color="auto" w:fill="DFD8E8"/>
       </w:tcPr>
@@ -6058,11 +6687,11 @@
       <w:tblPr/>
       <w:tcPr>
         <w:tcBorders>
-          <w:top w:val="single" w:sz="8" w:space="0" w:color="8064A2"/>
-          <w:left w:val="single" w:sz="8" w:space="0" w:color="8064A2"/>
-          <w:bottom w:val="single" w:sz="8" w:space="0" w:color="8064A2"/>
-          <w:right w:val="single" w:sz="8" w:space="0" w:color="8064A2"/>
-          <w:insideV w:val="single" w:sz="8" w:space="0" w:color="8064A2"/>
+          <w:top w:val="single" w:color="8064A2" w:sz="8" w:space="0"/>
+          <w:left w:val="single" w:color="8064A2" w:sz="8" w:space="0"/>
+          <w:bottom w:val="single" w:color="8064A2" w:sz="8" w:space="0"/>
+          <w:right w:val="single" w:color="8064A2" w:sz="8" w:space="0"/>
+          <w:insideV w:val="single" w:color="8064A2" w:sz="8" w:space="0"/>
         </w:tcBorders>
       </w:tcPr>
     </w:tblStylePr>
@@ -6078,12 +6707,12 @@
       <w:tblStyleRowBandSize w:val="1"/>
       <w:tblStyleColBandSize w:val="1"/>
       <w:tblBorders>
-        <w:top w:val="single" w:sz="8" w:space="0" w:color="4BACC6"/>
-        <w:left w:val="single" w:sz="8" w:space="0" w:color="4BACC6"/>
-        <w:bottom w:val="single" w:sz="8" w:space="0" w:color="4BACC6"/>
-        <w:right w:val="single" w:sz="8" w:space="0" w:color="4BACC6"/>
-        <w:insideH w:val="single" w:sz="8" w:space="0" w:color="4BACC6"/>
-        <w:insideV w:val="single" w:sz="8" w:space="0" w:color="4BACC6"/>
+        <w:top w:val="single" w:color="4BACC6" w:sz="8" w:space="0"/>
+        <w:left w:val="single" w:color="4BACC6" w:sz="8" w:space="0"/>
+        <w:bottom w:val="single" w:color="4BACC6" w:sz="8" w:space="0"/>
+        <w:right w:val="single" w:color="4BACC6" w:sz="8" w:space="0"/>
+        <w:insideH w:val="single" w:color="4BACC6" w:sz="8" w:space="0"/>
+        <w:insideV w:val="single" w:color="4BACC6" w:sz="8" w:space="0"/>
       </w:tblBorders>
     </w:tblPr>
     <w:tblStylePr w:type="firstRow">
@@ -6091,19 +6720,19 @@
         <w:spacing w:before="0" w:after="0" w:line="240" w:lineRule="auto"/>
       </w:pPr>
       <w:rPr>
-        <w:rFonts w:ascii="Calibri" w:eastAsia="MS Gothic" w:hAnsi="Calibri" w:cs="SimSun"/>
-        <w:b/>
-        <w:bCs/>
-      </w:rPr>
-      <w:tblPr/>
-      <w:tcPr>
-        <w:tcBorders>
-          <w:top w:val="single" w:sz="8" w:space="0" w:color="4BACC6"/>
-          <w:left w:val="single" w:sz="8" w:space="0" w:color="4BACC6"/>
-          <w:bottom w:val="single" w:sz="18" w:space="0" w:color="4BACC6"/>
-          <w:right w:val="single" w:sz="8" w:space="0" w:color="4BACC6"/>
-          <w:insideH w:val="nil"/>
-          <w:insideV w:val="single" w:sz="8" w:space="0" w:color="4BACC6"/>
+        <w:rFonts w:ascii="Calibri" w:hAnsi="Calibri" w:eastAsia="MS Gothic" w:cs="SimSun"/>
+        <w:b/>
+        <w:bCs/>
+      </w:rPr>
+      <w:tblPr/>
+      <w:tcPr>
+        <w:tcBorders>
+          <w:top w:val="single" w:color="4BACC6" w:sz="8" w:space="0"/>
+          <w:left w:val="single" w:color="4BACC6" w:sz="8" w:space="0"/>
+          <w:bottom w:val="single" w:color="4BACC6" w:sz="18" w:space="0"/>
+          <w:right w:val="single" w:color="4BACC6" w:sz="8" w:space="0"/>
+          <w:insideH w:val="nil"/>
+          <w:insideV w:val="single" w:color="4BACC6" w:sz="8" w:space="0"/>
         </w:tcBorders>
       </w:tcPr>
     </w:tblStylePr>
@@ -6112,42 +6741,42 @@
         <w:spacing w:before="0" w:after="0" w:line="240" w:lineRule="auto"/>
       </w:pPr>
       <w:rPr>
-        <w:rFonts w:ascii="Calibri" w:eastAsia="MS Gothic" w:hAnsi="Calibri" w:cs="SimSun"/>
-        <w:b/>
-        <w:bCs/>
-      </w:rPr>
-      <w:tblPr/>
-      <w:tcPr>
-        <w:tcBorders>
-          <w:top w:val="double" w:sz="6" w:space="0" w:color="4BACC6"/>
-          <w:left w:val="single" w:sz="8" w:space="0" w:color="4BACC6"/>
-          <w:bottom w:val="single" w:sz="8" w:space="0" w:color="4BACC6"/>
-          <w:right w:val="single" w:sz="8" w:space="0" w:color="4BACC6"/>
-          <w:insideH w:val="nil"/>
-          <w:insideV w:val="single" w:sz="8" w:space="0" w:color="4BACC6"/>
+        <w:rFonts w:ascii="Calibri" w:hAnsi="Calibri" w:eastAsia="MS Gothic" w:cs="SimSun"/>
+        <w:b/>
+        <w:bCs/>
+      </w:rPr>
+      <w:tblPr/>
+      <w:tcPr>
+        <w:tcBorders>
+          <w:top w:val="double" w:color="4BACC6" w:sz="6" w:space="0"/>
+          <w:left w:val="single" w:color="4BACC6" w:sz="8" w:space="0"/>
+          <w:bottom w:val="single" w:color="4BACC6" w:sz="8" w:space="0"/>
+          <w:right w:val="single" w:color="4BACC6" w:sz="8" w:space="0"/>
+          <w:insideH w:val="nil"/>
+          <w:insideV w:val="single" w:color="4BACC6" w:sz="8" w:space="0"/>
         </w:tcBorders>
       </w:tcPr>
     </w:tblStylePr>
     <w:tblStylePr w:type="firstCol">
       <w:rPr>
-        <w:rFonts w:ascii="Calibri" w:eastAsia="MS Gothic" w:hAnsi="Calibri" w:cs="SimSun"/>
+        <w:rFonts w:ascii="Calibri" w:hAnsi="Calibri" w:eastAsia="MS Gothic" w:cs="SimSun"/>
         <w:b/>
         <w:bCs/>
       </w:rPr>
     </w:tblStylePr>
     <w:tblStylePr w:type="lastCol">
       <w:rPr>
-        <w:rFonts w:ascii="Calibri" w:eastAsia="MS Gothic" w:hAnsi="Calibri" w:cs="SimSun"/>
-        <w:b/>
-        <w:bCs/>
-      </w:rPr>
-      <w:tblPr/>
-      <w:tcPr>
-        <w:tcBorders>
-          <w:top w:val="single" w:sz="8" w:space="0" w:color="4BACC6"/>
-          <w:left w:val="single" w:sz="8" w:space="0" w:color="4BACC6"/>
-          <w:bottom w:val="single" w:sz="8" w:space="0" w:color="4BACC6"/>
-          <w:right w:val="single" w:sz="8" w:space="0" w:color="4BACC6"/>
+        <w:rFonts w:ascii="Calibri" w:hAnsi="Calibri" w:eastAsia="MS Gothic" w:cs="SimSun"/>
+        <w:b/>
+        <w:bCs/>
+      </w:rPr>
+      <w:tblPr/>
+      <w:tcPr>
+        <w:tcBorders>
+          <w:top w:val="single" w:color="4BACC6" w:sz="8" w:space="0"/>
+          <w:left w:val="single" w:color="4BACC6" w:sz="8" w:space="0"/>
+          <w:bottom w:val="single" w:color="4BACC6" w:sz="8" w:space="0"/>
+          <w:right w:val="single" w:color="4BACC6" w:sz="8" w:space="0"/>
         </w:tcBorders>
       </w:tcPr>
     </w:tblStylePr>
@@ -6155,10 +6784,10 @@
       <w:tblPr/>
       <w:tcPr>
         <w:tcBorders>
-          <w:top w:val="single" w:sz="8" w:space="0" w:color="4BACC6"/>
-          <w:left w:val="single" w:sz="8" w:space="0" w:color="4BACC6"/>
-          <w:bottom w:val="single" w:sz="8" w:space="0" w:color="4BACC6"/>
-          <w:right w:val="single" w:sz="8" w:space="0" w:color="4BACC6"/>
+          <w:top w:val="single" w:color="4BACC6" w:sz="8" w:space="0"/>
+          <w:left w:val="single" w:color="4BACC6" w:sz="8" w:space="0"/>
+          <w:bottom w:val="single" w:color="4BACC6" w:sz="8" w:space="0"/>
+          <w:right w:val="single" w:color="4BACC6" w:sz="8" w:space="0"/>
         </w:tcBorders>
         <w:shd w:val="clear" w:color="auto" w:fill="D2EAF1"/>
       </w:tcPr>
@@ -6167,11 +6796,11 @@
       <w:tblPr/>
       <w:tcPr>
         <w:tcBorders>
-          <w:top w:val="single" w:sz="8" w:space="0" w:color="4BACC6"/>
-          <w:left w:val="single" w:sz="8" w:space="0" w:color="4BACC6"/>
-          <w:bottom w:val="single" w:sz="8" w:space="0" w:color="4BACC6"/>
-          <w:right w:val="single" w:sz="8" w:space="0" w:color="4BACC6"/>
-          <w:insideV w:val="single" w:sz="8" w:space="0" w:color="4BACC6"/>
+          <w:top w:val="single" w:color="4BACC6" w:sz="8" w:space="0"/>
+          <w:left w:val="single" w:color="4BACC6" w:sz="8" w:space="0"/>
+          <w:bottom w:val="single" w:color="4BACC6" w:sz="8" w:space="0"/>
+          <w:right w:val="single" w:color="4BACC6" w:sz="8" w:space="0"/>
+          <w:insideV w:val="single" w:color="4BACC6" w:sz="8" w:space="0"/>
         </w:tcBorders>
         <w:shd w:val="clear" w:color="auto" w:fill="D2EAF1"/>
       </w:tcPr>
@@ -6180,11 +6809,11 @@
       <w:tblPr/>
       <w:tcPr>
         <w:tcBorders>
-          <w:top w:val="single" w:sz="8" w:space="0" w:color="4BACC6"/>
-          <w:left w:val="single" w:sz="8" w:space="0" w:color="4BACC6"/>
-          <w:bottom w:val="single" w:sz="8" w:space="0" w:color="4BACC6"/>
-          <w:right w:val="single" w:sz="8" w:space="0" w:color="4BACC6"/>
-          <w:insideV w:val="single" w:sz="8" w:space="0" w:color="4BACC6"/>
+          <w:top w:val="single" w:color="4BACC6" w:sz="8" w:space="0"/>
+          <w:left w:val="single" w:color="4BACC6" w:sz="8" w:space="0"/>
+          <w:bottom w:val="single" w:color="4BACC6" w:sz="8" w:space="0"/>
+          <w:right w:val="single" w:color="4BACC6" w:sz="8" w:space="0"/>
+          <w:insideV w:val="single" w:color="4BACC6" w:sz="8" w:space="0"/>
         </w:tcBorders>
       </w:tcPr>
     </w:tblStylePr>
@@ -6200,12 +6829,12 @@
       <w:tblStyleRowBandSize w:val="1"/>
       <w:tblStyleColBandSize w:val="1"/>
       <w:tblBorders>
-        <w:top w:val="single" w:sz="8" w:space="0" w:color="F79646"/>
-        <w:left w:val="single" w:sz="8" w:space="0" w:color="F79646"/>
-        <w:bottom w:val="single" w:sz="8" w:space="0" w:color="F79646"/>
-        <w:right w:val="single" w:sz="8" w:space="0" w:color="F79646"/>
-        <w:insideH w:val="single" w:sz="8" w:space="0" w:color="F79646"/>
-        <w:insideV w:val="single" w:sz="8" w:space="0" w:color="F79646"/>
+        <w:top w:val="single" w:color="F79646" w:sz="8" w:space="0"/>
+        <w:left w:val="single" w:color="F79646" w:sz="8" w:space="0"/>
+        <w:bottom w:val="single" w:color="F79646" w:sz="8" w:space="0"/>
+        <w:right w:val="single" w:color="F79646" w:sz="8" w:space="0"/>
+        <w:insideH w:val="single" w:color="F79646" w:sz="8" w:space="0"/>
+        <w:insideV w:val="single" w:color="F79646" w:sz="8" w:space="0"/>
       </w:tblBorders>
     </w:tblPr>
     <w:tblStylePr w:type="firstRow">
@@ -6213,19 +6842,19 @@
         <w:spacing w:before="0" w:after="0" w:line="240" w:lineRule="auto"/>
       </w:pPr>
       <w:rPr>
-        <w:rFonts w:ascii="Calibri" w:eastAsia="MS Gothic" w:hAnsi="Calibri" w:cs="SimSun"/>
-        <w:b/>
-        <w:bCs/>
-      </w:rPr>
-      <w:tblPr/>
-      <w:tcPr>
-        <w:tcBorders>
-          <w:top w:val="single" w:sz="8" w:space="0" w:color="F79646"/>
-          <w:left w:val="single" w:sz="8" w:space="0" w:color="F79646"/>
-          <w:bottom w:val="single" w:sz="18" w:space="0" w:color="F79646"/>
-          <w:right w:val="single" w:sz="8" w:space="0" w:color="F79646"/>
-          <w:insideH w:val="nil"/>
-          <w:insideV w:val="single" w:sz="8" w:space="0" w:color="F79646"/>
+        <w:rFonts w:ascii="Calibri" w:hAnsi="Calibri" w:eastAsia="MS Gothic" w:cs="SimSun"/>
+        <w:b/>
+        <w:bCs/>
+      </w:rPr>
+      <w:tblPr/>
+      <w:tcPr>
+        <w:tcBorders>
+          <w:top w:val="single" w:color="F79646" w:sz="8" w:space="0"/>
+          <w:left w:val="single" w:color="F79646" w:sz="8" w:space="0"/>
+          <w:bottom w:val="single" w:color="F79646" w:sz="18" w:space="0"/>
+          <w:right w:val="single" w:color="F79646" w:sz="8" w:space="0"/>
+          <w:insideH w:val="nil"/>
+          <w:insideV w:val="single" w:color="F79646" w:sz="8" w:space="0"/>
         </w:tcBorders>
       </w:tcPr>
     </w:tblStylePr>
@@ -6234,42 +6863,42 @@
         <w:spacing w:before="0" w:after="0" w:line="240" w:lineRule="auto"/>
       </w:pPr>
       <w:rPr>
-        <w:rFonts w:ascii="Calibri" w:eastAsia="MS Gothic" w:hAnsi="Calibri" w:cs="SimSun"/>
-        <w:b/>
-        <w:bCs/>
-      </w:rPr>
-      <w:tblPr/>
-      <w:tcPr>
-        <w:tcBorders>
-          <w:top w:val="double" w:sz="6" w:space="0" w:color="F79646"/>
-          <w:left w:val="single" w:sz="8" w:space="0" w:color="F79646"/>
-          <w:bottom w:val="single" w:sz="8" w:space="0" w:color="F79646"/>
-          <w:right w:val="single" w:sz="8" w:space="0" w:color="F79646"/>
-          <w:insideH w:val="nil"/>
-          <w:insideV w:val="single" w:sz="8" w:space="0" w:color="F79646"/>
+        <w:rFonts w:ascii="Calibri" w:hAnsi="Calibri" w:eastAsia="MS Gothic" w:cs="SimSun"/>
+        <w:b/>
+        <w:bCs/>
+      </w:rPr>
+      <w:tblPr/>
+      <w:tcPr>
+        <w:tcBorders>
+          <w:top w:val="double" w:color="F79646" w:sz="6" w:space="0"/>
+          <w:left w:val="single" w:color="F79646" w:sz="8" w:space="0"/>
+          <w:bottom w:val="single" w:color="F79646" w:sz="8" w:space="0"/>
+          <w:right w:val="single" w:color="F79646" w:sz="8" w:space="0"/>
+          <w:insideH w:val="nil"/>
+          <w:insideV w:val="single" w:color="F79646" w:sz="8" w:space="0"/>
         </w:tcBorders>
       </w:tcPr>
     </w:tblStylePr>
     <w:tblStylePr w:type="firstCol">
       <w:rPr>
-        <w:rFonts w:ascii="Calibri" w:eastAsia="MS Gothic" w:hAnsi="Calibri" w:cs="SimSun"/>
+        <w:rFonts w:ascii="Calibri" w:hAnsi="Calibri" w:eastAsia="MS Gothic" w:cs="SimSun"/>
         <w:b/>
         <w:bCs/>
       </w:rPr>
     </w:tblStylePr>
     <w:tblStylePr w:type="lastCol">
       <w:rPr>
-        <w:rFonts w:ascii="Calibri" w:eastAsia="MS Gothic" w:hAnsi="Calibri" w:cs="SimSun"/>
-        <w:b/>
-        <w:bCs/>
-      </w:rPr>
-      <w:tblPr/>
-      <w:tcPr>
-        <w:tcBorders>
-          <w:top w:val="single" w:sz="8" w:space="0" w:color="F79646"/>
-          <w:left w:val="single" w:sz="8" w:space="0" w:color="F79646"/>
-          <w:bottom w:val="single" w:sz="8" w:space="0" w:color="F79646"/>
-          <w:right w:val="single" w:sz="8" w:space="0" w:color="F79646"/>
+        <w:rFonts w:ascii="Calibri" w:hAnsi="Calibri" w:eastAsia="MS Gothic" w:cs="SimSun"/>
+        <w:b/>
+        <w:bCs/>
+      </w:rPr>
+      <w:tblPr/>
+      <w:tcPr>
+        <w:tcBorders>
+          <w:top w:val="single" w:color="F79646" w:sz="8" w:space="0"/>
+          <w:left w:val="single" w:color="F79646" w:sz="8" w:space="0"/>
+          <w:bottom w:val="single" w:color="F79646" w:sz="8" w:space="0"/>
+          <w:right w:val="single" w:color="F79646" w:sz="8" w:space="0"/>
         </w:tcBorders>
       </w:tcPr>
     </w:tblStylePr>
@@ -6277,10 +6906,10 @@
       <w:tblPr/>
       <w:tcPr>
         <w:tcBorders>
-          <w:top w:val="single" w:sz="8" w:space="0" w:color="F79646"/>
-          <w:left w:val="single" w:sz="8" w:space="0" w:color="F79646"/>
-          <w:bottom w:val="single" w:sz="8" w:space="0" w:color="F79646"/>
-          <w:right w:val="single" w:sz="8" w:space="0" w:color="F79646"/>
+          <w:top w:val="single" w:color="F79646" w:sz="8" w:space="0"/>
+          <w:left w:val="single" w:color="F79646" w:sz="8" w:space="0"/>
+          <w:bottom w:val="single" w:color="F79646" w:sz="8" w:space="0"/>
+          <w:right w:val="single" w:color="F79646" w:sz="8" w:space="0"/>
         </w:tcBorders>
         <w:shd w:val="clear" w:color="auto" w:fill="FDE4D0"/>
       </w:tcPr>
@@ -6289,11 +6918,11 @@
       <w:tblPr/>
       <w:tcPr>
         <w:tcBorders>
-          <w:top w:val="single" w:sz="8" w:space="0" w:color="F79646"/>
-          <w:left w:val="single" w:sz="8" w:space="0" w:color="F79646"/>
-          <w:bottom w:val="single" w:sz="8" w:space="0" w:color="F79646"/>
-          <w:right w:val="single" w:sz="8" w:space="0" w:color="F79646"/>
-          <w:insideV w:val="single" w:sz="8" w:space="0" w:color="F79646"/>
+          <w:top w:val="single" w:color="F79646" w:sz="8" w:space="0"/>
+          <w:left w:val="single" w:color="F79646" w:sz="8" w:space="0"/>
+          <w:bottom w:val="single" w:color="F79646" w:sz="8" w:space="0"/>
+          <w:right w:val="single" w:color="F79646" w:sz="8" w:space="0"/>
+          <w:insideV w:val="single" w:color="F79646" w:sz="8" w:space="0"/>
         </w:tcBorders>
         <w:shd w:val="clear" w:color="auto" w:fill="FDE4D0"/>
       </w:tcPr>
@@ -6302,11 +6931,11 @@
       <w:tblPr/>
       <w:tcPr>
         <w:tcBorders>
-          <w:top w:val="single" w:sz="8" w:space="0" w:color="F79646"/>
-          <w:left w:val="single" w:sz="8" w:space="0" w:color="F79646"/>
-          <w:bottom w:val="single" w:sz="8" w:space="0" w:color="F79646"/>
-          <w:right w:val="single" w:sz="8" w:space="0" w:color="F79646"/>
-          <w:insideV w:val="single" w:sz="8" w:space="0" w:color="F79646"/>
+          <w:top w:val="single" w:color="F79646" w:sz="8" w:space="0"/>
+          <w:left w:val="single" w:color="F79646" w:sz="8" w:space="0"/>
+          <w:bottom w:val="single" w:color="F79646" w:sz="8" w:space="0"/>
+          <w:right w:val="single" w:color="F79646" w:sz="8" w:space="0"/>
+          <w:insideV w:val="single" w:color="F79646" w:sz="8" w:space="0"/>
         </w:tcBorders>
       </w:tcPr>
     </w:tblStylePr>
@@ -6322,11 +6951,11 @@
       <w:tblStyleRowBandSize w:val="1"/>
       <w:tblStyleColBandSize w:val="1"/>
       <w:tblBorders>
-        <w:top w:val="single" w:sz="8" w:space="0" w:color="404040"/>
-        <w:left w:val="single" w:sz="8" w:space="0" w:color="404040"/>
-        <w:bottom w:val="single" w:sz="8" w:space="0" w:color="404040"/>
-        <w:right w:val="single" w:sz="8" w:space="0" w:color="404040"/>
-        <w:insideH w:val="single" w:sz="8" w:space="0" w:color="404040"/>
+        <w:top w:val="single" w:color="404040" w:sz="8" w:space="0"/>
+        <w:left w:val="single" w:color="404040" w:sz="8" w:space="0"/>
+        <w:bottom w:val="single" w:color="404040" w:sz="8" w:space="0"/>
+        <w:right w:val="single" w:color="404040" w:sz="8" w:space="0"/>
+        <w:insideH w:val="single" w:color="404040" w:sz="8" w:space="0"/>
       </w:tblBorders>
     </w:tblPr>
     <w:tblStylePr w:type="firstRow">
@@ -6341,10 +6970,10 @@
       <w:tblPr/>
       <w:tcPr>
         <w:tcBorders>
-          <w:top w:val="single" w:sz="8" w:space="0" w:color="404040"/>
-          <w:left w:val="single" w:sz="8" w:space="0" w:color="404040"/>
-          <w:bottom w:val="single" w:sz="8" w:space="0" w:color="404040"/>
-          <w:right w:val="single" w:sz="8" w:space="0" w:color="404040"/>
+          <w:top w:val="single" w:color="404040" w:sz="8" w:space="0"/>
+          <w:left w:val="single" w:color="404040" w:sz="8" w:space="0"/>
+          <w:bottom w:val="single" w:color="404040" w:sz="8" w:space="0"/>
+          <w:right w:val="single" w:color="404040" w:sz="8" w:space="0"/>
           <w:insideH w:val="nil"/>
           <w:insideV w:val="nil"/>
         </w:tcBorders>
@@ -6362,10 +6991,10 @@
       <w:tblPr/>
       <w:tcPr>
         <w:tcBorders>
-          <w:top w:val="double" w:sz="6" w:space="0" w:color="404040"/>
-          <w:left w:val="single" w:sz="8" w:space="0" w:color="404040"/>
-          <w:bottom w:val="single" w:sz="8" w:space="0" w:color="404040"/>
-          <w:right w:val="single" w:sz="8" w:space="0" w:color="404040"/>
+          <w:top w:val="double" w:color="404040" w:sz="6" w:space="0"/>
+          <w:left w:val="single" w:color="404040" w:sz="8" w:space="0"/>
+          <w:bottom w:val="single" w:color="404040" w:sz="8" w:space="0"/>
+          <w:right w:val="single" w:color="404040" w:sz="8" w:space="0"/>
           <w:insideH w:val="nil"/>
           <w:insideV w:val="nil"/>
         </w:tcBorders>
@@ -6420,11 +7049,11 @@
       <w:tblStyleRowBandSize w:val="1"/>
       <w:tblStyleColBandSize w:val="1"/>
       <w:tblBorders>
-        <w:top w:val="single" w:sz="8" w:space="0" w:color="7BA0CD"/>
-        <w:left w:val="single" w:sz="8" w:space="0" w:color="7BA0CD"/>
-        <w:bottom w:val="single" w:sz="8" w:space="0" w:color="7BA0CD"/>
-        <w:right w:val="single" w:sz="8" w:space="0" w:color="7BA0CD"/>
-        <w:insideH w:val="single" w:sz="8" w:space="0" w:color="7BA0CD"/>
+        <w:top w:val="single" w:color="7BA0CD" w:sz="8" w:space="0"/>
+        <w:left w:val="single" w:color="7BA0CD" w:sz="8" w:space="0"/>
+        <w:bottom w:val="single" w:color="7BA0CD" w:sz="8" w:space="0"/>
+        <w:right w:val="single" w:color="7BA0CD" w:sz="8" w:space="0"/>
+        <w:insideH w:val="single" w:color="7BA0CD" w:sz="8" w:space="0"/>
       </w:tblBorders>
     </w:tblPr>
     <w:tblStylePr w:type="firstRow">
@@ -6439,10 +7068,10 @@
       <w:tblPr/>
       <w:tcPr>
         <w:tcBorders>
-          <w:top w:val="single" w:sz="8" w:space="0" w:color="7BA0CD"/>
-          <w:left w:val="single" w:sz="8" w:space="0" w:color="7BA0CD"/>
-          <w:bottom w:val="single" w:sz="8" w:space="0" w:color="7BA0CD"/>
-          <w:right w:val="single" w:sz="8" w:space="0" w:color="7BA0CD"/>
+          <w:top w:val="single" w:color="7BA0CD" w:sz="8" w:space="0"/>
+          <w:left w:val="single" w:color="7BA0CD" w:sz="8" w:space="0"/>
+          <w:bottom w:val="single" w:color="7BA0CD" w:sz="8" w:space="0"/>
+          <w:right w:val="single" w:color="7BA0CD" w:sz="8" w:space="0"/>
           <w:insideH w:val="nil"/>
           <w:insideV w:val="nil"/>
         </w:tcBorders>
@@ -6460,10 +7089,10 @@
       <w:tblPr/>
       <w:tcPr>
         <w:tcBorders>
-          <w:top w:val="double" w:sz="6" w:space="0" w:color="7BA0CD"/>
-          <w:left w:val="single" w:sz="8" w:space="0" w:color="7BA0CD"/>
-          <w:bottom w:val="single" w:sz="8" w:space="0" w:color="7BA0CD"/>
-          <w:right w:val="single" w:sz="8" w:space="0" w:color="7BA0CD"/>
+          <w:top w:val="double" w:color="7BA0CD" w:sz="6" w:space="0"/>
+          <w:left w:val="single" w:color="7BA0CD" w:sz="8" w:space="0"/>
+          <w:bottom w:val="single" w:color="7BA0CD" w:sz="8" w:space="0"/>
+          <w:right w:val="single" w:color="7BA0CD" w:sz="8" w:space="0"/>
           <w:insideH w:val="nil"/>
           <w:insideV w:val="nil"/>
         </w:tcBorders>
@@ -6518,11 +7147,11 @@
       <w:tblStyleRowBandSize w:val="1"/>
       <w:tblStyleColBandSize w:val="1"/>
       <w:tblBorders>
-        <w:top w:val="single" w:sz="8" w:space="0" w:color="CF7B79"/>
-        <w:left w:val="single" w:sz="8" w:space="0" w:color="CF7B79"/>
-        <w:bottom w:val="single" w:sz="8" w:space="0" w:color="CF7B79"/>
-        <w:right w:val="single" w:sz="8" w:space="0" w:color="CF7B79"/>
-        <w:insideH w:val="single" w:sz="8" w:space="0" w:color="CF7B79"/>
+        <w:top w:val="single" w:color="CF7B79" w:sz="8" w:space="0"/>
+        <w:left w:val="single" w:color="CF7B79" w:sz="8" w:space="0"/>
+        <w:bottom w:val="single" w:color="CF7B79" w:sz="8" w:space="0"/>
+        <w:right w:val="single" w:color="CF7B79" w:sz="8" w:space="0"/>
+        <w:insideH w:val="single" w:color="CF7B79" w:sz="8" w:space="0"/>
       </w:tblBorders>
     </w:tblPr>
     <w:tblStylePr w:type="firstRow">
@@ -6537,10 +7166,10 @@
       <w:tblPr/>
       <w:tcPr>
         <w:tcBorders>
-          <w:top w:val="single" w:sz="8" w:space="0" w:color="CF7B79"/>
-          <w:left w:val="single" w:sz="8" w:space="0" w:color="CF7B79"/>
-          <w:bottom w:val="single" w:sz="8" w:space="0" w:color="CF7B79"/>
-          <w:right w:val="single" w:sz="8" w:space="0" w:color="CF7B79"/>
+          <w:top w:val="single" w:color="CF7B79" w:sz="8" w:space="0"/>
+          <w:left w:val="single" w:color="CF7B79" w:sz="8" w:space="0"/>
+          <w:bottom w:val="single" w:color="CF7B79" w:sz="8" w:space="0"/>
+          <w:right w:val="single" w:color="CF7B79" w:sz="8" w:space="0"/>
           <w:insideH w:val="nil"/>
           <w:insideV w:val="nil"/>
         </w:tcBorders>
@@ -6558,10 +7187,10 @@
       <w:tblPr/>
       <w:tcPr>
         <w:tcBorders>
-          <w:top w:val="double" w:sz="6" w:space="0" w:color="CF7B79"/>
-          <w:left w:val="single" w:sz="8" w:space="0" w:color="CF7B79"/>
-          <w:bottom w:val="single" w:sz="8" w:space="0" w:color="CF7B79"/>
-          <w:right w:val="single" w:sz="8" w:space="0" w:color="CF7B79"/>
+          <w:top w:val="double" w:color="CF7B79" w:sz="6" w:space="0"/>
+          <w:left w:val="single" w:color="CF7B79" w:sz="8" w:space="0"/>
+          <w:bottom w:val="single" w:color="CF7B79" w:sz="8" w:space="0"/>
+          <w:right w:val="single" w:color="CF7B79" w:sz="8" w:space="0"/>
           <w:insideH w:val="nil"/>
           <w:insideV w:val="nil"/>
         </w:tcBorders>
@@ -6616,11 +7245,11 @@
       <w:tblStyleRowBandSize w:val="1"/>
       <w:tblStyleColBandSize w:val="1"/>
       <w:tblBorders>
-        <w:top w:val="single" w:sz="8" w:space="0" w:color="B3CC82"/>
-        <w:left w:val="single" w:sz="8" w:space="0" w:color="B3CC82"/>
-        <w:bottom w:val="single" w:sz="8" w:space="0" w:color="B3CC82"/>
-        <w:right w:val="single" w:sz="8" w:space="0" w:color="B3CC82"/>
-        <w:insideH w:val="single" w:sz="8" w:space="0" w:color="B3CC82"/>
+        <w:top w:val="single" w:color="B3CC82" w:sz="8" w:space="0"/>
+        <w:left w:val="single" w:color="B3CC82" w:sz="8" w:space="0"/>
+        <w:bottom w:val="single" w:color="B3CC82" w:sz="8" w:space="0"/>
+        <w:right w:val="single" w:color="B3CC82" w:sz="8" w:space="0"/>
+        <w:insideH w:val="single" w:color="B3CC82" w:sz="8" w:space="0"/>
       </w:tblBorders>
     </w:tblPr>
     <w:tblStylePr w:type="firstRow">
@@ -6635,10 +7264,10 @@
       <w:tblPr/>
       <w:tcPr>
         <w:tcBorders>
-          <w:top w:val="single" w:sz="8" w:space="0" w:color="B3CC82"/>
-          <w:left w:val="single" w:sz="8" w:space="0" w:color="B3CC82"/>
-          <w:bottom w:val="single" w:sz="8" w:space="0" w:color="B3CC82"/>
-          <w:right w:val="single" w:sz="8" w:space="0" w:color="B3CC82"/>
+          <w:top w:val="single" w:color="B3CC82" w:sz="8" w:space="0"/>
+          <w:left w:val="single" w:color="B3CC82" w:sz="8" w:space="0"/>
+          <w:bottom w:val="single" w:color="B3CC82" w:sz="8" w:space="0"/>
+          <w:right w:val="single" w:color="B3CC82" w:sz="8" w:space="0"/>
           <w:insideH w:val="nil"/>
           <w:insideV w:val="nil"/>
         </w:tcBorders>
@@ -6656,10 +7285,10 @@
       <w:tblPr/>
       <w:tcPr>
         <w:tcBorders>
-          <w:top w:val="double" w:sz="6" w:space="0" w:color="B3CC82"/>
-          <w:left w:val="single" w:sz="8" w:space="0" w:color="B3CC82"/>
-          <w:bottom w:val="single" w:sz="8" w:space="0" w:color="B3CC82"/>
-          <w:right w:val="single" w:sz="8" w:space="0" w:color="B3CC82"/>
+          <w:top w:val="double" w:color="B3CC82" w:sz="6" w:space="0"/>
+          <w:left w:val="single" w:color="B3CC82" w:sz="8" w:space="0"/>
+          <w:bottom w:val="single" w:color="B3CC82" w:sz="8" w:space="0"/>
+          <w:right w:val="single" w:color="B3CC82" w:sz="8" w:space="0"/>
           <w:insideH w:val="nil"/>
           <w:insideV w:val="nil"/>
         </w:tcBorders>
@@ -6714,11 +7343,11 @@
       <w:tblStyleRowBandSize w:val="1"/>
       <w:tblStyleColBandSize w:val="1"/>
       <w:tblBorders>
-        <w:top w:val="single" w:sz="8" w:space="0" w:color="9F8AB9"/>
-        <w:left w:val="single" w:sz="8" w:space="0" w:color="9F8AB9"/>
-        <w:bottom w:val="single" w:sz="8" w:space="0" w:color="9F8AB9"/>
-        <w:right w:val="single" w:sz="8" w:space="0" w:color="9F8AB9"/>
-        <w:insideH w:val="single" w:sz="8" w:space="0" w:color="9F8AB9"/>
+        <w:top w:val="single" w:color="9F8AB9" w:sz="8" w:space="0"/>
+        <w:left w:val="single" w:color="9F8AB9" w:sz="8" w:space="0"/>
+        <w:bottom w:val="single" w:color="9F8AB9" w:sz="8" w:space="0"/>
+        <w:right w:val="single" w:color="9F8AB9" w:sz="8" w:space="0"/>
+        <w:insideH w:val="single" w:color="9F8AB9" w:sz="8" w:space="0"/>
       </w:tblBorders>
     </w:tblPr>
     <w:tblStylePr w:type="firstRow">
@@ -6733,10 +7362,10 @@
       <w:tblPr/>
       <w:tcPr>
         <w:tcBorders>
-          <w:top w:val="single" w:sz="8" w:space="0" w:color="9F8AB9"/>
-          <w:left w:val="single" w:sz="8" w:space="0" w:color="9F8AB9"/>
-          <w:bottom w:val="single" w:sz="8" w:space="0" w:color="9F8AB9"/>
-          <w:right w:val="single" w:sz="8" w:space="0" w:color="9F8AB9"/>
+          <w:top w:val="single" w:color="9F8AB9" w:sz="8" w:space="0"/>
+          <w:left w:val="single" w:color="9F8AB9" w:sz="8" w:space="0"/>
+          <w:bottom w:val="single" w:color="9F8AB9" w:sz="8" w:space="0"/>
+          <w:right w:val="single" w:color="9F8AB9" w:sz="8" w:space="0"/>
           <w:insideH w:val="nil"/>
           <w:insideV w:val="nil"/>
         </w:tcBorders>
@@ -6754,10 +7383,10 @@
       <w:tblPr/>
       <w:tcPr>
         <w:tcBorders>
-          <w:top w:val="double" w:sz="6" w:space="0" w:color="9F8AB9"/>
-          <w:left w:val="single" w:sz="8" w:space="0" w:color="9F8AB9"/>
-          <w:bottom w:val="single" w:sz="8" w:space="0" w:color="9F8AB9"/>
-          <w:right w:val="single" w:sz="8" w:space="0" w:color="9F8AB9"/>
+          <w:top w:val="double" w:color="9F8AB9" w:sz="6" w:space="0"/>
+          <w:left w:val="single" w:color="9F8AB9" w:sz="8" w:space="0"/>
+          <w:bottom w:val="single" w:color="9F8AB9" w:sz="8" w:space="0"/>
+          <w:right w:val="single" w:color="9F8AB9" w:sz="8" w:space="0"/>
           <w:insideH w:val="nil"/>
           <w:insideV w:val="nil"/>
         </w:tcBorders>
@@ -6812,11 +7441,11 @@
       <w:tblStyleRowBandSize w:val="1"/>
       <w:tblStyleColBandSize w:val="1"/>
       <w:tblBorders>
-        <w:top w:val="single" w:sz="8" w:space="0" w:color="78C0D4"/>
-        <w:left w:val="single" w:sz="8" w:space="0" w:color="78C0D4"/>
-        <w:bottom w:val="single" w:sz="8" w:space="0" w:color="78C0D4"/>
-        <w:right w:val="single" w:sz="8" w:space="0" w:color="78C0D4"/>
-        <w:insideH w:val="single" w:sz="8" w:space="0" w:color="78C0D4"/>
+        <w:top w:val="single" w:color="78C0D4" w:sz="8" w:space="0"/>
+        <w:left w:val="single" w:color="78C0D4" w:sz="8" w:space="0"/>
+        <w:bottom w:val="single" w:color="78C0D4" w:sz="8" w:space="0"/>
+        <w:right w:val="single" w:color="78C0D4" w:sz="8" w:space="0"/>
+        <w:insideH w:val="single" w:color="78C0D4" w:sz="8" w:space="0"/>
       </w:tblBorders>
     </w:tblPr>
     <w:tblStylePr w:type="firstRow">
@@ -6831,10 +7460,10 @@
       <w:tblPr/>
       <w:tcPr>
         <w:tcBorders>
-          <w:top w:val="single" w:sz="8" w:space="0" w:color="78C0D4"/>
-          <w:left w:val="single" w:sz="8" w:space="0" w:color="78C0D4"/>
-          <w:bottom w:val="single" w:sz="8" w:space="0" w:color="78C0D4"/>
-          <w:right w:val="single" w:sz="8" w:space="0" w:color="78C0D4"/>
+          <w:top w:val="single" w:color="78C0D4" w:sz="8" w:space="0"/>
+          <w:left w:val="single" w:color="78C0D4" w:sz="8" w:space="0"/>
+          <w:bottom w:val="single" w:color="78C0D4" w:sz="8" w:space="0"/>
+          <w:right w:val="single" w:color="78C0D4" w:sz="8" w:space="0"/>
           <w:insideH w:val="nil"/>
           <w:insideV w:val="nil"/>
         </w:tcBorders>
@@ -6852,10 +7481,10 @@
       <w:tblPr/>
       <w:tcPr>
         <w:tcBorders>
-          <w:top w:val="double" w:sz="6" w:space="0" w:color="78C0D4"/>
-          <w:left w:val="single" w:sz="8" w:space="0" w:color="78C0D4"/>
-          <w:bottom w:val="single" w:sz="8" w:space="0" w:color="78C0D4"/>
-          <w:right w:val="single" w:sz="8" w:space="0" w:color="78C0D4"/>
+          <w:top w:val="double" w:color="78C0D4" w:sz="6" w:space="0"/>
+          <w:left w:val="single" w:color="78C0D4" w:sz="8" w:space="0"/>
+          <w:bottom w:val="single" w:color="78C0D4" w:sz="8" w:space="0"/>
+          <w:right w:val="single" w:color="78C0D4" w:sz="8" w:space="0"/>
           <w:insideH w:val="nil"/>
           <w:insideV w:val="nil"/>
         </w:tcBorders>
@@ -6910,11 +7539,11 @@
       <w:tblStyleRowBandSize w:val="1"/>
       <w:tblStyleColBandSize w:val="1"/>
       <w:tblBorders>
-        <w:top w:val="single" w:sz="8" w:space="0" w:color="F9B074"/>
-        <w:left w:val="single" w:sz="8" w:space="0" w:color="F9B074"/>
-        <w:bottom w:val="single" w:sz="8" w:space="0" w:color="F9B074"/>
-        <w:right w:val="single" w:sz="8" w:space="0" w:color="F9B074"/>
-        <w:insideH w:val="single" w:sz="8" w:space="0" w:color="F9B074"/>
+        <w:top w:val="single" w:color="F9B074" w:sz="8" w:space="0"/>
+        <w:left w:val="single" w:color="F9B074" w:sz="8" w:space="0"/>
+        <w:bottom w:val="single" w:color="F9B074" w:sz="8" w:space="0"/>
+        <w:right w:val="single" w:color="F9B074" w:sz="8" w:space="0"/>
+        <w:insideH w:val="single" w:color="F9B074" w:sz="8" w:space="0"/>
       </w:tblBorders>
     </w:tblPr>
     <w:tblStylePr w:type="firstRow">
@@ -6929,10 +7558,10 @@
       <w:tblPr/>
       <w:tcPr>
         <w:tcBorders>
-          <w:top w:val="single" w:sz="8" w:space="0" w:color="F9B074"/>
-          <w:left w:val="single" w:sz="8" w:space="0" w:color="F9B074"/>
-          <w:bottom w:val="single" w:sz="8" w:space="0" w:color="F9B074"/>
-          <w:right w:val="single" w:sz="8" w:space="0" w:color="F9B074"/>
+          <w:top w:val="single" w:color="F9B074" w:sz="8" w:space="0"/>
+          <w:left w:val="single" w:color="F9B074" w:sz="8" w:space="0"/>
+          <w:bottom w:val="single" w:color="F9B074" w:sz="8" w:space="0"/>
+          <w:right w:val="single" w:color="F9B074" w:sz="8" w:space="0"/>
           <w:insideH w:val="nil"/>
           <w:insideV w:val="nil"/>
         </w:tcBorders>
@@ -6950,10 +7579,10 @@
       <w:tblPr/>
       <w:tcPr>
         <w:tcBorders>
-          <w:top w:val="double" w:sz="6" w:space="0" w:color="F9B074"/>
-          <w:left w:val="single" w:sz="8" w:space="0" w:color="F9B074"/>
-          <w:bottom w:val="single" w:sz="8" w:space="0" w:color="F9B074"/>
-          <w:right w:val="single" w:sz="8" w:space="0" w:color="F9B074"/>
+          <w:top w:val="double" w:color="F9B074" w:sz="6" w:space="0"/>
+          <w:left w:val="single" w:color="F9B074" w:sz="8" w:space="0"/>
+          <w:bottom w:val="single" w:color="F9B074" w:sz="8" w:space="0"/>
+          <w:right w:val="single" w:color="F9B074" w:sz="8" w:space="0"/>
           <w:insideH w:val="nil"/>
           <w:insideV w:val="nil"/>
         </w:tcBorders>
@@ -7008,8 +7637,8 @@
       <w:tblStyleRowBandSize w:val="1"/>
       <w:tblStyleColBandSize w:val="1"/>
       <w:tblBorders>
-        <w:top w:val="single" w:sz="18" w:space="0" w:color="auto"/>
-        <w:bottom w:val="single" w:sz="18" w:space="0" w:color="auto"/>
+        <w:top w:val="single" w:color="auto" w:sz="18" w:space="0"/>
+        <w:bottom w:val="single" w:color="auto" w:sz="18" w:space="0"/>
       </w:tblBorders>
     </w:tblPr>
     <w:tblStylePr w:type="firstRow">
@@ -7024,9 +7653,9 @@
       <w:tblPr/>
       <w:tcPr>
         <w:tcBorders>
-          <w:top w:val="single" w:sz="18" w:space="0" w:color="auto"/>
-          <w:left w:val="nil"/>
-          <w:bottom w:val="single" w:sz="18" w:space="0" w:color="auto"/>
+          <w:top w:val="single" w:color="auto" w:sz="18" w:space="0"/>
+          <w:left w:val="nil"/>
+          <w:bottom w:val="single" w:color="auto" w:sz="18" w:space="0"/>
           <w:right w:val="nil"/>
           <w:insideH w:val="nil"/>
           <w:insideV w:val="nil"/>
@@ -7044,9 +7673,9 @@
       <w:tblPr/>
       <w:tcPr>
         <w:tcBorders>
-          <w:top w:val="double" w:sz="6" w:space="0" w:color="auto"/>
-          <w:left w:val="nil"/>
-          <w:bottom w:val="single" w:sz="18" w:space="0" w:color="auto"/>
+          <w:top w:val="double" w:color="auto" w:sz="6" w:space="0"/>
+          <w:left w:val="nil"/>
+          <w:bottom w:val="single" w:color="auto" w:sz="18" w:space="0"/>
           <w:right w:val="nil"/>
           <w:insideH w:val="nil"/>
           <w:insideV w:val="nil"/>
@@ -7065,7 +7694,7 @@
         <w:tcBorders>
           <w:top w:val="nil"/>
           <w:left w:val="nil"/>
-          <w:bottom w:val="single" w:sz="18" w:space="0" w:color="auto"/>
+          <w:bottom w:val="single" w:color="auto" w:sz="18" w:space="0"/>
           <w:right w:val="nil"/>
           <w:insideH w:val="nil"/>
           <w:insideV w:val="nil"/>
@@ -7112,9 +7741,9 @@
       <w:tblPr/>
       <w:tcPr>
         <w:tcBorders>
-          <w:top w:val="single" w:sz="18" w:space="0" w:color="auto"/>
-          <w:left w:val="nil"/>
-          <w:bottom w:val="single" w:sz="18" w:space="0" w:color="auto"/>
+          <w:top w:val="single" w:color="auto" w:sz="18" w:space="0"/>
+          <w:left w:val="nil"/>
+          <w:bottom w:val="single" w:color="auto" w:sz="18" w:space="0"/>
           <w:right w:val="nil"/>
           <w:insideH w:val="nil"/>
           <w:insideV w:val="nil"/>
@@ -7128,9 +7757,9 @@
       <w:tblPr/>
       <w:tcPr>
         <w:tcBorders>
-          <w:top w:val="single" w:sz="18" w:space="0" w:color="auto"/>
-          <w:left w:val="nil"/>
-          <w:bottom w:val="single" w:sz="18" w:space="0" w:color="auto"/>
+          <w:top w:val="single" w:color="auto" w:sz="18" w:space="0"/>
+          <w:left w:val="nil"/>
+          <w:bottom w:val="single" w:color="auto" w:sz="18" w:space="0"/>
           <w:right w:val="nil"/>
           <w:insideH w:val="nil"/>
           <w:insideV w:val="nil"/>
@@ -7149,8 +7778,8 @@
       <w:tblStyleRowBandSize w:val="1"/>
       <w:tblStyleColBandSize w:val="1"/>
       <w:tblBorders>
-        <w:top w:val="single" w:sz="18" w:space="0" w:color="auto"/>
-        <w:bottom w:val="single" w:sz="18" w:space="0" w:color="auto"/>
+        <w:top w:val="single" w:color="auto" w:sz="18" w:space="0"/>
+        <w:bottom w:val="single" w:color="auto" w:sz="18" w:space="0"/>
       </w:tblBorders>
     </w:tblPr>
     <w:tblStylePr w:type="firstRow">
@@ -7165,9 +7794,9 @@
       <w:tblPr/>
       <w:tcPr>
         <w:tcBorders>
-          <w:top w:val="single" w:sz="18" w:space="0" w:color="auto"/>
-          <w:left w:val="nil"/>
-          <w:bottom w:val="single" w:sz="18" w:space="0" w:color="auto"/>
+          <w:top w:val="single" w:color="auto" w:sz="18" w:space="0"/>
+          <w:left w:val="nil"/>
+          <w:bottom w:val="single" w:color="auto" w:sz="18" w:space="0"/>
           <w:right w:val="nil"/>
           <w:insideH w:val="nil"/>
           <w:insideV w:val="nil"/>
@@ -7185,9 +7814,9 @@
       <w:tblPr/>
       <w:tcPr>
         <w:tcBorders>
-          <w:top w:val="double" w:sz="6" w:space="0" w:color="auto"/>
-          <w:left w:val="nil"/>
-          <w:bottom w:val="single" w:sz="18" w:space="0" w:color="auto"/>
+          <w:top w:val="double" w:color="auto" w:sz="6" w:space="0"/>
+          <w:left w:val="nil"/>
+          <w:bottom w:val="single" w:color="auto" w:sz="18" w:space="0"/>
           <w:right w:val="nil"/>
           <w:insideH w:val="nil"/>
           <w:insideV w:val="nil"/>
@@ -7206,7 +7835,7 @@
         <w:tcBorders>
           <w:top w:val="nil"/>
           <w:left w:val="nil"/>
-          <w:bottom w:val="single" w:sz="18" w:space="0" w:color="auto"/>
+          <w:bottom w:val="single" w:color="auto" w:sz="18" w:space="0"/>
           <w:right w:val="nil"/>
           <w:insideH w:val="nil"/>
           <w:insideV w:val="nil"/>
@@ -7253,9 +7882,9 @@
       <w:tblPr/>
       <w:tcPr>
         <w:tcBorders>
-          <w:top w:val="single" w:sz="18" w:space="0" w:color="auto"/>
-          <w:left w:val="nil"/>
-          <w:bottom w:val="single" w:sz="18" w:space="0" w:color="auto"/>
+          <w:top w:val="single" w:color="auto" w:sz="18" w:space="0"/>
+          <w:left w:val="nil"/>
+          <w:bottom w:val="single" w:color="auto" w:sz="18" w:space="0"/>
           <w:right w:val="nil"/>
           <w:insideH w:val="nil"/>
           <w:insideV w:val="nil"/>
@@ -7269,9 +7898,9 @@
       <w:tblPr/>
       <w:tcPr>
         <w:tcBorders>
-          <w:top w:val="single" w:sz="18" w:space="0" w:color="auto"/>
-          <w:left w:val="nil"/>
-          <w:bottom w:val="single" w:sz="18" w:space="0" w:color="auto"/>
+          <w:top w:val="single" w:color="auto" w:sz="18" w:space="0"/>
+          <w:left w:val="nil"/>
+          <w:bottom w:val="single" w:color="auto" w:sz="18" w:space="0"/>
           <w:right w:val="nil"/>
           <w:insideH w:val="nil"/>
           <w:insideV w:val="nil"/>
@@ -7290,8 +7919,8 @@
       <w:tblStyleRowBandSize w:val="1"/>
       <w:tblStyleColBandSize w:val="1"/>
       <w:tblBorders>
-        <w:top w:val="single" w:sz="18" w:space="0" w:color="auto"/>
-        <w:bottom w:val="single" w:sz="18" w:space="0" w:color="auto"/>
+        <w:top w:val="single" w:color="auto" w:sz="18" w:space="0"/>
+        <w:bottom w:val="single" w:color="auto" w:sz="18" w:space="0"/>
       </w:tblBorders>
     </w:tblPr>
     <w:tblStylePr w:type="firstRow">
@@ -7306,9 +7935,9 @@
       <w:tblPr/>
       <w:tcPr>
         <w:tcBorders>
-          <w:top w:val="single" w:sz="18" w:space="0" w:color="auto"/>
-          <w:left w:val="nil"/>
-          <w:bottom w:val="single" w:sz="18" w:space="0" w:color="auto"/>
+          <w:top w:val="single" w:color="auto" w:sz="18" w:space="0"/>
+          <w:left w:val="nil"/>
+          <w:bottom w:val="single" w:color="auto" w:sz="18" w:space="0"/>
           <w:right w:val="nil"/>
           <w:insideH w:val="nil"/>
           <w:insideV w:val="nil"/>
@@ -7326,9 +7955,9 @@
       <w:tblPr/>
       <w:tcPr>
         <w:tcBorders>
-          <w:top w:val="double" w:sz="6" w:space="0" w:color="auto"/>
-          <w:left w:val="nil"/>
-          <w:bottom w:val="single" w:sz="18" w:space="0" w:color="auto"/>
+          <w:top w:val="double" w:color="auto" w:sz="6" w:space="0"/>
+          <w:left w:val="nil"/>
+          <w:bottom w:val="single" w:color="auto" w:sz="18" w:space="0"/>
           <w:right w:val="nil"/>
           <w:insideH w:val="nil"/>
           <w:insideV w:val="nil"/>
@@ -7347,7 +7976,7 @@
         <w:tcBorders>
           <w:top w:val="nil"/>
           <w:left w:val="nil"/>
-          <w:bottom w:val="single" w:sz="18" w:space="0" w:color="auto"/>
+          <w:bottom w:val="single" w:color="auto" w:sz="18" w:space="0"/>
           <w:right w:val="nil"/>
           <w:insideH w:val="nil"/>
           <w:insideV w:val="nil"/>
@@ -7394,9 +8023,9 @@
       <w:tblPr/>
       <w:tcPr>
         <w:tcBorders>
-          <w:top w:val="single" w:sz="18" w:space="0" w:color="auto"/>
-          <w:left w:val="nil"/>
-          <w:bottom w:val="single" w:sz="18" w:space="0" w:color="auto"/>
+          <w:top w:val="single" w:color="auto" w:sz="18" w:space="0"/>
+          <w:left w:val="nil"/>
+          <w:bottom w:val="single" w:color="auto" w:sz="18" w:space="0"/>
           <w:right w:val="nil"/>
           <w:insideH w:val="nil"/>
           <w:insideV w:val="nil"/>
@@ -7410,9 +8039,9 @@
       <w:tblPr/>
       <w:tcPr>
         <w:tcBorders>
-          <w:top w:val="single" w:sz="18" w:space="0" w:color="auto"/>
-          <w:left w:val="nil"/>
-          <w:bottom w:val="single" w:sz="18" w:space="0" w:color="auto"/>
+          <w:top w:val="single" w:color="auto" w:sz="18" w:space="0"/>
+          <w:left w:val="nil"/>
+          <w:bottom w:val="single" w:color="auto" w:sz="18" w:space="0"/>
           <w:right w:val="nil"/>
           <w:insideH w:val="nil"/>
           <w:insideV w:val="nil"/>
@@ -7431,8 +8060,8 @@
       <w:tblStyleRowBandSize w:val="1"/>
       <w:tblStyleColBandSize w:val="1"/>
       <w:tblBorders>
-        <w:top w:val="single" w:sz="18" w:space="0" w:color="auto"/>
-        <w:bottom w:val="single" w:sz="18" w:space="0" w:color="auto"/>
+        <w:top w:val="single" w:color="auto" w:sz="18" w:space="0"/>
+        <w:bottom w:val="single" w:color="auto" w:sz="18" w:space="0"/>
       </w:tblBorders>
     </w:tblPr>
     <w:tblStylePr w:type="firstRow">
@@ -7447,9 +8076,9 @@
       <w:tblPr/>
       <w:tcPr>
         <w:tcBorders>
-          <w:top w:val="single" w:sz="18" w:space="0" w:color="auto"/>
-          <w:left w:val="nil"/>
-          <w:bottom w:val="single" w:sz="18" w:space="0" w:color="auto"/>
+          <w:top w:val="single" w:color="auto" w:sz="18" w:space="0"/>
+          <w:left w:val="nil"/>
+          <w:bottom w:val="single" w:color="auto" w:sz="18" w:space="0"/>
           <w:right w:val="nil"/>
           <w:insideH w:val="nil"/>
           <w:insideV w:val="nil"/>
@@ -7467,9 +8096,9 @@
       <w:tblPr/>
       <w:tcPr>
         <w:tcBorders>
-          <w:top w:val="double" w:sz="6" w:space="0" w:color="auto"/>
-          <w:left w:val="nil"/>
-          <w:bottom w:val="single" w:sz="18" w:space="0" w:color="auto"/>
+          <w:top w:val="double" w:color="auto" w:sz="6" w:space="0"/>
+          <w:left w:val="nil"/>
+          <w:bottom w:val="single" w:color="auto" w:sz="18" w:space="0"/>
           <w:right w:val="nil"/>
           <w:insideH w:val="nil"/>
           <w:insideV w:val="nil"/>
@@ -7488,7 +8117,7 @@
         <w:tcBorders>
           <w:top w:val="nil"/>
           <w:left w:val="nil"/>
-          <w:bottom w:val="single" w:sz="18" w:space="0" w:color="auto"/>
+          <w:bottom w:val="single" w:color="auto" w:sz="18" w:space="0"/>
           <w:right w:val="nil"/>
           <w:insideH w:val="nil"/>
           <w:insideV w:val="nil"/>
@@ -7535,9 +8164,9 @@
       <w:tblPr/>
       <w:tcPr>
         <w:tcBorders>
-          <w:top w:val="single" w:sz="18" w:space="0" w:color="auto"/>
-          <w:left w:val="nil"/>
-          <w:bottom w:val="single" w:sz="18" w:space="0" w:color="auto"/>
+          <w:top w:val="single" w:color="auto" w:sz="18" w:space="0"/>
+          <w:left w:val="nil"/>
+          <w:bottom w:val="single" w:color="auto" w:sz="18" w:space="0"/>
           <w:right w:val="nil"/>
           <w:insideH w:val="nil"/>
           <w:insideV w:val="nil"/>
@@ -7551,9 +8180,9 @@
       <w:tblPr/>
       <w:tcPr>
         <w:tcBorders>
-          <w:top w:val="single" w:sz="18" w:space="0" w:color="auto"/>
-          <w:left w:val="nil"/>
-          <w:bottom w:val="single" w:sz="18" w:space="0" w:color="auto"/>
+          <w:top w:val="single" w:color="auto" w:sz="18" w:space="0"/>
+          <w:left w:val="nil"/>
+          <w:bottom w:val="single" w:color="auto" w:sz="18" w:space="0"/>
           <w:right w:val="nil"/>
           <w:insideH w:val="nil"/>
           <w:insideV w:val="nil"/>
@@ -7572,8 +8201,8 @@
       <w:tblStyleRowBandSize w:val="1"/>
       <w:tblStyleColBandSize w:val="1"/>
       <w:tblBorders>
-        <w:top w:val="single" w:sz="18" w:space="0" w:color="auto"/>
-        <w:bottom w:val="single" w:sz="18" w:space="0" w:color="auto"/>
+        <w:top w:val="single" w:color="auto" w:sz="18" w:space="0"/>
+        <w:bottom w:val="single" w:color="auto" w:sz="18" w:space="0"/>
       </w:tblBorders>
     </w:tblPr>
     <w:tblStylePr w:type="firstRow">
@@ -7588,9 +8217,9 @@
       <w:tblPr/>
       <w:tcPr>
         <w:tcBorders>
-          <w:top w:val="single" w:sz="18" w:space="0" w:color="auto"/>
-          <w:left w:val="nil"/>
-          <w:bottom w:val="single" w:sz="18" w:space="0" w:color="auto"/>
+          <w:top w:val="single" w:color="auto" w:sz="18" w:space="0"/>
+          <w:left w:val="nil"/>
+          <w:bottom w:val="single" w:color="auto" w:sz="18" w:space="0"/>
           <w:right w:val="nil"/>
           <w:insideH w:val="nil"/>
           <w:insideV w:val="nil"/>
@@ -7608,9 +8237,9 @@
       <w:tblPr/>
       <w:tcPr>
         <w:tcBorders>
-          <w:top w:val="double" w:sz="6" w:space="0" w:color="auto"/>
-          <w:left w:val="nil"/>
-          <w:bottom w:val="single" w:sz="18" w:space="0" w:color="auto"/>
+          <w:top w:val="double" w:color="auto" w:sz="6" w:space="0"/>
+          <w:left w:val="nil"/>
+          <w:bottom w:val="single" w:color="auto" w:sz="18" w:space="0"/>
           <w:right w:val="nil"/>
           <w:insideH w:val="nil"/>
           <w:insideV w:val="nil"/>
@@ -7629,7 +8258,7 @@
         <w:tcBorders>
           <w:top w:val="nil"/>
           <w:left w:val="nil"/>
-          <w:bottom w:val="single" w:sz="18" w:space="0" w:color="auto"/>
+          <w:bottom w:val="single" w:color="auto" w:sz="18" w:space="0"/>
           <w:right w:val="nil"/>
           <w:insideH w:val="nil"/>
           <w:insideV w:val="nil"/>
@@ -7676,9 +8305,9 @@
       <w:tblPr/>
       <w:tcPr>
         <w:tcBorders>
-          <w:top w:val="single" w:sz="18" w:space="0" w:color="auto"/>
-          <w:left w:val="nil"/>
-          <w:bottom w:val="single" w:sz="18" w:space="0" w:color="auto"/>
+          <w:top w:val="single" w:color="auto" w:sz="18" w:space="0"/>
+          <w:left w:val="nil"/>
+          <w:bottom w:val="single" w:color="auto" w:sz="18" w:space="0"/>
           <w:right w:val="nil"/>
           <w:insideH w:val="nil"/>
           <w:insideV w:val="nil"/>
@@ -7692,9 +8321,9 @@
       <w:tblPr/>
       <w:tcPr>
         <w:tcBorders>
-          <w:top w:val="single" w:sz="18" w:space="0" w:color="auto"/>
-          <w:left w:val="nil"/>
-          <w:bottom w:val="single" w:sz="18" w:space="0" w:color="auto"/>
+          <w:top w:val="single" w:color="auto" w:sz="18" w:space="0"/>
+          <w:left w:val="nil"/>
+          <w:bottom w:val="single" w:color="auto" w:sz="18" w:space="0"/>
           <w:right w:val="nil"/>
           <w:insideH w:val="nil"/>
           <w:insideV w:val="nil"/>
@@ -7713,8 +8342,8 @@
       <w:tblStyleRowBandSize w:val="1"/>
       <w:tblStyleColBandSize w:val="1"/>
       <w:tblBorders>
-        <w:top w:val="single" w:sz="18" w:space="0" w:color="auto"/>
-        <w:bottom w:val="single" w:sz="18" w:space="0" w:color="auto"/>
+        <w:top w:val="single" w:color="auto" w:sz="18" w:space="0"/>
+        <w:bottom w:val="single" w:color="auto" w:sz="18" w:space="0"/>
       </w:tblBorders>
     </w:tblPr>
     <w:tblStylePr w:type="firstRow">
@@ -7729,9 +8358,9 @@
       <w:tblPr/>
       <w:tcPr>
         <w:tcBorders>
-          <w:top w:val="single" w:sz="18" w:space="0" w:color="auto"/>
-          <w:left w:val="nil"/>
-          <w:bottom w:val="single" w:sz="18" w:space="0" w:color="auto"/>
+          <w:top w:val="single" w:color="auto" w:sz="18" w:space="0"/>
+          <w:left w:val="nil"/>
+          <w:bottom w:val="single" w:color="auto" w:sz="18" w:space="0"/>
           <w:right w:val="nil"/>
           <w:insideH w:val="nil"/>
           <w:insideV w:val="nil"/>
@@ -7749,9 +8378,9 @@
       <w:tblPr/>
       <w:tcPr>
         <w:tcBorders>
-          <w:top w:val="double" w:sz="6" w:space="0" w:color="auto"/>
-          <w:left w:val="nil"/>
-          <w:bottom w:val="single" w:sz="18" w:space="0" w:color="auto"/>
+          <w:top w:val="double" w:color="auto" w:sz="6" w:space="0"/>
+          <w:left w:val="nil"/>
+          <w:bottom w:val="single" w:color="auto" w:sz="18" w:space="0"/>
           <w:right w:val="nil"/>
           <w:insideH w:val="nil"/>
           <w:insideV w:val="nil"/>
@@ -7770,7 +8399,7 @@
         <w:tcBorders>
           <w:top w:val="nil"/>
           <w:left w:val="nil"/>
-          <w:bottom w:val="single" w:sz="18" w:space="0" w:color="auto"/>
+          <w:bottom w:val="single" w:color="auto" w:sz="18" w:space="0"/>
           <w:right w:val="nil"/>
           <w:insideH w:val="nil"/>
           <w:insideV w:val="nil"/>
@@ -7817,9 +8446,9 @@
       <w:tblPr/>
       <w:tcPr>
         <w:tcBorders>
-          <w:top w:val="single" w:sz="18" w:space="0" w:color="auto"/>
-          <w:left w:val="nil"/>
-          <w:bottom w:val="single" w:sz="18" w:space="0" w:color="auto"/>
+          <w:top w:val="single" w:color="auto" w:sz="18" w:space="0"/>
+          <w:left w:val="nil"/>
+          <w:bottom w:val="single" w:color="auto" w:sz="18" w:space="0"/>
           <w:right w:val="nil"/>
           <w:insideH w:val="nil"/>
           <w:insideV w:val="nil"/>
@@ -7833,9 +8462,9 @@
       <w:tblPr/>
       <w:tcPr>
         <w:tcBorders>
-          <w:top w:val="single" w:sz="18" w:space="0" w:color="auto"/>
-          <w:left w:val="nil"/>
-          <w:bottom w:val="single" w:sz="18" w:space="0" w:color="auto"/>
+          <w:top w:val="single" w:color="auto" w:sz="18" w:space="0"/>
+          <w:left w:val="nil"/>
+          <w:bottom w:val="single" w:color="auto" w:sz="18" w:space="0"/>
           <w:right w:val="nil"/>
           <w:insideH w:val="nil"/>
           <w:insideV w:val="nil"/>
@@ -7854,8 +8483,8 @@
       <w:tblStyleRowBandSize w:val="1"/>
       <w:tblStyleColBandSize w:val="1"/>
       <w:tblBorders>
-        <w:top w:val="single" w:sz="18" w:space="0" w:color="auto"/>
-        <w:bottom w:val="single" w:sz="18" w:space="0" w:color="auto"/>
+        <w:top w:val="single" w:color="auto" w:sz="18" w:space="0"/>
+        <w:bottom w:val="single" w:color="auto" w:sz="18" w:space="0"/>
       </w:tblBorders>
     </w:tblPr>
     <w:tblStylePr w:type="firstRow">
@@ -7870,9 +8499,9 @@
       <w:tblPr/>
       <w:tcPr>
         <w:tcBorders>
-          <w:top w:val="single" w:sz="18" w:space="0" w:color="auto"/>
-          <w:left w:val="nil"/>
-          <w:bottom w:val="single" w:sz="18" w:space="0" w:color="auto"/>
+          <w:top w:val="single" w:color="auto" w:sz="18" w:space="0"/>
+          <w:left w:val="nil"/>
+          <w:bottom w:val="single" w:color="auto" w:sz="18" w:space="0"/>
           <w:right w:val="nil"/>
           <w:insideH w:val="nil"/>
           <w:insideV w:val="nil"/>
@@ -7890,9 +8519,9 @@
       <w:tblPr/>
       <w:tcPr>
         <w:tcBorders>
-          <w:top w:val="double" w:sz="6" w:space="0" w:color="auto"/>
-          <w:left w:val="nil"/>
-          <w:bottom w:val="single" w:sz="18" w:space="0" w:color="auto"/>
+          <w:top w:val="double" w:color="auto" w:sz="6" w:space="0"/>
+          <w:left w:val="nil"/>
+          <w:bottom w:val="single" w:color="auto" w:sz="18" w:space="0"/>
           <w:right w:val="nil"/>
           <w:insideH w:val="nil"/>
           <w:insideV w:val="nil"/>
@@ -7911,7 +8540,7 @@
         <w:tcBorders>
           <w:top w:val="nil"/>
           <w:left w:val="nil"/>
-          <w:bottom w:val="single" w:sz="18" w:space="0" w:color="auto"/>
+          <w:bottom w:val="single" w:color="auto" w:sz="18" w:space="0"/>
           <w:right w:val="nil"/>
           <w:insideH w:val="nil"/>
           <w:insideV w:val="nil"/>
@@ -7958,9 +8587,9 @@
       <w:tblPr/>
       <w:tcPr>
         <w:tcBorders>
-          <w:top w:val="single" w:sz="18" w:space="0" w:color="auto"/>
-          <w:left w:val="nil"/>
-          <w:bottom w:val="single" w:sz="18" w:space="0" w:color="auto"/>
+          <w:top w:val="single" w:color="auto" w:sz="18" w:space="0"/>
+          <w:left w:val="nil"/>
+          <w:bottom w:val="single" w:color="auto" w:sz="18" w:space="0"/>
           <w:right w:val="nil"/>
           <w:insideH w:val="nil"/>
           <w:insideV w:val="nil"/>
@@ -7974,9 +8603,9 @@
       <w:tblPr/>
       <w:tcPr>
         <w:tcBorders>
-          <w:top w:val="single" w:sz="18" w:space="0" w:color="auto"/>
-          <w:left w:val="nil"/>
-          <w:bottom w:val="single" w:sz="18" w:space="0" w:color="auto"/>
+          <w:top w:val="single" w:color="auto" w:sz="18" w:space="0"/>
+          <w:left w:val="nil"/>
+          <w:bottom w:val="single" w:color="auto" w:sz="18" w:space="0"/>
           <w:right w:val="nil"/>
           <w:insideH w:val="nil"/>
           <w:insideV w:val="nil"/>
@@ -7998,19 +8627,19 @@
       <w:tblStyleRowBandSize w:val="1"/>
       <w:tblStyleColBandSize w:val="1"/>
       <w:tblBorders>
-        <w:top w:val="single" w:sz="8" w:space="0" w:color="000000"/>
-        <w:bottom w:val="single" w:sz="8" w:space="0" w:color="000000"/>
+        <w:top w:val="single" w:color="000000" w:sz="8" w:space="0"/>
+        <w:bottom w:val="single" w:color="000000" w:sz="8" w:space="0"/>
       </w:tblBorders>
     </w:tblPr>
     <w:tblStylePr w:type="firstRow">
       <w:rPr>
-        <w:rFonts w:ascii="Calibri" w:eastAsia="MS Gothic" w:hAnsi="Calibri" w:cs="SimSun"/>
+        <w:rFonts w:ascii="Calibri" w:hAnsi="Calibri" w:eastAsia="MS Gothic" w:cs="SimSun"/>
       </w:rPr>
       <w:tblPr/>
       <w:tcPr>
         <w:tcBorders>
           <w:top w:val="nil"/>
-          <w:bottom w:val="single" w:sz="8" w:space="0" w:color="000000"/>
+          <w:bottom w:val="single" w:color="000000" w:sz="8" w:space="0"/>
         </w:tcBorders>
       </w:tcPr>
     </w:tblStylePr>
@@ -8023,8 +8652,8 @@
       <w:tblPr/>
       <w:tcPr>
         <w:tcBorders>
-          <w:top w:val="single" w:sz="8" w:space="0" w:color="000000"/>
-          <w:bottom w:val="single" w:sz="8" w:space="0" w:color="000000"/>
+          <w:top w:val="single" w:color="000000" w:sz="8" w:space="0"/>
+          <w:bottom w:val="single" w:color="000000" w:sz="8" w:space="0"/>
         </w:tcBorders>
       </w:tcPr>
     </w:tblStylePr>
@@ -8042,8 +8671,8 @@
       <w:tblPr/>
       <w:tcPr>
         <w:tcBorders>
-          <w:top w:val="single" w:sz="8" w:space="0" w:color="000000"/>
-          <w:bottom w:val="single" w:sz="8" w:space="0" w:color="000000"/>
+          <w:top w:val="single" w:color="000000" w:sz="8" w:space="0"/>
+          <w:bottom w:val="single" w:color="000000" w:sz="8" w:space="0"/>
         </w:tcBorders>
       </w:tcPr>
     </w:tblStylePr>
@@ -8074,19 +8703,19 @@
       <w:tblStyleRowBandSize w:val="1"/>
       <w:tblStyleColBandSize w:val="1"/>
       <w:tblBorders>
-        <w:top w:val="single" w:sz="8" w:space="0" w:color="4F81BD"/>
-        <w:bottom w:val="single" w:sz="8" w:space="0" w:color="4F81BD"/>
+        <w:top w:val="single" w:color="4F81BD" w:sz="8" w:space="0"/>
+        <w:bottom w:val="single" w:color="4F81BD" w:sz="8" w:space="0"/>
       </w:tblBorders>
     </w:tblPr>
     <w:tblStylePr w:type="firstRow">
       <w:rPr>
-        <w:rFonts w:ascii="Calibri" w:eastAsia="MS Gothic" w:hAnsi="Calibri" w:cs="SimSun"/>
+        <w:rFonts w:ascii="Calibri" w:hAnsi="Calibri" w:eastAsia="MS Gothic" w:cs="SimSun"/>
       </w:rPr>
       <w:tblPr/>
       <w:tcPr>
         <w:tcBorders>
           <w:top w:val="nil"/>
-          <w:bottom w:val="single" w:sz="8" w:space="0" w:color="4F81BD"/>
+          <w:bottom w:val="single" w:color="4F81BD" w:sz="8" w:space="0"/>
         </w:tcBorders>
       </w:tcPr>
     </w:tblStylePr>
@@ -8099,8 +8728,8 @@
       <w:tblPr/>
       <w:tcPr>
         <w:tcBorders>
-          <w:top w:val="single" w:sz="8" w:space="0" w:color="4F81BD"/>
-          <w:bottom w:val="single" w:sz="8" w:space="0" w:color="4F81BD"/>
+          <w:top w:val="single" w:color="4F81BD" w:sz="8" w:space="0"/>
+          <w:bottom w:val="single" w:color="4F81BD" w:sz="8" w:space="0"/>
         </w:tcBorders>
       </w:tcPr>
     </w:tblStylePr>
@@ -8118,8 +8747,8 @@
       <w:tblPr/>
       <w:tcPr>
         <w:tcBorders>
-          <w:top w:val="single" w:sz="8" w:space="0" w:color="4F81BD"/>
-          <w:bottom w:val="single" w:sz="8" w:space="0" w:color="4F81BD"/>
+          <w:top w:val="single" w:color="4F81BD" w:sz="8" w:space="0"/>
+          <w:bottom w:val="single" w:color="4F81BD" w:sz="8" w:space="0"/>
         </w:tcBorders>
       </w:tcPr>
     </w:tblStylePr>
@@ -8150,19 +8779,19 @@
       <w:tblStyleRowBandSize w:val="1"/>
       <w:tblStyleColBandSize w:val="1"/>
       <w:tblBorders>
-        <w:top w:val="single" w:sz="8" w:space="0" w:color="C0504D"/>
-        <w:bottom w:val="single" w:sz="8" w:space="0" w:color="C0504D"/>
+        <w:top w:val="single" w:color="C0504D" w:sz="8" w:space="0"/>
+        <w:bottom w:val="single" w:color="C0504D" w:sz="8" w:space="0"/>
       </w:tblBorders>
     </w:tblPr>
     <w:tblStylePr w:type="firstRow">
       <w:rPr>
-        <w:rFonts w:ascii="Calibri" w:eastAsia="MS Gothic" w:hAnsi="Calibri" w:cs="SimSun"/>
+        <w:rFonts w:ascii="Calibri" w:hAnsi="Calibri" w:eastAsia="MS Gothic" w:cs="SimSun"/>
       </w:rPr>
       <w:tblPr/>
       <w:tcPr>
         <w:tcBorders>
           <w:top w:val="nil"/>
-          <w:bottom w:val="single" w:sz="8" w:space="0" w:color="C0504D"/>
+          <w:bottom w:val="single" w:color="C0504D" w:sz="8" w:space="0"/>
         </w:tcBorders>
       </w:tcPr>
     </w:tblStylePr>
@@ -8175,8 +8804,8 @@
       <w:tblPr/>
       <w:tcPr>
         <w:tcBorders>
-          <w:top w:val="single" w:sz="8" w:space="0" w:color="C0504D"/>
-          <w:bottom w:val="single" w:sz="8" w:space="0" w:color="C0504D"/>
+          <w:top w:val="single" w:color="C0504D" w:sz="8" w:space="0"/>
+          <w:bottom w:val="single" w:color="C0504D" w:sz="8" w:space="0"/>
         </w:tcBorders>
       </w:tcPr>
     </w:tblStylePr>
@@ -8194,8 +8823,8 @@
       <w:tblPr/>
       <w:tcPr>
         <w:tcBorders>
-          <w:top w:val="single" w:sz="8" w:space="0" w:color="C0504D"/>
-          <w:bottom w:val="single" w:sz="8" w:space="0" w:color="C0504D"/>
+          <w:top w:val="single" w:color="C0504D" w:sz="8" w:space="0"/>
+          <w:bottom w:val="single" w:color="C0504D" w:sz="8" w:space="0"/>
         </w:tcBorders>
       </w:tcPr>
     </w:tblStylePr>
@@ -8226,19 +8855,19 @@
       <w:tblStyleRowBandSize w:val="1"/>
       <w:tblStyleColBandSize w:val="1"/>
       <w:tblBorders>
-        <w:top w:val="single" w:sz="8" w:space="0" w:color="9BBB59"/>
-        <w:bottom w:val="single" w:sz="8" w:space="0" w:color="9BBB59"/>
+        <w:top w:val="single" w:color="9BBB59" w:sz="8" w:space="0"/>
+        <w:bottom w:val="single" w:color="9BBB59" w:sz="8" w:space="0"/>
       </w:tblBorders>
     </w:tblPr>
     <w:tblStylePr w:type="firstRow">
       <w:rPr>
-        <w:rFonts w:ascii="Calibri" w:eastAsia="MS Gothic" w:hAnsi="Calibri" w:cs="SimSun"/>
+        <w:rFonts w:ascii="Calibri" w:hAnsi="Calibri" w:eastAsia="MS Gothic" w:cs="SimSun"/>
       </w:rPr>
       <w:tblPr/>
       <w:tcPr>
         <w:tcBorders>
           <w:top w:val="nil"/>
-          <w:bottom w:val="single" w:sz="8" w:space="0" w:color="9BBB59"/>
+          <w:bottom w:val="single" w:color="9BBB59" w:sz="8" w:space="0"/>
         </w:tcBorders>
       </w:tcPr>
     </w:tblStylePr>
@@ -8251,8 +8880,8 @@
       <w:tblPr/>
       <w:tcPr>
         <w:tcBorders>
-          <w:top w:val="single" w:sz="8" w:space="0" w:color="9BBB59"/>
-          <w:bottom w:val="single" w:sz="8" w:space="0" w:color="9BBB59"/>
+          <w:top w:val="single" w:color="9BBB59" w:sz="8" w:space="0"/>
+          <w:bottom w:val="single" w:color="9BBB59" w:sz="8" w:space="0"/>
         </w:tcBorders>
       </w:tcPr>
     </w:tblStylePr>
@@ -8270,8 +8899,8 @@
       <w:tblPr/>
       <w:tcPr>
         <w:tcBorders>
-          <w:top w:val="single" w:sz="8" w:space="0" w:color="9BBB59"/>
-          <w:bottom w:val="single" w:sz="8" w:space="0" w:color="9BBB59"/>
+          <w:top w:val="single" w:color="9BBB59" w:sz="8" w:space="0"/>
+          <w:bottom w:val="single" w:color="9BBB59" w:sz="8" w:space="0"/>
         </w:tcBorders>
       </w:tcPr>
     </w:tblStylePr>
@@ -8302,19 +8931,19 @@
       <w:tblStyleRowBandSize w:val="1"/>
       <w:tblStyleColBandSize w:val="1"/>
       <w:tblBorders>
-        <w:top w:val="single" w:sz="8" w:space="0" w:color="8064A2"/>
-        <w:bottom w:val="single" w:sz="8" w:space="0" w:color="8064A2"/>
+        <w:top w:val="single" w:color="8064A2" w:sz="8" w:space="0"/>
+        <w:bottom w:val="single" w:color="8064A2" w:sz="8" w:space="0"/>
       </w:tblBorders>
     </w:tblPr>
     <w:tblStylePr w:type="firstRow">
       <w:rPr>
-        <w:rFonts w:ascii="Calibri" w:eastAsia="MS Gothic" w:hAnsi="Calibri" w:cs="SimSun"/>
+        <w:rFonts w:ascii="Calibri" w:hAnsi="Calibri" w:eastAsia="MS Gothic" w:cs="SimSun"/>
       </w:rPr>
       <w:tblPr/>
       <w:tcPr>
         <w:tcBorders>
           <w:top w:val="nil"/>
-          <w:bottom w:val="single" w:sz="8" w:space="0" w:color="8064A2"/>
+          <w:bottom w:val="single" w:color="8064A2" w:sz="8" w:space="0"/>
         </w:tcBorders>
       </w:tcPr>
     </w:tblStylePr>
@@ -8327,8 +8956,8 @@
       <w:tblPr/>
       <w:tcPr>
         <w:tcBorders>
-          <w:top w:val="single" w:sz="8" w:space="0" w:color="8064A2"/>
-          <w:bottom w:val="single" w:sz="8" w:space="0" w:color="8064A2"/>
+          <w:top w:val="single" w:color="8064A2" w:sz="8" w:space="0"/>
+          <w:bottom w:val="single" w:color="8064A2" w:sz="8" w:space="0"/>
         </w:tcBorders>
       </w:tcPr>
     </w:tblStylePr>
@@ -8346,8 +8975,8 @@
       <w:tblPr/>
       <w:tcPr>
         <w:tcBorders>
-          <w:top w:val="single" w:sz="8" w:space="0" w:color="8064A2"/>
-          <w:bottom w:val="single" w:sz="8" w:space="0" w:color="8064A2"/>
+          <w:top w:val="single" w:color="8064A2" w:sz="8" w:space="0"/>
+          <w:bottom w:val="single" w:color="8064A2" w:sz="8" w:space="0"/>
         </w:tcBorders>
       </w:tcPr>
     </w:tblStylePr>
@@ -8378,19 +9007,19 @@
       <w:tblStyleRowBandSize w:val="1"/>
       <w:tblStyleColBandSize w:val="1"/>
       <w:tblBorders>
-        <w:top w:val="single" w:sz="8" w:space="0" w:color="4BACC6"/>
-        <w:bottom w:val="single" w:sz="8" w:space="0" w:color="4BACC6"/>
+        <w:top w:val="single" w:color="4BACC6" w:sz="8" w:space="0"/>
+        <w:bottom w:val="single" w:color="4BACC6" w:sz="8" w:space="0"/>
       </w:tblBorders>
     </w:tblPr>
     <w:tblStylePr w:type="firstRow">
       <w:rPr>
-        <w:rFonts w:ascii="Calibri" w:eastAsia="MS Gothic" w:hAnsi="Calibri" w:cs="SimSun"/>
+        <w:rFonts w:ascii="Calibri" w:hAnsi="Calibri" w:eastAsia="MS Gothic" w:cs="SimSun"/>
       </w:rPr>
       <w:tblPr/>
       <w:tcPr>
         <w:tcBorders>
           <w:top w:val="nil"/>
-          <w:bottom w:val="single" w:sz="8" w:space="0" w:color="4BACC6"/>
+          <w:bottom w:val="single" w:color="4BACC6" w:sz="8" w:space="0"/>
         </w:tcBorders>
       </w:tcPr>
     </w:tblStylePr>
@@ -8403,8 +9032,8 @@
       <w:tblPr/>
       <w:tcPr>
         <w:tcBorders>
-          <w:top w:val="single" w:sz="8" w:space="0" w:color="4BACC6"/>
-          <w:bottom w:val="single" w:sz="8" w:space="0" w:color="4BACC6"/>
+          <w:top w:val="single" w:color="4BACC6" w:sz="8" w:space="0"/>
+          <w:bottom w:val="single" w:color="4BACC6" w:sz="8" w:space="0"/>
         </w:tcBorders>
       </w:tcPr>
     </w:tblStylePr>
@@ -8422,8 +9051,8 @@
       <w:tblPr/>
       <w:tcPr>
         <w:tcBorders>
-          <w:top w:val="single" w:sz="8" w:space="0" w:color="4BACC6"/>
-          <w:bottom w:val="single" w:sz="8" w:space="0" w:color="4BACC6"/>
+          <w:top w:val="single" w:color="4BACC6" w:sz="8" w:space="0"/>
+          <w:bottom w:val="single" w:color="4BACC6" w:sz="8" w:space="0"/>
         </w:tcBorders>
       </w:tcPr>
     </w:tblStylePr>
@@ -8454,19 +9083,19 @@
       <w:tblStyleRowBandSize w:val="1"/>
       <w:tblStyleColBandSize w:val="1"/>
       <w:tblBorders>
-        <w:top w:val="single" w:sz="8" w:space="0" w:color="F79646"/>
-        <w:bottom w:val="single" w:sz="8" w:space="0" w:color="F79646"/>
+        <w:top w:val="single" w:color="F79646" w:sz="8" w:space="0"/>
+        <w:bottom w:val="single" w:color="F79646" w:sz="8" w:space="0"/>
       </w:tblBorders>
     </w:tblPr>
     <w:tblStylePr w:type="firstRow">
       <w:rPr>
-        <w:rFonts w:ascii="Calibri" w:eastAsia="MS Gothic" w:hAnsi="Calibri" w:cs="SimSun"/>
+        <w:rFonts w:ascii="Calibri" w:hAnsi="Calibri" w:eastAsia="MS Gothic" w:cs="SimSun"/>
       </w:rPr>
       <w:tblPr/>
       <w:tcPr>
         <w:tcBorders>
           <w:top w:val="nil"/>
-          <w:bottom w:val="single" w:sz="8" w:space="0" w:color="F79646"/>
+          <w:bottom w:val="single" w:color="F79646" w:sz="8" w:space="0"/>
         </w:tcBorders>
       </w:tcPr>
     </w:tblStylePr>
@@ -8479,8 +9108,8 @@
       <w:tblPr/>
       <w:tcPr>
         <w:tcBorders>
-          <w:top w:val="single" w:sz="8" w:space="0" w:color="F79646"/>
-          <w:bottom w:val="single" w:sz="8" w:space="0" w:color="F79646"/>
+          <w:top w:val="single" w:color="F79646" w:sz="8" w:space="0"/>
+          <w:bottom w:val="single" w:color="F79646" w:sz="8" w:space="0"/>
         </w:tcBorders>
       </w:tcPr>
     </w:tblStylePr>
@@ -8498,8 +9127,8 @@
       <w:tblPr/>
       <w:tcPr>
         <w:tcBorders>
-          <w:top w:val="single" w:sz="8" w:space="0" w:color="F79646"/>
-          <w:bottom w:val="single" w:sz="8" w:space="0" w:color="F79646"/>
+          <w:top w:val="single" w:color="F79646" w:sz="8" w:space="0"/>
+          <w:bottom w:val="single" w:color="F79646" w:sz="8" w:space="0"/>
         </w:tcBorders>
       </w:tcPr>
     </w:tblStylePr>
@@ -8524,17 +9153,17 @@
       <w:spacing w:after="0" w:line="240" w:lineRule="auto"/>
     </w:pPr>
     <w:rPr>
-      <w:rFonts w:ascii="Calibri" w:eastAsia="MS Gothic" w:hAnsi="Calibri"/>
+      <w:rFonts w:ascii="Calibri" w:hAnsi="Calibri" w:eastAsia="MS Gothic"/>
       <w:color w:val="000000"/>
     </w:rPr>
     <w:tblPr>
       <w:tblStyleRowBandSize w:val="1"/>
       <w:tblStyleColBandSize w:val="1"/>
       <w:tblBorders>
-        <w:top w:val="single" w:sz="8" w:space="0" w:color="000000"/>
-        <w:left w:val="single" w:sz="8" w:space="0" w:color="000000"/>
-        <w:bottom w:val="single" w:sz="8" w:space="0" w:color="000000"/>
-        <w:right w:val="single" w:sz="8" w:space="0" w:color="000000"/>
+        <w:top w:val="single" w:color="000000" w:sz="8" w:space="0"/>
+        <w:left w:val="single" w:color="000000" w:sz="8" w:space="0"/>
+        <w:bottom w:val="single" w:color="000000" w:sz="8" w:space="0"/>
+        <w:right w:val="single" w:color="000000" w:sz="8" w:space="0"/>
       </w:tblBorders>
     </w:tblPr>
     <w:tblStylePr w:type="firstRow">
@@ -8547,7 +9176,7 @@
         <w:tcBorders>
           <w:top w:val="nil"/>
           <w:left w:val="nil"/>
-          <w:bottom w:val="single" w:sz="24" w:space="0" w:color="000000"/>
+          <w:bottom w:val="single" w:color="000000" w:sz="24" w:space="0"/>
           <w:right w:val="nil"/>
           <w:insideH w:val="nil"/>
           <w:insideV w:val="nil"/>
@@ -8559,7 +9188,7 @@
       <w:tblPr/>
       <w:tcPr>
         <w:tcBorders>
-          <w:top w:val="single" w:sz="8" w:space="0" w:color="000000"/>
+          <w:top w:val="single" w:color="000000" w:sz="8" w:space="0"/>
           <w:left w:val="nil"/>
           <w:bottom w:val="nil"/>
           <w:right w:val="nil"/>
@@ -8576,7 +9205,7 @@
           <w:top w:val="nil"/>
           <w:left w:val="nil"/>
           <w:bottom w:val="nil"/>
-          <w:right w:val="single" w:sz="8" w:space="0" w:color="000000"/>
+          <w:right w:val="single" w:color="000000" w:sz="8" w:space="0"/>
           <w:insideH w:val="nil"/>
           <w:insideV w:val="nil"/>
         </w:tcBorders>
@@ -8588,7 +9217,7 @@
       <w:tcPr>
         <w:tcBorders>
           <w:top w:val="nil"/>
-          <w:left w:val="single" w:sz="8" w:space="0" w:color="000000"/>
+          <w:left w:val="single" w:color="000000" w:sz="8" w:space="0"/>
           <w:bottom w:val="nil"/>
           <w:right w:val="nil"/>
           <w:insideH w:val="nil"/>
@@ -8644,17 +9273,17 @@
       <w:spacing w:after="0" w:line="240" w:lineRule="auto"/>
     </w:pPr>
     <w:rPr>
-      <w:rFonts w:ascii="Calibri" w:eastAsia="MS Gothic" w:hAnsi="Calibri"/>
+      <w:rFonts w:ascii="Calibri" w:hAnsi="Calibri" w:eastAsia="MS Gothic"/>
       <w:color w:val="000000"/>
     </w:rPr>
     <w:tblPr>
       <w:tblStyleRowBandSize w:val="1"/>
       <w:tblStyleColBandSize w:val="1"/>
       <w:tblBorders>
-        <w:top w:val="single" w:sz="8" w:space="0" w:color="4F81BD"/>
-        <w:left w:val="single" w:sz="8" w:space="0" w:color="4F81BD"/>
-        <w:bottom w:val="single" w:sz="8" w:space="0" w:color="4F81BD"/>
-        <w:right w:val="single" w:sz="8" w:space="0" w:color="4F81BD"/>
+        <w:top w:val="single" w:color="4F81BD" w:sz="8" w:space="0"/>
+        <w:left w:val="single" w:color="4F81BD" w:sz="8" w:space="0"/>
+        <w:bottom w:val="single" w:color="4F81BD" w:sz="8" w:space="0"/>
+        <w:right w:val="single" w:color="4F81BD" w:sz="8" w:space="0"/>
       </w:tblBorders>
     </w:tblPr>
     <w:tblStylePr w:type="firstRow">
@@ -8667,7 +9296,7 @@
         <w:tcBorders>
           <w:top w:val="nil"/>
           <w:left w:val="nil"/>
-          <w:bottom w:val="single" w:sz="24" w:space="0" w:color="4F81BD"/>
+          <w:bottom w:val="single" w:color="4F81BD" w:sz="24" w:space="0"/>
           <w:right w:val="nil"/>
           <w:insideH w:val="nil"/>
           <w:insideV w:val="nil"/>
@@ -8679,7 +9308,7 @@
       <w:tblPr/>
       <w:tcPr>
         <w:tcBorders>
-          <w:top w:val="single" w:sz="8" w:space="0" w:color="4F81BD"/>
+          <w:top w:val="single" w:color="4F81BD" w:sz="8" w:space="0"/>
           <w:left w:val="nil"/>
           <w:bottom w:val="nil"/>
           <w:right w:val="nil"/>
@@ -8696,7 +9325,7 @@
           <w:top w:val="nil"/>
           <w:left w:val="nil"/>
           <w:bottom w:val="nil"/>
-          <w:right w:val="single" w:sz="8" w:space="0" w:color="4F81BD"/>
+          <w:right w:val="single" w:color="4F81BD" w:sz="8" w:space="0"/>
           <w:insideH w:val="nil"/>
           <w:insideV w:val="nil"/>
         </w:tcBorders>
@@ -8708,7 +9337,7 @@
       <w:tcPr>
         <w:tcBorders>
           <w:top w:val="nil"/>
-          <w:left w:val="single" w:sz="8" w:space="0" w:color="4F81BD"/>
+          <w:left w:val="single" w:color="4F81BD" w:sz="8" w:space="0"/>
           <w:bottom w:val="nil"/>
           <w:right w:val="nil"/>
           <w:insideH w:val="nil"/>
@@ -8764,17 +9393,17 @@
       <w:spacing w:after="0" w:line="240" w:lineRule="auto"/>
     </w:pPr>
     <w:rPr>
-      <w:rFonts w:ascii="Calibri" w:eastAsia="MS Gothic" w:hAnsi="Calibri"/>
+      <w:rFonts w:ascii="Calibri" w:hAnsi="Calibri" w:eastAsia="MS Gothic"/>
       <w:color w:val="000000"/>
     </w:rPr>
     <w:tblPr>
       <w:tblStyleRowBandSize w:val="1"/>
       <w:tblStyleColBandSize w:val="1"/>
       <w:tblBorders>
-        <w:top w:val="single" w:sz="8" w:space="0" w:color="C0504D"/>
-        <w:left w:val="single" w:sz="8" w:space="0" w:color="C0504D"/>
-        <w:bottom w:val="single" w:sz="8" w:space="0" w:color="C0504D"/>
-        <w:right w:val="single" w:sz="8" w:space="0" w:color="C0504D"/>
+        <w:top w:val="single" w:color="C0504D" w:sz="8" w:space="0"/>
+        <w:left w:val="single" w:color="C0504D" w:sz="8" w:space="0"/>
+        <w:bottom w:val="single" w:color="C0504D" w:sz="8" w:space="0"/>
+        <w:right w:val="single" w:color="C0504D" w:sz="8" w:space="0"/>
       </w:tblBorders>
     </w:tblPr>
     <w:tblStylePr w:type="firstRow">
@@ -8787,7 +9416,7 @@
         <w:tcBorders>
           <w:top w:val="nil"/>
           <w:left w:val="nil"/>
-          <w:bottom w:val="single" w:sz="24" w:space="0" w:color="C0504D"/>
+          <w:bottom w:val="single" w:color="C0504D" w:sz="24" w:space="0"/>
           <w:right w:val="nil"/>
           <w:insideH w:val="nil"/>
           <w:insideV w:val="nil"/>
@@ -8799,7 +9428,7 @@
       <w:tblPr/>
       <w:tcPr>
         <w:tcBorders>
-          <w:top w:val="single" w:sz="8" w:space="0" w:color="C0504D"/>
+          <w:top w:val="single" w:color="C0504D" w:sz="8" w:space="0"/>
           <w:left w:val="nil"/>
           <w:bottom w:val="nil"/>
           <w:right w:val="nil"/>
@@ -8816,7 +9445,7 @@
           <w:top w:val="nil"/>
           <w:left w:val="nil"/>
           <w:bottom w:val="nil"/>
-          <w:right w:val="single" w:sz="8" w:space="0" w:color="C0504D"/>
+          <w:right w:val="single" w:color="C0504D" w:sz="8" w:space="0"/>
           <w:insideH w:val="nil"/>
           <w:insideV w:val="nil"/>
         </w:tcBorders>
@@ -8828,7 +9457,7 @@
       <w:tcPr>
         <w:tcBorders>
           <w:top w:val="nil"/>
-          <w:left w:val="single" w:sz="8" w:space="0" w:color="C0504D"/>
+          <w:left w:val="single" w:color="C0504D" w:sz="8" w:space="0"/>
           <w:bottom w:val="nil"/>
           <w:right w:val="nil"/>
           <w:insideH w:val="nil"/>
@@ -8884,17 +9513,17 @@
       <w:spacing w:after="0" w:line="240" w:lineRule="auto"/>
     </w:pPr>
     <w:rPr>
-      <w:rFonts w:ascii="Calibri" w:eastAsia="MS Gothic" w:hAnsi="Calibri"/>
+      <w:rFonts w:ascii="Calibri" w:hAnsi="Calibri" w:eastAsia="MS Gothic"/>
       <w:color w:val="000000"/>
     </w:rPr>
     <w:tblPr>
       <w:tblStyleRowBandSize w:val="1"/>
       <w:tblStyleColBandSize w:val="1"/>
       <w:tblBorders>
-        <w:top w:val="single" w:sz="8" w:space="0" w:color="9BBB59"/>
-        <w:left w:val="single" w:sz="8" w:space="0" w:color="9BBB59"/>
-        <w:bottom w:val="single" w:sz="8" w:space="0" w:color="9BBB59"/>
-        <w:right w:val="single" w:sz="8" w:space="0" w:color="9BBB59"/>
+        <w:top w:val="single" w:color="9BBB59" w:sz="8" w:space="0"/>
+        <w:left w:val="single" w:color="9BBB59" w:sz="8" w:space="0"/>
+        <w:bottom w:val="single" w:color="9BBB59" w:sz="8" w:space="0"/>
+        <w:right w:val="single" w:color="9BBB59" w:sz="8" w:space="0"/>
       </w:tblBorders>
     </w:tblPr>
     <w:tblStylePr w:type="firstRow">
@@ -8907,7 +9536,7 @@
         <w:tcBorders>
           <w:top w:val="nil"/>
           <w:left w:val="nil"/>
-          <w:bottom w:val="single" w:sz="24" w:space="0" w:color="9BBB59"/>
+          <w:bottom w:val="single" w:color="9BBB59" w:sz="24" w:space="0"/>
           <w:right w:val="nil"/>
           <w:insideH w:val="nil"/>
           <w:insideV w:val="nil"/>
@@ -8919,7 +9548,7 @@
       <w:tblPr/>
       <w:tcPr>
         <w:tcBorders>
-          <w:top w:val="single" w:sz="8" w:space="0" w:color="9BBB59"/>
+          <w:top w:val="single" w:color="9BBB59" w:sz="8" w:space="0"/>
           <w:left w:val="nil"/>
           <w:bottom w:val="nil"/>
           <w:right w:val="nil"/>
@@ -8936,7 +9565,7 @@
           <w:top w:val="nil"/>
           <w:left w:val="nil"/>
           <w:bottom w:val="nil"/>
-          <w:right w:val="single" w:sz="8" w:space="0" w:color="9BBB59"/>
+          <w:right w:val="single" w:color="9BBB59" w:sz="8" w:space="0"/>
           <w:insideH w:val="nil"/>
           <w:insideV w:val="nil"/>
         </w:tcBorders>
@@ -8948,7 +9577,7 @@
       <w:tcPr>
         <w:tcBorders>
           <w:top w:val="nil"/>
-          <w:left w:val="single" w:sz="8" w:space="0" w:color="9BBB59"/>
+          <w:left w:val="single" w:color="9BBB59" w:sz="8" w:space="0"/>
           <w:bottom w:val="nil"/>
           <w:right w:val="nil"/>
           <w:insideH w:val="nil"/>
@@ -9004,17 +9633,17 @@
       <w:spacing w:after="0" w:line="240" w:lineRule="auto"/>
     </w:pPr>
     <w:rPr>
-      <w:rFonts w:ascii="Calibri" w:eastAsia="MS Gothic" w:hAnsi="Calibri"/>
+      <w:rFonts w:ascii="Calibri" w:hAnsi="Calibri" w:eastAsia="MS Gothic"/>
       <w:color w:val="000000"/>
     </w:rPr>
     <w:tblPr>
       <w:tblStyleRowBandSize w:val="1"/>
       <w:tblStyleColBandSize w:val="1"/>
       <w:tblBorders>
-        <w:top w:val="single" w:sz="8" w:space="0" w:color="8064A2"/>
-        <w:left w:val="single" w:sz="8" w:space="0" w:color="8064A2"/>
-        <w:bottom w:val="single" w:sz="8" w:space="0" w:color="8064A2"/>
-        <w:right w:val="single" w:sz="8" w:space="0" w:color="8064A2"/>
+        <w:top w:val="single" w:color="8064A2" w:sz="8" w:space="0"/>
+        <w:left w:val="single" w:color="8064A2" w:sz="8" w:space="0"/>
+        <w:bottom w:val="single" w:color="8064A2" w:sz="8" w:space="0"/>
+        <w:right w:val="single" w:color="8064A2" w:sz="8" w:space="0"/>
       </w:tblBorders>
     </w:tblPr>
     <w:tblStylePr w:type="firstRow">
@@ -9027,7 +9656,7 @@
         <w:tcBorders>
           <w:top w:val="nil"/>
           <w:left w:val="nil"/>
-          <w:bottom w:val="single" w:sz="24" w:space="0" w:color="8064A2"/>
+          <w:bottom w:val="single" w:color="8064A2" w:sz="24" w:space="0"/>
           <w:right w:val="nil"/>
           <w:insideH w:val="nil"/>
           <w:insideV w:val="nil"/>
@@ -9039,7 +9668,7 @@
       <w:tblPr/>
       <w:tcPr>
         <w:tcBorders>
-          <w:top w:val="single" w:sz="8" w:space="0" w:color="8064A2"/>
+          <w:top w:val="single" w:color="8064A2" w:sz="8" w:space="0"/>
           <w:left w:val="nil"/>
           <w:bottom w:val="nil"/>
           <w:right w:val="nil"/>
@@ -9056,7 +9685,7 @@
           <w:top w:val="nil"/>
           <w:left w:val="nil"/>
           <w:bottom w:val="nil"/>
-          <w:right w:val="single" w:sz="8" w:space="0" w:color="8064A2"/>
+          <w:right w:val="single" w:color="8064A2" w:sz="8" w:space="0"/>
           <w:insideH w:val="nil"/>
           <w:insideV w:val="nil"/>
         </w:tcBorders>
@@ -9068,7 +9697,7 @@
       <w:tcPr>
         <w:tcBorders>
           <w:top w:val="nil"/>
-          <w:left w:val="single" w:sz="8" w:space="0" w:color="8064A2"/>
+          <w:left w:val="single" w:color="8064A2" w:sz="8" w:space="0"/>
           <w:bottom w:val="nil"/>
           <w:right w:val="nil"/>
           <w:insideH w:val="nil"/>
@@ -9124,17 +9753,17 @@
       <w:spacing w:after="0" w:line="240" w:lineRule="auto"/>
     </w:pPr>
     <w:rPr>
-      <w:rFonts w:ascii="Calibri" w:eastAsia="MS Gothic" w:hAnsi="Calibri"/>
+      <w:rFonts w:ascii="Calibri" w:hAnsi="Calibri" w:eastAsia="MS Gothic"/>
       <w:color w:val="000000"/>
     </w:rPr>
     <w:tblPr>
       <w:tblStyleRowBandSize w:val="1"/>
       <w:tblStyleColBandSize w:val="1"/>
       <w:tblBorders>
-        <w:top w:val="single" w:sz="8" w:space="0" w:color="4BACC6"/>
-        <w:left w:val="single" w:sz="8" w:space="0" w:color="4BACC6"/>
-        <w:bottom w:val="single" w:sz="8" w:space="0" w:color="4BACC6"/>
-        <w:right w:val="single" w:sz="8" w:space="0" w:color="4BACC6"/>
+        <w:top w:val="single" w:color="4BACC6" w:sz="8" w:space="0"/>
+        <w:left w:val="single" w:color="4BACC6" w:sz="8" w:space="0"/>
+        <w:bottom w:val="single" w:color="4BACC6" w:sz="8" w:space="0"/>
+        <w:right w:val="single" w:color="4BACC6" w:sz="8" w:space="0"/>
       </w:tblBorders>
     </w:tblPr>
     <w:tblStylePr w:type="firstRow">
@@ -9147,7 +9776,7 @@
         <w:tcBorders>
           <w:top w:val="nil"/>
           <w:left w:val="nil"/>
-          <w:bottom w:val="single" w:sz="24" w:space="0" w:color="4BACC6"/>
+          <w:bottom w:val="single" w:color="4BACC6" w:sz="24" w:space="0"/>
           <w:right w:val="nil"/>
           <w:insideH w:val="nil"/>
           <w:insideV w:val="nil"/>
@@ -9159,7 +9788,7 @@
       <w:tblPr/>
       <w:tcPr>
         <w:tcBorders>
-          <w:top w:val="single" w:sz="8" w:space="0" w:color="4BACC6"/>
+          <w:top w:val="single" w:color="4BACC6" w:sz="8" w:space="0"/>
           <w:left w:val="nil"/>
           <w:bottom w:val="nil"/>
           <w:right w:val="nil"/>
@@ -9176,7 +9805,7 @@
           <w:top w:val="nil"/>
           <w:left w:val="nil"/>
           <w:bottom w:val="nil"/>
-          <w:right w:val="single" w:sz="8" w:space="0" w:color="4BACC6"/>
+          <w:right w:val="single" w:color="4BACC6" w:sz="8" w:space="0"/>
           <w:insideH w:val="nil"/>
           <w:insideV w:val="nil"/>
         </w:tcBorders>
@@ -9188,7 +9817,7 @@
       <w:tcPr>
         <w:tcBorders>
           <w:top w:val="nil"/>
-          <w:left w:val="single" w:sz="8" w:space="0" w:color="4BACC6"/>
+          <w:left w:val="single" w:color="4BACC6" w:sz="8" w:space="0"/>
           <w:bottom w:val="nil"/>
           <w:right w:val="nil"/>
           <w:insideH w:val="nil"/>
@@ -9244,17 +9873,17 @@
       <w:spacing w:after="0" w:line="240" w:lineRule="auto"/>
     </w:pPr>
     <w:rPr>
-      <w:rFonts w:ascii="Calibri" w:eastAsia="MS Gothic" w:hAnsi="Calibri"/>
+      <w:rFonts w:ascii="Calibri" w:hAnsi="Calibri" w:eastAsia="MS Gothic"/>
       <w:color w:val="000000"/>
     </w:rPr>
     <w:tblPr>
       <w:tblStyleRowBandSize w:val="1"/>
       <w:tblStyleColBandSize w:val="1"/>
       <w:tblBorders>
-        <w:top w:val="single" w:sz="8" w:space="0" w:color="F79646"/>
-        <w:left w:val="single" w:sz="8" w:space="0" w:color="F79646"/>
-        <w:bottom w:val="single" w:sz="8" w:space="0" w:color="F79646"/>
-        <w:right w:val="single" w:sz="8" w:space="0" w:color="F79646"/>
+        <w:top w:val="single" w:color="F79646" w:sz="8" w:space="0"/>
+        <w:left w:val="single" w:color="F79646" w:sz="8" w:space="0"/>
+        <w:bottom w:val="single" w:color="F79646" w:sz="8" w:space="0"/>
+        <w:right w:val="single" w:color="F79646" w:sz="8" w:space="0"/>
       </w:tblBorders>
     </w:tblPr>
     <w:tblStylePr w:type="firstRow">
@@ -9267,7 +9896,7 @@
         <w:tcBorders>
           <w:top w:val="nil"/>
           <w:left w:val="nil"/>
-          <w:bottom w:val="single" w:sz="24" w:space="0" w:color="F79646"/>
+          <w:bottom w:val="single" w:color="F79646" w:sz="24" w:space="0"/>
           <w:right w:val="nil"/>
           <w:insideH w:val="nil"/>
           <w:insideV w:val="nil"/>
@@ -9279,7 +9908,7 @@
       <w:tblPr/>
       <w:tcPr>
         <w:tcBorders>
-          <w:top w:val="single" w:sz="8" w:space="0" w:color="F79646"/>
+          <w:top w:val="single" w:color="F79646" w:sz="8" w:space="0"/>
           <w:left w:val="nil"/>
           <w:bottom w:val="nil"/>
           <w:right w:val="nil"/>
@@ -9296,7 +9925,7 @@
           <w:top w:val="nil"/>
           <w:left w:val="nil"/>
           <w:bottom w:val="nil"/>
-          <w:right w:val="single" w:sz="8" w:space="0" w:color="F79646"/>
+          <w:right w:val="single" w:color="F79646" w:sz="8" w:space="0"/>
           <w:insideH w:val="nil"/>
           <w:insideV w:val="nil"/>
         </w:tcBorders>
@@ -9308,7 +9937,7 @@
       <w:tcPr>
         <w:tcBorders>
           <w:top w:val="nil"/>
-          <w:left w:val="single" w:sz="8" w:space="0" w:color="F79646"/>
+          <w:left w:val="single" w:color="F79646" w:sz="8" w:space="0"/>
           <w:bottom w:val="nil"/>
           <w:right w:val="nil"/>
           <w:insideH w:val="nil"/>
@@ -9367,12 +9996,12 @@
       <w:tblStyleRowBandSize w:val="1"/>
       <w:tblStyleColBandSize w:val="1"/>
       <w:tblBorders>
-        <w:top w:val="single" w:sz="8" w:space="0" w:color="404040"/>
-        <w:left w:val="single" w:sz="8" w:space="0" w:color="404040"/>
-        <w:bottom w:val="single" w:sz="8" w:space="0" w:color="404040"/>
-        <w:right w:val="single" w:sz="8" w:space="0" w:color="404040"/>
-        <w:insideH w:val="single" w:sz="8" w:space="0" w:color="404040"/>
-        <w:insideV w:val="single" w:sz="8" w:space="0" w:color="404040"/>
+        <w:top w:val="single" w:color="404040" w:sz="8" w:space="0"/>
+        <w:left w:val="single" w:color="404040" w:sz="8" w:space="0"/>
+        <w:bottom w:val="single" w:color="404040" w:sz="8" w:space="0"/>
+        <w:right w:val="single" w:color="404040" w:sz="8" w:space="0"/>
+        <w:insideH w:val="single" w:color="404040" w:sz="8" w:space="0"/>
+        <w:insideV w:val="single" w:color="404040" w:sz="8" w:space="0"/>
       </w:tblBorders>
       <w:shd w:val="clear" w:color="auto" w:fill="C0C0C0"/>
     </w:tblPr>
@@ -9393,7 +10022,7 @@
       <w:tblPr/>
       <w:tcPr>
         <w:tcBorders>
-          <w:top w:val="single" w:sz="18" w:space="0" w:color="404040"/>
+          <w:top w:val="single" w:color="404040" w:sz="18" w:space="0"/>
         </w:tcBorders>
       </w:tcPr>
     </w:tblStylePr>
@@ -9433,12 +10062,12 @@
       <w:tblStyleRowBandSize w:val="1"/>
       <w:tblStyleColBandSize w:val="1"/>
       <w:tblBorders>
-        <w:top w:val="single" w:sz="8" w:space="0" w:color="7BA0CD"/>
-        <w:left w:val="single" w:sz="8" w:space="0" w:color="7BA0CD"/>
-        <w:bottom w:val="single" w:sz="8" w:space="0" w:color="7BA0CD"/>
-        <w:right w:val="single" w:sz="8" w:space="0" w:color="7BA0CD"/>
-        <w:insideH w:val="single" w:sz="8" w:space="0" w:color="7BA0CD"/>
-        <w:insideV w:val="single" w:sz="8" w:space="0" w:color="7BA0CD"/>
+        <w:top w:val="single" w:color="7BA0CD" w:sz="8" w:space="0"/>
+        <w:left w:val="single" w:color="7BA0CD" w:sz="8" w:space="0"/>
+        <w:bottom w:val="single" w:color="7BA0CD" w:sz="8" w:space="0"/>
+        <w:right w:val="single" w:color="7BA0CD" w:sz="8" w:space="0"/>
+        <w:insideH w:val="single" w:color="7BA0CD" w:sz="8" w:space="0"/>
+        <w:insideV w:val="single" w:color="7BA0CD" w:sz="8" w:space="0"/>
       </w:tblBorders>
       <w:shd w:val="clear" w:color="auto" w:fill="D3DFEE"/>
     </w:tblPr>
@@ -9459,7 +10088,7 @@
       <w:tblPr/>
       <w:tcPr>
         <w:tcBorders>
-          <w:top w:val="single" w:sz="18" w:space="0" w:color="7BA0CD"/>
+          <w:top w:val="single" w:color="7BA0CD" w:sz="18" w:space="0"/>
         </w:tcBorders>
       </w:tcPr>
     </w:tblStylePr>
@@ -9499,12 +10128,12 @@
       <w:tblStyleRowBandSize w:val="1"/>
       <w:tblStyleColBandSize w:val="1"/>
       <w:tblBorders>
-        <w:top w:val="single" w:sz="8" w:space="0" w:color="CF7B79"/>
-        <w:left w:val="single" w:sz="8" w:space="0" w:color="CF7B79"/>
-        <w:bottom w:val="single" w:sz="8" w:space="0" w:color="CF7B79"/>
-        <w:right w:val="single" w:sz="8" w:space="0" w:color="CF7B79"/>
-        <w:insideH w:val="single" w:sz="8" w:space="0" w:color="CF7B79"/>
-        <w:insideV w:val="single" w:sz="8" w:space="0" w:color="CF7B79"/>
+        <w:top w:val="single" w:color="CF7B79" w:sz="8" w:space="0"/>
+        <w:left w:val="single" w:color="CF7B79" w:sz="8" w:space="0"/>
+        <w:bottom w:val="single" w:color="CF7B79" w:sz="8" w:space="0"/>
+        <w:right w:val="single" w:color="CF7B79" w:sz="8" w:space="0"/>
+        <w:insideH w:val="single" w:color="CF7B79" w:sz="8" w:space="0"/>
+        <w:insideV w:val="single" w:color="CF7B79" w:sz="8" w:space="0"/>
       </w:tblBorders>
       <w:shd w:val="clear" w:color="auto" w:fill="EFD3D2"/>
     </w:tblPr>
@@ -9525,7 +10154,7 @@
       <w:tblPr/>
       <w:tcPr>
         <w:tcBorders>
-          <w:top w:val="single" w:sz="18" w:space="0" w:color="CF7B79"/>
+          <w:top w:val="single" w:color="CF7B79" w:sz="18" w:space="0"/>
         </w:tcBorders>
       </w:tcPr>
     </w:tblStylePr>
@@ -9565,12 +10194,12 @@
       <w:tblStyleRowBandSize w:val="1"/>
       <w:tblStyleColBandSize w:val="1"/>
       <w:tblBorders>
-        <w:top w:val="single" w:sz="8" w:space="0" w:color="B3CC82"/>
-        <w:left w:val="single" w:sz="8" w:space="0" w:color="B3CC82"/>
-        <w:bottom w:val="single" w:sz="8" w:space="0" w:color="B3CC82"/>
-        <w:right w:val="single" w:sz="8" w:space="0" w:color="B3CC82"/>
-        <w:insideH w:val="single" w:sz="8" w:space="0" w:color="B3CC82"/>
-        <w:insideV w:val="single" w:sz="8" w:space="0" w:color="B3CC82"/>
+        <w:top w:val="single" w:color="B3CC82" w:sz="8" w:space="0"/>
+        <w:left w:val="single" w:color="B3CC82" w:sz="8" w:space="0"/>
+        <w:bottom w:val="single" w:color="B3CC82" w:sz="8" w:space="0"/>
+        <w:right w:val="single" w:color="B3CC82" w:sz="8" w:space="0"/>
+        <w:insideH w:val="single" w:color="B3CC82" w:sz="8" w:space="0"/>
+        <w:insideV w:val="single" w:color="B3CC82" w:sz="8" w:space="0"/>
       </w:tblBorders>
       <w:shd w:val="clear" w:color="auto" w:fill="E6EED5"/>
     </w:tblPr>
@@ -9591,7 +10220,7 @@
       <w:tblPr/>
       <w:tcPr>
         <w:tcBorders>
-          <w:top w:val="single" w:sz="18" w:space="0" w:color="B3CC82"/>
+          <w:top w:val="single" w:color="B3CC82" w:sz="18" w:space="0"/>
         </w:tcBorders>
       </w:tcPr>
     </w:tblStylePr>
@@ -9631,12 +10260,12 @@
       <w:tblStyleRowBandSize w:val="1"/>
       <w:tblStyleColBandSize w:val="1"/>
       <w:tblBorders>
-        <w:top w:val="single" w:sz="8" w:space="0" w:color="9F8AB9"/>
-        <w:left w:val="single" w:sz="8" w:space="0" w:color="9F8AB9"/>
-        <w:bottom w:val="single" w:sz="8" w:space="0" w:color="9F8AB9"/>
-        <w:right w:val="single" w:sz="8" w:space="0" w:color="9F8AB9"/>
-        <w:insideH w:val="single" w:sz="8" w:space="0" w:color="9F8AB9"/>
-        <w:insideV w:val="single" w:sz="8" w:space="0" w:color="9F8AB9"/>
+        <w:top w:val="single" w:color="9F8AB9" w:sz="8" w:space="0"/>
+        <w:left w:val="single" w:color="9F8AB9" w:sz="8" w:space="0"/>
+        <w:bottom w:val="single" w:color="9F8AB9" w:sz="8" w:space="0"/>
+        <w:right w:val="single" w:color="9F8AB9" w:sz="8" w:space="0"/>
+        <w:insideH w:val="single" w:color="9F8AB9" w:sz="8" w:space="0"/>
+        <w:insideV w:val="single" w:color="9F8AB9" w:sz="8" w:space="0"/>
       </w:tblBorders>
       <w:shd w:val="clear" w:color="auto" w:fill="DFD8E8"/>
     </w:tblPr>
@@ -9657,7 +10286,7 @@
       <w:tblPr/>
       <w:tcPr>
         <w:tcBorders>
-          <w:top w:val="single" w:sz="18" w:space="0" w:color="9F8AB9"/>
+          <w:top w:val="single" w:color="9F8AB9" w:sz="18" w:space="0"/>
         </w:tcBorders>
       </w:tcPr>
     </w:tblStylePr>
@@ -9697,12 +10326,12 @@
       <w:tblStyleRowBandSize w:val="1"/>
       <w:tblStyleColBandSize w:val="1"/>
       <w:tblBorders>
-        <w:top w:val="single" w:sz="8" w:space="0" w:color="78C0D4"/>
-        <w:left w:val="single" w:sz="8" w:space="0" w:color="78C0D4"/>
-        <w:bottom w:val="single" w:sz="8" w:space="0" w:color="78C0D4"/>
-        <w:right w:val="single" w:sz="8" w:space="0" w:color="78C0D4"/>
-        <w:insideH w:val="single" w:sz="8" w:space="0" w:color="78C0D4"/>
-        <w:insideV w:val="single" w:sz="8" w:space="0" w:color="78C0D4"/>
+        <w:top w:val="single" w:color="78C0D4" w:sz="8" w:space="0"/>
+        <w:left w:val="single" w:color="78C0D4" w:sz="8" w:space="0"/>
+        <w:bottom w:val="single" w:color="78C0D4" w:sz="8" w:space="0"/>
+        <w:right w:val="single" w:color="78C0D4" w:sz="8" w:space="0"/>
+        <w:insideH w:val="single" w:color="78C0D4" w:sz="8" w:space="0"/>
+        <w:insideV w:val="single" w:color="78C0D4" w:sz="8" w:space="0"/>
       </w:tblBorders>
       <w:shd w:val="clear" w:color="auto" w:fill="D2EAF1"/>
     </w:tblPr>
@@ -9723,7 +10352,7 @@
       <w:tblPr/>
       <w:tcPr>
         <w:tcBorders>
-          <w:top w:val="single" w:sz="18" w:space="0" w:color="78C0D4"/>
+          <w:top w:val="single" w:color="78C0D4" w:sz="18" w:space="0"/>
         </w:tcBorders>
       </w:tcPr>
     </w:tblStylePr>
@@ -9763,12 +10392,12 @@
       <w:tblStyleRowBandSize w:val="1"/>
       <w:tblStyleColBandSize w:val="1"/>
       <w:tblBorders>
-        <w:top w:val="single" w:sz="8" w:space="0" w:color="F9B074"/>
-        <w:left w:val="single" w:sz="8" w:space="0" w:color="F9B074"/>
-        <w:bottom w:val="single" w:sz="8" w:space="0" w:color="F9B074"/>
-        <w:right w:val="single" w:sz="8" w:space="0" w:color="F9B074"/>
-        <w:insideH w:val="single" w:sz="8" w:space="0" w:color="F9B074"/>
-        <w:insideV w:val="single" w:sz="8" w:space="0" w:color="F9B074"/>
+        <w:top w:val="single" w:color="F9B074" w:sz="8" w:space="0"/>
+        <w:left w:val="single" w:color="F9B074" w:sz="8" w:space="0"/>
+        <w:bottom w:val="single" w:color="F9B074" w:sz="8" w:space="0"/>
+        <w:right w:val="single" w:color="F9B074" w:sz="8" w:space="0"/>
+        <w:insideH w:val="single" w:color="F9B074" w:sz="8" w:space="0"/>
+        <w:insideV w:val="single" w:color="F9B074" w:sz="8" w:space="0"/>
       </w:tblBorders>
       <w:shd w:val="clear" w:color="auto" w:fill="FDE4D0"/>
     </w:tblPr>
@@ -9789,7 +10418,7 @@
       <w:tblPr/>
       <w:tcPr>
         <w:tcBorders>
-          <w:top w:val="single" w:sz="18" w:space="0" w:color="F9B074"/>
+          <w:top w:val="single" w:color="F9B074" w:sz="18" w:space="0"/>
         </w:tcBorders>
       </w:tcPr>
     </w:tblStylePr>
@@ -9826,19 +10455,19 @@
       <w:spacing w:after="0" w:line="240" w:lineRule="auto"/>
     </w:pPr>
     <w:rPr>
-      <w:rFonts w:ascii="Calibri" w:eastAsia="MS Gothic" w:hAnsi="Calibri"/>
+      <w:rFonts w:ascii="Calibri" w:hAnsi="Calibri" w:eastAsia="MS Gothic"/>
       <w:color w:val="000000"/>
     </w:rPr>
     <w:tblPr>
       <w:tblStyleRowBandSize w:val="1"/>
       <w:tblStyleColBandSize w:val="1"/>
       <w:tblBorders>
-        <w:top w:val="single" w:sz="8" w:space="0" w:color="000000"/>
-        <w:left w:val="single" w:sz="8" w:space="0" w:color="000000"/>
-        <w:bottom w:val="single" w:sz="8" w:space="0" w:color="000000"/>
-        <w:right w:val="single" w:sz="8" w:space="0" w:color="000000"/>
-        <w:insideH w:val="single" w:sz="8" w:space="0" w:color="000000"/>
-        <w:insideV w:val="single" w:sz="8" w:space="0" w:color="000000"/>
+        <w:top w:val="single" w:color="000000" w:sz="8" w:space="0"/>
+        <w:left w:val="single" w:color="000000" w:sz="8" w:space="0"/>
+        <w:bottom w:val="single" w:color="000000" w:sz="8" w:space="0"/>
+        <w:right w:val="single" w:color="000000" w:sz="8" w:space="0"/>
+        <w:insideH w:val="single" w:color="000000" w:sz="8" w:space="0"/>
+        <w:insideV w:val="single" w:color="000000" w:sz="8" w:space="0"/>
       </w:tblBorders>
       <w:shd w:val="clear" w:color="auto" w:fill="C0C0C0"/>
     </w:tblPr>
@@ -9865,7 +10494,7 @@
       <w:tblPr/>
       <w:tcPr>
         <w:tcBorders>
-          <w:top w:val="single" w:sz="12" w:space="0" w:color="000000"/>
+          <w:top w:val="single" w:color="000000" w:sz="12" w:space="0"/>
           <w:left w:val="nil"/>
           <w:bottom w:val="nil"/>
           <w:right w:val="nil"/>
@@ -9923,8 +10552,8 @@
       <w:tblPr/>
       <w:tcPr>
         <w:tcBorders>
-          <w:insideH w:val="single" w:sz="6" w:space="0" w:color="000000"/>
-          <w:insideV w:val="single" w:sz="6" w:space="0" w:color="000000"/>
+          <w:insideH w:val="single" w:color="000000" w:sz="6" w:space="0"/>
+          <w:insideV w:val="single" w:color="000000" w:sz="6" w:space="0"/>
         </w:tcBorders>
         <w:shd w:val="clear" w:color="auto" w:fill="808080"/>
       </w:tcPr>
@@ -9944,19 +10573,19 @@
       <w:spacing w:after="0" w:line="240" w:lineRule="auto"/>
     </w:pPr>
     <w:rPr>
-      <w:rFonts w:ascii="Calibri" w:eastAsia="MS Gothic" w:hAnsi="Calibri"/>
+      <w:rFonts w:ascii="Calibri" w:hAnsi="Calibri" w:eastAsia="MS Gothic"/>
       <w:color w:val="000000"/>
     </w:rPr>
     <w:tblPr>
       <w:tblStyleRowBandSize w:val="1"/>
       <w:tblStyleColBandSize w:val="1"/>
       <w:tblBorders>
-        <w:top w:val="single" w:sz="8" w:space="0" w:color="4F81BD"/>
-        <w:left w:val="single" w:sz="8" w:space="0" w:color="4F81BD"/>
-        <w:bottom w:val="single" w:sz="8" w:space="0" w:color="4F81BD"/>
-        <w:right w:val="single" w:sz="8" w:space="0" w:color="4F81BD"/>
-        <w:insideH w:val="single" w:sz="8" w:space="0" w:color="4F81BD"/>
-        <w:insideV w:val="single" w:sz="8" w:space="0" w:color="4F81BD"/>
+        <w:top w:val="single" w:color="4F81BD" w:sz="8" w:space="0"/>
+        <w:left w:val="single" w:color="4F81BD" w:sz="8" w:space="0"/>
+        <w:bottom w:val="single" w:color="4F81BD" w:sz="8" w:space="0"/>
+        <w:right w:val="single" w:color="4F81BD" w:sz="8" w:space="0"/>
+        <w:insideH w:val="single" w:color="4F81BD" w:sz="8" w:space="0"/>
+        <w:insideV w:val="single" w:color="4F81BD" w:sz="8" w:space="0"/>
       </w:tblBorders>
       <w:shd w:val="clear" w:color="auto" w:fill="D3DFEE"/>
     </w:tblPr>
@@ -9983,7 +10612,7 @@
       <w:tblPr/>
       <w:tcPr>
         <w:tcBorders>
-          <w:top w:val="single" w:sz="12" w:space="0" w:color="000000"/>
+          <w:top w:val="single" w:color="000000" w:sz="12" w:space="0"/>
           <w:left w:val="nil"/>
           <w:bottom w:val="nil"/>
           <w:right w:val="nil"/>
@@ -10041,8 +10670,8 @@
       <w:tblPr/>
       <w:tcPr>
         <w:tcBorders>
-          <w:insideH w:val="single" w:sz="6" w:space="0" w:color="4F81BD"/>
-          <w:insideV w:val="single" w:sz="6" w:space="0" w:color="4F81BD"/>
+          <w:insideH w:val="single" w:color="4F81BD" w:sz="6" w:space="0"/>
+          <w:insideV w:val="single" w:color="4F81BD" w:sz="6" w:space="0"/>
         </w:tcBorders>
         <w:shd w:val="clear" w:color="auto" w:fill="A7BFDE"/>
       </w:tcPr>
@@ -10062,19 +10691,19 @@
       <w:spacing w:after="0" w:line="240" w:lineRule="auto"/>
     </w:pPr>
     <w:rPr>
-      <w:rFonts w:ascii="Calibri" w:eastAsia="MS Gothic" w:hAnsi="Calibri"/>
+      <w:rFonts w:ascii="Calibri" w:hAnsi="Calibri" w:eastAsia="MS Gothic"/>
       <w:color w:val="000000"/>
     </w:rPr>
     <w:tblPr>
       <w:tblStyleRowBandSize w:val="1"/>
       <w:tblStyleColBandSize w:val="1"/>
       <w:tblBorders>
-        <w:top w:val="single" w:sz="8" w:space="0" w:color="C0504D"/>
-        <w:left w:val="single" w:sz="8" w:space="0" w:color="C0504D"/>
-        <w:bottom w:val="single" w:sz="8" w:space="0" w:color="C0504D"/>
-        <w:right w:val="single" w:sz="8" w:space="0" w:color="C0504D"/>
-        <w:insideH w:val="single" w:sz="8" w:space="0" w:color="C0504D"/>
-        <w:insideV w:val="single" w:sz="8" w:space="0" w:color="C0504D"/>
+        <w:top w:val="single" w:color="C0504D" w:sz="8" w:space="0"/>
+        <w:left w:val="single" w:color="C0504D" w:sz="8" w:space="0"/>
+        <w:bottom w:val="single" w:color="C0504D" w:sz="8" w:space="0"/>
+        <w:right w:val="single" w:color="C0504D" w:sz="8" w:space="0"/>
+        <w:insideH w:val="single" w:color="C0504D" w:sz="8" w:space="0"/>
+        <w:insideV w:val="single" w:color="C0504D" w:sz="8" w:space="0"/>
       </w:tblBorders>
       <w:shd w:val="clear" w:color="auto" w:fill="EFD3D2"/>
     </w:tblPr>
@@ -10101,7 +10730,7 @@
       <w:tblPr/>
       <w:tcPr>
         <w:tcBorders>
-          <w:top w:val="single" w:sz="12" w:space="0" w:color="000000"/>
+          <w:top w:val="single" w:color="000000" w:sz="12" w:space="0"/>
           <w:left w:val="nil"/>
           <w:bottom w:val="nil"/>
           <w:right w:val="nil"/>
@@ -10159,8 +10788,8 @@
       <w:tblPr/>
       <w:tcPr>
         <w:tcBorders>
-          <w:insideH w:val="single" w:sz="6" w:space="0" w:color="C0504D"/>
-          <w:insideV w:val="single" w:sz="6" w:space="0" w:color="C0504D"/>
+          <w:insideH w:val="single" w:color="C0504D" w:sz="6" w:space="0"/>
+          <w:insideV w:val="single" w:color="C0504D" w:sz="6" w:space="0"/>
         </w:tcBorders>
         <w:shd w:val="clear" w:color="auto" w:fill="DFA7A6"/>
       </w:tcPr>
@@ -10180,19 +10809,19 @@
       <w:spacing w:after="0" w:line="240" w:lineRule="auto"/>
     </w:pPr>
     <w:rPr>
-      <w:rFonts w:ascii="Calibri" w:eastAsia="MS Gothic" w:hAnsi="Calibri"/>
+      <w:rFonts w:ascii="Calibri" w:hAnsi="Calibri" w:eastAsia="MS Gothic"/>
       <w:color w:val="000000"/>
     </w:rPr>
     <w:tblPr>
       <w:tblStyleRowBandSize w:val="1"/>
       <w:tblStyleColBandSize w:val="1"/>
       <w:tblBorders>
-        <w:top w:val="single" w:sz="8" w:space="0" w:color="9BBB59"/>
-        <w:left w:val="single" w:sz="8" w:space="0" w:color="9BBB59"/>
-        <w:bottom w:val="single" w:sz="8" w:space="0" w:color="9BBB59"/>
-        <w:right w:val="single" w:sz="8" w:space="0" w:color="9BBB59"/>
-        <w:insideH w:val="single" w:sz="8" w:space="0" w:color="9BBB59"/>
-        <w:insideV w:val="single" w:sz="8" w:space="0" w:color="9BBB59"/>
+        <w:top w:val="single" w:color="9BBB59" w:sz="8" w:space="0"/>
+        <w:left w:val="single" w:color="9BBB59" w:sz="8" w:space="0"/>
+        <w:bottom w:val="single" w:color="9BBB59" w:sz="8" w:space="0"/>
+        <w:right w:val="single" w:color="9BBB59" w:sz="8" w:space="0"/>
+        <w:insideH w:val="single" w:color="9BBB59" w:sz="8" w:space="0"/>
+        <w:insideV w:val="single" w:color="9BBB59" w:sz="8" w:space="0"/>
       </w:tblBorders>
       <w:shd w:val="clear" w:color="auto" w:fill="E6EED5"/>
     </w:tblPr>
@@ -10219,7 +10848,7 @@
       <w:tblPr/>
       <w:tcPr>
         <w:tcBorders>
-          <w:top w:val="single" w:sz="12" w:space="0" w:color="000000"/>
+          <w:top w:val="single" w:color="000000" w:sz="12" w:space="0"/>
           <w:left w:val="nil"/>
           <w:bottom w:val="nil"/>
           <w:right w:val="nil"/>
@@ -10277,8 +10906,8 @@
       <w:tblPr/>
       <w:tcPr>
         <w:tcBorders>
-          <w:insideH w:val="single" w:sz="6" w:space="0" w:color="9BBB59"/>
-          <w:insideV w:val="single" w:sz="6" w:space="0" w:color="9BBB59"/>
+          <w:insideH w:val="single" w:color="9BBB59" w:sz="6" w:space="0"/>
+          <w:insideV w:val="single" w:color="9BBB59" w:sz="6" w:space="0"/>
         </w:tcBorders>
         <w:shd w:val="clear" w:color="auto" w:fill="CDDDAC"/>
       </w:tcPr>
@@ -10298,19 +10927,19 @@
       <w:spacing w:after="0" w:line="240" w:lineRule="auto"/>
     </w:pPr>
     <w:rPr>
-      <w:rFonts w:ascii="Calibri" w:eastAsia="MS Gothic" w:hAnsi="Calibri"/>
+      <w:rFonts w:ascii="Calibri" w:hAnsi="Calibri" w:eastAsia="MS Gothic"/>
       <w:color w:val="000000"/>
     </w:rPr>
     <w:tblPr>
       <w:tblStyleRowBandSize w:val="1"/>
       <w:tblStyleColBandSize w:val="1"/>
       <w:tblBorders>
-        <w:top w:val="single" w:sz="8" w:space="0" w:color="8064A2"/>
-        <w:left w:val="single" w:sz="8" w:space="0" w:color="8064A2"/>
-        <w:bottom w:val="single" w:sz="8" w:space="0" w:color="8064A2"/>
-        <w:right w:val="single" w:sz="8" w:space="0" w:color="8064A2"/>
-        <w:insideH w:val="single" w:sz="8" w:space="0" w:color="8064A2"/>
-        <w:insideV w:val="single" w:sz="8" w:space="0" w:color="8064A2"/>
+        <w:top w:val="single" w:color="8064A2" w:sz="8" w:space="0"/>
+        <w:left w:val="single" w:color="8064A2" w:sz="8" w:space="0"/>
+        <w:bottom w:val="single" w:color="8064A2" w:sz="8" w:space="0"/>
+        <w:right w:val="single" w:color="8064A2" w:sz="8" w:space="0"/>
+        <w:insideH w:val="single" w:color="8064A2" w:sz="8" w:space="0"/>
+        <w:insideV w:val="single" w:color="8064A2" w:sz="8" w:space="0"/>
       </w:tblBorders>
       <w:shd w:val="clear" w:color="auto" w:fill="DFD8E8"/>
     </w:tblPr>
@@ -10337,7 +10966,7 @@
       <w:tblPr/>
       <w:tcPr>
         <w:tcBorders>
-          <w:top w:val="single" w:sz="12" w:space="0" w:color="000000"/>
+          <w:top w:val="single" w:color="000000" w:sz="12" w:space="0"/>
           <w:left w:val="nil"/>
           <w:bottom w:val="nil"/>
           <w:right w:val="nil"/>
@@ -10395,8 +11024,8 @@
       <w:tblPr/>
       <w:tcPr>
         <w:tcBorders>
-          <w:insideH w:val="single" w:sz="6" w:space="0" w:color="8064A2"/>
-          <w:insideV w:val="single" w:sz="6" w:space="0" w:color="8064A2"/>
+          <w:insideH w:val="single" w:color="8064A2" w:sz="6" w:space="0"/>
+          <w:insideV w:val="single" w:color="8064A2" w:sz="6" w:space="0"/>
         </w:tcBorders>
         <w:shd w:val="clear" w:color="auto" w:fill="BFB1D0"/>
       </w:tcPr>
@@ -10416,19 +11045,19 @@
       <w:spacing w:after="0" w:line="240" w:lineRule="auto"/>
     </w:pPr>
     <w:rPr>
-      <w:rFonts w:ascii="Calibri" w:eastAsia="MS Gothic" w:hAnsi="Calibri"/>
+      <w:rFonts w:ascii="Calibri" w:hAnsi="Calibri" w:eastAsia="MS Gothic"/>
       <w:color w:val="000000"/>
     </w:rPr>
     <w:tblPr>
       <w:tblStyleRowBandSize w:val="1"/>
       <w:tblStyleColBandSize w:val="1"/>
       <w:tblBorders>
-        <w:top w:val="single" w:sz="8" w:space="0" w:color="4BACC6"/>
-        <w:left w:val="single" w:sz="8" w:space="0" w:color="4BACC6"/>
-        <w:bottom w:val="single" w:sz="8" w:space="0" w:color="4BACC6"/>
-        <w:right w:val="single" w:sz="8" w:space="0" w:color="4BACC6"/>
-        <w:insideH w:val="single" w:sz="8" w:space="0" w:color="4BACC6"/>
-        <w:insideV w:val="single" w:sz="8" w:space="0" w:color="4BACC6"/>
+        <w:top w:val="single" w:color="4BACC6" w:sz="8" w:space="0"/>
+        <w:left w:val="single" w:color="4BACC6" w:sz="8" w:space="0"/>
+        <w:bottom w:val="single" w:color="4BACC6" w:sz="8" w:space="0"/>
+        <w:right w:val="single" w:color="4BACC6" w:sz="8" w:space="0"/>
+        <w:insideH w:val="single" w:color="4BACC6" w:sz="8" w:space="0"/>
+        <w:insideV w:val="single" w:color="4BACC6" w:sz="8" w:space="0"/>
       </w:tblBorders>
       <w:shd w:val="clear" w:color="auto" w:fill="D2EAF1"/>
     </w:tblPr>
@@ -10455,7 +11084,7 @@
       <w:tblPr/>
       <w:tcPr>
         <w:tcBorders>
-          <w:top w:val="single" w:sz="12" w:space="0" w:color="000000"/>
+          <w:top w:val="single" w:color="000000" w:sz="12" w:space="0"/>
           <w:left w:val="nil"/>
           <w:bottom w:val="nil"/>
           <w:right w:val="nil"/>
@@ -10513,8 +11142,8 @@
       <w:tblPr/>
       <w:tcPr>
         <w:tcBorders>
-          <w:insideH w:val="single" w:sz="6" w:space="0" w:color="4BACC6"/>
-          <w:insideV w:val="single" w:sz="6" w:space="0" w:color="4BACC6"/>
+          <w:insideH w:val="single" w:color="4BACC6" w:sz="6" w:space="0"/>
+          <w:insideV w:val="single" w:color="4BACC6" w:sz="6" w:space="0"/>
         </w:tcBorders>
         <w:shd w:val="clear" w:color="auto" w:fill="A5D5E2"/>
       </w:tcPr>
@@ -10534,19 +11163,19 @@
       <w:spacing w:after="0" w:line="240" w:lineRule="auto"/>
     </w:pPr>
     <w:rPr>
-      <w:rFonts w:ascii="Calibri" w:eastAsia="MS Gothic" w:hAnsi="Calibri"/>
+      <w:rFonts w:ascii="Calibri" w:hAnsi="Calibri" w:eastAsia="MS Gothic"/>
       <w:color w:val="000000"/>
     </w:rPr>
     <w:tblPr>
       <w:tblStyleRowBandSize w:val="1"/>
       <w:tblStyleColBandSize w:val="1"/>
       <w:tblBorders>
-        <w:top w:val="single" w:sz="8" w:space="0" w:color="F79646"/>
-        <w:left w:val="single" w:sz="8" w:space="0" w:color="F79646"/>
-        <w:bottom w:val="single" w:sz="8" w:space="0" w:color="F79646"/>
-        <w:right w:val="single" w:sz="8" w:space="0" w:color="F79646"/>
-        <w:insideH w:val="single" w:sz="8" w:space="0" w:color="F79646"/>
-        <w:insideV w:val="single" w:sz="8" w:space="0" w:color="F79646"/>
+        <w:top w:val="single" w:color="F79646" w:sz="8" w:space="0"/>
+        <w:left w:val="single" w:color="F79646" w:sz="8" w:space="0"/>
+        <w:bottom w:val="single" w:color="F79646" w:sz="8" w:space="0"/>
+        <w:right w:val="single" w:color="F79646" w:sz="8" w:space="0"/>
+        <w:insideH w:val="single" w:color="F79646" w:sz="8" w:space="0"/>
+        <w:insideV w:val="single" w:color="F79646" w:sz="8" w:space="0"/>
       </w:tblBorders>
       <w:shd w:val="clear" w:color="auto" w:fill="FDE4D0"/>
     </w:tblPr>
@@ -10573,7 +11202,7 @@
       <w:tblPr/>
       <w:tcPr>
         <w:tcBorders>
-          <w:top w:val="single" w:sz="12" w:space="0" w:color="000000"/>
+          <w:top w:val="single" w:color="000000" w:sz="12" w:space="0"/>
           <w:left w:val="nil"/>
           <w:bottom w:val="nil"/>
           <w:right w:val="nil"/>
@@ -10631,8 +11260,8 @@
       <w:tblPr/>
       <w:tcPr>
         <w:tcBorders>
-          <w:insideH w:val="single" w:sz="6" w:space="0" w:color="F79646"/>
-          <w:insideV w:val="single" w:sz="6" w:space="0" w:color="F79646"/>
+          <w:insideH w:val="single" w:color="F79646" w:sz="6" w:space="0"/>
+          <w:insideV w:val="single" w:color="F79646" w:sz="6" w:space="0"/>
         </w:tcBorders>
         <w:shd w:val="clear" w:color="auto" w:fill="FBCAA2"/>
       </w:tcPr>
@@ -10655,12 +11284,12 @@
       <w:tblStyleRowBandSize w:val="1"/>
       <w:tblStyleColBandSize w:val="1"/>
       <w:tblBorders>
-        <w:top w:val="single" w:sz="8" w:space="0" w:color="FFFFFF"/>
-        <w:left w:val="single" w:sz="8" w:space="0" w:color="FFFFFF"/>
-        <w:bottom w:val="single" w:sz="8" w:space="0" w:color="FFFFFF"/>
-        <w:right w:val="single" w:sz="8" w:space="0" w:color="FFFFFF"/>
-        <w:insideH w:val="single" w:sz="6" w:space="0" w:color="FFFFFF"/>
-        <w:insideV w:val="single" w:sz="6" w:space="0" w:color="FFFFFF"/>
+        <w:top w:val="single" w:color="FFFFFF" w:sz="8" w:space="0"/>
+        <w:left w:val="single" w:color="FFFFFF" w:sz="8" w:space="0"/>
+        <w:bottom w:val="single" w:color="FFFFFF" w:sz="8" w:space="0"/>
+        <w:right w:val="single" w:color="FFFFFF" w:sz="8" w:space="0"/>
+        <w:insideH w:val="single" w:color="FFFFFF" w:sz="6" w:space="0"/>
+        <w:insideV w:val="single" w:color="FFFFFF" w:sz="6" w:space="0"/>
       </w:tblBorders>
       <w:shd w:val="clear" w:color="auto" w:fill="C0C0C0"/>
     </w:tblPr>
@@ -10678,12 +11307,12 @@
       <w:tblPr/>
       <w:tcPr>
         <w:tcBorders>
-          <w:top w:val="single" w:sz="8" w:space="0" w:color="FFFFFF"/>
-          <w:left w:val="single" w:sz="8" w:space="0" w:color="FFFFFF"/>
-          <w:bottom w:val="single" w:sz="24" w:space="0" w:color="FFFFFF"/>
-          <w:right w:val="single" w:sz="8" w:space="0" w:color="FFFFFF"/>
-          <w:insideH w:val="nil"/>
-          <w:insideV w:val="single" w:sz="8" w:space="0" w:color="FFFFFF"/>
+          <w:top w:val="single" w:color="FFFFFF" w:sz="8" w:space="0"/>
+          <w:left w:val="single" w:color="FFFFFF" w:sz="8" w:space="0"/>
+          <w:bottom w:val="single" w:color="FFFFFF" w:sz="24" w:space="0"/>
+          <w:right w:val="single" w:color="FFFFFF" w:sz="8" w:space="0"/>
+          <w:insideH w:val="nil"/>
+          <w:insideV w:val="single" w:color="FFFFFF" w:sz="8" w:space="0"/>
         </w:tcBorders>
         <w:shd w:val="clear" w:color="auto" w:fill="000000"/>
       </w:tcPr>
@@ -10699,12 +11328,12 @@
       <w:tblPr/>
       <w:tcPr>
         <w:tcBorders>
-          <w:top w:val="single" w:sz="24" w:space="0" w:color="FFFFFF"/>
-          <w:left w:val="single" w:sz="8" w:space="0" w:color="FFFFFF"/>
-          <w:bottom w:val="single" w:sz="8" w:space="0" w:color="FFFFFF"/>
-          <w:right w:val="single" w:sz="8" w:space="0" w:color="FFFFFF"/>
-          <w:insideH w:val="nil"/>
-          <w:insideV w:val="single" w:sz="8" w:space="0" w:color="FFFFFF"/>
+          <w:top w:val="single" w:color="FFFFFF" w:sz="24" w:space="0"/>
+          <w:left w:val="single" w:color="FFFFFF" w:sz="8" w:space="0"/>
+          <w:bottom w:val="single" w:color="FFFFFF" w:sz="8" w:space="0"/>
+          <w:right w:val="single" w:color="FFFFFF" w:sz="8" w:space="0"/>
+          <w:insideH w:val="nil"/>
+          <w:insideV w:val="single" w:color="FFFFFF" w:sz="8" w:space="0"/>
         </w:tcBorders>
         <w:shd w:val="clear" w:color="auto" w:fill="000000"/>
       </w:tcPr>
@@ -10720,8 +11349,8 @@
       <w:tblPr/>
       <w:tcPr>
         <w:tcBorders>
-          <w:left w:val="single" w:sz="8" w:space="0" w:color="FFFFFF"/>
-          <w:right w:val="single" w:sz="24" w:space="0" w:color="FFFFFF"/>
+          <w:left w:val="single" w:color="FFFFFF" w:sz="8" w:space="0"/>
+          <w:right w:val="single" w:color="FFFFFF" w:sz="24" w:space="0"/>
           <w:insideH w:val="nil"/>
           <w:insideV w:val="nil"/>
         </w:tcBorders>
@@ -10740,7 +11369,7 @@
       <w:tcPr>
         <w:tcBorders>
           <w:top w:val="nil"/>
-          <w:left w:val="single" w:sz="24" w:space="0" w:color="FFFFFF"/>
+          <w:left w:val="single" w:color="FFFFFF" w:sz="24" w:space="0"/>
           <w:bottom w:val="nil"/>
           <w:right w:val="nil"/>
           <w:insideH w:val="nil"/>
@@ -10753,10 +11382,10 @@
       <w:tblPr/>
       <w:tcPr>
         <w:tcBorders>
-          <w:top w:val="single" w:sz="8" w:space="0" w:color="FFFFFF"/>
-          <w:left w:val="single" w:sz="8" w:space="0" w:color="FFFFFF"/>
-          <w:bottom w:val="single" w:sz="8" w:space="0" w:color="FFFFFF"/>
-          <w:right w:val="single" w:sz="8" w:space="0" w:color="FFFFFF"/>
+          <w:top w:val="single" w:color="FFFFFF" w:sz="8" w:space="0"/>
+          <w:left w:val="single" w:color="FFFFFF" w:sz="8" w:space="0"/>
+          <w:bottom w:val="single" w:color="FFFFFF" w:sz="8" w:space="0"/>
+          <w:right w:val="single" w:color="FFFFFF" w:sz="8" w:space="0"/>
           <w:insideH w:val="nil"/>
           <w:insideV w:val="nil"/>
         </w:tcBorders>
@@ -10767,12 +11396,12 @@
       <w:tblPr/>
       <w:tcPr>
         <w:tcBorders>
-          <w:top w:val="single" w:sz="8" w:space="0" w:color="FFFFFF"/>
-          <w:left w:val="single" w:sz="8" w:space="0" w:color="FFFFFF"/>
-          <w:bottom w:val="single" w:sz="8" w:space="0" w:color="FFFFFF"/>
-          <w:right w:val="single" w:sz="8" w:space="0" w:color="FFFFFF"/>
-          <w:insideH w:val="single" w:sz="8" w:space="0" w:color="FFFFFF"/>
-          <w:insideV w:val="single" w:sz="8" w:space="0" w:color="FFFFFF"/>
+          <w:top w:val="single" w:color="FFFFFF" w:sz="8" w:space="0"/>
+          <w:left w:val="single" w:color="FFFFFF" w:sz="8" w:space="0"/>
+          <w:bottom w:val="single" w:color="FFFFFF" w:sz="8" w:space="0"/>
+          <w:right w:val="single" w:color="FFFFFF" w:sz="8" w:space="0"/>
+          <w:insideH w:val="single" w:color="FFFFFF" w:sz="8" w:space="0"/>
+          <w:insideV w:val="single" w:color="FFFFFF" w:sz="8" w:space="0"/>
         </w:tcBorders>
         <w:shd w:val="clear" w:color="auto" w:fill="808080"/>
       </w:tcPr>
@@ -10789,12 +11418,12 @@
       <w:tblStyleRowBandSize w:val="1"/>
       <w:tblStyleColBandSize w:val="1"/>
       <w:tblBorders>
-        <w:top w:val="single" w:sz="8" w:space="0" w:color="FFFFFF"/>
-        <w:left w:val="single" w:sz="8" w:space="0" w:color="FFFFFF"/>
-        <w:bottom w:val="single" w:sz="8" w:space="0" w:color="FFFFFF"/>
-        <w:right w:val="single" w:sz="8" w:space="0" w:color="FFFFFF"/>
-        <w:insideH w:val="single" w:sz="6" w:space="0" w:color="FFFFFF"/>
-        <w:insideV w:val="single" w:sz="6" w:space="0" w:color="FFFFFF"/>
+        <w:top w:val="single" w:color="FFFFFF" w:sz="8" w:space="0"/>
+        <w:left w:val="single" w:color="FFFFFF" w:sz="8" w:space="0"/>
+        <w:bottom w:val="single" w:color="FFFFFF" w:sz="8" w:space="0"/>
+        <w:right w:val="single" w:color="FFFFFF" w:sz="8" w:space="0"/>
+        <w:insideH w:val="single" w:color="FFFFFF" w:sz="6" w:space="0"/>
+        <w:insideV w:val="single" w:color="FFFFFF" w:sz="6" w:space="0"/>
       </w:tblBorders>
       <w:shd w:val="clear" w:color="auto" w:fill="D3DFEE"/>
     </w:tblPr>
@@ -10812,12 +11441,12 @@
       <w:tblPr/>
       <w:tcPr>
         <w:tcBorders>
-          <w:top w:val="single" w:sz="8" w:space="0" w:color="FFFFFF"/>
-          <w:left w:val="single" w:sz="8" w:space="0" w:color="FFFFFF"/>
-          <w:bottom w:val="single" w:sz="24" w:space="0" w:color="FFFFFF"/>
-          <w:right w:val="single" w:sz="8" w:space="0" w:color="FFFFFF"/>
-          <w:insideH w:val="nil"/>
-          <w:insideV w:val="single" w:sz="8" w:space="0" w:color="FFFFFF"/>
+          <w:top w:val="single" w:color="FFFFFF" w:sz="8" w:space="0"/>
+          <w:left w:val="single" w:color="FFFFFF" w:sz="8" w:space="0"/>
+          <w:bottom w:val="single" w:color="FFFFFF" w:sz="24" w:space="0"/>
+          <w:right w:val="single" w:color="FFFFFF" w:sz="8" w:space="0"/>
+          <w:insideH w:val="nil"/>
+          <w:insideV w:val="single" w:color="FFFFFF" w:sz="8" w:space="0"/>
         </w:tcBorders>
         <w:shd w:val="clear" w:color="auto" w:fill="4F81BD"/>
       </w:tcPr>
@@ -10833,12 +11462,12 @@
       <w:tblPr/>
       <w:tcPr>
         <w:tcBorders>
-          <w:top w:val="single" w:sz="24" w:space="0" w:color="FFFFFF"/>
-          <w:left w:val="single" w:sz="8" w:space="0" w:color="FFFFFF"/>
-          <w:bottom w:val="single" w:sz="8" w:space="0" w:color="FFFFFF"/>
-          <w:right w:val="single" w:sz="8" w:space="0" w:color="FFFFFF"/>
-          <w:insideH w:val="nil"/>
-          <w:insideV w:val="single" w:sz="8" w:space="0" w:color="FFFFFF"/>
+          <w:top w:val="single" w:color="FFFFFF" w:sz="24" w:space="0"/>
+          <w:left w:val="single" w:color="FFFFFF" w:sz="8" w:space="0"/>
+          <w:bottom w:val="single" w:color="FFFFFF" w:sz="8" w:space="0"/>
+          <w:right w:val="single" w:color="FFFFFF" w:sz="8" w:space="0"/>
+          <w:insideH w:val="nil"/>
+          <w:insideV w:val="single" w:color="FFFFFF" w:sz="8" w:space="0"/>
         </w:tcBorders>
         <w:shd w:val="clear" w:color="auto" w:fill="4F81BD"/>
       </w:tcPr>
@@ -10854,8 +11483,8 @@
       <w:tblPr/>
       <w:tcPr>
         <w:tcBorders>
-          <w:left w:val="single" w:sz="8" w:space="0" w:color="FFFFFF"/>
-          <w:right w:val="single" w:sz="24" w:space="0" w:color="FFFFFF"/>
+          <w:left w:val="single" w:color="FFFFFF" w:sz="8" w:space="0"/>
+          <w:right w:val="single" w:color="FFFFFF" w:sz="24" w:space="0"/>
           <w:insideH w:val="nil"/>
           <w:insideV w:val="nil"/>
         </w:tcBorders>
@@ -10874,7 +11503,7 @@
       <w:tcPr>
         <w:tcBorders>
           <w:top w:val="nil"/>
-          <w:left w:val="single" w:sz="24" w:space="0" w:color="FFFFFF"/>
+          <w:left w:val="single" w:color="FFFFFF" w:sz="24" w:space="0"/>
           <w:bottom w:val="nil"/>
           <w:right w:val="nil"/>
           <w:insideH w:val="nil"/>
@@ -10887,10 +11516,10 @@
       <w:tblPr/>
       <w:tcPr>
         <w:tcBorders>
-          <w:top w:val="single" w:sz="8" w:space="0" w:color="FFFFFF"/>
-          <w:left w:val="single" w:sz="8" w:space="0" w:color="FFFFFF"/>
-          <w:bottom w:val="single" w:sz="8" w:space="0" w:color="FFFFFF"/>
-          <w:right w:val="single" w:sz="8" w:space="0" w:color="FFFFFF"/>
+          <w:top w:val="single" w:color="FFFFFF" w:sz="8" w:space="0"/>
+          <w:left w:val="single" w:color="FFFFFF" w:sz="8" w:space="0"/>
+          <w:bottom w:val="single" w:color="FFFFFF" w:sz="8" w:space="0"/>
+          <w:right w:val="single" w:color="FFFFFF" w:sz="8" w:space="0"/>
           <w:insideH w:val="nil"/>
           <w:insideV w:val="nil"/>
         </w:tcBorders>
@@ -10901,12 +11530,12 @@
       <w:tblPr/>
       <w:tcPr>
         <w:tcBorders>
-          <w:top w:val="single" w:sz="8" w:space="0" w:color="FFFFFF"/>
-          <w:left w:val="single" w:sz="8" w:space="0" w:color="FFFFFF"/>
-          <w:bottom w:val="single" w:sz="8" w:space="0" w:color="FFFFFF"/>
-          <w:right w:val="single" w:sz="8" w:space="0" w:color="FFFFFF"/>
-          <w:insideH w:val="single" w:sz="8" w:space="0" w:color="FFFFFF"/>
-          <w:insideV w:val="single" w:sz="8" w:space="0" w:color="FFFFFF"/>
+          <w:top w:val="single" w:color="FFFFFF" w:sz="8" w:space="0"/>
+          <w:left w:val="single" w:color="FFFFFF" w:sz="8" w:space="0"/>
+          <w:bottom w:val="single" w:color="FFFFFF" w:sz="8" w:space="0"/>
+          <w:right w:val="single" w:color="FFFFFF" w:sz="8" w:space="0"/>
+          <w:insideH w:val="single" w:color="FFFFFF" w:sz="8" w:space="0"/>
+          <w:insideV w:val="single" w:color="FFFFFF" w:sz="8" w:space="0"/>
         </w:tcBorders>
         <w:shd w:val="clear" w:color="auto" w:fill="A7BFDE"/>
       </w:tcPr>
@@ -10923,12 +11552,12 @@
       <w:tblStyleRowBandSize w:val="1"/>
       <w:tblStyleColBandSize w:val="1"/>
       <w:tblBorders>
-        <w:top w:val="single" w:sz="8" w:space="0" w:color="FFFFFF"/>
-        <w:left w:val="single" w:sz="8" w:space="0" w:color="FFFFFF"/>
-        <w:bottom w:val="single" w:sz="8" w:space="0" w:color="FFFFFF"/>
-        <w:right w:val="single" w:sz="8" w:space="0" w:color="FFFFFF"/>
-        <w:insideH w:val="single" w:sz="6" w:space="0" w:color="FFFFFF"/>
-        <w:insideV w:val="single" w:sz="6" w:space="0" w:color="FFFFFF"/>
+        <w:top w:val="single" w:color="FFFFFF" w:sz="8" w:space="0"/>
+        <w:left w:val="single" w:color="FFFFFF" w:sz="8" w:space="0"/>
+        <w:bottom w:val="single" w:color="FFFFFF" w:sz="8" w:space="0"/>
+        <w:right w:val="single" w:color="FFFFFF" w:sz="8" w:space="0"/>
+        <w:insideH w:val="single" w:color="FFFFFF" w:sz="6" w:space="0"/>
+        <w:insideV w:val="single" w:color="FFFFFF" w:sz="6" w:space="0"/>
       </w:tblBorders>
       <w:shd w:val="clear" w:color="auto" w:fill="EFD3D2"/>
     </w:tblPr>
@@ -10946,12 +11575,12 @@
       <w:tblPr/>
       <w:tcPr>
         <w:tcBorders>
-          <w:top w:val="single" w:sz="8" w:space="0" w:color="FFFFFF"/>
-          <w:left w:val="single" w:sz="8" w:space="0" w:color="FFFFFF"/>
-          <w:bottom w:val="single" w:sz="24" w:space="0" w:color="FFFFFF"/>
-          <w:right w:val="single" w:sz="8" w:space="0" w:color="FFFFFF"/>
-          <w:insideH w:val="nil"/>
-          <w:insideV w:val="single" w:sz="8" w:space="0" w:color="FFFFFF"/>
+          <w:top w:val="single" w:color="FFFFFF" w:sz="8" w:space="0"/>
+          <w:left w:val="single" w:color="FFFFFF" w:sz="8" w:space="0"/>
+          <w:bottom w:val="single" w:color="FFFFFF" w:sz="24" w:space="0"/>
+          <w:right w:val="single" w:color="FFFFFF" w:sz="8" w:space="0"/>
+          <w:insideH w:val="nil"/>
+          <w:insideV w:val="single" w:color="FFFFFF" w:sz="8" w:space="0"/>
         </w:tcBorders>
         <w:shd w:val="clear" w:color="auto" w:fill="C0504D"/>
       </w:tcPr>
@@ -10967,12 +11596,12 @@
       <w:tblPr/>
       <w:tcPr>
         <w:tcBorders>
-          <w:top w:val="single" w:sz="24" w:space="0" w:color="FFFFFF"/>
-          <w:left w:val="single" w:sz="8" w:space="0" w:color="FFFFFF"/>
-          <w:bottom w:val="single" w:sz="8" w:space="0" w:color="FFFFFF"/>
-          <w:right w:val="single" w:sz="8" w:space="0" w:color="FFFFFF"/>
-          <w:insideH w:val="nil"/>
-          <w:insideV w:val="single" w:sz="8" w:space="0" w:color="FFFFFF"/>
+          <w:top w:val="single" w:color="FFFFFF" w:sz="24" w:space="0"/>
+          <w:left w:val="single" w:color="FFFFFF" w:sz="8" w:space="0"/>
+          <w:bottom w:val="single" w:color="FFFFFF" w:sz="8" w:space="0"/>
+          <w:right w:val="single" w:color="FFFFFF" w:sz="8" w:space="0"/>
+          <w:insideH w:val="nil"/>
+          <w:insideV w:val="single" w:color="FFFFFF" w:sz="8" w:space="0"/>
         </w:tcBorders>
         <w:shd w:val="clear" w:color="auto" w:fill="C0504D"/>
       </w:tcPr>
@@ -10988,8 +11617,8 @@
       <w:tblPr/>
       <w:tcPr>
         <w:tcBorders>
-          <w:left w:val="single" w:sz="8" w:space="0" w:color="FFFFFF"/>
-          <w:right w:val="single" w:sz="24" w:space="0" w:color="FFFFFF"/>
+          <w:left w:val="single" w:color="FFFFFF" w:sz="8" w:space="0"/>
+          <w:right w:val="single" w:color="FFFFFF" w:sz="24" w:space="0"/>
           <w:insideH w:val="nil"/>
           <w:insideV w:val="nil"/>
         </w:tcBorders>
@@ -11008,7 +11637,7 @@
       <w:tcPr>
         <w:tcBorders>
           <w:top w:val="nil"/>
-          <w:left w:val="single" w:sz="24" w:space="0" w:color="FFFFFF"/>
+          <w:left w:val="single" w:color="FFFFFF" w:sz="24" w:space="0"/>
           <w:bottom w:val="nil"/>
           <w:right w:val="nil"/>
           <w:insideH w:val="nil"/>
@@ -11021,10 +11650,10 @@
       <w:tblPr/>
       <w:tcPr>
         <w:tcBorders>
-          <w:top w:val="single" w:sz="8" w:space="0" w:color="FFFFFF"/>
-          <w:left w:val="single" w:sz="8" w:space="0" w:color="FFFFFF"/>
-          <w:bottom w:val="single" w:sz="8" w:space="0" w:color="FFFFFF"/>
-          <w:right w:val="single" w:sz="8" w:space="0" w:color="FFFFFF"/>
+          <w:top w:val="single" w:color="FFFFFF" w:sz="8" w:space="0"/>
+          <w:left w:val="single" w:color="FFFFFF" w:sz="8" w:space="0"/>
+          <w:bottom w:val="single" w:color="FFFFFF" w:sz="8" w:space="0"/>
+          <w:right w:val="single" w:color="FFFFFF" w:sz="8" w:space="0"/>
           <w:insideH w:val="nil"/>
           <w:insideV w:val="nil"/>
         </w:tcBorders>
@@ -11035,12 +11664,12 @@
       <w:tblPr/>
       <w:tcPr>
         <w:tcBorders>
-          <w:top w:val="single" w:sz="8" w:space="0" w:color="FFFFFF"/>
-          <w:left w:val="single" w:sz="8" w:space="0" w:color="FFFFFF"/>
-          <w:bottom w:val="single" w:sz="8" w:space="0" w:color="FFFFFF"/>
-          <w:right w:val="single" w:sz="8" w:space="0" w:color="FFFFFF"/>
-          <w:insideH w:val="single" w:sz="8" w:space="0" w:color="FFFFFF"/>
-          <w:insideV w:val="single" w:sz="8" w:space="0" w:color="FFFFFF"/>
+          <w:top w:val="single" w:color="FFFFFF" w:sz="8" w:space="0"/>
+          <w:left w:val="single" w:color="FFFFFF" w:sz="8" w:space="0"/>
+          <w:bottom w:val="single" w:color="FFFFFF" w:sz="8" w:space="0"/>
+          <w:right w:val="single" w:color="FFFFFF" w:sz="8" w:space="0"/>
+          <w:insideH w:val="single" w:color="FFFFFF" w:sz="8" w:space="0"/>
+          <w:insideV w:val="single" w:color="FFFFFF" w:sz="8" w:space="0"/>
         </w:tcBorders>
         <w:shd w:val="clear" w:color="auto" w:fill="DFA7A6"/>
       </w:tcPr>
@@ -11057,12 +11686,12 @@
       <w:tblStyleRowBandSize w:val="1"/>
       <w:tblStyleColBandSize w:val="1"/>
       <w:tblBorders>
-        <w:top w:val="single" w:sz="8" w:space="0" w:color="FFFFFF"/>
-        <w:left w:val="single" w:sz="8" w:space="0" w:color="FFFFFF"/>
-        <w:bottom w:val="single" w:sz="8" w:space="0" w:color="FFFFFF"/>
-        <w:right w:val="single" w:sz="8" w:space="0" w:color="FFFFFF"/>
-        <w:insideH w:val="single" w:sz="6" w:space="0" w:color="FFFFFF"/>
-        <w:insideV w:val="single" w:sz="6" w:space="0" w:color="FFFFFF"/>
+        <w:top w:val="single" w:color="FFFFFF" w:sz="8" w:space="0"/>
+        <w:left w:val="single" w:color="FFFFFF" w:sz="8" w:space="0"/>
+        <w:bottom w:val="single" w:color="FFFFFF" w:sz="8" w:space="0"/>
+        <w:right w:val="single" w:color="FFFFFF" w:sz="8" w:space="0"/>
+        <w:insideH w:val="single" w:color="FFFFFF" w:sz="6" w:space="0"/>
+        <w:insideV w:val="single" w:color="FFFFFF" w:sz="6" w:space="0"/>
       </w:tblBorders>
       <w:shd w:val="clear" w:color="auto" w:fill="E6EED5"/>
     </w:tblPr>
@@ -11080,12 +11709,12 @@
       <w:tblPr/>
       <w:tcPr>
         <w:tcBorders>
-          <w:top w:val="single" w:sz="8" w:space="0" w:color="FFFFFF"/>
-          <w:left w:val="single" w:sz="8" w:space="0" w:color="FFFFFF"/>
-          <w:bottom w:val="single" w:sz="24" w:space="0" w:color="FFFFFF"/>
-          <w:right w:val="single" w:sz="8" w:space="0" w:color="FFFFFF"/>
-          <w:insideH w:val="nil"/>
-          <w:insideV w:val="single" w:sz="8" w:space="0" w:color="FFFFFF"/>
+          <w:top w:val="single" w:color="FFFFFF" w:sz="8" w:space="0"/>
+          <w:left w:val="single" w:color="FFFFFF" w:sz="8" w:space="0"/>
+          <w:bottom w:val="single" w:color="FFFFFF" w:sz="24" w:space="0"/>
+          <w:right w:val="single" w:color="FFFFFF" w:sz="8" w:space="0"/>
+          <w:insideH w:val="nil"/>
+          <w:insideV w:val="single" w:color="FFFFFF" w:sz="8" w:space="0"/>
         </w:tcBorders>
         <w:shd w:val="clear" w:color="auto" w:fill="9BBB59"/>
       </w:tcPr>
@@ -11101,12 +11730,12 @@
       <w:tblPr/>
       <w:tcPr>
         <w:tcBorders>
-          <w:top w:val="single" w:sz="24" w:space="0" w:color="FFFFFF"/>
-          <w:left w:val="single" w:sz="8" w:space="0" w:color="FFFFFF"/>
-          <w:bottom w:val="single" w:sz="8" w:space="0" w:color="FFFFFF"/>
-          <w:right w:val="single" w:sz="8" w:space="0" w:color="FFFFFF"/>
-          <w:insideH w:val="nil"/>
-          <w:insideV w:val="single" w:sz="8" w:space="0" w:color="FFFFFF"/>
+          <w:top w:val="single" w:color="FFFFFF" w:sz="24" w:space="0"/>
+          <w:left w:val="single" w:color="FFFFFF" w:sz="8" w:space="0"/>
+          <w:bottom w:val="single" w:color="FFFFFF" w:sz="8" w:space="0"/>
+          <w:right w:val="single" w:color="FFFFFF" w:sz="8" w:space="0"/>
+          <w:insideH w:val="nil"/>
+          <w:insideV w:val="single" w:color="FFFFFF" w:sz="8" w:space="0"/>
         </w:tcBorders>
         <w:shd w:val="clear" w:color="auto" w:fill="9BBB59"/>
       </w:tcPr>
@@ -11122,8 +11751,8 @@
       <w:tblPr/>
       <w:tcPr>
         <w:tcBorders>
-          <w:left w:val="single" w:sz="8" w:space="0" w:color="FFFFFF"/>
-          <w:right w:val="single" w:sz="24" w:space="0" w:color="FFFFFF"/>
+          <w:left w:val="single" w:color="FFFFFF" w:sz="8" w:space="0"/>
+          <w:right w:val="single" w:color="FFFFFF" w:sz="24" w:space="0"/>
           <w:insideH w:val="nil"/>
           <w:insideV w:val="nil"/>
         </w:tcBorders>
@@ -11142,7 +11771,7 @@
       <w:tcPr>
         <w:tcBorders>
           <w:top w:val="nil"/>
-          <w:left w:val="single" w:sz="24" w:space="0" w:color="FFFFFF"/>
+          <w:left w:val="single" w:color="FFFFFF" w:sz="24" w:space="0"/>
           <w:bottom w:val="nil"/>
           <w:right w:val="nil"/>
           <w:insideH w:val="nil"/>
@@ -11155,10 +11784,10 @@
       <w:tblPr/>
       <w:tcPr>
         <w:tcBorders>
-          <w:top w:val="single" w:sz="8" w:space="0" w:color="FFFFFF"/>
-          <w:left w:val="single" w:sz="8" w:space="0" w:color="FFFFFF"/>
-          <w:bottom w:val="single" w:sz="8" w:space="0" w:color="FFFFFF"/>
-          <w:right w:val="single" w:sz="8" w:space="0" w:color="FFFFFF"/>
+          <w:top w:val="single" w:color="FFFFFF" w:sz="8" w:space="0"/>
+          <w:left w:val="single" w:color="FFFFFF" w:sz="8" w:space="0"/>
+          <w:bottom w:val="single" w:color="FFFFFF" w:sz="8" w:space="0"/>
+          <w:right w:val="single" w:color="FFFFFF" w:sz="8" w:space="0"/>
           <w:insideH w:val="nil"/>
           <w:insideV w:val="nil"/>
         </w:tcBorders>
@@ -11169,12 +11798,12 @@
       <w:tblPr/>
       <w:tcPr>
         <w:tcBorders>
-          <w:top w:val="single" w:sz="8" w:space="0" w:color="FFFFFF"/>
-          <w:left w:val="single" w:sz="8" w:space="0" w:color="FFFFFF"/>
-          <w:bottom w:val="single" w:sz="8" w:space="0" w:color="FFFFFF"/>
-          <w:right w:val="single" w:sz="8" w:space="0" w:color="FFFFFF"/>
-          <w:insideH w:val="single" w:sz="8" w:space="0" w:color="FFFFFF"/>
-          <w:insideV w:val="single" w:sz="8" w:space="0" w:color="FFFFFF"/>
+          <w:top w:val="single" w:color="FFFFFF" w:sz="8" w:space="0"/>
+          <w:left w:val="single" w:color="FFFFFF" w:sz="8" w:space="0"/>
+          <w:bottom w:val="single" w:color="FFFFFF" w:sz="8" w:space="0"/>
+          <w:right w:val="single" w:color="FFFFFF" w:sz="8" w:space="0"/>
+          <w:insideH w:val="single" w:color="FFFFFF" w:sz="8" w:space="0"/>
+          <w:insideV w:val="single" w:color="FFFFFF" w:sz="8" w:space="0"/>
         </w:tcBorders>
         <w:shd w:val="clear" w:color="auto" w:fill="CDDDAC"/>
       </w:tcPr>
@@ -11191,12 +11820,12 @@
       <w:tblStyleRowBandSize w:val="1"/>
       <w:tblStyleColBandSize w:val="1"/>
       <w:tblBorders>
-        <w:top w:val="single" w:sz="8" w:space="0" w:color="FFFFFF"/>
-        <w:left w:val="single" w:sz="8" w:space="0" w:color="FFFFFF"/>
-        <w:bottom w:val="single" w:sz="8" w:space="0" w:color="FFFFFF"/>
-        <w:right w:val="single" w:sz="8" w:space="0" w:color="FFFFFF"/>
-        <w:insideH w:val="single" w:sz="6" w:space="0" w:color="FFFFFF"/>
-        <w:insideV w:val="single" w:sz="6" w:space="0" w:color="FFFFFF"/>
+        <w:top w:val="single" w:color="FFFFFF" w:sz="8" w:space="0"/>
+        <w:left w:val="single" w:color="FFFFFF" w:sz="8" w:space="0"/>
+        <w:bottom w:val="single" w:color="FFFFFF" w:sz="8" w:space="0"/>
+        <w:right w:val="single" w:color="FFFFFF" w:sz="8" w:space="0"/>
+        <w:insideH w:val="single" w:color="FFFFFF" w:sz="6" w:space="0"/>
+        <w:insideV w:val="single" w:color="FFFFFF" w:sz="6" w:space="0"/>
       </w:tblBorders>
       <w:shd w:val="clear" w:color="auto" w:fill="DFD8E8"/>
     </w:tblPr>
@@ -11214,12 +11843,12 @@
       <w:tblPr/>
       <w:tcPr>
         <w:tcBorders>
-          <w:top w:val="single" w:sz="8" w:space="0" w:color="FFFFFF"/>
-          <w:left w:val="single" w:sz="8" w:space="0" w:color="FFFFFF"/>
-          <w:bottom w:val="single" w:sz="24" w:space="0" w:color="FFFFFF"/>
-          <w:right w:val="single" w:sz="8" w:space="0" w:color="FFFFFF"/>
-          <w:insideH w:val="nil"/>
-          <w:insideV w:val="single" w:sz="8" w:space="0" w:color="FFFFFF"/>
+          <w:top w:val="single" w:color="FFFFFF" w:sz="8" w:space="0"/>
+          <w:left w:val="single" w:color="FFFFFF" w:sz="8" w:space="0"/>
+          <w:bottom w:val="single" w:color="FFFFFF" w:sz="24" w:space="0"/>
+          <w:right w:val="single" w:color="FFFFFF" w:sz="8" w:space="0"/>
+          <w:insideH w:val="nil"/>
+          <w:insideV w:val="single" w:color="FFFFFF" w:sz="8" w:space="0"/>
         </w:tcBorders>
         <w:shd w:val="clear" w:color="auto" w:fill="8064A2"/>
       </w:tcPr>
@@ -11235,12 +11864,12 @@
       <w:tblPr/>
       <w:tcPr>
         <w:tcBorders>
-          <w:top w:val="single" w:sz="24" w:space="0" w:color="FFFFFF"/>
-          <w:left w:val="single" w:sz="8" w:space="0" w:color="FFFFFF"/>
-          <w:bottom w:val="single" w:sz="8" w:space="0" w:color="FFFFFF"/>
-          <w:right w:val="single" w:sz="8" w:space="0" w:color="FFFFFF"/>
-          <w:insideH w:val="nil"/>
-          <w:insideV w:val="single" w:sz="8" w:space="0" w:color="FFFFFF"/>
+          <w:top w:val="single" w:color="FFFFFF" w:sz="24" w:space="0"/>
+          <w:left w:val="single" w:color="FFFFFF" w:sz="8" w:space="0"/>
+          <w:bottom w:val="single" w:color="FFFFFF" w:sz="8" w:space="0"/>
+          <w:right w:val="single" w:color="FFFFFF" w:sz="8" w:space="0"/>
+          <w:insideH w:val="nil"/>
+          <w:insideV w:val="single" w:color="FFFFFF" w:sz="8" w:space="0"/>
         </w:tcBorders>
         <w:shd w:val="clear" w:color="auto" w:fill="8064A2"/>
       </w:tcPr>
@@ -11256,8 +11885,8 @@
       <w:tblPr/>
       <w:tcPr>
         <w:tcBorders>
-          <w:left w:val="single" w:sz="8" w:space="0" w:color="FFFFFF"/>
-          <w:right w:val="single" w:sz="24" w:space="0" w:color="FFFFFF"/>
+          <w:left w:val="single" w:color="FFFFFF" w:sz="8" w:space="0"/>
+          <w:right w:val="single" w:color="FFFFFF" w:sz="24" w:space="0"/>
           <w:insideH w:val="nil"/>
           <w:insideV w:val="nil"/>
         </w:tcBorders>
@@ -11276,7 +11905,7 @@
       <w:tcPr>
         <w:tcBorders>
           <w:top w:val="nil"/>
-          <w:left w:val="single" w:sz="24" w:space="0" w:color="FFFFFF"/>
+          <w:left w:val="single" w:color="FFFFFF" w:sz="24" w:space="0"/>
           <w:bottom w:val="nil"/>
           <w:right w:val="nil"/>
           <w:insideH w:val="nil"/>
@@ -11289,10 +11918,10 @@
       <w:tblPr/>
       <w:tcPr>
         <w:tcBorders>
-          <w:top w:val="single" w:sz="8" w:space="0" w:color="FFFFFF"/>
-          <w:left w:val="single" w:sz="8" w:space="0" w:color="FFFFFF"/>
-          <w:bottom w:val="single" w:sz="8" w:space="0" w:color="FFFFFF"/>
-          <w:right w:val="single" w:sz="8" w:space="0" w:color="FFFFFF"/>
+          <w:top w:val="single" w:color="FFFFFF" w:sz="8" w:space="0"/>
+          <w:left w:val="single" w:color="FFFFFF" w:sz="8" w:space="0"/>
+          <w:bottom w:val="single" w:color="FFFFFF" w:sz="8" w:space="0"/>
+          <w:right w:val="single" w:color="FFFFFF" w:sz="8" w:space="0"/>
           <w:insideH w:val="nil"/>
           <w:insideV w:val="nil"/>
         </w:tcBorders>
@@ -11303,12 +11932,12 @@
       <w:tblPr/>
       <w:tcPr>
         <w:tcBorders>
-          <w:top w:val="single" w:sz="8" w:space="0" w:color="FFFFFF"/>
-          <w:left w:val="single" w:sz="8" w:space="0" w:color="FFFFFF"/>
-          <w:bottom w:val="single" w:sz="8" w:space="0" w:color="FFFFFF"/>
-          <w:right w:val="single" w:sz="8" w:space="0" w:color="FFFFFF"/>
-          <w:insideH w:val="single" w:sz="8" w:space="0" w:color="FFFFFF"/>
-          <w:insideV w:val="single" w:sz="8" w:space="0" w:color="FFFFFF"/>
+          <w:top w:val="single" w:color="FFFFFF" w:sz="8" w:space="0"/>
+          <w:left w:val="single" w:color="FFFFFF" w:sz="8" w:space="0"/>
+          <w:bottom w:val="single" w:color="FFFFFF" w:sz="8" w:space="0"/>
+          <w:right w:val="single" w:color="FFFFFF" w:sz="8" w:space="0"/>
+          <w:insideH w:val="single" w:color="FFFFFF" w:sz="8" w:space="0"/>
+          <w:insideV w:val="single" w:color="FFFFFF" w:sz="8" w:space="0"/>
         </w:tcBorders>
         <w:shd w:val="clear" w:color="auto" w:fill="BFB1D0"/>
       </w:tcPr>
@@ -11325,12 +11954,12 @@
       <w:tblStyleRowBandSize w:val="1"/>
       <w:tblStyleColBandSize w:val="1"/>
       <w:tblBorders>
-        <w:top w:val="single" w:sz="8" w:space="0" w:color="FFFFFF"/>
-        <w:left w:val="single" w:sz="8" w:space="0" w:color="FFFFFF"/>
-        <w:bottom w:val="single" w:sz="8" w:space="0" w:color="FFFFFF"/>
-        <w:right w:val="single" w:sz="8" w:space="0" w:color="FFFFFF"/>
-        <w:insideH w:val="single" w:sz="6" w:space="0" w:color="FFFFFF"/>
-        <w:insideV w:val="single" w:sz="6" w:space="0" w:color="FFFFFF"/>
+        <w:top w:val="single" w:color="FFFFFF" w:sz="8" w:space="0"/>
+        <w:left w:val="single" w:color="FFFFFF" w:sz="8" w:space="0"/>
+        <w:bottom w:val="single" w:color="FFFFFF" w:sz="8" w:space="0"/>
+        <w:right w:val="single" w:color="FFFFFF" w:sz="8" w:space="0"/>
+        <w:insideH w:val="single" w:color="FFFFFF" w:sz="6" w:space="0"/>
+        <w:insideV w:val="single" w:color="FFFFFF" w:sz="6" w:space="0"/>
       </w:tblBorders>
       <w:shd w:val="clear" w:color="auto" w:fill="D2EAF1"/>
     </w:tblPr>
@@ -11348,12 +11977,12 @@
       <w:tblPr/>
       <w:tcPr>
         <w:tcBorders>
-          <w:top w:val="single" w:sz="8" w:space="0" w:color="FFFFFF"/>
-          <w:left w:val="single" w:sz="8" w:space="0" w:color="FFFFFF"/>
-          <w:bottom w:val="single" w:sz="24" w:space="0" w:color="FFFFFF"/>
-          <w:right w:val="single" w:sz="8" w:space="0" w:color="FFFFFF"/>
-          <w:insideH w:val="nil"/>
-          <w:insideV w:val="single" w:sz="8" w:space="0" w:color="FFFFFF"/>
+          <w:top w:val="single" w:color="FFFFFF" w:sz="8" w:space="0"/>
+          <w:left w:val="single" w:color="FFFFFF" w:sz="8" w:space="0"/>
+          <w:bottom w:val="single" w:color="FFFFFF" w:sz="24" w:space="0"/>
+          <w:right w:val="single" w:color="FFFFFF" w:sz="8" w:space="0"/>
+          <w:insideH w:val="nil"/>
+          <w:insideV w:val="single" w:color="FFFFFF" w:sz="8" w:space="0"/>
         </w:tcBorders>
         <w:shd w:val="clear" w:color="auto" w:fill="4BACC6"/>
       </w:tcPr>
@@ -11369,12 +11998,12 @@
       <w:tblPr/>
       <w:tcPr>
         <w:tcBorders>
-          <w:top w:val="single" w:sz="24" w:space="0" w:color="FFFFFF"/>
-          <w:left w:val="single" w:sz="8" w:space="0" w:color="FFFFFF"/>
-          <w:bottom w:val="single" w:sz="8" w:space="0" w:color="FFFFFF"/>
-          <w:right w:val="single" w:sz="8" w:space="0" w:color="FFFFFF"/>
-          <w:insideH w:val="nil"/>
-          <w:insideV w:val="single" w:sz="8" w:space="0" w:color="FFFFFF"/>
+          <w:top w:val="single" w:color="FFFFFF" w:sz="24" w:space="0"/>
+          <w:left w:val="single" w:color="FFFFFF" w:sz="8" w:space="0"/>
+          <w:bottom w:val="single" w:color="FFFFFF" w:sz="8" w:space="0"/>
+          <w:right w:val="single" w:color="FFFFFF" w:sz="8" w:space="0"/>
+          <w:insideH w:val="nil"/>
+          <w:insideV w:val="single" w:color="FFFFFF" w:sz="8" w:space="0"/>
         </w:tcBorders>
         <w:shd w:val="clear" w:color="auto" w:fill="4BACC6"/>
       </w:tcPr>
@@ -11390,8 +12019,8 @@
       <w:tblPr/>
       <w:tcPr>
         <w:tcBorders>
-          <w:left w:val="single" w:sz="8" w:space="0" w:color="FFFFFF"/>
-          <w:right w:val="single" w:sz="24" w:space="0" w:color="FFFFFF"/>
+          <w:left w:val="single" w:color="FFFFFF" w:sz="8" w:space="0"/>
+          <w:right w:val="single" w:color="FFFFFF" w:sz="24" w:space="0"/>
           <w:insideH w:val="nil"/>
           <w:insideV w:val="nil"/>
         </w:tcBorders>
@@ -11410,7 +12039,7 @@
       <w:tcPr>
         <w:tcBorders>
           <w:top w:val="nil"/>
-          <w:left w:val="single" w:sz="24" w:space="0" w:color="FFFFFF"/>
+          <w:left w:val="single" w:color="FFFFFF" w:sz="24" w:space="0"/>
           <w:bottom w:val="nil"/>
           <w:right w:val="nil"/>
           <w:insideH w:val="nil"/>
@@ -11423,10 +12052,10 @@
       <w:tblPr/>
       <w:tcPr>
         <w:tcBorders>
-          <w:top w:val="single" w:sz="8" w:space="0" w:color="FFFFFF"/>
-          <w:left w:val="single" w:sz="8" w:space="0" w:color="FFFFFF"/>
-          <w:bottom w:val="single" w:sz="8" w:space="0" w:color="FFFFFF"/>
-          <w:right w:val="single" w:sz="8" w:space="0" w:color="FFFFFF"/>
+          <w:top w:val="single" w:color="FFFFFF" w:sz="8" w:space="0"/>
+          <w:left w:val="single" w:color="FFFFFF" w:sz="8" w:space="0"/>
+          <w:bottom w:val="single" w:color="FFFFFF" w:sz="8" w:space="0"/>
+          <w:right w:val="single" w:color="FFFFFF" w:sz="8" w:space="0"/>
           <w:insideH w:val="nil"/>
           <w:insideV w:val="nil"/>
         </w:tcBorders>
@@ -11437,12 +12066,12 @@
       <w:tblPr/>
       <w:tcPr>
         <w:tcBorders>
-          <w:top w:val="single" w:sz="8" w:space="0" w:color="FFFFFF"/>
-          <w:left w:val="single" w:sz="8" w:space="0" w:color="FFFFFF"/>
-          <w:bottom w:val="single" w:sz="8" w:space="0" w:color="FFFFFF"/>
-          <w:right w:val="single" w:sz="8" w:space="0" w:color="FFFFFF"/>
-          <w:insideH w:val="single" w:sz="8" w:space="0" w:color="FFFFFF"/>
-          <w:insideV w:val="single" w:sz="8" w:space="0" w:color="FFFFFF"/>
+          <w:top w:val="single" w:color="FFFFFF" w:sz="8" w:space="0"/>
+          <w:left w:val="single" w:color="FFFFFF" w:sz="8" w:space="0"/>
+          <w:bottom w:val="single" w:color="FFFFFF" w:sz="8" w:space="0"/>
+          <w:right w:val="single" w:color="FFFFFF" w:sz="8" w:space="0"/>
+          <w:insideH w:val="single" w:color="FFFFFF" w:sz="8" w:space="0"/>
+          <w:insideV w:val="single" w:color="FFFFFF" w:sz="8" w:space="0"/>
         </w:tcBorders>
         <w:shd w:val="clear" w:color="auto" w:fill="A5D5E2"/>
       </w:tcPr>
@@ -11459,12 +12088,12 @@
       <w:tblStyleRowBandSize w:val="1"/>
       <w:tblStyleColBandSize w:val="1"/>
       <w:tblBorders>
-        <w:top w:val="single" w:sz="8" w:space="0" w:color="FFFFFF"/>
-        <w:left w:val="single" w:sz="8" w:space="0" w:color="FFFFFF"/>
-        <w:bottom w:val="single" w:sz="8" w:space="0" w:color="FFFFFF"/>
-        <w:right w:val="single" w:sz="8" w:space="0" w:color="FFFFFF"/>
-        <w:insideH w:val="single" w:sz="6" w:space="0" w:color="FFFFFF"/>
-        <w:insideV w:val="single" w:sz="6" w:space="0" w:color="FFFFFF"/>
+        <w:top w:val="single" w:color="FFFFFF" w:sz="8" w:space="0"/>
+        <w:left w:val="single" w:color="FFFFFF" w:sz="8" w:space="0"/>
+        <w:bottom w:val="single" w:color="FFFFFF" w:sz="8" w:space="0"/>
+        <w:right w:val="single" w:color="FFFFFF" w:sz="8" w:space="0"/>
+        <w:insideH w:val="single" w:color="FFFFFF" w:sz="6" w:space="0"/>
+        <w:insideV w:val="single" w:color="FFFFFF" w:sz="6" w:space="0"/>
       </w:tblBorders>
       <w:shd w:val="clear" w:color="auto" w:fill="FDE4D0"/>
     </w:tblPr>
@@ -11482,12 +12111,12 @@
       <w:tblPr/>
       <w:tcPr>
         <w:tcBorders>
-          <w:top w:val="single" w:sz="8" w:space="0" w:color="FFFFFF"/>
-          <w:left w:val="single" w:sz="8" w:space="0" w:color="FFFFFF"/>
-          <w:bottom w:val="single" w:sz="24" w:space="0" w:color="FFFFFF"/>
-          <w:right w:val="single" w:sz="8" w:space="0" w:color="FFFFFF"/>
-          <w:insideH w:val="nil"/>
-          <w:insideV w:val="single" w:sz="8" w:space="0" w:color="FFFFFF"/>
+          <w:top w:val="single" w:color="FFFFFF" w:sz="8" w:space="0"/>
+          <w:left w:val="single" w:color="FFFFFF" w:sz="8" w:space="0"/>
+          <w:bottom w:val="single" w:color="FFFFFF" w:sz="24" w:space="0"/>
+          <w:right w:val="single" w:color="FFFFFF" w:sz="8" w:space="0"/>
+          <w:insideH w:val="nil"/>
+          <w:insideV w:val="single" w:color="FFFFFF" w:sz="8" w:space="0"/>
         </w:tcBorders>
         <w:shd w:val="clear" w:color="auto" w:fill="F79646"/>
       </w:tcPr>
@@ -11503,12 +12132,12 @@
       <w:tblPr/>
       <w:tcPr>
         <w:tcBorders>
-          <w:top w:val="single" w:sz="24" w:space="0" w:color="FFFFFF"/>
-          <w:left w:val="single" w:sz="8" w:space="0" w:color="FFFFFF"/>
-          <w:bottom w:val="single" w:sz="8" w:space="0" w:color="FFFFFF"/>
-          <w:right w:val="single" w:sz="8" w:space="0" w:color="FFFFFF"/>
-          <w:insideH w:val="nil"/>
-          <w:insideV w:val="single" w:sz="8" w:space="0" w:color="FFFFFF"/>
+          <w:top w:val="single" w:color="FFFFFF" w:sz="24" w:space="0"/>
+          <w:left w:val="single" w:color="FFFFFF" w:sz="8" w:space="0"/>
+          <w:bottom w:val="single" w:color="FFFFFF" w:sz="8" w:space="0"/>
+          <w:right w:val="single" w:color="FFFFFF" w:sz="8" w:space="0"/>
+          <w:insideH w:val="nil"/>
+          <w:insideV w:val="single" w:color="FFFFFF" w:sz="8" w:space="0"/>
         </w:tcBorders>
         <w:shd w:val="clear" w:color="auto" w:fill="F79646"/>
       </w:tcPr>
@@ -11524,8 +12153,8 @@
       <w:tblPr/>
       <w:tcPr>
         <w:tcBorders>
-          <w:left w:val="single" w:sz="8" w:space="0" w:color="FFFFFF"/>
-          <w:right w:val="single" w:sz="24" w:space="0" w:color="FFFFFF"/>
+          <w:left w:val="single" w:color="FFFFFF" w:sz="8" w:space="0"/>
+          <w:right w:val="single" w:color="FFFFFF" w:sz="24" w:space="0"/>
           <w:insideH w:val="nil"/>
           <w:insideV w:val="nil"/>
         </w:tcBorders>
@@ -11544,7 +12173,7 @@
       <w:tcPr>
         <w:tcBorders>
           <w:top w:val="nil"/>
-          <w:left w:val="single" w:sz="24" w:space="0" w:color="FFFFFF"/>
+          <w:left w:val="single" w:color="FFFFFF" w:sz="24" w:space="0"/>
           <w:bottom w:val="nil"/>
           <w:right w:val="nil"/>
           <w:insideH w:val="nil"/>
@@ -11557,10 +12186,10 @@
       <w:tblPr/>
       <w:tcPr>
         <w:tcBorders>
-          <w:top w:val="single" w:sz="8" w:space="0" w:color="FFFFFF"/>
-          <w:left w:val="single" w:sz="8" w:space="0" w:color="FFFFFF"/>
-          <w:bottom w:val="single" w:sz="8" w:space="0" w:color="FFFFFF"/>
-          <w:right w:val="single" w:sz="8" w:space="0" w:color="FFFFFF"/>
+          <w:top w:val="single" w:color="FFFFFF" w:sz="8" w:space="0"/>
+          <w:left w:val="single" w:color="FFFFFF" w:sz="8" w:space="0"/>
+          <w:bottom w:val="single" w:color="FFFFFF" w:sz="8" w:space="0"/>
+          <w:right w:val="single" w:color="FFFFFF" w:sz="8" w:space="0"/>
           <w:insideH w:val="nil"/>
           <w:insideV w:val="nil"/>
         </w:tcBorders>
@@ -11571,12 +12200,12 @@
       <w:tblPr/>
       <w:tcPr>
         <w:tcBorders>
-          <w:top w:val="single" w:sz="8" w:space="0" w:color="FFFFFF"/>
-          <w:left w:val="single" w:sz="8" w:space="0" w:color="FFFFFF"/>
-          <w:bottom w:val="single" w:sz="8" w:space="0" w:color="FFFFFF"/>
-          <w:right w:val="single" w:sz="8" w:space="0" w:color="FFFFFF"/>
-          <w:insideH w:val="single" w:sz="8" w:space="0" w:color="FFFFFF"/>
-          <w:insideV w:val="single" w:sz="8" w:space="0" w:color="FFFFFF"/>
+          <w:top w:val="single" w:color="FFFFFF" w:sz="8" w:space="0"/>
+          <w:left w:val="single" w:color="FFFFFF" w:sz="8" w:space="0"/>
+          <w:bottom w:val="single" w:color="FFFFFF" w:sz="8" w:space="0"/>
+          <w:right w:val="single" w:color="FFFFFF" w:sz="8" w:space="0"/>
+          <w:insideH w:val="single" w:color="FFFFFF" w:sz="8" w:space="0"/>
+          <w:insideV w:val="single" w:color="FFFFFF" w:sz="8" w:space="0"/>
         </w:tcBorders>
         <w:shd w:val="clear" w:color="auto" w:fill="FBCAA2"/>
       </w:tcPr>
@@ -11610,7 +12239,7 @@
         <w:tcBorders>
           <w:top w:val="nil"/>
           <w:left w:val="nil"/>
-          <w:bottom w:val="single" w:sz="18" w:space="0" w:color="FFFFFF"/>
+          <w:bottom w:val="single" w:color="FFFFFF" w:sz="18" w:space="0"/>
           <w:right w:val="nil"/>
           <w:insideH w:val="nil"/>
           <w:insideV w:val="nil"/>
@@ -11622,7 +12251,7 @@
       <w:tblPr/>
       <w:tcPr>
         <w:tcBorders>
-          <w:top w:val="single" w:sz="18" w:space="0" w:color="FFFFFF"/>
+          <w:top w:val="single" w:color="FFFFFF" w:sz="18" w:space="0"/>
           <w:left w:val="nil"/>
           <w:bottom w:val="nil"/>
           <w:right w:val="nil"/>
@@ -11639,7 +12268,7 @@
           <w:top w:val="nil"/>
           <w:left w:val="nil"/>
           <w:bottom w:val="nil"/>
-          <w:right w:val="single" w:sz="18" w:space="0" w:color="FFFFFF"/>
+          <w:right w:val="single" w:color="FFFFFF" w:sz="18" w:space="0"/>
           <w:insideH w:val="nil"/>
           <w:insideV w:val="nil"/>
         </w:tcBorders>
@@ -11651,7 +12280,7 @@
       <w:tcPr>
         <w:tcBorders>
           <w:top w:val="nil"/>
-          <w:left w:val="single" w:sz="18" w:space="0" w:color="FFFFFF"/>
+          <w:left w:val="single" w:color="FFFFFF" w:sz="18" w:space="0"/>
           <w:bottom w:val="nil"/>
           <w:right w:val="nil"/>
           <w:insideH w:val="nil"/>
@@ -11717,7 +12346,7 @@
         <w:tcBorders>
           <w:top w:val="nil"/>
           <w:left w:val="nil"/>
-          <w:bottom w:val="single" w:sz="18" w:space="0" w:color="FFFFFF"/>
+          <w:bottom w:val="single" w:color="FFFFFF" w:sz="18" w:space="0"/>
           <w:right w:val="nil"/>
           <w:insideH w:val="nil"/>
           <w:insideV w:val="nil"/>
@@ -11729,7 +12358,7 @@
       <w:tblPr/>
       <w:tcPr>
         <w:tcBorders>
-          <w:top w:val="single" w:sz="18" w:space="0" w:color="FFFFFF"/>
+          <w:top w:val="single" w:color="FFFFFF" w:sz="18" w:space="0"/>
           <w:left w:val="nil"/>
           <w:bottom w:val="nil"/>
           <w:right w:val="nil"/>
@@ -11746,7 +12375,7 @@
           <w:top w:val="nil"/>
           <w:left w:val="nil"/>
           <w:bottom w:val="nil"/>
-          <w:right w:val="single" w:sz="18" w:space="0" w:color="FFFFFF"/>
+          <w:right w:val="single" w:color="FFFFFF" w:sz="18" w:space="0"/>
           <w:insideH w:val="nil"/>
           <w:insideV w:val="nil"/>
         </w:tcBorders>
@@ -11758,7 +12387,7 @@
       <w:tcPr>
         <w:tcBorders>
           <w:top w:val="nil"/>
-          <w:left w:val="single" w:sz="18" w:space="0" w:color="FFFFFF"/>
+          <w:left w:val="single" w:color="FFFFFF" w:sz="18" w:space="0"/>
           <w:bottom w:val="nil"/>
           <w:right w:val="nil"/>
           <w:insideH w:val="nil"/>
@@ -11824,7 +12453,7 @@
         <w:tcBorders>
           <w:top w:val="nil"/>
           <w:left w:val="nil"/>
-          <w:bottom w:val="single" w:sz="18" w:space="0" w:color="FFFFFF"/>
+          <w:bottom w:val="single" w:color="FFFFFF" w:sz="18" w:space="0"/>
           <w:right w:val="nil"/>
           <w:insideH w:val="nil"/>
           <w:insideV w:val="nil"/>
@@ -11836,7 +12465,7 @@
       <w:tblPr/>
       <w:tcPr>
         <w:tcBorders>
-          <w:top w:val="single" w:sz="18" w:space="0" w:color="FFFFFF"/>
+          <w:top w:val="single" w:color="FFFFFF" w:sz="18" w:space="0"/>
           <w:left w:val="nil"/>
           <w:bottom w:val="nil"/>
           <w:right w:val="nil"/>
@@ -11853,7 +12482,7 @@
           <w:top w:val="nil"/>
           <w:left w:val="nil"/>
           <w:bottom w:val="nil"/>
-          <w:right w:val="single" w:sz="18" w:space="0" w:color="FFFFFF"/>
+          <w:right w:val="single" w:color="FFFFFF" w:sz="18" w:space="0"/>
           <w:insideH w:val="nil"/>
           <w:insideV w:val="nil"/>
         </w:tcBorders>
@@ -11865,7 +12494,7 @@
       <w:tcPr>
         <w:tcBorders>
           <w:top w:val="nil"/>
-          <w:left w:val="single" w:sz="18" w:space="0" w:color="FFFFFF"/>
+          <w:left w:val="single" w:color="FFFFFF" w:sz="18" w:space="0"/>
           <w:bottom w:val="nil"/>
           <w:right w:val="nil"/>
           <w:insideH w:val="nil"/>
@@ -11931,7 +12560,7 @@
         <w:tcBorders>
           <w:top w:val="nil"/>
           <w:left w:val="nil"/>
-          <w:bottom w:val="single" w:sz="18" w:space="0" w:color="FFFFFF"/>
+          <w:bottom w:val="single" w:color="FFFFFF" w:sz="18" w:space="0"/>
           <w:right w:val="nil"/>
           <w:insideH w:val="nil"/>
           <w:insideV w:val="nil"/>
@@ -11943,7 +12572,7 @@
       <w:tblPr/>
       <w:tcPr>
         <w:tcBorders>
-          <w:top w:val="single" w:sz="18" w:space="0" w:color="FFFFFF"/>
+          <w:top w:val="single" w:color="FFFFFF" w:sz="18" w:space="0"/>
           <w:left w:val="nil"/>
           <w:bottom w:val="nil"/>
           <w:right w:val="nil"/>
@@ -11960,7 +12589,7 @@
           <w:top w:val="nil"/>
           <w:left w:val="nil"/>
           <w:bottom w:val="nil"/>
-          <w:right w:val="single" w:sz="18" w:space="0" w:color="FFFFFF"/>
+          <w:right w:val="single" w:color="FFFFFF" w:sz="18" w:space="0"/>
           <w:insideH w:val="nil"/>
           <w:insideV w:val="nil"/>
         </w:tcBorders>
@@ -11972,7 +12601,7 @@
       <w:tcPr>
         <w:tcBorders>
           <w:top w:val="nil"/>
-          <w:left w:val="single" w:sz="18" w:space="0" w:color="FFFFFF"/>
+          <w:left w:val="single" w:color="FFFFFF" w:sz="18" w:space="0"/>
           <w:bottom w:val="nil"/>
           <w:right w:val="nil"/>
           <w:insideH w:val="nil"/>
@@ -12038,7 +12667,7 @@
         <w:tcBorders>
           <w:top w:val="nil"/>
           <w:left w:val="nil"/>
-          <w:bottom w:val="single" w:sz="18" w:space="0" w:color="FFFFFF"/>
+          <w:bottom w:val="single" w:color="FFFFFF" w:sz="18" w:space="0"/>
           <w:right w:val="nil"/>
           <w:insideH w:val="nil"/>
           <w:insideV w:val="nil"/>
@@ -12050,7 +12679,7 @@
       <w:tblPr/>
       <w:tcPr>
         <w:tcBorders>
-          <w:top w:val="single" w:sz="18" w:space="0" w:color="FFFFFF"/>
+          <w:top w:val="single" w:color="FFFFFF" w:sz="18" w:space="0"/>
           <w:left w:val="nil"/>
           <w:bottom w:val="nil"/>
           <w:right w:val="nil"/>
@@ -12067,7 +12696,7 @@
           <w:top w:val="nil"/>
           <w:left w:val="nil"/>
           <w:bottom w:val="nil"/>
-          <w:right w:val="single" w:sz="18" w:space="0" w:color="FFFFFF"/>
+          <w:right w:val="single" w:color="FFFFFF" w:sz="18" w:space="0"/>
           <w:insideH w:val="nil"/>
           <w:insideV w:val="nil"/>
         </w:tcBorders>
@@ -12079,7 +12708,7 @@
       <w:tcPr>
         <w:tcBorders>
           <w:top w:val="nil"/>
-          <w:left w:val="single" w:sz="18" w:space="0" w:color="FFFFFF"/>
+          <w:left w:val="single" w:color="FFFFFF" w:sz="18" w:space="0"/>
           <w:bottom w:val="nil"/>
           <w:right w:val="nil"/>
           <w:insideH w:val="nil"/>
@@ -12145,7 +12774,7 @@
         <w:tcBorders>
           <w:top w:val="nil"/>
           <w:left w:val="nil"/>
-          <w:bottom w:val="single" w:sz="18" w:space="0" w:color="FFFFFF"/>
+          <w:bottom w:val="single" w:color="FFFFFF" w:sz="18" w:space="0"/>
           <w:right w:val="nil"/>
           <w:insideH w:val="nil"/>
           <w:insideV w:val="nil"/>
@@ -12157,7 +12786,7 @@
       <w:tblPr/>
       <w:tcPr>
         <w:tcBorders>
-          <w:top w:val="single" w:sz="18" w:space="0" w:color="FFFFFF"/>
+          <w:top w:val="single" w:color="FFFFFF" w:sz="18" w:space="0"/>
           <w:left w:val="nil"/>
           <w:bottom w:val="nil"/>
           <w:right w:val="nil"/>
@@ -12174,7 +12803,7 @@
           <w:top w:val="nil"/>
           <w:left w:val="nil"/>
           <w:bottom w:val="nil"/>
-          <w:right w:val="single" w:sz="18" w:space="0" w:color="FFFFFF"/>
+          <w:right w:val="single" w:color="FFFFFF" w:sz="18" w:space="0"/>
           <w:insideH w:val="nil"/>
           <w:insideV w:val="nil"/>
         </w:tcBorders>
@@ -12186,7 +12815,7 @@
       <w:tcPr>
         <w:tcBorders>
           <w:top w:val="nil"/>
-          <w:left w:val="single" w:sz="18" w:space="0" w:color="FFFFFF"/>
+          <w:left w:val="single" w:color="FFFFFF" w:sz="18" w:space="0"/>
           <w:bottom w:val="nil"/>
           <w:right w:val="nil"/>
           <w:insideH w:val="nil"/>
@@ -12252,7 +12881,7 @@
         <w:tcBorders>
           <w:top w:val="nil"/>
           <w:left w:val="nil"/>
-          <w:bottom w:val="single" w:sz="18" w:space="0" w:color="FFFFFF"/>
+          <w:bottom w:val="single" w:color="FFFFFF" w:sz="18" w:space="0"/>
           <w:right w:val="nil"/>
           <w:insideH w:val="nil"/>
           <w:insideV w:val="nil"/>
@@ -12264,7 +12893,7 @@
       <w:tblPr/>
       <w:tcPr>
         <w:tcBorders>
-          <w:top w:val="single" w:sz="18" w:space="0" w:color="FFFFFF"/>
+          <w:top w:val="single" w:color="FFFFFF" w:sz="18" w:space="0"/>
           <w:left w:val="nil"/>
           <w:bottom w:val="nil"/>
           <w:right w:val="nil"/>
@@ -12281,7 +12910,7 @@
           <w:top w:val="nil"/>
           <w:left w:val="nil"/>
           <w:bottom w:val="nil"/>
-          <w:right w:val="single" w:sz="18" w:space="0" w:color="FFFFFF"/>
+          <w:right w:val="single" w:color="FFFFFF" w:sz="18" w:space="0"/>
           <w:insideH w:val="nil"/>
           <w:insideV w:val="nil"/>
         </w:tcBorders>
@@ -12293,7 +12922,7 @@
       <w:tcPr>
         <w:tcBorders>
           <w:top w:val="nil"/>
-          <w:left w:val="single" w:sz="18" w:space="0" w:color="FFFFFF"/>
+          <w:left w:val="single" w:color="FFFFFF" w:sz="18" w:space="0"/>
           <w:bottom w:val="nil"/>
           <w:right w:val="nil"/>
           <w:insideH w:val="nil"/>
@@ -12345,12 +12974,12 @@
       <w:tblStyleRowBandSize w:val="1"/>
       <w:tblStyleColBandSize w:val="1"/>
       <w:tblBorders>
-        <w:top w:val="single" w:sz="24" w:space="0" w:color="C0504D"/>
-        <w:left w:val="single" w:sz="4" w:space="0" w:color="000000"/>
-        <w:bottom w:val="single" w:sz="4" w:space="0" w:color="000000"/>
-        <w:right w:val="single" w:sz="4" w:space="0" w:color="000000"/>
-        <w:insideH w:val="single" w:sz="4" w:space="0" w:color="FFFFFF"/>
-        <w:insideV w:val="single" w:sz="4" w:space="0" w:color="FFFFFF"/>
+        <w:top w:val="single" w:color="C0504D" w:sz="24" w:space="0"/>
+        <w:left w:val="single" w:color="000000" w:sz="4" w:space="0"/>
+        <w:bottom w:val="single" w:color="000000" w:sz="4" w:space="0"/>
+        <w:right w:val="single" w:color="000000" w:sz="4" w:space="0"/>
+        <w:insideH w:val="single" w:color="FFFFFF" w:sz="4" w:space="0"/>
+        <w:insideV w:val="single" w:color="FFFFFF" w:sz="4" w:space="0"/>
       </w:tblBorders>
       <w:shd w:val="clear" w:color="auto" w:fill="E6E6E6"/>
     </w:tblPr>
@@ -12367,7 +12996,7 @@
         <w:tcBorders>
           <w:top w:val="nil"/>
           <w:left w:val="nil"/>
-          <w:bottom w:val="single" w:sz="24" w:space="0" w:color="C0504D"/>
+          <w:bottom w:val="single" w:color="C0504D" w:sz="24" w:space="0"/>
           <w:right w:val="nil"/>
           <w:insideH w:val="nil"/>
           <w:insideV w:val="nil"/>
@@ -12384,7 +13013,7 @@
       <w:tblPr/>
       <w:tcPr>
         <w:tcBorders>
-          <w:top w:val="single" w:sz="6" w:space="0" w:color="FFFFFF"/>
+          <w:top w:val="single" w:color="FFFFFF" w:sz="6" w:space="0"/>
         </w:tcBorders>
         <w:shd w:val="clear" w:color="auto" w:fill="000000"/>
       </w:tcPr>
@@ -12400,7 +13029,7 @@
           <w:left w:val="nil"/>
           <w:bottom w:val="nil"/>
           <w:right w:val="nil"/>
-          <w:insideH w:val="single" w:sz="4" w:space="0" w:color="000000"/>
+          <w:insideH w:val="single" w:color="000000" w:sz="4" w:space="0"/>
           <w:insideV w:val="nil"/>
         </w:tcBorders>
         <w:shd w:val="clear" w:color="auto" w:fill="000000"/>
@@ -12460,12 +13089,12 @@
       <w:tblStyleRowBandSize w:val="1"/>
       <w:tblStyleColBandSize w:val="1"/>
       <w:tblBorders>
-        <w:top w:val="single" w:sz="24" w:space="0" w:color="C0504D"/>
-        <w:left w:val="single" w:sz="4" w:space="0" w:color="4F81BD"/>
-        <w:bottom w:val="single" w:sz="4" w:space="0" w:color="4F81BD"/>
-        <w:right w:val="single" w:sz="4" w:space="0" w:color="4F81BD"/>
-        <w:insideH w:val="single" w:sz="4" w:space="0" w:color="FFFFFF"/>
-        <w:insideV w:val="single" w:sz="4" w:space="0" w:color="FFFFFF"/>
+        <w:top w:val="single" w:color="C0504D" w:sz="24" w:space="0"/>
+        <w:left w:val="single" w:color="4F81BD" w:sz="4" w:space="0"/>
+        <w:bottom w:val="single" w:color="4F81BD" w:sz="4" w:space="0"/>
+        <w:right w:val="single" w:color="4F81BD" w:sz="4" w:space="0"/>
+        <w:insideH w:val="single" w:color="FFFFFF" w:sz="4" w:space="0"/>
+        <w:insideV w:val="single" w:color="FFFFFF" w:sz="4" w:space="0"/>
       </w:tblBorders>
       <w:shd w:val="clear" w:color="auto" w:fill="EDF2F8"/>
     </w:tblPr>
@@ -12482,7 +13111,7 @@
         <w:tcBorders>
           <w:top w:val="nil"/>
           <w:left w:val="nil"/>
-          <w:bottom w:val="single" w:sz="24" w:space="0" w:color="C0504D"/>
+          <w:bottom w:val="single" w:color="C0504D" w:sz="24" w:space="0"/>
           <w:right w:val="nil"/>
           <w:insideH w:val="nil"/>
           <w:insideV w:val="nil"/>
@@ -12499,7 +13128,7 @@
       <w:tblPr/>
       <w:tcPr>
         <w:tcBorders>
-          <w:top w:val="single" w:sz="6" w:space="0" w:color="FFFFFF"/>
+          <w:top w:val="single" w:color="FFFFFF" w:sz="6" w:space="0"/>
         </w:tcBorders>
         <w:shd w:val="clear" w:color="auto" w:fill="2C4C74"/>
       </w:tcPr>
@@ -12515,7 +13144,7 @@
           <w:left w:val="nil"/>
           <w:bottom w:val="nil"/>
           <w:right w:val="nil"/>
-          <w:insideH w:val="single" w:sz="4" w:space="0" w:color="2C4C74"/>
+          <w:insideH w:val="single" w:color="2C4C74" w:sz="4" w:space="0"/>
           <w:insideV w:val="nil"/>
         </w:tcBorders>
         <w:shd w:val="clear" w:color="auto" w:fill="2C4C74"/>
@@ -12575,12 +13204,12 @@
       <w:tblStyleRowBandSize w:val="1"/>
       <w:tblStyleColBandSize w:val="1"/>
       <w:tblBorders>
-        <w:top w:val="single" w:sz="24" w:space="0" w:color="C0504D"/>
-        <w:left w:val="single" w:sz="4" w:space="0" w:color="C0504D"/>
-        <w:bottom w:val="single" w:sz="4" w:space="0" w:color="C0504D"/>
-        <w:right w:val="single" w:sz="4" w:space="0" w:color="C0504D"/>
-        <w:insideH w:val="single" w:sz="4" w:space="0" w:color="FFFFFF"/>
-        <w:insideV w:val="single" w:sz="4" w:space="0" w:color="FFFFFF"/>
+        <w:top w:val="single" w:color="C0504D" w:sz="24" w:space="0"/>
+        <w:left w:val="single" w:color="C0504D" w:sz="4" w:space="0"/>
+        <w:bottom w:val="single" w:color="C0504D" w:sz="4" w:space="0"/>
+        <w:right w:val="single" w:color="C0504D" w:sz="4" w:space="0"/>
+        <w:insideH w:val="single" w:color="FFFFFF" w:sz="4" w:space="0"/>
+        <w:insideV w:val="single" w:color="FFFFFF" w:sz="4" w:space="0"/>
       </w:tblBorders>
       <w:shd w:val="clear" w:color="auto" w:fill="F8EDED"/>
     </w:tblPr>
@@ -12597,7 +13226,7 @@
         <w:tcBorders>
           <w:top w:val="nil"/>
           <w:left w:val="nil"/>
-          <w:bottom w:val="single" w:sz="24" w:space="0" w:color="C0504D"/>
+          <w:bottom w:val="single" w:color="C0504D" w:sz="24" w:space="0"/>
           <w:right w:val="nil"/>
           <w:insideH w:val="nil"/>
           <w:insideV w:val="nil"/>
@@ -12614,7 +13243,7 @@
       <w:tblPr/>
       <w:tcPr>
         <w:tcBorders>
-          <w:top w:val="single" w:sz="6" w:space="0" w:color="FFFFFF"/>
+          <w:top w:val="single" w:color="FFFFFF" w:sz="6" w:space="0"/>
         </w:tcBorders>
         <w:shd w:val="clear" w:color="auto" w:fill="772C2A"/>
       </w:tcPr>
@@ -12630,7 +13259,7 @@
           <w:left w:val="nil"/>
           <w:bottom w:val="nil"/>
           <w:right w:val="nil"/>
-          <w:insideH w:val="single" w:sz="4" w:space="0" w:color="772C2A"/>
+          <w:insideH w:val="single" w:color="772C2A" w:sz="4" w:space="0"/>
           <w:insideV w:val="nil"/>
         </w:tcBorders>
         <w:shd w:val="clear" w:color="auto" w:fill="772C2A"/>
@@ -12690,12 +13319,12 @@
       <w:tblStyleRowBandSize w:val="1"/>
       <w:tblStyleColBandSize w:val="1"/>
       <w:tblBorders>
-        <w:top w:val="single" w:sz="24" w:space="0" w:color="8064A2"/>
-        <w:left w:val="single" w:sz="4" w:space="0" w:color="9BBB59"/>
-        <w:bottom w:val="single" w:sz="4" w:space="0" w:color="9BBB59"/>
-        <w:right w:val="single" w:sz="4" w:space="0" w:color="9BBB59"/>
-        <w:insideH w:val="single" w:sz="4" w:space="0" w:color="FFFFFF"/>
-        <w:insideV w:val="single" w:sz="4" w:space="0" w:color="FFFFFF"/>
+        <w:top w:val="single" w:color="8064A2" w:sz="24" w:space="0"/>
+        <w:left w:val="single" w:color="9BBB59" w:sz="4" w:space="0"/>
+        <w:bottom w:val="single" w:color="9BBB59" w:sz="4" w:space="0"/>
+        <w:right w:val="single" w:color="9BBB59" w:sz="4" w:space="0"/>
+        <w:insideH w:val="single" w:color="FFFFFF" w:sz="4" w:space="0"/>
+        <w:insideV w:val="single" w:color="FFFFFF" w:sz="4" w:space="0"/>
       </w:tblBorders>
       <w:shd w:val="clear" w:color="auto" w:fill="F5F8EE"/>
     </w:tblPr>
@@ -12712,7 +13341,7 @@
         <w:tcBorders>
           <w:top w:val="nil"/>
           <w:left w:val="nil"/>
-          <w:bottom w:val="single" w:sz="24" w:space="0" w:color="8064A2"/>
+          <w:bottom w:val="single" w:color="8064A2" w:sz="24" w:space="0"/>
           <w:right w:val="nil"/>
           <w:insideH w:val="nil"/>
           <w:insideV w:val="nil"/>
@@ -12729,7 +13358,7 @@
       <w:tblPr/>
       <w:tcPr>
         <w:tcBorders>
-          <w:top w:val="single" w:sz="6" w:space="0" w:color="FFFFFF"/>
+          <w:top w:val="single" w:color="FFFFFF" w:sz="6" w:space="0"/>
         </w:tcBorders>
         <w:shd w:val="clear" w:color="auto" w:fill="5E7530"/>
       </w:tcPr>
@@ -12745,7 +13374,7 @@
           <w:left w:val="nil"/>
           <w:bottom w:val="nil"/>
           <w:right w:val="nil"/>
-          <w:insideH w:val="single" w:sz="4" w:space="0" w:color="5E7530"/>
+          <w:insideH w:val="single" w:color="5E7530" w:sz="4" w:space="0"/>
           <w:insideV w:val="nil"/>
         </w:tcBorders>
         <w:shd w:val="clear" w:color="auto" w:fill="5E7530"/>
@@ -12795,12 +13424,12 @@
       <w:tblStyleRowBandSize w:val="1"/>
       <w:tblStyleColBandSize w:val="1"/>
       <w:tblBorders>
-        <w:top w:val="single" w:sz="24" w:space="0" w:color="9BBB59"/>
-        <w:left w:val="single" w:sz="4" w:space="0" w:color="8064A2"/>
-        <w:bottom w:val="single" w:sz="4" w:space="0" w:color="8064A2"/>
-        <w:right w:val="single" w:sz="4" w:space="0" w:color="8064A2"/>
-        <w:insideH w:val="single" w:sz="4" w:space="0" w:color="FFFFFF"/>
-        <w:insideV w:val="single" w:sz="4" w:space="0" w:color="FFFFFF"/>
+        <w:top w:val="single" w:color="9BBB59" w:sz="24" w:space="0"/>
+        <w:left w:val="single" w:color="8064A2" w:sz="4" w:space="0"/>
+        <w:bottom w:val="single" w:color="8064A2" w:sz="4" w:space="0"/>
+        <w:right w:val="single" w:color="8064A2" w:sz="4" w:space="0"/>
+        <w:insideH w:val="single" w:color="FFFFFF" w:sz="4" w:space="0"/>
+        <w:insideV w:val="single" w:color="FFFFFF" w:sz="4" w:space="0"/>
       </w:tblBorders>
       <w:shd w:val="clear" w:color="auto" w:fill="F2EFF6"/>
     </w:tblPr>
@@ -12817,7 +13446,7 @@
         <w:tcBorders>
           <w:top w:val="nil"/>
           <w:left w:val="nil"/>
-          <w:bottom w:val="single" w:sz="24" w:space="0" w:color="9BBB59"/>
+          <w:bottom w:val="single" w:color="9BBB59" w:sz="24" w:space="0"/>
           <w:right w:val="nil"/>
           <w:insideH w:val="nil"/>
           <w:insideV w:val="nil"/>
@@ -12834,7 +13463,7 @@
       <w:tblPr/>
       <w:tcPr>
         <w:tcBorders>
-          <w:top w:val="single" w:sz="6" w:space="0" w:color="FFFFFF"/>
+          <w:top w:val="single" w:color="FFFFFF" w:sz="6" w:space="0"/>
         </w:tcBorders>
         <w:shd w:val="clear" w:color="auto" w:fill="4C3B62"/>
       </w:tcPr>
@@ -12850,7 +13479,7 @@
           <w:left w:val="nil"/>
           <w:bottom w:val="nil"/>
           <w:right w:val="nil"/>
-          <w:insideH w:val="single" w:sz="4" w:space="0" w:color="4C3B62"/>
+          <w:insideH w:val="single" w:color="4C3B62" w:sz="4" w:space="0"/>
           <w:insideV w:val="nil"/>
         </w:tcBorders>
         <w:shd w:val="clear" w:color="auto" w:fill="4C3B62"/>
@@ -12910,12 +13539,12 @@
       <w:tblStyleRowBandSize w:val="1"/>
       <w:tblStyleColBandSize w:val="1"/>
       <w:tblBorders>
-        <w:top w:val="single" w:sz="24" w:space="0" w:color="F79646"/>
-        <w:left w:val="single" w:sz="4" w:space="0" w:color="4BACC6"/>
-        <w:bottom w:val="single" w:sz="4" w:space="0" w:color="4BACC6"/>
-        <w:right w:val="single" w:sz="4" w:space="0" w:color="4BACC6"/>
-        <w:insideH w:val="single" w:sz="4" w:space="0" w:color="FFFFFF"/>
-        <w:insideV w:val="single" w:sz="4" w:space="0" w:color="FFFFFF"/>
+        <w:top w:val="single" w:color="F79646" w:sz="24" w:space="0"/>
+        <w:left w:val="single" w:color="4BACC6" w:sz="4" w:space="0"/>
+        <w:bottom w:val="single" w:color="4BACC6" w:sz="4" w:space="0"/>
+        <w:right w:val="single" w:color="4BACC6" w:sz="4" w:space="0"/>
+        <w:insideH w:val="single" w:color="FFFFFF" w:sz="4" w:space="0"/>
+        <w:insideV w:val="single" w:color="FFFFFF" w:sz="4" w:space="0"/>
       </w:tblBorders>
       <w:shd w:val="clear" w:color="auto" w:fill="EDF6F9"/>
     </w:tblPr>
@@ -12932,7 +13561,7 @@
         <w:tcBorders>
           <w:top w:val="nil"/>
           <w:left w:val="nil"/>
-          <w:bottom w:val="single" w:sz="24" w:space="0" w:color="F79646"/>
+          <w:bottom w:val="single" w:color="F79646" w:sz="24" w:space="0"/>
           <w:right w:val="nil"/>
           <w:insideH w:val="nil"/>
           <w:insideV w:val="nil"/>
@@ -12949,7 +13578,7 @@
       <w:tblPr/>
       <w:tcPr>
         <w:tcBorders>
-          <w:top w:val="single" w:sz="6" w:space="0" w:color="FFFFFF"/>
+          <w:top w:val="single" w:color="FFFFFF" w:sz="6" w:space="0"/>
         </w:tcBorders>
         <w:shd w:val="clear" w:color="auto" w:fill="276A7C"/>
       </w:tcPr>
@@ -12965,7 +13594,7 @@
           <w:left w:val="nil"/>
           <w:bottom w:val="nil"/>
           <w:right w:val="nil"/>
-          <w:insideH w:val="single" w:sz="4" w:space="0" w:color="276A7C"/>
+          <w:insideH w:val="single" w:color="276A7C" w:sz="4" w:space="0"/>
           <w:insideV w:val="nil"/>
         </w:tcBorders>
         <w:shd w:val="clear" w:color="auto" w:fill="276A7C"/>
@@ -13025,12 +13654,12 @@
       <w:tblStyleRowBandSize w:val="1"/>
       <w:tblStyleColBandSize w:val="1"/>
       <w:tblBorders>
-        <w:top w:val="single" w:sz="24" w:space="0" w:color="4BACC6"/>
-        <w:left w:val="single" w:sz="4" w:space="0" w:color="F79646"/>
-        <w:bottom w:val="single" w:sz="4" w:space="0" w:color="F79646"/>
-        <w:right w:val="single" w:sz="4" w:space="0" w:color="F79646"/>
-        <w:insideH w:val="single" w:sz="4" w:space="0" w:color="FFFFFF"/>
-        <w:insideV w:val="single" w:sz="4" w:space="0" w:color="FFFFFF"/>
+        <w:top w:val="single" w:color="4BACC6" w:sz="24" w:space="0"/>
+        <w:left w:val="single" w:color="F79646" w:sz="4" w:space="0"/>
+        <w:bottom w:val="single" w:color="F79646" w:sz="4" w:space="0"/>
+        <w:right w:val="single" w:color="F79646" w:sz="4" w:space="0"/>
+        <w:insideH w:val="single" w:color="FFFFFF" w:sz="4" w:space="0"/>
+        <w:insideV w:val="single" w:color="FFFFFF" w:sz="4" w:space="0"/>
       </w:tblBorders>
       <w:shd w:val="clear" w:color="auto" w:fill="FEF4EC"/>
     </w:tblPr>
@@ -13047,7 +13676,7 @@
         <w:tcBorders>
           <w:top w:val="nil"/>
           <w:left w:val="nil"/>
-          <w:bottom w:val="single" w:sz="24" w:space="0" w:color="4BACC6"/>
+          <w:bottom w:val="single" w:color="4BACC6" w:sz="24" w:space="0"/>
           <w:right w:val="nil"/>
           <w:insideH w:val="nil"/>
           <w:insideV w:val="nil"/>
@@ -13064,7 +13693,7 @@
       <w:tblPr/>
       <w:tcPr>
         <w:tcBorders>
-          <w:top w:val="single" w:sz="6" w:space="0" w:color="FFFFFF"/>
+          <w:top w:val="single" w:color="FFFFFF" w:sz="6" w:space="0"/>
         </w:tcBorders>
         <w:shd w:val="clear" w:color="auto" w:fill="B65608"/>
       </w:tcPr>
@@ -13080,7 +13709,7 @@
           <w:left w:val="nil"/>
           <w:bottom w:val="nil"/>
           <w:right w:val="nil"/>
-          <w:insideH w:val="single" w:sz="4" w:space="0" w:color="B65608"/>
+          <w:insideH w:val="single" w:color="B65608" w:sz="4" w:space="0"/>
           <w:insideV w:val="nil"/>
         </w:tcBorders>
         <w:shd w:val="clear" w:color="auto" w:fill="B65608"/>
@@ -13153,7 +13782,7 @@
       <w:tblPr/>
       <w:tcPr>
         <w:tcBorders>
-          <w:bottom w:val="single" w:sz="12" w:space="0" w:color="FFFFFF"/>
+          <w:bottom w:val="single" w:color="FFFFFF" w:sz="12" w:space="0"/>
         </w:tcBorders>
         <w:shd w:val="clear" w:color="auto" w:fill="9E3A38"/>
       </w:tcPr>
@@ -13167,7 +13796,7 @@
       <w:tblPr/>
       <w:tcPr>
         <w:tcBorders>
-          <w:top w:val="single" w:sz="12" w:space="0" w:color="000000"/>
+          <w:top w:val="single" w:color="000000" w:sz="12" w:space="0"/>
         </w:tcBorders>
         <w:shd w:val="clear" w:color="auto" w:fill="FFFFFF"/>
       </w:tcPr>
@@ -13232,7 +13861,7 @@
       <w:tblPr/>
       <w:tcPr>
         <w:tcBorders>
-          <w:bottom w:val="single" w:sz="12" w:space="0" w:color="FFFFFF"/>
+          <w:bottom w:val="single" w:color="FFFFFF" w:sz="12" w:space="0"/>
         </w:tcBorders>
         <w:shd w:val="clear" w:color="auto" w:fill="9E3A38"/>
       </w:tcPr>
@@ -13246,7 +13875,7 @@
       <w:tblPr/>
       <w:tcPr>
         <w:tcBorders>
-          <w:top w:val="single" w:sz="12" w:space="0" w:color="000000"/>
+          <w:top w:val="single" w:color="000000" w:sz="12" w:space="0"/>
         </w:tcBorders>
         <w:shd w:val="clear" w:color="auto" w:fill="FFFFFF"/>
       </w:tcPr>
@@ -13311,7 +13940,7 @@
       <w:tblPr/>
       <w:tcPr>
         <w:tcBorders>
-          <w:bottom w:val="single" w:sz="12" w:space="0" w:color="FFFFFF"/>
+          <w:bottom w:val="single" w:color="FFFFFF" w:sz="12" w:space="0"/>
         </w:tcBorders>
         <w:shd w:val="clear" w:color="auto" w:fill="9E3A38"/>
       </w:tcPr>
@@ -13325,7 +13954,7 @@
       <w:tblPr/>
       <w:tcPr>
         <w:tcBorders>
-          <w:top w:val="single" w:sz="12" w:space="0" w:color="000000"/>
+          <w:top w:val="single" w:color="000000" w:sz="12" w:space="0"/>
         </w:tcBorders>
         <w:shd w:val="clear" w:color="auto" w:fill="FFFFFF"/>
       </w:tcPr>
@@ -13390,7 +14019,7 @@
       <w:tblPr/>
       <w:tcPr>
         <w:tcBorders>
-          <w:bottom w:val="single" w:sz="12" w:space="0" w:color="FFFFFF"/>
+          <w:bottom w:val="single" w:color="FFFFFF" w:sz="12" w:space="0"/>
         </w:tcBorders>
         <w:shd w:val="clear" w:color="auto" w:fill="664E82"/>
       </w:tcPr>
@@ -13404,7 +14033,7 @@
       <w:tblPr/>
       <w:tcPr>
         <w:tcBorders>
-          <w:top w:val="single" w:sz="12" w:space="0" w:color="000000"/>
+          <w:top w:val="single" w:color="000000" w:sz="12" w:space="0"/>
         </w:tcBorders>
         <w:shd w:val="clear" w:color="auto" w:fill="FFFFFF"/>
       </w:tcPr>
@@ -13469,7 +14098,7 @@
       <w:tblPr/>
       <w:tcPr>
         <w:tcBorders>
-          <w:bottom w:val="single" w:sz="12" w:space="0" w:color="FFFFFF"/>
+          <w:bottom w:val="single" w:color="FFFFFF" w:sz="12" w:space="0"/>
         </w:tcBorders>
         <w:shd w:val="clear" w:color="auto" w:fill="7E9C40"/>
       </w:tcPr>
@@ -13483,7 +14112,7 @@
       <w:tblPr/>
       <w:tcPr>
         <w:tcBorders>
-          <w:top w:val="single" w:sz="12" w:space="0" w:color="000000"/>
+          <w:top w:val="single" w:color="000000" w:sz="12" w:space="0"/>
         </w:tcBorders>
         <w:shd w:val="clear" w:color="auto" w:fill="FFFFFF"/>
       </w:tcPr>
@@ -13548,7 +14177,7 @@
       <w:tblPr/>
       <w:tcPr>
         <w:tcBorders>
-          <w:bottom w:val="single" w:sz="12" w:space="0" w:color="FFFFFF"/>
+          <w:bottom w:val="single" w:color="FFFFFF" w:sz="12" w:space="0"/>
         </w:tcBorders>
         <w:shd w:val="clear" w:color="auto" w:fill="F2730A"/>
       </w:tcPr>
@@ -13562,7 +14191,7 @@
       <w:tblPr/>
       <w:tcPr>
         <w:tcBorders>
-          <w:top w:val="single" w:sz="12" w:space="0" w:color="000000"/>
+          <w:top w:val="single" w:color="000000" w:sz="12" w:space="0"/>
         </w:tcBorders>
         <w:shd w:val="clear" w:color="auto" w:fill="FFFFFF"/>
       </w:tcPr>
@@ -13627,7 +14256,7 @@
       <w:tblPr/>
       <w:tcPr>
         <w:tcBorders>
-          <w:bottom w:val="single" w:sz="12" w:space="0" w:color="FFFFFF"/>
+          <w:bottom w:val="single" w:color="FFFFFF" w:sz="12" w:space="0"/>
         </w:tcBorders>
         <w:shd w:val="clear" w:color="auto" w:fill="348DA5"/>
       </w:tcPr>
@@ -13641,7 +14270,7 @@
       <w:tblPr/>
       <w:tcPr>
         <w:tcBorders>
-          <w:top w:val="single" w:sz="12" w:space="0" w:color="000000"/>
+          <w:top w:val="single" w:color="000000" w:sz="12" w:space="0"/>
         </w:tcBorders>
         <w:shd w:val="clear" w:color="auto" w:fill="FFFFFF"/>
       </w:tcPr>
@@ -13693,7 +14322,7 @@
       <w:tblStyleRowBandSize w:val="1"/>
       <w:tblStyleColBandSize w:val="1"/>
       <w:tblBorders>
-        <w:insideH w:val="single" w:sz="4" w:space="0" w:color="FFFFFF"/>
+        <w:insideH w:val="single" w:color="FFFFFF" w:sz="4" w:space="0"/>
       </w:tblBorders>
       <w:shd w:val="clear" w:color="auto" w:fill="CCCCCC"/>
     </w:tblPr>
@@ -13766,7 +14395,7 @@
       <w:tblStyleRowBandSize w:val="1"/>
       <w:tblStyleColBandSize w:val="1"/>
       <w:tblBorders>
-        <w:insideH w:val="single" w:sz="4" w:space="0" w:color="FFFFFF"/>
+        <w:insideH w:val="single" w:color="FFFFFF" w:sz="4" w:space="0"/>
       </w:tblBorders>
       <w:shd w:val="clear" w:color="auto" w:fill="DBE5F1"/>
     </w:tblPr>
@@ -13839,7 +14468,7 @@
       <w:tblStyleRowBandSize w:val="1"/>
       <w:tblStyleColBandSize w:val="1"/>
       <w:tblBorders>
-        <w:insideH w:val="single" w:sz="4" w:space="0" w:color="FFFFFF"/>
+        <w:insideH w:val="single" w:color="FFFFFF" w:sz="4" w:space="0"/>
       </w:tblBorders>
       <w:shd w:val="clear" w:color="auto" w:fill="F2DBDB"/>
     </w:tblPr>
@@ -13912,7 +14541,7 @@
       <w:tblStyleRowBandSize w:val="1"/>
       <w:tblStyleColBandSize w:val="1"/>
       <w:tblBorders>
-        <w:insideH w:val="single" w:sz="4" w:space="0" w:color="FFFFFF"/>
+        <w:insideH w:val="single" w:color="FFFFFF" w:sz="4" w:space="0"/>
       </w:tblBorders>
       <w:shd w:val="clear" w:color="auto" w:fill="EAF1DD"/>
     </w:tblPr>
@@ -13985,7 +14614,7 @@
       <w:tblStyleRowBandSize w:val="1"/>
       <w:tblStyleColBandSize w:val="1"/>
       <w:tblBorders>
-        <w:insideH w:val="single" w:sz="4" w:space="0" w:color="FFFFFF"/>
+        <w:insideH w:val="single" w:color="FFFFFF" w:sz="4" w:space="0"/>
       </w:tblBorders>
       <w:shd w:val="clear" w:color="auto" w:fill="E5DFEC"/>
     </w:tblPr>
@@ -14058,7 +14687,7 @@
       <w:tblStyleRowBandSize w:val="1"/>
       <w:tblStyleColBandSize w:val="1"/>
       <w:tblBorders>
-        <w:insideH w:val="single" w:sz="4" w:space="0" w:color="FFFFFF"/>
+        <w:insideH w:val="single" w:color="FFFFFF" w:sz="4" w:space="0"/>
       </w:tblBorders>
       <w:shd w:val="clear" w:color="auto" w:fill="DAEEF3"/>
     </w:tblPr>
@@ -14131,7 +14760,7 @@
       <w:tblStyleRowBandSize w:val="1"/>
       <w:tblStyleColBandSize w:val="1"/>
       <w:tblBorders>
-        <w:insideH w:val="single" w:sz="4" w:space="0" w:color="FFFFFF"/>
+        <w:insideH w:val="single" w:color="FFFFFF" w:sz="4" w:space="0"/>
       </w:tblBorders>
       <w:shd w:val="clear" w:color="auto" w:fill="FDE9D9"/>
     </w:tblPr>
